--- a/penulisan bab/01 Laporan/laporan_v2.0.docx
+++ b/penulisan bab/01 Laporan/laporan_v2.0.docx
@@ -3534,7 +3534,7 @@
             <w:color w:val="000000"/>
             <w:lang w:val="en-ID"/>
           </w:rPr>
-          <w:tag w:val="MENDELEY_CITATION_v3_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"/>
+          <w:tag w:val="MENDELEY_CITATION_v3_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"/>
           <w:id w:val="1760179089"/>
           <w:placeholder>
             <w:docPart w:val="DefaultPlaceholder_-1854013440"/>
@@ -3794,7 +3794,7 @@
           <w:rPr>
             <w:color w:val="000000"/>
           </w:rPr>
-          <w:tag w:val="MENDELEY_CITATION_v3_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"/>
+          <w:tag w:val="MENDELEY_CITATION_v3_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"/>
           <w:id w:val="-1737616406"/>
           <w:placeholder>
             <w:docPart w:val="DefaultPlaceholder_-1854013440"/>
@@ -4848,25 +4848,7 @@
         <w:rPr>
           <w:rFonts w:ascii="Times New Roman" w:eastAsia="Times New Roman" w:hAnsi="Times New Roman" w:cs="Times New Roman"/>
         </w:rPr>
-        <w:t>.</w:t>
-      </w:r>
-      <w:r>
-        <w:rPr>
-          <w:rFonts w:ascii="Times New Roman" w:eastAsia="Times New Roman" w:hAnsi="Times New Roman" w:cs="Times New Roman"/>
-        </w:rPr>
-        <w:t xml:space="preserve"> (RAD)</w:t>
-      </w:r>
-      <w:r>
-        <w:rPr>
-          <w:rFonts w:ascii="Times New Roman" w:eastAsia="Times New Roman" w:hAnsi="Times New Roman" w:cs="Times New Roman"/>
-        </w:rPr>
-        <w:t xml:space="preserve"> Adapun tahapan pengembangan sistem meliputi</w:t>
-      </w:r>
-      <w:r>
-        <w:rPr>
-          <w:rFonts w:ascii="Times New Roman" w:eastAsia="Times New Roman" w:hAnsi="Times New Roman" w:cs="Times New Roman"/>
-        </w:rPr>
-        <w:t xml:space="preserve"> :</w:t>
+        <w:t>. (RAD) Adapun tahapan pengembangan sistem meliputi :</w:t>
       </w:r>
     </w:p>
     <w:p>
@@ -5096,17 +5078,7 @@
           <w:sz w:val="24"/>
           <w:szCs w:val="24"/>
         </w:rPr>
-        <w:t xml:space="preserve"> </w:t>
-      </w:r>
-      <w:r>
-        <w:rPr>
-          <w:rFonts w:ascii="Times New Roman" w:eastAsia="Times New Roman" w:hAnsi="Times New Roman" w:cs="Times New Roman"/>
-          <w:b/>
-          <w:bCs/>
-          <w:sz w:val="24"/>
-          <w:szCs w:val="24"/>
-        </w:rPr>
-        <w:t>Sistematika Penulisan</w:t>
+        <w:t xml:space="preserve"> Sistematika Penulisan</w:t>
       </w:r>
     </w:p>
     <w:p>
@@ -5380,19 +5352,1562 @@
     </w:p>
     <w:p>
       <w:pPr>
+        <w:spacing w:after="0" w:line="360" w:lineRule="auto"/>
+        <w:ind w:firstLine="720"/>
+        <w:jc w:val="both"/>
+        <w:rPr>
+          <w:rFonts w:ascii="Times New Roman" w:hAnsi="Times New Roman" w:cs="Times New Roman"/>
+          <w:sz w:val="24"/>
+          <w:szCs w:val="24"/>
+        </w:rPr>
+      </w:pPr>
+      <w:r>
+        <w:rPr>
+          <w:rFonts w:ascii="Times New Roman" w:hAnsi="Times New Roman" w:cs="Times New Roman"/>
+          <w:sz w:val="24"/>
+          <w:szCs w:val="24"/>
+        </w:rPr>
+        <w:t xml:space="preserve">melakukan penelitian yang membandingkan dua metode </w:t>
+      </w:r>
+      <w:r>
+        <w:rPr>
+          <w:rFonts w:ascii="Times New Roman" w:hAnsi="Times New Roman" w:cs="Times New Roman"/>
+          <w:i/>
+          <w:iCs/>
+          <w:sz w:val="24"/>
+          <w:szCs w:val="24"/>
+        </w:rPr>
+        <w:t>Automatic Speech Recognition</w:t>
+      </w:r>
+      <w:r>
+        <w:rPr>
+          <w:rFonts w:ascii="Times New Roman" w:hAnsi="Times New Roman" w:cs="Times New Roman"/>
+          <w:sz w:val="24"/>
+          <w:szCs w:val="24"/>
+        </w:rPr>
+        <w:t xml:space="preserve"> (ASR) berbasis </w:t>
+      </w:r>
+      <w:r>
+        <w:rPr>
+          <w:rFonts w:ascii="Times New Roman" w:hAnsi="Times New Roman" w:cs="Times New Roman"/>
+          <w:i/>
+          <w:iCs/>
+          <w:sz w:val="24"/>
+          <w:szCs w:val="24"/>
+        </w:rPr>
+        <w:t>deep learning</w:t>
+      </w:r>
+      <w:r>
+        <w:rPr>
+          <w:rFonts w:ascii="Times New Roman" w:hAnsi="Times New Roman" w:cs="Times New Roman"/>
+          <w:sz w:val="24"/>
+          <w:szCs w:val="24"/>
+        </w:rPr>
+        <w:t xml:space="preserve">, yaitu Wav2Vec 2.0 dan OpenAI-Whisper, untuk mentranskripsi bacaan Al-Qur'an secara otomatis. Dataset yang digunakan dalam penelitian tersebut berupa rekaman audio murottal Syeikh Mahmoud Al-Hussary yang diperoleh dari platform YouTube, mencakup 25 ayat dari berbagai surah Al-Qur'an dalam format </w:t>
+      </w:r>
+      <w:r>
+        <w:rPr>
+          <w:rFonts w:ascii="Times New Roman" w:hAnsi="Times New Roman" w:cs="Times New Roman"/>
+          <w:i/>
+          <w:iCs/>
+          <w:sz w:val="24"/>
+          <w:szCs w:val="24"/>
+        </w:rPr>
+        <w:t>wav</w:t>
+      </w:r>
+      <w:r>
+        <w:rPr>
+          <w:rFonts w:ascii="Times New Roman" w:hAnsi="Times New Roman" w:cs="Times New Roman"/>
+          <w:sz w:val="24"/>
+          <w:szCs w:val="24"/>
+        </w:rPr>
+        <w:t xml:space="preserve">. Proses penelitian melibatkan tahapan </w:t>
+      </w:r>
+      <w:r>
+        <w:rPr>
+          <w:rFonts w:ascii="Times New Roman" w:hAnsi="Times New Roman" w:cs="Times New Roman"/>
+          <w:i/>
+          <w:iCs/>
+          <w:sz w:val="24"/>
+          <w:szCs w:val="24"/>
+        </w:rPr>
+        <w:t>preprocessing</w:t>
+      </w:r>
+      <w:r>
+        <w:rPr>
+          <w:rFonts w:ascii="Times New Roman" w:hAnsi="Times New Roman" w:cs="Times New Roman"/>
+          <w:sz w:val="24"/>
+          <w:szCs w:val="24"/>
+        </w:rPr>
+        <w:t xml:space="preserve"> audio berupa pemotongan ayat dan </w:t>
+      </w:r>
+      <w:r>
+        <w:rPr>
+          <w:rFonts w:ascii="Times New Roman" w:hAnsi="Times New Roman" w:cs="Times New Roman"/>
+          <w:i/>
+          <w:iCs/>
+          <w:sz w:val="24"/>
+          <w:szCs w:val="24"/>
+        </w:rPr>
+        <w:t>resampling</w:t>
+      </w:r>
+      <w:r>
+        <w:rPr>
+          <w:rFonts w:ascii="Times New Roman" w:hAnsi="Times New Roman" w:cs="Times New Roman"/>
+          <w:sz w:val="24"/>
+          <w:szCs w:val="24"/>
+        </w:rPr>
+        <w:t xml:space="preserve">, serta </w:t>
+      </w:r>
+      <w:r>
+        <w:rPr>
+          <w:rFonts w:ascii="Times New Roman" w:hAnsi="Times New Roman" w:cs="Times New Roman"/>
+          <w:i/>
+          <w:iCs/>
+          <w:sz w:val="24"/>
+          <w:szCs w:val="24"/>
+        </w:rPr>
+        <w:t>preprocessing</w:t>
+      </w:r>
+      <w:r>
+        <w:rPr>
+          <w:rFonts w:ascii="Times New Roman" w:hAnsi="Times New Roman" w:cs="Times New Roman"/>
+          <w:sz w:val="24"/>
+          <w:szCs w:val="24"/>
+        </w:rPr>
+        <w:t xml:space="preserve"> teks yang mencakup </w:t>
+      </w:r>
+      <w:r>
+        <w:rPr>
+          <w:rFonts w:ascii="Times New Roman" w:hAnsi="Times New Roman" w:cs="Times New Roman"/>
+          <w:i/>
+          <w:iCs/>
+          <w:sz w:val="24"/>
+          <w:szCs w:val="24"/>
+        </w:rPr>
+        <w:t>tokenizing</w:t>
+      </w:r>
+      <w:r>
+        <w:rPr>
+          <w:rFonts w:ascii="Times New Roman" w:hAnsi="Times New Roman" w:cs="Times New Roman"/>
+          <w:sz w:val="24"/>
+          <w:szCs w:val="24"/>
+        </w:rPr>
+        <w:t>, penggantian huruf alif, dan penggabungan harakat. Model Wav2Vec 2.0 diimplementasikan menggunakan library Wav2Vec2ForCTC dan Wav2Vec2Processor, sedangkan OpenAI-Whisper menggunakan model tarteel-ai/whisper-tiny-ar-quran yang tersedia di platform Hugging Face dan telah di-</w:t>
+      </w:r>
+      <w:r>
+        <w:rPr>
+          <w:rFonts w:ascii="Times New Roman" w:hAnsi="Times New Roman" w:cs="Times New Roman"/>
+          <w:i/>
+          <w:iCs/>
+          <w:sz w:val="24"/>
+          <w:szCs w:val="24"/>
+        </w:rPr>
+        <w:t>fine-tune</w:t>
+      </w:r>
+      <w:r>
+        <w:rPr>
+          <w:rFonts w:ascii="Times New Roman" w:hAnsi="Times New Roman" w:cs="Times New Roman"/>
+          <w:sz w:val="24"/>
+          <w:szCs w:val="24"/>
+        </w:rPr>
+        <w:t xml:space="preserve"> khusus untuk bacaan Al-Qur'an. Evaluasi dilakukan menggunakan metrik </w:t>
+      </w:r>
+      <w:r>
+        <w:rPr>
+          <w:rFonts w:ascii="Times New Roman" w:hAnsi="Times New Roman" w:cs="Times New Roman"/>
+          <w:i/>
+          <w:iCs/>
+          <w:sz w:val="24"/>
+          <w:szCs w:val="24"/>
+        </w:rPr>
+        <w:t>Character Error Rate</w:t>
+      </w:r>
+      <w:r>
+        <w:rPr>
+          <w:rFonts w:ascii="Times New Roman" w:hAnsi="Times New Roman" w:cs="Times New Roman"/>
+          <w:sz w:val="24"/>
+          <w:szCs w:val="24"/>
+        </w:rPr>
+        <w:t xml:space="preserve"> (CER), di mana hasil penelitian menunjukkan bahwa metode OpenAI-Whisper menghasilkan performa yang lebih unggul dengan nilai CER berkisar antara 6% hingga 17%, dibandingkan Wav2Vec 2.0 yang mencapai CER antara 24% hingga 58%. Penelitian ini menyimpulkan bahwa OpenAI-Whisper lebih akurat dalam mentranskripsi bacaan Al-Qur'an karena arsitektur </w:t>
+      </w:r>
+      <w:r>
+        <w:rPr>
+          <w:rFonts w:ascii="Times New Roman" w:hAnsi="Times New Roman" w:cs="Times New Roman"/>
+          <w:i/>
+          <w:iCs/>
+          <w:sz w:val="24"/>
+          <w:szCs w:val="24"/>
+        </w:rPr>
+        <w:t>transformer encoder-decoder</w:t>
+      </w:r>
+      <w:r>
+        <w:rPr>
+          <w:rFonts w:ascii="Times New Roman" w:hAnsi="Times New Roman" w:cs="Times New Roman"/>
+          <w:sz w:val="24"/>
+          <w:szCs w:val="24"/>
+        </w:rPr>
+        <w:t xml:space="preserve"> yang digunakannya mampu memahami konteks bahasa Arab Qur'ani secara lebih komprehensif dibandingkan pendekatan berbasis CNN pada Wav2Vec 2.0.</w:t>
+      </w:r>
+    </w:p>
+    <w:p>
+      <w:pPr>
+        <w:spacing w:after="0" w:line="360" w:lineRule="auto"/>
+        <w:ind w:firstLine="720"/>
+        <w:jc w:val="both"/>
+        <w:rPr>
+          <w:rFonts w:ascii="Times New Roman" w:hAnsi="Times New Roman" w:cs="Times New Roman"/>
+          <w:sz w:val="24"/>
+          <w:szCs w:val="24"/>
+        </w:rPr>
+      </w:pPr>
+      <w:r>
+        <w:rPr>
+          <w:rFonts w:ascii="Times New Roman" w:hAnsi="Times New Roman" w:cs="Times New Roman"/>
+          <w:sz w:val="24"/>
+          <w:szCs w:val="24"/>
+        </w:rPr>
+        <w:t xml:space="preserve">Sujjada, Insany, dan Nugraha (2024) mengembangkan sebuah aplikasi Android berbasis </w:t>
+      </w:r>
+      <w:r>
+        <w:rPr>
+          <w:rFonts w:ascii="Times New Roman" w:hAnsi="Times New Roman" w:cs="Times New Roman"/>
+          <w:i/>
+          <w:iCs/>
+          <w:sz w:val="24"/>
+          <w:szCs w:val="24"/>
+        </w:rPr>
+        <w:t>Automatic Speech Recognition</w:t>
+      </w:r>
+      <w:r>
+        <w:rPr>
+          <w:rFonts w:ascii="Times New Roman" w:hAnsi="Times New Roman" w:cs="Times New Roman"/>
+          <w:sz w:val="24"/>
+          <w:szCs w:val="24"/>
+        </w:rPr>
+        <w:t xml:space="preserve"> untuk penilaian hafalan Al-Qur'an dengan menerapkan metode Muroja'ah sebagai pendekatan pedagogis. Penelitian tersebut menggunakan layanan Google Speech API sebagai </w:t>
+      </w:r>
+      <w:r>
+        <w:rPr>
+          <w:rFonts w:ascii="Times New Roman" w:hAnsi="Times New Roman" w:cs="Times New Roman"/>
+          <w:i/>
+          <w:iCs/>
+          <w:sz w:val="24"/>
+          <w:szCs w:val="24"/>
+        </w:rPr>
+        <w:t>engine</w:t>
+      </w:r>
+      <w:r>
+        <w:rPr>
+          <w:rFonts w:ascii="Times New Roman" w:hAnsi="Times New Roman" w:cs="Times New Roman"/>
+          <w:sz w:val="24"/>
+          <w:szCs w:val="24"/>
+        </w:rPr>
+        <w:t xml:space="preserve"> ASR yang diintegrasikan ke dalam aplikasi Android yang dibangun menggunakan bahasa pemrograman Kotlin, dengan sumber data teks Al-Qur'an yang diperoleh dari kombinasi </w:t>
+      </w:r>
+      <w:r>
+        <w:rPr>
+          <w:rFonts w:ascii="Times New Roman" w:hAnsi="Times New Roman" w:cs="Times New Roman"/>
+          <w:sz w:val="24"/>
+          <w:szCs w:val="24"/>
+          <w:highlight w:val="yellow"/>
+        </w:rPr>
+        <w:t>api.alquran.cloud</w:t>
+      </w:r>
+      <w:r>
+        <w:rPr>
+          <w:rFonts w:ascii="Times New Roman" w:hAnsi="Times New Roman" w:cs="Times New Roman"/>
+          <w:sz w:val="24"/>
+          <w:szCs w:val="24"/>
+        </w:rPr>
+        <w:t xml:space="preserve"> dan </w:t>
+      </w:r>
+      <w:r>
+        <w:rPr>
+          <w:rFonts w:ascii="Times New Roman" w:hAnsi="Times New Roman" w:cs="Times New Roman"/>
+          <w:sz w:val="24"/>
+          <w:szCs w:val="24"/>
+          <w:highlight w:val="yellow"/>
+        </w:rPr>
+        <w:t>quran.kemenag.go.id</w:t>
+      </w:r>
+      <w:r>
+        <w:rPr>
+          <w:rFonts w:ascii="Times New Roman" w:hAnsi="Times New Roman" w:cs="Times New Roman"/>
+          <w:sz w:val="24"/>
+          <w:szCs w:val="24"/>
+        </w:rPr>
+        <w:t xml:space="preserve"> yang digabungkan ke dalam satu file JSON. Sistem yang dikembangkan memungkinkan pengguna merekam </w:t>
+      </w:r>
+      <w:r>
+        <w:rPr>
+          <w:rFonts w:ascii="Times New Roman" w:hAnsi="Times New Roman" w:cs="Times New Roman"/>
+          <w:sz w:val="24"/>
+          <w:szCs w:val="24"/>
+        </w:rPr>
+        <w:lastRenderedPageBreak/>
+        <w:t xml:space="preserve">bacaan hafalan Al-Qur'an melalui fungsi </w:t>
+      </w:r>
+      <w:r>
+        <w:rPr>
+          <w:rFonts w:ascii="Times New Roman" w:hAnsi="Times New Roman" w:cs="Times New Roman"/>
+          <w:sz w:val="24"/>
+          <w:szCs w:val="24"/>
+          <w:highlight w:val="yellow"/>
+        </w:rPr>
+        <w:t>startRecording()</w:t>
+      </w:r>
+      <w:r>
+        <w:rPr>
+          <w:rFonts w:ascii="Times New Roman" w:hAnsi="Times New Roman" w:cs="Times New Roman"/>
+          <w:sz w:val="24"/>
+          <w:szCs w:val="24"/>
+        </w:rPr>
+        <w:t xml:space="preserve"> dan </w:t>
+      </w:r>
+      <w:r>
+        <w:rPr>
+          <w:rFonts w:ascii="Times New Roman" w:hAnsi="Times New Roman" w:cs="Times New Roman"/>
+          <w:sz w:val="24"/>
+          <w:szCs w:val="24"/>
+          <w:highlight w:val="yellow"/>
+        </w:rPr>
+        <w:t>stopRecording()</w:t>
+      </w:r>
+      <w:r>
+        <w:rPr>
+          <w:rFonts w:ascii="Times New Roman" w:hAnsi="Times New Roman" w:cs="Times New Roman"/>
+          <w:sz w:val="24"/>
+          <w:szCs w:val="24"/>
+        </w:rPr>
+        <w:t xml:space="preserve">, di mana hasil rekaman kemudian ditranskripsi secara otomatis oleh Google Speech API dan dibandingkan dengan teks referensi Al-Qur'an menggunakan algoritma </w:t>
+      </w:r>
+      <w:r>
+        <w:rPr>
+          <w:rFonts w:ascii="Times New Roman" w:hAnsi="Times New Roman" w:cs="Times New Roman"/>
+          <w:i/>
+          <w:iCs/>
+          <w:sz w:val="24"/>
+          <w:szCs w:val="24"/>
+        </w:rPr>
+        <w:t>Jaro-Winkler Similarity</w:t>
+      </w:r>
+      <w:r>
+        <w:rPr>
+          <w:rFonts w:ascii="Times New Roman" w:hAnsi="Times New Roman" w:cs="Times New Roman"/>
+          <w:sz w:val="24"/>
+          <w:szCs w:val="24"/>
+        </w:rPr>
+        <w:t xml:space="preserve"> untuk menghasilkan skor kemiripan sebagai dasar penilaian hafalan. Selain fitur penilaian hafalan, aplikasi ini juga dilengkapi dengan fitur notifikasi pengingat berbasis AlarmManager yang berfungsi untuk mendisiplinkan jadwal muroja'ah santri secara berkala. Pengembangan sistem dilakukan menggunakan metode </w:t>
+      </w:r>
+      <w:r>
+        <w:rPr>
+          <w:rFonts w:ascii="Times New Roman" w:hAnsi="Times New Roman" w:cs="Times New Roman"/>
+          <w:i/>
+          <w:iCs/>
+          <w:sz w:val="24"/>
+          <w:szCs w:val="24"/>
+        </w:rPr>
+        <w:t>Rapid Application Development</w:t>
+      </w:r>
+      <w:r>
+        <w:rPr>
+          <w:rFonts w:ascii="Times New Roman" w:hAnsi="Times New Roman" w:cs="Times New Roman"/>
+          <w:sz w:val="24"/>
+          <w:szCs w:val="24"/>
+        </w:rPr>
+        <w:t xml:space="preserve"> (RAD) dan diuji menggunakan metode </w:t>
+      </w:r>
+      <w:r>
+        <w:rPr>
+          <w:rFonts w:ascii="Times New Roman" w:hAnsi="Times New Roman" w:cs="Times New Roman"/>
+          <w:i/>
+          <w:iCs/>
+          <w:sz w:val="24"/>
+          <w:szCs w:val="24"/>
+        </w:rPr>
+        <w:t>blackbox testing</w:t>
+      </w:r>
+      <w:r>
+        <w:rPr>
+          <w:rFonts w:ascii="Times New Roman" w:hAnsi="Times New Roman" w:cs="Times New Roman"/>
+          <w:sz w:val="24"/>
+          <w:szCs w:val="24"/>
+        </w:rPr>
+        <w:t>, dengan hasil pengujian menunjukkan bahwa seluruh fitur aplikasi berjalan valid sesuai dengan spesifikasi yang diharapkan, termasuk fitur rekam suara, penilaian hafalan, dan notifikasi pengingat.</w:t>
+      </w:r>
+    </w:p>
+    <w:p>
+      <w:pPr>
+        <w:spacing w:after="0" w:line="360" w:lineRule="auto"/>
+        <w:ind w:firstLine="720"/>
+        <w:jc w:val="both"/>
+        <w:rPr>
+          <w:rFonts w:ascii="Times New Roman" w:hAnsi="Times New Roman" w:cs="Times New Roman"/>
+          <w:sz w:val="24"/>
+          <w:szCs w:val="24"/>
+        </w:rPr>
+      </w:pPr>
+      <w:r>
+        <w:rPr>
+          <w:rFonts w:ascii="Times New Roman" w:hAnsi="Times New Roman" w:cs="Times New Roman"/>
+          <w:sz w:val="24"/>
+          <w:szCs w:val="24"/>
+        </w:rPr>
+        <w:t xml:space="preserve">Syaifullah dan Ghufron (2024) mengembangkan sistem deteksi kesalahan bacaan Al-Qur'an berbasis </w:t>
+      </w:r>
+      <w:r>
+        <w:rPr>
+          <w:rFonts w:ascii="Times New Roman" w:hAnsi="Times New Roman" w:cs="Times New Roman"/>
+          <w:i/>
+          <w:iCs/>
+          <w:sz w:val="24"/>
+          <w:szCs w:val="24"/>
+        </w:rPr>
+        <w:t>Automatic Speech Recognition</w:t>
+      </w:r>
+      <w:r>
+        <w:rPr>
+          <w:rFonts w:ascii="Times New Roman" w:hAnsi="Times New Roman" w:cs="Times New Roman"/>
+          <w:sz w:val="24"/>
+          <w:szCs w:val="24"/>
+        </w:rPr>
+        <w:t xml:space="preserve"> menggunakan model Wav2Vec 2.0 yang diimplementasikan dalam aplikasi mobile berbasis React Native. Dataset yang digunakan dalam penelitian tersebut diperoleh dari platform Kaggle berupa kumpulan audio bacaan Al-Qur'an dari berbagai qari dengan transkripsi teks dalam format CSV, yang kemudian diseleksi hanya pada surah-surah dalam Juz 30 dengan pertimbangan efisiensi komputasi. Proses </w:t>
+      </w:r>
+      <w:r>
+        <w:rPr>
+          <w:rFonts w:ascii="Times New Roman" w:hAnsi="Times New Roman" w:cs="Times New Roman"/>
+          <w:i/>
+          <w:iCs/>
+          <w:sz w:val="24"/>
+          <w:szCs w:val="24"/>
+        </w:rPr>
+        <w:t>preprocessing</w:t>
+      </w:r>
+      <w:r>
+        <w:rPr>
+          <w:rFonts w:ascii="Times New Roman" w:hAnsi="Times New Roman" w:cs="Times New Roman"/>
+          <w:sz w:val="24"/>
+          <w:szCs w:val="24"/>
+        </w:rPr>
+        <w:t xml:space="preserve"> data mencakup pembersihan </w:t>
+      </w:r>
+      <w:r>
+        <w:rPr>
+          <w:rFonts w:ascii="Times New Roman" w:hAnsi="Times New Roman" w:cs="Times New Roman"/>
+          <w:i/>
+          <w:iCs/>
+          <w:sz w:val="24"/>
+          <w:szCs w:val="24"/>
+        </w:rPr>
+        <w:t>noise</w:t>
+      </w:r>
+      <w:r>
+        <w:rPr>
+          <w:rFonts w:ascii="Times New Roman" w:hAnsi="Times New Roman" w:cs="Times New Roman"/>
+          <w:sz w:val="24"/>
+          <w:szCs w:val="24"/>
+        </w:rPr>
+        <w:t xml:space="preserve">, segmentasi audio per ayat secara manual, dan normalisasi ke format mono 16-bit dengan </w:t>
+      </w:r>
+      <w:r>
+        <w:rPr>
+          <w:rFonts w:ascii="Times New Roman" w:hAnsi="Times New Roman" w:cs="Times New Roman"/>
+          <w:i/>
+          <w:iCs/>
+          <w:sz w:val="24"/>
+          <w:szCs w:val="24"/>
+        </w:rPr>
+        <w:t>sample rate</w:t>
+      </w:r>
+      <w:r>
+        <w:rPr>
+          <w:rFonts w:ascii="Times New Roman" w:hAnsi="Times New Roman" w:cs="Times New Roman"/>
+          <w:sz w:val="24"/>
+          <w:szCs w:val="24"/>
+        </w:rPr>
+        <w:t xml:space="preserve"> 16kHz, diikuti pembagian dataset dengan rasio 70% </w:t>
+      </w:r>
+      <w:r>
+        <w:rPr>
+          <w:rFonts w:ascii="Times New Roman" w:hAnsi="Times New Roman" w:cs="Times New Roman"/>
+          <w:i/>
+          <w:iCs/>
+          <w:sz w:val="24"/>
+          <w:szCs w:val="24"/>
+        </w:rPr>
+        <w:t>training</w:t>
+      </w:r>
+      <w:r>
+        <w:rPr>
+          <w:rFonts w:ascii="Times New Roman" w:hAnsi="Times New Roman" w:cs="Times New Roman"/>
+          <w:sz w:val="24"/>
+          <w:szCs w:val="24"/>
+        </w:rPr>
+        <w:t xml:space="preserve">, 20% </w:t>
+      </w:r>
+      <w:r>
+        <w:rPr>
+          <w:rFonts w:ascii="Times New Roman" w:hAnsi="Times New Roman" w:cs="Times New Roman"/>
+          <w:i/>
+          <w:iCs/>
+          <w:sz w:val="24"/>
+          <w:szCs w:val="24"/>
+        </w:rPr>
+        <w:t>validation</w:t>
+      </w:r>
+      <w:r>
+        <w:rPr>
+          <w:rFonts w:ascii="Times New Roman" w:hAnsi="Times New Roman" w:cs="Times New Roman"/>
+          <w:sz w:val="24"/>
+          <w:szCs w:val="24"/>
+        </w:rPr>
+        <w:t xml:space="preserve">, dan 10% </w:t>
+      </w:r>
+      <w:r>
+        <w:rPr>
+          <w:rFonts w:ascii="Times New Roman" w:hAnsi="Times New Roman" w:cs="Times New Roman"/>
+          <w:i/>
+          <w:iCs/>
+          <w:sz w:val="24"/>
+          <w:szCs w:val="24"/>
+        </w:rPr>
+        <w:t>testing</w:t>
+      </w:r>
+      <w:r>
+        <w:rPr>
+          <w:rFonts w:ascii="Times New Roman" w:hAnsi="Times New Roman" w:cs="Times New Roman"/>
+          <w:sz w:val="24"/>
+          <w:szCs w:val="24"/>
+        </w:rPr>
+        <w:t xml:space="preserve">. Model yang digunakan adalah </w:t>
+      </w:r>
+      <w:r>
+        <w:rPr>
+          <w:rFonts w:ascii="Times New Roman" w:hAnsi="Times New Roman" w:cs="Times New Roman"/>
+          <w:sz w:val="24"/>
+          <w:szCs w:val="24"/>
+          <w:highlight w:val="yellow"/>
+        </w:rPr>
+        <w:t>jonatasgrosman/wav2vec2-large-xlsr-53-arabic</w:t>
+      </w:r>
+      <w:r>
+        <w:rPr>
+          <w:rFonts w:ascii="Times New Roman" w:hAnsi="Times New Roman" w:cs="Times New Roman"/>
+          <w:sz w:val="24"/>
+          <w:szCs w:val="24"/>
+        </w:rPr>
+        <w:t xml:space="preserve"> yang kemudian di-</w:t>
+      </w:r>
+      <w:r>
+        <w:rPr>
+          <w:rFonts w:ascii="Times New Roman" w:hAnsi="Times New Roman" w:cs="Times New Roman"/>
+          <w:i/>
+          <w:iCs/>
+          <w:sz w:val="24"/>
+          <w:szCs w:val="24"/>
+        </w:rPr>
+        <w:t>fine-tune</w:t>
+      </w:r>
+      <w:r>
+        <w:rPr>
+          <w:rFonts w:ascii="Times New Roman" w:hAnsi="Times New Roman" w:cs="Times New Roman"/>
+          <w:sz w:val="24"/>
+          <w:szCs w:val="24"/>
+        </w:rPr>
+        <w:t xml:space="preserve"> menggunakan dataset audio Al-Qur'an melalui empat konfigurasi hyperparameter yang berbeda, dengan konfigurasi terbaik menghasilkan nilai </w:t>
+      </w:r>
+      <w:r>
+        <w:rPr>
+          <w:rFonts w:ascii="Times New Roman" w:hAnsi="Times New Roman" w:cs="Times New Roman"/>
+          <w:i/>
+          <w:iCs/>
+          <w:sz w:val="24"/>
+          <w:szCs w:val="24"/>
+        </w:rPr>
+        <w:t>Word Error Rate</w:t>
+      </w:r>
+      <w:r>
+        <w:rPr>
+          <w:rFonts w:ascii="Times New Roman" w:hAnsi="Times New Roman" w:cs="Times New Roman"/>
+          <w:sz w:val="24"/>
+          <w:szCs w:val="24"/>
+        </w:rPr>
+        <w:t xml:space="preserve"> (WER) sebesar 0,367. Sistem yang dibangun mampu mendeteksi dan mengkategorikan kesalahan bacaan menjadi dua jenis, yaitu kesalahan harakat dan kesalahan huruf, menggunakan pustaka SequenceMatcher berbasis konsep </w:t>
+      </w:r>
+      <w:r>
+        <w:rPr>
+          <w:rFonts w:ascii="Times New Roman" w:hAnsi="Times New Roman" w:cs="Times New Roman"/>
+          <w:i/>
+          <w:iCs/>
+          <w:sz w:val="24"/>
+          <w:szCs w:val="24"/>
+        </w:rPr>
+        <w:t>Edit Distance</w:t>
+      </w:r>
+      <w:r>
+        <w:rPr>
+          <w:rFonts w:ascii="Times New Roman" w:hAnsi="Times New Roman" w:cs="Times New Roman"/>
+          <w:sz w:val="24"/>
+          <w:szCs w:val="24"/>
+        </w:rPr>
+        <w:t xml:space="preserve"> dan </w:t>
+      </w:r>
+      <w:r>
+        <w:rPr>
+          <w:rFonts w:ascii="Times New Roman" w:hAnsi="Times New Roman" w:cs="Times New Roman"/>
+          <w:i/>
+          <w:iCs/>
+          <w:sz w:val="24"/>
+          <w:szCs w:val="24"/>
+        </w:rPr>
+        <w:t>Longest Common Subsequence</w:t>
+      </w:r>
+      <w:r>
+        <w:rPr>
+          <w:rFonts w:ascii="Times New Roman" w:hAnsi="Times New Roman" w:cs="Times New Roman"/>
+          <w:sz w:val="24"/>
+          <w:szCs w:val="24"/>
+        </w:rPr>
+        <w:t xml:space="preserve">, yang kemudian ditampilkan kepada pengguna dalam bentuk </w:t>
+      </w:r>
+      <w:r>
+        <w:rPr>
+          <w:rFonts w:ascii="Times New Roman" w:hAnsi="Times New Roman" w:cs="Times New Roman"/>
+          <w:i/>
+          <w:iCs/>
+          <w:sz w:val="24"/>
+          <w:szCs w:val="24"/>
+        </w:rPr>
+        <w:t>highlight</w:t>
+      </w:r>
+      <w:r>
+        <w:rPr>
+          <w:rFonts w:ascii="Times New Roman" w:hAnsi="Times New Roman" w:cs="Times New Roman"/>
+          <w:sz w:val="24"/>
+          <w:szCs w:val="24"/>
+        </w:rPr>
+        <w:t xml:space="preserve"> visual pada bagian teks yang salah melalui antarmuka aplikasi mobile.</w:t>
+      </w:r>
+    </w:p>
+    <w:p>
+      <w:pPr>
+        <w:spacing w:after="0" w:line="360" w:lineRule="auto"/>
+        <w:ind w:firstLine="720"/>
+        <w:jc w:val="both"/>
+        <w:rPr>
+          <w:rFonts w:ascii="Times New Roman" w:hAnsi="Times New Roman" w:cs="Times New Roman"/>
+          <w:sz w:val="24"/>
+          <w:szCs w:val="24"/>
+        </w:rPr>
+      </w:pPr>
+    </w:p>
+    <w:p>
+      <w:pPr>
+        <w:spacing w:after="0" w:line="360" w:lineRule="auto"/>
+        <w:ind w:firstLine="720"/>
+        <w:jc w:val="both"/>
+        <w:rPr>
+          <w:rFonts w:ascii="Times New Roman" w:hAnsi="Times New Roman" w:cs="Times New Roman"/>
+          <w:sz w:val="24"/>
+          <w:szCs w:val="24"/>
+        </w:rPr>
+      </w:pPr>
+    </w:p>
+    <w:p>
+      <w:pPr>
+        <w:spacing w:after="0" w:line="360" w:lineRule="auto"/>
+        <w:jc w:val="center"/>
+        <w:rPr>
+          <w:rFonts w:ascii="Times New Roman" w:hAnsi="Times New Roman" w:cs="Times New Roman"/>
+          <w:sz w:val="24"/>
+          <w:szCs w:val="24"/>
+        </w:rPr>
+      </w:pPr>
+      <w:r>
+        <w:rPr>
+          <w:rFonts w:ascii="Times New Roman" w:hAnsi="Times New Roman" w:cs="Times New Roman"/>
+          <w:b/>
+          <w:bCs/>
+          <w:sz w:val="24"/>
+          <w:szCs w:val="24"/>
+          <w:lang w:val="en-US"/>
+        </w:rPr>
+        <w:lastRenderedPageBreak/>
+        <w:t>Tabel 2.1 Penelitian Terdahulu</w:t>
+      </w:r>
+    </w:p>
+    <w:tbl>
+      <w:tblPr>
+        <w:tblStyle w:val="TableGrid"/>
+        <w:tblW w:w="0" w:type="auto"/>
+        <w:tblLook w:val="04A0" w:firstRow="1" w:lastRow="0" w:firstColumn="1" w:lastColumn="0" w:noHBand="0" w:noVBand="1"/>
+      </w:tblPr>
+      <w:tblGrid>
+        <w:gridCol w:w="510"/>
+        <w:gridCol w:w="1418"/>
+        <w:gridCol w:w="1780"/>
+        <w:gridCol w:w="2120"/>
+        <w:gridCol w:w="2099"/>
+      </w:tblGrid>
+      <w:tr>
+        <w:tc>
+          <w:tcPr>
+            <w:tcW w:w="0" w:type="auto"/>
+            <w:hideMark/>
+          </w:tcPr>
+          <w:p>
+            <w:pPr>
+              <w:spacing w:line="360" w:lineRule="auto"/>
+              <w:jc w:val="both"/>
+              <w:rPr>
+                <w:rFonts w:ascii="Times New Roman" w:hAnsi="Times New Roman" w:cs="Times New Roman"/>
+                <w:b/>
+                <w:bCs/>
+                <w:lang w:val="en-US"/>
+              </w:rPr>
+            </w:pPr>
+            <w:r>
+              <w:rPr>
+                <w:rFonts w:ascii="Times New Roman" w:hAnsi="Times New Roman" w:cs="Times New Roman"/>
+                <w:b/>
+                <w:bCs/>
+                <w:lang w:val="en-US"/>
+              </w:rPr>
+              <w:t>No</w:t>
+            </w:r>
+          </w:p>
+        </w:tc>
+        <w:tc>
+          <w:tcPr>
+            <w:tcW w:w="0" w:type="auto"/>
+            <w:hideMark/>
+          </w:tcPr>
+          <w:p>
+            <w:pPr>
+              <w:spacing w:line="360" w:lineRule="auto"/>
+              <w:jc w:val="both"/>
+              <w:rPr>
+                <w:rFonts w:ascii="Times New Roman" w:hAnsi="Times New Roman" w:cs="Times New Roman"/>
+                <w:b/>
+                <w:bCs/>
+                <w:lang w:val="en-US"/>
+              </w:rPr>
+            </w:pPr>
+            <w:r>
+              <w:rPr>
+                <w:rFonts w:ascii="Times New Roman" w:hAnsi="Times New Roman" w:cs="Times New Roman"/>
+                <w:b/>
+                <w:bCs/>
+                <w:lang w:val="en-US"/>
+              </w:rPr>
+              <w:t>Nama (Tahun)</w:t>
+            </w:r>
+          </w:p>
+        </w:tc>
+        <w:tc>
+          <w:tcPr>
+            <w:tcW w:w="0" w:type="auto"/>
+            <w:hideMark/>
+          </w:tcPr>
+          <w:p>
+            <w:pPr>
+              <w:spacing w:line="360" w:lineRule="auto"/>
+              <w:jc w:val="both"/>
+              <w:rPr>
+                <w:rFonts w:ascii="Times New Roman" w:hAnsi="Times New Roman" w:cs="Times New Roman"/>
+                <w:b/>
+                <w:bCs/>
+                <w:lang w:val="en-US"/>
+              </w:rPr>
+            </w:pPr>
+            <w:r>
+              <w:rPr>
+                <w:rFonts w:ascii="Times New Roman" w:hAnsi="Times New Roman" w:cs="Times New Roman"/>
+                <w:b/>
+                <w:bCs/>
+                <w:lang w:val="en-US"/>
+              </w:rPr>
+              <w:t>Judul Penelitian</w:t>
+            </w:r>
+          </w:p>
+        </w:tc>
+        <w:tc>
+          <w:tcPr>
+            <w:tcW w:w="0" w:type="auto"/>
+            <w:hideMark/>
+          </w:tcPr>
+          <w:p>
+            <w:pPr>
+              <w:spacing w:line="360" w:lineRule="auto"/>
+              <w:jc w:val="both"/>
+              <w:rPr>
+                <w:rFonts w:ascii="Times New Roman" w:hAnsi="Times New Roman" w:cs="Times New Roman"/>
+                <w:b/>
+                <w:bCs/>
+                <w:lang w:val="en-US"/>
+              </w:rPr>
+            </w:pPr>
+            <w:r>
+              <w:rPr>
+                <w:rFonts w:ascii="Times New Roman" w:hAnsi="Times New Roman" w:cs="Times New Roman"/>
+                <w:b/>
+                <w:bCs/>
+                <w:lang w:val="en-US"/>
+              </w:rPr>
+              <w:t>Metode</w:t>
+            </w:r>
+          </w:p>
+        </w:tc>
+        <w:tc>
+          <w:tcPr>
+            <w:tcW w:w="0" w:type="auto"/>
+            <w:hideMark/>
+          </w:tcPr>
+          <w:p>
+            <w:pPr>
+              <w:spacing w:line="360" w:lineRule="auto"/>
+              <w:jc w:val="both"/>
+              <w:rPr>
+                <w:rFonts w:ascii="Times New Roman" w:hAnsi="Times New Roman" w:cs="Times New Roman"/>
+                <w:b/>
+                <w:bCs/>
+                <w:lang w:val="en-US"/>
+              </w:rPr>
+            </w:pPr>
+            <w:r>
+              <w:rPr>
+                <w:rFonts w:ascii="Times New Roman" w:hAnsi="Times New Roman" w:cs="Times New Roman"/>
+                <w:b/>
+                <w:bCs/>
+                <w:lang w:val="en-US"/>
+              </w:rPr>
+              <w:t>Hasil Penelitian</w:t>
+            </w:r>
+          </w:p>
+        </w:tc>
+      </w:tr>
+      <w:tr>
+        <w:tc>
+          <w:tcPr>
+            <w:tcW w:w="0" w:type="auto"/>
+            <w:hideMark/>
+          </w:tcPr>
+          <w:p>
+            <w:pPr>
+              <w:spacing w:line="360" w:lineRule="auto"/>
+              <w:jc w:val="both"/>
+              <w:rPr>
+                <w:rFonts w:ascii="Times New Roman" w:hAnsi="Times New Roman" w:cs="Times New Roman"/>
+                <w:lang w:val="en-US"/>
+              </w:rPr>
+            </w:pPr>
+            <w:r>
+              <w:rPr>
+                <w:rFonts w:ascii="Times New Roman" w:hAnsi="Times New Roman" w:cs="Times New Roman"/>
+                <w:lang w:val="en-US"/>
+              </w:rPr>
+              <w:t>1</w:t>
+            </w:r>
+          </w:p>
+        </w:tc>
+        <w:tc>
+          <w:tcPr>
+            <w:tcW w:w="0" w:type="auto"/>
+            <w:hideMark/>
+          </w:tcPr>
+          <w:p>
+            <w:pPr>
+              <w:spacing w:line="360" w:lineRule="auto"/>
+              <w:jc w:val="both"/>
+              <w:rPr>
+                <w:rFonts w:ascii="Times New Roman" w:hAnsi="Times New Roman" w:cs="Times New Roman"/>
+                <w:lang w:val="en-US"/>
+              </w:rPr>
+            </w:pPr>
+            <w:r>
+              <w:rPr>
+                <w:rFonts w:ascii="Times New Roman" w:hAnsi="Times New Roman" w:cs="Times New Roman"/>
+                <w:lang w:val="en-US"/>
+              </w:rPr>
+              <w:t>Ferdiansyah dan Aditya (2024)</w:t>
+            </w:r>
+          </w:p>
+        </w:tc>
+        <w:tc>
+          <w:tcPr>
+            <w:tcW w:w="0" w:type="auto"/>
+            <w:hideMark/>
+          </w:tcPr>
+          <w:p>
+            <w:pPr>
+              <w:spacing w:line="360" w:lineRule="auto"/>
+              <w:jc w:val="both"/>
+              <w:rPr>
+                <w:rFonts w:ascii="Times New Roman" w:hAnsi="Times New Roman" w:cs="Times New Roman"/>
+                <w:lang w:val="en-US"/>
+              </w:rPr>
+            </w:pPr>
+            <w:r>
+              <w:rPr>
+                <w:rFonts w:ascii="Times New Roman" w:hAnsi="Times New Roman" w:cs="Times New Roman"/>
+                <w:i/>
+                <w:iCs/>
+                <w:lang w:val="en-US"/>
+              </w:rPr>
+              <w:t>Implementasi Automatic Speech Recognition Bacaan Al-Qur'an Menggunakan Metode Wav2Vec 2.0 dan OpenAI-Whisper</w:t>
+            </w:r>
+          </w:p>
+        </w:tc>
+        <w:tc>
+          <w:tcPr>
+            <w:tcW w:w="0" w:type="auto"/>
+            <w:hideMark/>
+          </w:tcPr>
+          <w:p>
+            <w:pPr>
+              <w:spacing w:line="360" w:lineRule="auto"/>
+              <w:jc w:val="both"/>
+              <w:rPr>
+                <w:rFonts w:ascii="Times New Roman" w:hAnsi="Times New Roman" w:cs="Times New Roman"/>
+                <w:lang w:val="en-US"/>
+              </w:rPr>
+            </w:pPr>
+            <w:r>
+              <w:rPr>
+                <w:rFonts w:ascii="Times New Roman" w:hAnsi="Times New Roman" w:cs="Times New Roman"/>
+                <w:lang w:val="en-US"/>
+              </w:rPr>
+              <w:t xml:space="preserve">Wav2Vec 2.0 dan OpenAI-Whisper, evaluasi menggunakan metrik </w:t>
+            </w:r>
+            <w:r>
+              <w:rPr>
+                <w:rFonts w:ascii="Times New Roman" w:hAnsi="Times New Roman" w:cs="Times New Roman"/>
+                <w:i/>
+                <w:iCs/>
+                <w:lang w:val="en-US"/>
+              </w:rPr>
+              <w:t>Character Error Rate</w:t>
+            </w:r>
+            <w:r>
+              <w:rPr>
+                <w:rFonts w:ascii="Times New Roman" w:hAnsi="Times New Roman" w:cs="Times New Roman"/>
+                <w:lang w:val="en-US"/>
+              </w:rPr>
+              <w:t xml:space="preserve"> (CER)</w:t>
+            </w:r>
+          </w:p>
+        </w:tc>
+        <w:tc>
+          <w:tcPr>
+            <w:tcW w:w="0" w:type="auto"/>
+            <w:hideMark/>
+          </w:tcPr>
+          <w:p>
+            <w:pPr>
+              <w:spacing w:line="360" w:lineRule="auto"/>
+              <w:jc w:val="both"/>
+              <w:rPr>
+                <w:rFonts w:ascii="Times New Roman" w:hAnsi="Times New Roman" w:cs="Times New Roman"/>
+                <w:lang w:val="en-US"/>
+              </w:rPr>
+            </w:pPr>
+            <w:r>
+              <w:rPr>
+                <w:rFonts w:ascii="Times New Roman" w:hAnsi="Times New Roman" w:cs="Times New Roman"/>
+                <w:lang w:val="en-US"/>
+              </w:rPr>
+              <w:t>OpenAI-Whisper menghasilkan CER lebih rendah (6%–17%) dibandingkan Wav2Vec 2.0 (24%–58%), membuktikan Whisper lebih akurat dalam mentranskripsi bacaan Al-Qur'an</w:t>
+            </w:r>
+          </w:p>
+        </w:tc>
+      </w:tr>
+      <w:tr>
+        <w:tc>
+          <w:tcPr>
+            <w:tcW w:w="0" w:type="auto"/>
+            <w:hideMark/>
+          </w:tcPr>
+          <w:p>
+            <w:pPr>
+              <w:spacing w:line="360" w:lineRule="auto"/>
+              <w:jc w:val="both"/>
+              <w:rPr>
+                <w:rFonts w:ascii="Times New Roman" w:hAnsi="Times New Roman" w:cs="Times New Roman"/>
+                <w:lang w:val="en-US"/>
+              </w:rPr>
+            </w:pPr>
+            <w:r>
+              <w:rPr>
+                <w:rFonts w:ascii="Times New Roman" w:hAnsi="Times New Roman" w:cs="Times New Roman"/>
+                <w:lang w:val="en-US"/>
+              </w:rPr>
+              <w:t>2</w:t>
+            </w:r>
+          </w:p>
+        </w:tc>
+        <w:tc>
+          <w:tcPr>
+            <w:tcW w:w="0" w:type="auto"/>
+            <w:hideMark/>
+          </w:tcPr>
+          <w:p>
+            <w:pPr>
+              <w:spacing w:line="360" w:lineRule="auto"/>
+              <w:jc w:val="both"/>
+              <w:rPr>
+                <w:rFonts w:ascii="Times New Roman" w:hAnsi="Times New Roman" w:cs="Times New Roman"/>
+                <w:lang w:val="en-US"/>
+              </w:rPr>
+            </w:pPr>
+            <w:r>
+              <w:rPr>
+                <w:rFonts w:ascii="Times New Roman" w:hAnsi="Times New Roman" w:cs="Times New Roman"/>
+                <w:lang w:val="en-US"/>
+              </w:rPr>
+              <w:t>Sujjada, Insany, dan Nugraha (2024)</w:t>
+            </w:r>
+          </w:p>
+        </w:tc>
+        <w:tc>
+          <w:tcPr>
+            <w:tcW w:w="0" w:type="auto"/>
+            <w:hideMark/>
+          </w:tcPr>
+          <w:p>
+            <w:pPr>
+              <w:spacing w:line="360" w:lineRule="auto"/>
+              <w:jc w:val="both"/>
+              <w:rPr>
+                <w:rFonts w:ascii="Times New Roman" w:hAnsi="Times New Roman" w:cs="Times New Roman"/>
+                <w:lang w:val="en-US"/>
+              </w:rPr>
+            </w:pPr>
+            <w:r>
+              <w:rPr>
+                <w:rFonts w:ascii="Times New Roman" w:hAnsi="Times New Roman" w:cs="Times New Roman"/>
+                <w:i/>
+                <w:iCs/>
+                <w:lang w:val="en-US"/>
+              </w:rPr>
+              <w:t>Implementasi Automatic Speech Recognition Pada Penilaian Hafalan Al-Qur'an Dengan Metode Muroja'ah Berbasis Android</w:t>
+            </w:r>
+          </w:p>
+        </w:tc>
+        <w:tc>
+          <w:tcPr>
+            <w:tcW w:w="0" w:type="auto"/>
+            <w:hideMark/>
+          </w:tcPr>
+          <w:p>
+            <w:pPr>
+              <w:spacing w:line="360" w:lineRule="auto"/>
+              <w:jc w:val="both"/>
+              <w:rPr>
+                <w:rFonts w:ascii="Times New Roman" w:hAnsi="Times New Roman" w:cs="Times New Roman"/>
+                <w:lang w:val="en-US"/>
+              </w:rPr>
+            </w:pPr>
+            <w:r>
+              <w:rPr>
+                <w:rFonts w:ascii="Times New Roman" w:hAnsi="Times New Roman" w:cs="Times New Roman"/>
+                <w:lang w:val="en-US"/>
+              </w:rPr>
+              <w:t xml:space="preserve">Google Speech API, algoritma </w:t>
+            </w:r>
+            <w:r>
+              <w:rPr>
+                <w:rFonts w:ascii="Times New Roman" w:hAnsi="Times New Roman" w:cs="Times New Roman"/>
+                <w:i/>
+                <w:iCs/>
+                <w:lang w:val="en-US"/>
+              </w:rPr>
+              <w:t>Jaro-Winkler Similarity</w:t>
+            </w:r>
+            <w:r>
+              <w:rPr>
+                <w:rFonts w:ascii="Times New Roman" w:hAnsi="Times New Roman" w:cs="Times New Roman"/>
+                <w:lang w:val="en-US"/>
+              </w:rPr>
+              <w:t xml:space="preserve">, metode pengembangan </w:t>
+            </w:r>
+            <w:r>
+              <w:rPr>
+                <w:rFonts w:ascii="Times New Roman" w:hAnsi="Times New Roman" w:cs="Times New Roman"/>
+                <w:i/>
+                <w:iCs/>
+                <w:lang w:val="en-US"/>
+              </w:rPr>
+              <w:t>Rapid Application Development</w:t>
+            </w:r>
+            <w:r>
+              <w:rPr>
+                <w:rFonts w:ascii="Times New Roman" w:hAnsi="Times New Roman" w:cs="Times New Roman"/>
+                <w:lang w:val="en-US"/>
+              </w:rPr>
+              <w:t xml:space="preserve"> (RAD), pengujian </w:t>
+            </w:r>
+            <w:r>
+              <w:rPr>
+                <w:rFonts w:ascii="Times New Roman" w:hAnsi="Times New Roman" w:cs="Times New Roman"/>
+                <w:i/>
+                <w:iCs/>
+                <w:lang w:val="en-US"/>
+              </w:rPr>
+              <w:t>blackbox testing</w:t>
+            </w:r>
+          </w:p>
+        </w:tc>
+        <w:tc>
+          <w:tcPr>
+            <w:tcW w:w="0" w:type="auto"/>
+            <w:hideMark/>
+          </w:tcPr>
+          <w:p>
+            <w:pPr>
+              <w:spacing w:line="360" w:lineRule="auto"/>
+              <w:jc w:val="both"/>
+              <w:rPr>
+                <w:rFonts w:ascii="Times New Roman" w:hAnsi="Times New Roman" w:cs="Times New Roman"/>
+                <w:lang w:val="en-US"/>
+              </w:rPr>
+            </w:pPr>
+            <w:r>
+              <w:rPr>
+                <w:rFonts w:ascii="Times New Roman" w:hAnsi="Times New Roman" w:cs="Times New Roman"/>
+                <w:lang w:val="en-US"/>
+              </w:rPr>
+              <w:t>Aplikasi Android berhasil dibangun dengan seluruh fitur berjalan valid, menghasilkan skor kemiripan hafalan sebesar 84% pada pengujian Surah An-Nas Ayat 1</w:t>
+            </w:r>
+          </w:p>
+        </w:tc>
+      </w:tr>
+      <w:tr>
+        <w:tc>
+          <w:tcPr>
+            <w:tcW w:w="0" w:type="auto"/>
+            <w:hideMark/>
+          </w:tcPr>
+          <w:p>
+            <w:pPr>
+              <w:spacing w:line="360" w:lineRule="auto"/>
+              <w:jc w:val="both"/>
+              <w:rPr>
+                <w:rFonts w:ascii="Times New Roman" w:hAnsi="Times New Roman" w:cs="Times New Roman"/>
+                <w:lang w:val="en-US"/>
+              </w:rPr>
+            </w:pPr>
+            <w:r>
+              <w:rPr>
+                <w:rFonts w:ascii="Times New Roman" w:hAnsi="Times New Roman" w:cs="Times New Roman"/>
+                <w:lang w:val="en-US"/>
+              </w:rPr>
+              <w:t>3</w:t>
+            </w:r>
+          </w:p>
+        </w:tc>
+        <w:tc>
+          <w:tcPr>
+            <w:tcW w:w="0" w:type="auto"/>
+            <w:hideMark/>
+          </w:tcPr>
+          <w:p>
+            <w:pPr>
+              <w:spacing w:line="360" w:lineRule="auto"/>
+              <w:jc w:val="both"/>
+              <w:rPr>
+                <w:rFonts w:ascii="Times New Roman" w:hAnsi="Times New Roman" w:cs="Times New Roman"/>
+                <w:lang w:val="en-US"/>
+              </w:rPr>
+            </w:pPr>
+            <w:r>
+              <w:rPr>
+                <w:rFonts w:ascii="Times New Roman" w:hAnsi="Times New Roman" w:cs="Times New Roman"/>
+                <w:lang w:val="en-US"/>
+              </w:rPr>
+              <w:t>Syaifullah dan Ghufron (2024)</w:t>
+            </w:r>
+          </w:p>
+        </w:tc>
+        <w:tc>
+          <w:tcPr>
+            <w:tcW w:w="0" w:type="auto"/>
+            <w:hideMark/>
+          </w:tcPr>
+          <w:p>
+            <w:pPr>
+              <w:spacing w:line="360" w:lineRule="auto"/>
+              <w:jc w:val="both"/>
+              <w:rPr>
+                <w:rFonts w:ascii="Times New Roman" w:hAnsi="Times New Roman" w:cs="Times New Roman"/>
+                <w:lang w:val="en-US"/>
+              </w:rPr>
+            </w:pPr>
+            <w:r>
+              <w:rPr>
+                <w:rFonts w:ascii="Times New Roman" w:hAnsi="Times New Roman" w:cs="Times New Roman"/>
+                <w:i/>
+                <w:iCs/>
+                <w:lang w:val="en-US"/>
+              </w:rPr>
+              <w:t xml:space="preserve">Penerapan Teknologi Automatic Speech Recognition Menggunakan Model </w:t>
+            </w:r>
+            <w:r>
+              <w:rPr>
+                <w:rFonts w:ascii="Times New Roman" w:hAnsi="Times New Roman" w:cs="Times New Roman"/>
+                <w:i/>
+                <w:iCs/>
+                <w:lang w:val="en-US"/>
+              </w:rPr>
+              <w:lastRenderedPageBreak/>
+              <w:t>Wav2vec2.0 Sebagai Alat Bantu Untuk Mendeteksi Kesalahan Dalam Membaca Al-Qur'an Berbasis Mobile</w:t>
+            </w:r>
+          </w:p>
+        </w:tc>
+        <w:tc>
+          <w:tcPr>
+            <w:tcW w:w="0" w:type="auto"/>
+            <w:hideMark/>
+          </w:tcPr>
+          <w:p>
+            <w:pPr>
+              <w:spacing w:line="360" w:lineRule="auto"/>
+              <w:jc w:val="both"/>
+              <w:rPr>
+                <w:rFonts w:ascii="Times New Roman" w:hAnsi="Times New Roman" w:cs="Times New Roman"/>
+                <w:lang w:val="en-US"/>
+              </w:rPr>
+            </w:pPr>
+            <w:r>
+              <w:rPr>
+                <w:rFonts w:ascii="Times New Roman" w:hAnsi="Times New Roman" w:cs="Times New Roman"/>
+                <w:lang w:val="en-US"/>
+              </w:rPr>
+              <w:lastRenderedPageBreak/>
+              <w:t xml:space="preserve">Fine-tuning Wav2Vec 2.0 (wav2vec2-large-xlsr-53-arabic), SequenceMatcher berbasis </w:t>
+            </w:r>
+            <w:r>
+              <w:rPr>
+                <w:rFonts w:ascii="Times New Roman" w:hAnsi="Times New Roman" w:cs="Times New Roman"/>
+                <w:i/>
+                <w:iCs/>
+                <w:lang w:val="en-US"/>
+              </w:rPr>
+              <w:t>Edit Distance</w:t>
+            </w:r>
+            <w:r>
+              <w:rPr>
+                <w:rFonts w:ascii="Times New Roman" w:hAnsi="Times New Roman" w:cs="Times New Roman"/>
+                <w:lang w:val="en-US"/>
+              </w:rPr>
+              <w:t xml:space="preserve">, aplikasi </w:t>
+            </w:r>
+            <w:r>
+              <w:rPr>
+                <w:rFonts w:ascii="Times New Roman" w:hAnsi="Times New Roman" w:cs="Times New Roman"/>
+                <w:lang w:val="en-US"/>
+              </w:rPr>
+              <w:lastRenderedPageBreak/>
+              <w:t xml:space="preserve">mobile React Native, evaluasi menggunakan </w:t>
+            </w:r>
+            <w:r>
+              <w:rPr>
+                <w:rFonts w:ascii="Times New Roman" w:hAnsi="Times New Roman" w:cs="Times New Roman"/>
+                <w:i/>
+                <w:iCs/>
+                <w:lang w:val="en-US"/>
+              </w:rPr>
+              <w:t>Word Error Rate</w:t>
+            </w:r>
+            <w:r>
+              <w:rPr>
+                <w:rFonts w:ascii="Times New Roman" w:hAnsi="Times New Roman" w:cs="Times New Roman"/>
+                <w:lang w:val="en-US"/>
+              </w:rPr>
+              <w:t xml:space="preserve"> (WER)</w:t>
+            </w:r>
+          </w:p>
+        </w:tc>
+        <w:tc>
+          <w:tcPr>
+            <w:tcW w:w="0" w:type="auto"/>
+            <w:hideMark/>
+          </w:tcPr>
+          <w:p>
+            <w:pPr>
+              <w:spacing w:line="360" w:lineRule="auto"/>
+              <w:jc w:val="both"/>
+              <w:rPr>
+                <w:rFonts w:ascii="Times New Roman" w:hAnsi="Times New Roman" w:cs="Times New Roman"/>
+                <w:lang w:val="en-US"/>
+              </w:rPr>
+            </w:pPr>
+            <w:r>
+              <w:rPr>
+                <w:rFonts w:ascii="Times New Roman" w:hAnsi="Times New Roman" w:cs="Times New Roman"/>
+                <w:lang w:val="en-US"/>
+              </w:rPr>
+              <w:lastRenderedPageBreak/>
+              <w:t xml:space="preserve">Model berhasil mencapai WER terbaik sebesar 0,367 dan sistem mampu mendeteksi serta mengkategorikan </w:t>
+            </w:r>
+            <w:r>
+              <w:rPr>
+                <w:rFonts w:ascii="Times New Roman" w:hAnsi="Times New Roman" w:cs="Times New Roman"/>
+                <w:lang w:val="en-US"/>
+              </w:rPr>
+              <w:lastRenderedPageBreak/>
+              <w:t xml:space="preserve">kesalahan bacaan menjadi kesalahan harakat dan kesalahan huruf dengan tampilan </w:t>
+            </w:r>
+            <w:r>
+              <w:rPr>
+                <w:rFonts w:ascii="Times New Roman" w:hAnsi="Times New Roman" w:cs="Times New Roman"/>
+                <w:i/>
+                <w:iCs/>
+                <w:lang w:val="en-US"/>
+              </w:rPr>
+              <w:t>highlight</w:t>
+            </w:r>
+            <w:r>
+              <w:rPr>
+                <w:rFonts w:ascii="Times New Roman" w:hAnsi="Times New Roman" w:cs="Times New Roman"/>
+                <w:lang w:val="en-US"/>
+              </w:rPr>
+              <w:t xml:space="preserve"> visual</w:t>
+            </w:r>
+          </w:p>
+        </w:tc>
+      </w:tr>
+    </w:tbl>
+    <w:p>
+      <w:pPr>
+        <w:spacing w:after="0" w:line="360" w:lineRule="auto"/>
+        <w:ind w:firstLine="720"/>
+        <w:jc w:val="both"/>
+        <w:rPr>
+          <w:rFonts w:ascii="Times New Roman" w:hAnsi="Times New Roman" w:cs="Times New Roman"/>
+          <w:sz w:val="24"/>
+          <w:szCs w:val="24"/>
+          <w:lang w:val="en-US"/>
+        </w:rPr>
+      </w:pPr>
+    </w:p>
+    <w:p>
+      <w:pPr>
+        <w:spacing w:after="0" w:line="360" w:lineRule="auto"/>
+        <w:ind w:firstLine="720"/>
+        <w:jc w:val="both"/>
+        <w:rPr>
+          <w:rFonts w:ascii="Times New Roman" w:hAnsi="Times New Roman" w:cs="Times New Roman"/>
+          <w:sz w:val="24"/>
+          <w:szCs w:val="24"/>
+          <w:lang w:val="en-US"/>
+        </w:rPr>
+      </w:pPr>
+      <w:r>
+        <w:rPr>
+          <w:rFonts w:ascii="Times New Roman" w:hAnsi="Times New Roman" w:cs="Times New Roman"/>
+          <w:sz w:val="24"/>
+          <w:szCs w:val="24"/>
+          <w:lang w:val="en-US"/>
+        </w:rPr>
+        <w:t xml:space="preserve">Berdasarkan tabel 2.1, dapat diketahui bahwa penelitian-penelitian terdahulu telah memberikan kontribusi yang signifikan dalam pengembangan sistem </w:t>
+      </w:r>
+      <w:r>
+        <w:rPr>
+          <w:rFonts w:ascii="Times New Roman" w:hAnsi="Times New Roman" w:cs="Times New Roman"/>
+          <w:i/>
+          <w:iCs/>
+          <w:sz w:val="24"/>
+          <w:szCs w:val="24"/>
+          <w:lang w:val="en-US"/>
+        </w:rPr>
+        <w:t>Automatic Speech Recognition</w:t>
+      </w:r>
+      <w:r>
+        <w:rPr>
+          <w:rFonts w:ascii="Times New Roman" w:hAnsi="Times New Roman" w:cs="Times New Roman"/>
+          <w:sz w:val="24"/>
+          <w:szCs w:val="24"/>
+          <w:lang w:val="en-US"/>
+        </w:rPr>
+        <w:t xml:space="preserve"> untuk bacaan dan hafalan Al-Qur'an. Ferdiansyah dan Aditya (2024) membuktikan secara empiris bahwa model OpenAI-Whisper memiliki tingkat akurasi yang jauh lebih tinggi dibandingkan Wav2Vec 2.0 dalam mentranskripsi bacaan Al-Qur'an dengan nilai CER 6%–17%, sehingga menjadi landasan pemilihan model ASR dalam penelitian ini. Sujjada dkk. (2024) telah berhasil mengimplementasikan sistem penilaian hafalan Al-Qur'an berbasis Android dengan metode Muroja'ah menggunakan Google Speech API dan algoritma </w:t>
+      </w:r>
+      <w:r>
+        <w:rPr>
+          <w:rFonts w:ascii="Times New Roman" w:hAnsi="Times New Roman" w:cs="Times New Roman"/>
+          <w:i/>
+          <w:iCs/>
+          <w:sz w:val="24"/>
+          <w:szCs w:val="24"/>
+          <w:lang w:val="en-US"/>
+        </w:rPr>
+        <w:t>Jaro-Winkler Similarity</w:t>
+      </w:r>
+      <w:r>
+        <w:rPr>
+          <w:rFonts w:ascii="Times New Roman" w:hAnsi="Times New Roman" w:cs="Times New Roman"/>
+          <w:sz w:val="24"/>
+          <w:szCs w:val="24"/>
+          <w:lang w:val="en-US"/>
+        </w:rPr>
+        <w:t>, yang menjadi acuan dalam perancangan alur evaluasi dan metode pengembangan sistem pada penelitian ini. Sementara itu, Syaifullah dan Ghufron (2024) memberikan kontribusi berupa pendekatan kategorisasi jenis kesalahan bacaan secara otomatis menggunakan SequenceMatcher yang membedakan kesalahan harakat dan kesalahan huruf, sekaligus mempertegas bahwa model Wav2Vec 2.0 masih memiliki keterbatasan dalam akurasi pengenalan bacaan Al-Qur'an dengan WER 0,367.</w:t>
+      </w:r>
+    </w:p>
+    <w:p>
+      <w:pPr>
+        <w:spacing w:after="0" w:line="360" w:lineRule="auto"/>
+        <w:ind w:firstLine="720"/>
+        <w:jc w:val="both"/>
+        <w:rPr>
+          <w:rFonts w:ascii="Times New Roman" w:hAnsi="Times New Roman" w:cs="Times New Roman"/>
+          <w:sz w:val="24"/>
+          <w:szCs w:val="24"/>
+          <w:lang w:val="en-US"/>
+        </w:rPr>
+      </w:pPr>
+      <w:r>
+        <w:rPr>
+          <w:rFonts w:ascii="Times New Roman" w:hAnsi="Times New Roman" w:cs="Times New Roman"/>
+          <w:sz w:val="24"/>
+          <w:szCs w:val="24"/>
+          <w:lang w:val="en-US"/>
+        </w:rPr>
+        <w:t>Meskipun demikian, terdapat beberapa kesenjangan penelitian (</w:t>
+      </w:r>
+      <w:r>
+        <w:rPr>
+          <w:rFonts w:ascii="Times New Roman" w:hAnsi="Times New Roman" w:cs="Times New Roman"/>
+          <w:i/>
+          <w:iCs/>
+          <w:sz w:val="24"/>
+          <w:szCs w:val="24"/>
+          <w:lang w:val="en-US"/>
+        </w:rPr>
+        <w:t>research gap</w:t>
+      </w:r>
+      <w:r>
+        <w:rPr>
+          <w:rFonts w:ascii="Times New Roman" w:hAnsi="Times New Roman" w:cs="Times New Roman"/>
+          <w:sz w:val="24"/>
+          <w:szCs w:val="24"/>
+          <w:lang w:val="en-US"/>
+        </w:rPr>
+        <w:t xml:space="preserve">) yang belum terselesaikan oleh ketiga penelitian tersebut. Pertama, seluruh penelitian terdahulu menggunakan data audio dari qari profesional atau rekaman berkualitas tinggi sebagai dataset pengujian, sehingga belum diketahui tingkat akurasi sistem ASR ketika dihadapkan pada suara santri pemula dengan variasi pelafalan yang beragam dan kualitas rekaman yang tidak terkontrol sebagaimana </w:t>
+      </w:r>
+      <w:r>
+        <w:rPr>
+          <w:rFonts w:ascii="Times New Roman" w:hAnsi="Times New Roman" w:cs="Times New Roman"/>
+          <w:sz w:val="24"/>
+          <w:szCs w:val="24"/>
+          <w:lang w:val="en-US"/>
+        </w:rPr>
+        <w:lastRenderedPageBreak/>
+        <w:t xml:space="preserve">kondisi nyata di lapangan. Kedua, penelitian Sujjada dkk. (2024) yang paling relevan dari sisi implementasi aplikasi menggunakan Google Speech API yang bersifat generik dan tidak dioptimalkan untuk karakteristik bahasa Arab Qur'ani, serta tidak melaporkan metrik akurasi ASR secara kuantitatif sehingga efektivitas sistem dalam mengevaluasi bacaan tidak dapat diukur secara ilmiah. Ketiga, belum ada penelitian yang secara spesifik merancang sistem evaluasi hafalan Al-Qur'an untuk konteks setoran jarak jauh melalui perangkat mobile sebagaimana yang berlangsung di Madrasah Markaz Al-Ittihad, di mana santri menyetorkan hafalan melalui pesan suara pada hari Senin hingga Sabtu tanpa kehadiran musyrif secara langsung. Berdasarkan kesenjangan tersebut, penelitian ini mengusulkan pengembangan sistem backend evaluasi hafalan Al-Qur'an berbasis FastAPI yang mengintegrasikan model OpenAI-Whisper sebagai </w:t>
+      </w:r>
+      <w:r>
+        <w:rPr>
+          <w:rFonts w:ascii="Times New Roman" w:hAnsi="Times New Roman" w:cs="Times New Roman"/>
+          <w:i/>
+          <w:iCs/>
+          <w:sz w:val="24"/>
+          <w:szCs w:val="24"/>
+          <w:lang w:val="en-US"/>
+        </w:rPr>
+        <w:t>engine</w:t>
+      </w:r>
+      <w:r>
+        <w:rPr>
+          <w:rFonts w:ascii="Times New Roman" w:hAnsi="Times New Roman" w:cs="Times New Roman"/>
+          <w:sz w:val="24"/>
+          <w:szCs w:val="24"/>
+          <w:lang w:val="en-US"/>
+        </w:rPr>
+        <w:t xml:space="preserve"> ASR dan algoritma </w:t>
+      </w:r>
+      <w:r>
+        <w:rPr>
+          <w:rFonts w:ascii="Times New Roman" w:hAnsi="Times New Roman" w:cs="Times New Roman"/>
+          <w:i/>
+          <w:iCs/>
+          <w:sz w:val="24"/>
+          <w:szCs w:val="24"/>
+          <w:lang w:val="en-US"/>
+        </w:rPr>
+        <w:t>Jaro-Winkler Similarity</w:t>
+      </w:r>
+      <w:r>
+        <w:rPr>
+          <w:rFonts w:ascii="Times New Roman" w:hAnsi="Times New Roman" w:cs="Times New Roman"/>
+          <w:sz w:val="24"/>
+          <w:szCs w:val="24"/>
+          <w:lang w:val="en-US"/>
+        </w:rPr>
+        <w:t xml:space="preserve"> sebagai pengukur kesesuaian bacaan, yang diuji secara kuantitatif menggunakan metrik </w:t>
+      </w:r>
+      <w:r>
+        <w:rPr>
+          <w:rFonts w:ascii="Times New Roman" w:hAnsi="Times New Roman" w:cs="Times New Roman"/>
+          <w:i/>
+          <w:iCs/>
+          <w:sz w:val="24"/>
+          <w:szCs w:val="24"/>
+          <w:lang w:val="en-US"/>
+        </w:rPr>
+        <w:t>Character Error Rate</w:t>
+      </w:r>
+      <w:r>
+        <w:rPr>
+          <w:rFonts w:ascii="Times New Roman" w:hAnsi="Times New Roman" w:cs="Times New Roman"/>
+          <w:sz w:val="24"/>
+          <w:szCs w:val="24"/>
+          <w:lang w:val="en-US"/>
+        </w:rPr>
+        <w:t xml:space="preserve"> (CER) terhadap dataset rekaman hafalan santri Madrasah Markaz Al-Ittihad sebagai kontribusi data yang orisinal.</w:t>
+      </w:r>
+    </w:p>
+    <w:p>
+      <w:pPr>
+        <w:spacing w:after="0" w:line="360" w:lineRule="auto"/>
+        <w:ind w:firstLine="720"/>
+        <w:jc w:val="both"/>
+        <w:rPr>
+          <w:rFonts w:ascii="Times New Roman" w:hAnsi="Times New Roman" w:cs="Times New Roman"/>
+          <w:sz w:val="24"/>
+          <w:szCs w:val="24"/>
+        </w:rPr>
+      </w:pPr>
+    </w:p>
+    <w:p>
+      <w:pPr>
+        <w:pStyle w:val="Heading2"/>
+        <w:rPr>
+          <w:rFonts w:ascii="Times New Roman" w:hAnsi="Times New Roman" w:cs="Times New Roman"/>
+        </w:rPr>
+      </w:pPr>
+      <w:bookmarkStart w:id="12" w:name="_Toc228781106"/>
+      <w:r>
+        <w:rPr>
+          <w:rFonts w:ascii="Times New Roman" w:hAnsi="Times New Roman" w:cs="Times New Roman"/>
+        </w:rPr>
+        <w:t>Dasar Teori</w:t>
+      </w:r>
+      <w:bookmarkEnd w:id="12"/>
+    </w:p>
+    <w:p>
+      <w:pPr>
         <w:pStyle w:val="Heading3"/>
         <w:rPr>
           <w:rFonts w:ascii="Times New Roman" w:hAnsi="Times New Roman" w:cs="Times New Roman"/>
         </w:rPr>
       </w:pPr>
-      <w:bookmarkStart w:id="12" w:name="_Toc228781103"/>
-      <w:r>
-        <w:rPr>
-          <w:rFonts w:ascii="Times New Roman" w:hAnsi="Times New Roman" w:cs="Times New Roman"/>
-        </w:rPr>
-        <w:t>Artificial Intelligence</w:t>
-      </w:r>
-      <w:bookmarkEnd w:id="12"/>
+      <w:bookmarkStart w:id="13" w:name="_Toc228781107"/>
+      <w:r>
+        <w:rPr>
+          <w:rFonts w:ascii="Times New Roman" w:hAnsi="Times New Roman" w:cs="Times New Roman"/>
+        </w:rPr>
+        <w:t>Mel-Frequency Cepstral Coefficients (MFCC)</w:t>
+      </w:r>
+      <w:bookmarkEnd w:id="13"/>
     </w:p>
     <w:p>
       <w:pPr>
@@ -5402,10 +6917,7 @@
         <w:jc w:val="both"/>
       </w:pPr>
       <w:r>
-        <w:t>Artificial Intelligence merupakan teknologi yang memungkinkan komputer untuk meniru kemampuan manusia dalam berpikir, belajar, dan mengambil keputusan. Dalam penelitian ini, AI digunakan sebagai dasar dalam pengembangan sistem evaluasi bacaan</w:t>
-      </w:r>
-      <w:r>
-        <w:t>.</w:t>
+        <w:t>MFCC merupakan metode ekstraksi fitur audio yang digunakan untuk merepresentasikan karakteristik suara dalam bentuk numerik. Metode ini banyak digunakan dalam pengenalan suara dan analisis pelafalan</w:t>
       </w:r>
     </w:p>
     <w:p>
@@ -5415,14 +6927,14 @@
           <w:rFonts w:ascii="Times New Roman" w:hAnsi="Times New Roman" w:cs="Times New Roman"/>
         </w:rPr>
       </w:pPr>
-      <w:bookmarkStart w:id="13" w:name="_Toc228781104"/>
-      <w:r>
-        <w:rPr>
-          <w:rFonts w:ascii="Times New Roman" w:hAnsi="Times New Roman" w:cs="Times New Roman"/>
-        </w:rPr>
-        <w:t>Speech Recognition</w:t>
-      </w:r>
-      <w:bookmarkEnd w:id="13"/>
+      <w:bookmarkStart w:id="14" w:name="_Toc228781108"/>
+      <w:r>
+        <w:rPr>
+          <w:rFonts w:ascii="Times New Roman" w:hAnsi="Times New Roman" w:cs="Times New Roman"/>
+        </w:rPr>
+        <w:t>Levenshtein Distance</w:t>
+      </w:r>
+      <w:bookmarkEnd w:id="14"/>
     </w:p>
     <w:p>
       <w:pPr>
@@ -5432,7 +6944,7 @@
         <w:jc w:val="both"/>
       </w:pPr>
       <w:r>
-        <w:t>Speech recognition adalah teknologi yang digunakan untuk mengubah sinyal suara menjadi teks. Teknologi ini berperan dalam mengenali bacaan santri dan mengubahnya menjadi bentuk teks untuk dianalisis lebih lanjut</w:t>
+        <w:t>Levenshtein Distance adalah metode untuk mengukur perbedaan antara dua string. Dalam penelitian ini digunakan untuk membandingkan hasil speech recognition dengan teks bacaan yang benar</w:t>
       </w:r>
       <w:r>
         <w:t>.</w:t>
@@ -5445,110 +6957,7 @@
           <w:rFonts w:ascii="Times New Roman" w:hAnsi="Times New Roman" w:cs="Times New Roman"/>
         </w:rPr>
       </w:pPr>
-      <w:bookmarkStart w:id="14" w:name="_Toc228781105"/>
-      <w:r>
-        <w:rPr>
-          <w:rFonts w:ascii="Times New Roman" w:hAnsi="Times New Roman" w:cs="Times New Roman"/>
-        </w:rPr>
-        <w:t>Pengolahan Sinyal Audio</w:t>
-      </w:r>
-      <w:bookmarkEnd w:id="14"/>
-    </w:p>
-    <w:p>
-      <w:pPr>
-        <w:pStyle w:val="NormalWeb"/>
-        <w:spacing w:line="360" w:lineRule="auto"/>
-        <w:ind w:left="720"/>
-        <w:jc w:val="both"/>
-      </w:pPr>
-      <w:r>
-        <w:t>Pengolahan sinyal audio digunakan untuk menganalisis karakteristik suara, seperti durasi dan frekuensi. Teknik ini digunakan untuk mengevaluasi panjang–pendek bacaan serta kemiripan pelafalan</w:t>
-      </w:r>
-      <w:r>
-        <w:t>.</w:t>
-      </w:r>
-    </w:p>
-    <w:p>
-      <w:pPr>
-        <w:pStyle w:val="Heading2"/>
-        <w:rPr>
-          <w:rFonts w:ascii="Times New Roman" w:hAnsi="Times New Roman" w:cs="Times New Roman"/>
-        </w:rPr>
-      </w:pPr>
-      <w:bookmarkStart w:id="15" w:name="_Toc228781106"/>
-      <w:r>
-        <w:rPr>
-          <w:rFonts w:ascii="Times New Roman" w:hAnsi="Times New Roman" w:cs="Times New Roman"/>
-        </w:rPr>
-        <w:t>Dasar Teori</w:t>
-      </w:r>
-      <w:bookmarkEnd w:id="15"/>
-    </w:p>
-    <w:p>
-      <w:pPr>
-        <w:pStyle w:val="Heading3"/>
-        <w:rPr>
-          <w:rFonts w:ascii="Times New Roman" w:hAnsi="Times New Roman" w:cs="Times New Roman"/>
-        </w:rPr>
-      </w:pPr>
-      <w:bookmarkStart w:id="16" w:name="_Toc228781107"/>
-      <w:r>
-        <w:rPr>
-          <w:rFonts w:ascii="Times New Roman" w:hAnsi="Times New Roman" w:cs="Times New Roman"/>
-        </w:rPr>
-        <w:t>Mel-Frequency Cepstral Coefficients (MFCC)</w:t>
-      </w:r>
-      <w:bookmarkEnd w:id="16"/>
-    </w:p>
-    <w:p>
-      <w:pPr>
-        <w:pStyle w:val="NormalWeb"/>
-        <w:spacing w:line="360" w:lineRule="auto"/>
-        <w:ind w:left="720"/>
-        <w:jc w:val="both"/>
-      </w:pPr>
-      <w:r>
-        <w:t>MFCC merupakan metode ekstraksi fitur audio yang digunakan untuk merepresentasikan karakteristik suara dalam bentuk numerik. Metode ini banyak digunakan dalam pengenalan suara dan analisis pelafalan</w:t>
-      </w:r>
-    </w:p>
-    <w:p>
-      <w:pPr>
-        <w:pStyle w:val="Heading3"/>
-        <w:rPr>
-          <w:rFonts w:ascii="Times New Roman" w:hAnsi="Times New Roman" w:cs="Times New Roman"/>
-        </w:rPr>
-      </w:pPr>
-      <w:bookmarkStart w:id="17" w:name="_Toc228781108"/>
-      <w:r>
-        <w:rPr>
-          <w:rFonts w:ascii="Times New Roman" w:hAnsi="Times New Roman" w:cs="Times New Roman"/>
-        </w:rPr>
-        <w:t>Levenshtein Distance</w:t>
-      </w:r>
-      <w:bookmarkEnd w:id="17"/>
-    </w:p>
-    <w:p>
-      <w:pPr>
-        <w:pStyle w:val="NormalWeb"/>
-        <w:spacing w:line="360" w:lineRule="auto"/>
-        <w:ind w:left="720"/>
-        <w:jc w:val="both"/>
-      </w:pPr>
-      <w:r>
-        <w:t>Levenshtein Distance adalah metode untuk mengukur perbedaan antara dua string. Dalam penelitian ini digunakan untuk membandingkan hasil speech recognition dengan teks bacaan yang benar</w:t>
-      </w:r>
-      <w:r>
-        <w:t>.</w:t>
-      </w:r>
-    </w:p>
-    <w:p>
-      <w:pPr>
-        <w:pStyle w:val="Heading3"/>
-        <w:rPr>
-          <w:rFonts w:ascii="Times New Roman" w:hAnsi="Times New Roman" w:cs="Times New Roman"/>
-        </w:rPr>
-      </w:pPr>
-      <w:bookmarkStart w:id="18" w:name="_Toc228781109"/>
+      <w:bookmarkStart w:id="15" w:name="_Toc228781109"/>
       <w:r>
         <w:rPr>
           <w:rFonts w:ascii="Times New Roman" w:hAnsi="Times New Roman" w:cs="Times New Roman"/>
@@ -5556,7 +6965,7 @@
         <w:lastRenderedPageBreak/>
         <w:t>Evaluasi Bacaan Al-Qur’an</w:t>
       </w:r>
-      <w:bookmarkEnd w:id="18"/>
+      <w:bookmarkEnd w:id="15"/>
     </w:p>
     <w:p>
       <w:pPr>
@@ -5593,14 +7002,14 @@
         <w:lastRenderedPageBreak/>
         <w:br/>
       </w:r>
-      <w:bookmarkStart w:id="19" w:name="_Toc228781110"/>
+      <w:bookmarkStart w:id="16" w:name="_Toc228781110"/>
       <w:r>
         <w:rPr>
           <w:rFonts w:ascii="Times New Roman" w:hAnsi="Times New Roman" w:cs="Times New Roman"/>
         </w:rPr>
         <w:t>METODOLOGI PENELITIAN</w:t>
       </w:r>
-      <w:bookmarkEnd w:id="19"/>
+      <w:bookmarkEnd w:id="16"/>
     </w:p>
     <w:p>
       <w:pPr>
@@ -5610,14 +7019,14 @@
           <w:rFonts w:ascii="Times New Roman" w:hAnsi="Times New Roman" w:cs="Times New Roman"/>
         </w:rPr>
       </w:pPr>
-      <w:bookmarkStart w:id="20" w:name="_Toc228781111"/>
+      <w:bookmarkStart w:id="17" w:name="_Toc228781111"/>
       <w:r>
         <w:rPr>
           <w:rFonts w:ascii="Times New Roman" w:hAnsi="Times New Roman" w:cs="Times New Roman"/>
         </w:rPr>
         <w:t>Kerangka Berpikir</w:t>
       </w:r>
-      <w:bookmarkEnd w:id="20"/>
+      <w:bookmarkEnd w:id="17"/>
     </w:p>
     <w:p>
       <w:pPr>
@@ -5640,14 +7049,14 @@
           <w:rFonts w:ascii="Times New Roman" w:hAnsi="Times New Roman" w:cs="Times New Roman"/>
         </w:rPr>
       </w:pPr>
-      <w:bookmarkStart w:id="21" w:name="_Toc228781112"/>
+      <w:bookmarkStart w:id="18" w:name="_Toc228781112"/>
       <w:r>
         <w:rPr>
           <w:rFonts w:ascii="Times New Roman" w:hAnsi="Times New Roman" w:cs="Times New Roman"/>
         </w:rPr>
         <w:t>Waktu dan Tempat Penelitian</w:t>
       </w:r>
-      <w:bookmarkEnd w:id="21"/>
+      <w:bookmarkEnd w:id="18"/>
     </w:p>
     <w:p>
       <w:pPr>
@@ -5680,14 +7089,14 @@
           <w:rFonts w:ascii="Times New Roman" w:hAnsi="Times New Roman" w:cs="Times New Roman"/>
         </w:rPr>
       </w:pPr>
-      <w:bookmarkStart w:id="22" w:name="_Toc228781113"/>
+      <w:bookmarkStart w:id="19" w:name="_Toc228781113"/>
       <w:r>
         <w:rPr>
           <w:rFonts w:ascii="Times New Roman" w:hAnsi="Times New Roman" w:cs="Times New Roman"/>
         </w:rPr>
         <w:t>Alat dan Bahan</w:t>
       </w:r>
-      <w:bookmarkEnd w:id="22"/>
+      <w:bookmarkEnd w:id="19"/>
     </w:p>
     <w:p>
       <w:pPr>
@@ -5697,14 +7106,14 @@
           <w:rFonts w:ascii="Times New Roman" w:hAnsi="Times New Roman" w:cs="Times New Roman"/>
         </w:rPr>
       </w:pPr>
-      <w:bookmarkStart w:id="23" w:name="_Toc228781114"/>
+      <w:bookmarkStart w:id="20" w:name="_Toc228781114"/>
       <w:r>
         <w:rPr>
           <w:rFonts w:ascii="Times New Roman" w:hAnsi="Times New Roman" w:cs="Times New Roman"/>
         </w:rPr>
         <w:t>Perangkat Keras</w:t>
       </w:r>
-      <w:bookmarkEnd w:id="23"/>
+      <w:bookmarkEnd w:id="20"/>
     </w:p>
     <w:p>
       <w:pPr>
@@ -5878,14 +7287,14 @@
           <w:rFonts w:ascii="Times New Roman" w:hAnsi="Times New Roman" w:cs="Times New Roman"/>
         </w:rPr>
       </w:pPr>
-      <w:bookmarkStart w:id="24" w:name="_Toc228781115"/>
+      <w:bookmarkStart w:id="21" w:name="_Toc228781115"/>
       <w:r>
         <w:rPr>
           <w:rFonts w:ascii="Times New Roman" w:hAnsi="Times New Roman" w:cs="Times New Roman"/>
         </w:rPr>
         <w:t>Metode Penelitian</w:t>
       </w:r>
-      <w:bookmarkEnd w:id="24"/>
+      <w:bookmarkEnd w:id="21"/>
     </w:p>
     <w:p>
       <w:pPr>
@@ -6106,14 +7515,14 @@
           <w:rFonts w:ascii="Times New Roman" w:hAnsi="Times New Roman" w:cs="Times New Roman"/>
         </w:rPr>
       </w:pPr>
-      <w:bookmarkStart w:id="25" w:name="_Toc228781116"/>
+      <w:bookmarkStart w:id="22" w:name="_Toc228781116"/>
       <w:r>
         <w:rPr>
           <w:rFonts w:ascii="Times New Roman" w:hAnsi="Times New Roman" w:cs="Times New Roman"/>
         </w:rPr>
         <w:t>Metode</w:t>
       </w:r>
-      <w:bookmarkEnd w:id="25"/>
+      <w:bookmarkEnd w:id="22"/>
       <w:r>
         <w:rPr>
           <w:rFonts w:ascii="Times New Roman" w:hAnsi="Times New Roman" w:cs="Times New Roman"/>
@@ -6173,14 +7582,14 @@
           <w:rFonts w:ascii="Times New Roman" w:hAnsi="Times New Roman" w:cs="Times New Roman"/>
         </w:rPr>
       </w:pPr>
-      <w:bookmarkStart w:id="26" w:name="_Toc228781117"/>
+      <w:bookmarkStart w:id="23" w:name="_Toc228781117"/>
       <w:r>
         <w:rPr>
           <w:rFonts w:ascii="Times New Roman" w:hAnsi="Times New Roman" w:cs="Times New Roman"/>
         </w:rPr>
         <w:t>Metode Perancangan</w:t>
       </w:r>
-      <w:bookmarkEnd w:id="26"/>
+      <w:bookmarkEnd w:id="23"/>
     </w:p>
     <w:p>
       <w:pPr>
@@ -6403,7 +7812,7 @@
           <w:docGrid w:linePitch="360"/>
         </w:sectPr>
       </w:pPr>
-      <w:bookmarkStart w:id="27" w:name="_Toc228781118"/>
+      <w:bookmarkStart w:id="24" w:name="_Toc228781118"/>
       <w:r>
         <w:rPr>
           <w:rFonts w:ascii="Times New Roman" w:hAnsi="Times New Roman" w:cs="Times New Roman"/>
@@ -6411,7 +7820,7 @@
         <w:lastRenderedPageBreak/>
         <w:t>JADWAL PENELITIAN</w:t>
       </w:r>
-      <w:bookmarkEnd w:id="27"/>
+      <w:bookmarkEnd w:id="24"/>
     </w:p>
     <w:p>
       <w:pPr>
@@ -6426,7 +7835,7 @@
           <w:rFonts w:ascii="Times New Roman" w:hAnsi="Times New Roman" w:cs="Times New Roman"/>
         </w:rPr>
       </w:pPr>
-      <w:bookmarkStart w:id="28" w:name="_Toc228781119"/>
+      <w:bookmarkStart w:id="25" w:name="_Toc228781119"/>
       <w:r>
         <w:rPr>
           <w:rFonts w:ascii="Times New Roman" w:hAnsi="Times New Roman" w:cs="Times New Roman"/>
@@ -6434,7 +7843,7 @@
         <w:lastRenderedPageBreak/>
         <w:t>DAFTAR PUSTAKA</w:t>
       </w:r>
-      <w:bookmarkEnd w:id="28"/>
+      <w:bookmarkEnd w:id="25"/>
     </w:p>
     <w:sdt>
       <w:sdtPr>
@@ -9879,7 +11288,9 @@
     <w:rsid w:val="002E5476"/>
     <w:rsid w:val="003D5DDC"/>
     <w:rsid w:val="00407941"/>
+    <w:rsid w:val="00457399"/>
     <w:rsid w:val="004942A1"/>
+    <w:rsid w:val="0074751B"/>
     <w:rsid w:val="008512DB"/>
     <w:rsid w:val="008A30BA"/>
     <w:rsid w:val="00A768B5"/>
@@ -10668,7 +12079,7 @@
   <we:properties>
     <we:property name="MENDELEY_BIBLIOGRAPHY_IS_DIRTY" value="true"/>
     <we:property name="MENDELEY_BIBLIOGRAPHY_LAST_MODIFIED" value="1779697922338"/>
-    <we:property name="MENDELEY_CITATIONS" value="[{&quot;citationID&quot;:&quot;MENDELEY_CITATION_7aea97f7-eb5e-4b5f-b5b9-2005dfc930df&quot;,&quot;properties&quot;:{&quot;noteIndex&quot;:0},&quot;isEdited&quot;:false,&quot;manualOverride&quot;:{&quot;isManuallyOverridden&quot;:false,&quot;citeprocText&quot;:&quot;(KH M Cholil Nafis, 2026)&quot;,&quot;manualOverrideText&quot;:&quot;&quot;},&quot;citationTag&quot;:&quot;MENDELEY_CITATION_v3_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&quot;,&quot;citationItems&quot;:[{&quot;id&quot;:&quot;50348d3c-ed7d-34e4-a349-8f7de9d63132&quot;,&quot;itemData&quot;:{&quot;type&quot;:&quot;webpage&quot;,&quot;id&quot;:&quot;50348d3c-ed7d-34e4-a349-8f7de9d63132&quot;,&quot;title&quot;:&quot;Mengukur Masa Depan Peradaban dalam Literasi Alquran&quot;,&quot;author&quot;:[{&quot;family&quot;:&quot;KH M Cholil Nafis&quot;,&quot;given&quot;:&quot;Ph.D&quot;,&quot;parse-names&quot;:false,&quot;dropping-particle&quot;:&quot;&quot;,&quot;non-dropping-particle&quot;:&quot;&quot;}],&quot;container-title&quot;:&quot;MUI Digital&quot;,&quot;accessed&quot;:{&quot;date-parts&quot;:[[2026,5,12]]},&quot;URL&quot;:&quot;https://mui.or.id/baca/opini/mengukur-masa-depan-peradaban-dalam-literasi-alquran?&quot;,&quot;issued&quot;:{&quot;date-parts&quot;:[[2026,3,10]]},&quot;container-title-short&quot;:&quot;&quot;},&quot;isTemporary&quot;:false}]},{&quot;citationID&quot;:&quot;MENDELEY_CITATION_2043320a-e264-46d1-9572-c3a0b026ebe7&quot;,&quot;properties&quot;:{&quot;noteIndex&quot;:0,&quot;mode&quot;:&quot;suppress-author&quot;},&quot;isEdited&quot;:false,&quot;manualOverride&quot;:{&quot;isManuallyOverridden&quot;:false,&quot;citeprocText&quot;:&quot;(2023)&quot;,&quot;manualOverrideText&quot;:&quot;&quot;},&quot;citationTag&quot;:&quot;MENDELEY_CITATION_v3_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&quot;,&quot;citationItems&quot;:[{&quot;displayAs&quot;:&quot;suppress-author&quot;,&quot;label&quot;:&quot;page&quot;,&quot;id&quot;:&quot;d8a07602-732c-3779-8765-3aa9988b737e&quot;,&quot;itemData&quot;:{&quot;type&quot;:&quot;webpage&quot;,&quot;id&quot;:&quot;d8a07602-732c-3779-8765-3aa9988b737e&quot;,&quot;title&quot;:&quot;Catat, 190.000 Lembaga Pendidikan Al-Quran Sudah Dapat Tanda Daftar &quot;,&quot;author&quot;:[{&quot;family&quot;:&quot;Kementrian Agama&quot;,&quot;given&quot;:&quot;&quot;,&quot;parse-names&quot;:false,&quot;dropping-particle&quot;:&quot;&quot;,&quot;non-dropping-particle&quot;:&quot;&quot;}],&quot;accessed&quot;:{&quot;date-parts&quot;:[[2026,5,25]]},&quot;URL&quot;:&quot;https://kemenag.go.id/nasional/catat-190000-lembaga-pendidikan-al-quran-sudah-dapat-tanda-daftar-hanp03&quot;,&quot;issued&quot;:{&quot;date-parts&quot;:[[2023,3,15]]}},&quot;isTemporary&quot;:false,&quot;suppress-author&quot;:true,&quot;composite&quot;:false,&quot;author-only&quot;:false}]},{&quot;citationID&quot;:&quot;MENDELEY_CITATION_1c652747-0d66-4613-a224-534bce422943&quot;,&quot;properties&quot;:{&quot;noteIndex&quot;:0,&quot;mode&quot;:&quot;composite&quot;},&quot;isEdited&quot;:false,&quot;manualOverride&quot;:{&quot;isManuallyOverridden&quot;:false,&quot;citeprocText&quot;:&quot;Sujjada et al. (2024)&quot;,&quot;manualOverrideText&quot;:&quot;&quot;},&quot;citationTag&quot;:&quot;MENDELEY_CITATION_v3_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&quot;,&quot;citationItems&quot;:[{&quot;displayAs&quot;:&quot;composite&quot;,&quot;label&quot;:&quot;page&quot;,&quot;id&quot;:&quot;aaac5f55-7414-3162-98a2-5a3ad7b72cb4&quot;,&quot;itemData&quot;:{&quot;type&quot;:&quot;article-journal&quot;,&quot;id&quot;:&quot;aaac5f55-7414-3162-98a2-5a3ad7b72cb4&quot;,&quot;title&quot;:&quot;Implementasi Automatic Speech Recognition Pada Penilaian Hafalan Al-Quran Dengan Metode Murojaâ€™ah Berbasis Android&quot;,&quot;author&quot;:[{&quot;family&quot;:&quot;Sujjada&quot;,&quot;given&quot;:&quot;Alun&quot;,&quot;parse-names&quot;:false,&quot;dropping-particle&quot;:&quot;&quot;,&quot;non-dropping-particle&quot;:&quot;&quot;},{&quot;family&quot;:&quot;Insany&quot;,&quot;given&quot;:&quot;Gina Purnama&quot;,&quot;parse-names&quot;:false,&quot;dropping-particle&quot;:&quot;&quot;,&quot;non-dropping-particle&quot;:&quot;&quot;},{&quot;family&quot;:&quot;Nugraha&quot;,&quot;given&quot;:&quot;Muhamad Fajar&quot;,&quot;parse-names&quot;:false,&quot;dropping-particle&quot;:&quot;&quot;,&quot;non-dropping-particle&quot;:&quot;&quot;}],&quot;container-title&quot;:&quot;CICES&quot;,&quot;DOI&quot;:&quot;10.33050/cices.v10i2.3247&quot;,&quot;ISSN&quot;:&quot;2356-5209&quot;,&quot;issued&quot;:{&quot;date-parts&quot;:[[2024,8,8]]},&quot;page&quot;:&quot;216-228&quot;,&quot;abstract&quot;:&quot;This research implements Automatic Speech Recognition (ASR) technology in the process of assessing Al-Qur'an memorization to overcome the problem of the increasing number of people who cannot read the Al-Qur'an fluently. With ASR, computers can recognize and transcribe human speech accurately, thereby improving the quality and accuracy of pronunciation and providing constructive feedback to learners. An Android-based application that uses the ASR service from the Google Speech API allows users to recite verses from the Koran and automatically recognize and evaluate what they have memorized. The hope is that the use of ASR technology can improve the ability to memorize the Al-Qur'an more effectively and flexibly without requiring direct teacher assistance. This system was developed using the Rapid Application Development (RAD) method with Blackbox Testing.&quot;,&quot;publisher&quot;:&quot;Pandawan Sejahtera Indonesia&quot;,&quot;issue&quot;:&quot;2&quot;,&quot;volume&quot;:&quot;10&quot;,&quot;container-title-short&quot;:&quot;&quot;},&quot;isTemporary&quot;:false,&quot;suppress-author&quot;:false,&quot;composite&quot;:true,&quot;author-only&quot;:false}]},{&quot;citationID&quot;:&quot;MENDELEY_CITATION_d3408173-36dc-496d-9343-4bb0f3a84efe&quot;,&quot;properties&quot;:{&quot;noteIndex&quot;:0,&quot;mode&quot;:&quot;composite&quot;},&quot;isEdited&quot;:false,&quot;manualOverride&quot;:{&quot;isManuallyOverridden&quot;:false,&quot;citeprocText&quot;:&quot;Ihsanudin Syaifullah &amp;#38; Ghufron (2024)&quot;,&quot;manualOverrideText&quot;:&quot;&quot;},&quot;citationTag&quot;:&quot;MENDELEY_CITATION_v3_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&quot;,&quot;citationItems&quot;:[{&quot;displayAs&quot;:&quot;composite&quot;,&quot;label&quot;:&quot;page&quot;,&quot;id&quot;:&quot;c666ff2c-c259-3061-8b00-d61a4b02d9c4&quot;,&quot;itemData&quot;:{&quot;type&quot;:&quot;article-journal&quot;,&quot;id&quot;:&quot;c666ff2c-c259-3061-8b00-d61a4b02d9c4&quot;,&quot;title&quot;:&quot;Penerapan Teknologi Automatic Speech Recognition Menggunakan Model Wav2vec2.0 Sebagai Alat Bantu Untuk Mendeteksi Kesalahan Dalam Membaca Al-Qur'an Berbasis Mobile&quot;,&quot;author&quot;:[{&quot;family&quot;:&quot;Ihsanudin Syaifullah&quot;,&quot;given&quot;:&quot;Muhammad&quot;,&quot;parse-names&quot;:false,&quot;dropping-particle&quot;:&quot;&quot;,&quot;non-dropping-particle&quot;:&quot;&quot;},{&quot;family&quot;:&quot;Ghufron&quot;,&quot;given&quot;:&quot;&quot;,&quot;parse-names&quot;:false,&quot;dropping-particle&quot;:&quot;&quot;,&quot;non-dropping-particle&quot;:&quot;&quot;}],&quot;container-title&quot;:&quot;JSI : Jurnal Sistem Informasi (E-Journal&quot;,&quot;accessed&quot;:{&quot;date-parts&quot;:[[2026,5,25]]},&quot;ISSN&quot;:&quot;2355-4614&quot;,&quot;issued&quot;:{&quot;date-parts&quot;:[[2024]]},&quot;page&quot;:&quot;2024&quot;,&quot;abstract&quot;:&quot;Reading the Qur'an correctly is an obligation for Muslims. However, in practice, there are often errors in the recitation of the Qur'an that can change the meaning of the holy verses and most people do not realize if there are errors in their reading. This research aims to develop a mobile application that utilizes Automatic Speech Recognition (ASR) technology to help users check their recitation. The Wav2vec2.0 model is a self-supervised learning model specifically designed for speech understanding tasks, chosen for its strong ability to capture deep audio representations without requiring large amounts of labeled data. The Wav2vec2.0 model is used to automatically generate transcriptions of Qur'anic recitations. By comparing the transcription with a reference text, the system can identify types of reading errors, such as errors in harakat and letters. The results showed that the model was able to achieve a Word Error Rate of 0.367483 in recognizing words and harakat in the Qur'an. This indicates great potential in the development of a good Qur'an reading error detection tool.&quot;,&quot;issue&quot;:&quot;2&quot;,&quot;volume&quot;:&quot;16&quot;},&quot;isTemporary&quot;:false,&quot;suppress-author&quot;:false,&quot;composite&quot;:true,&quot;author-only&quot;:false}]},{&quot;citationID&quot;:&quot;MENDELEY_CITATION_2379b781-a0fa-49b1-a0e0-956a0921a121&quot;,&quot;properties&quot;:{&quot;noteIndex&quot;:0,&quot;mode&quot;:&quot;composite&quot;},&quot;isEdited&quot;:false,&quot;manualOverride&quot;:{&quot;isManuallyOverridden&quot;:false,&quot;citeprocText&quot;:&quot;Ferdiansyah et al. (2024)&quot;,&quot;manualOverrideText&quot;:&quot;&quot;},&quot;citationTag&quot;:&quot;MENDELEY_CITATION_v3_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&quot;,&quot;citationItems&quot;:[{&quot;displayAs&quot;:&quot;composite&quot;,&quot;label&quot;:&quot;page&quot;,&quot;id&quot;:&quot;d81bb3f1-e325-3fa1-9748-77d55b4a456a&quot;,&quot;itemData&quot;:{&quot;type&quot;:&quot;report&quot;,&quot;id&quot;:&quot;d81bb3f1-e325-3fa1-9748-77d55b4a456a&quot;,&quot;title&quot;:&quot;Implementasi Automatic Speech Recognition Bacaan Al-Qur'an Menggunakan Metode Wav2Vec 2.0 dan OpenAI-Whisper&quot;,&quot;author&quot;:[{&quot;family&quot;:&quot;Ferdiansyah&quot;,&quot;given&quot;:&quot;Danny&quot;,&quot;parse-names&quot;:false,&quot;dropping-particle&quot;:&quot;&quot;,&quot;non-dropping-particle&quot;:&quot;&quot;},{&quot;family&quot;:&quot;Sri Kusuma Aditya&quot;,&quot;given&quot;:&quot;Christian&quot;,&quot;parse-names&quot;:false,&quot;dropping-particle&quot;:&quot;&quot;,&quot;non-dropping-particle&quot;:&quot;&quot;},{&quot;family&quot;:&quot;Raya Tlogomas No&quot;,&quot;given&quot;:&quot;Jl&quot;,&quot;parse-names&quot;:false,&quot;dropping-particle&quot;:&quot;&quot;,&quot;non-dropping-particle&quot;:&quot;&quot;},{&quot;family&quot;:&quot;Lowokwaru&quot;,&quot;given&quot;:&quot;Kec&quot;,&quot;parse-names&quot;:false,&quot;dropping-particle&quot;:&quot;&quot;,&quot;non-dropping-particle&quot;:&quot;&quot;},{&quot;family&quot;:&quot;Malang&quot;,&quot;given&quot;:&quot;Kota&quot;,&quot;parse-names&quot;:false,&quot;dropping-particle&quot;:&quot;&quot;,&quot;non-dropping-particle&quot;:&quot;&quot;},{&quot;family&quot;:&quot;Timur&quot;,&quot;given&quot;:&quot;Jawa&quot;,&quot;parse-names&quot;:false,&quot;dropping-particle&quot;:&quot;&quot;,&quot;non-dropping-particle&quot;:&quot;&quot;}],&quot;URL&quot;:&quot;https://journal.trunojoyo.ac.id/triac&quot;,&quot;issued&quot;:{&quot;date-parts&quot;:[[2024]]},&quot;number-of-pages&quot;:&quot;2615-7764&quot;,&quot;issue&quot;:&quot;1&quot;,&quot;volume&quot;:&quot;11&quot;,&quot;container-title-short&quot;:&quot;&quot;},&quot;isTemporary&quot;:false,&quot;suppress-author&quot;:false,&quot;composite&quot;:true,&quot;author-only&quot;:false}]}]"/>
+    <we:property name="MENDELEY_CITATIONS" value="[{&quot;citationID&quot;:&quot;MENDELEY_CITATION_7aea97f7-eb5e-4b5f-b5b9-2005dfc930df&quot;,&quot;properties&quot;:{&quot;noteIndex&quot;:0},&quot;isEdited&quot;:false,&quot;manualOverride&quot;:{&quot;isManuallyOverridden&quot;:false,&quot;citeprocText&quot;:&quot;(KH M Cholil Nafis, 2026)&quot;,&quot;manualOverrideText&quot;:&quot;&quot;},&quot;citationTag&quot;:&quot;MENDELEY_CITATION_v3_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&quot;,&quot;citationItems&quot;:[{&quot;id&quot;:&quot;50348d3c-ed7d-34e4-a349-8f7de9d63132&quot;,&quot;itemData&quot;:{&quot;type&quot;:&quot;webpage&quot;,&quot;id&quot;:&quot;50348d3c-ed7d-34e4-a349-8f7de9d63132&quot;,&quot;title&quot;:&quot;Mengukur Masa Depan Peradaban dalam Literasi Alquran&quot;,&quot;author&quot;:[{&quot;family&quot;:&quot;KH M Cholil Nafis&quot;,&quot;given&quot;:&quot;Ph.D&quot;,&quot;parse-names&quot;:false,&quot;dropping-particle&quot;:&quot;&quot;,&quot;non-dropping-particle&quot;:&quot;&quot;}],&quot;container-title&quot;:&quot;MUI Digital&quot;,&quot;accessed&quot;:{&quot;date-parts&quot;:[[2026,5,12]]},&quot;URL&quot;:&quot;https://mui.or.id/baca/opini/mengukur-masa-depan-peradaban-dalam-literasi-alquran?&quot;,&quot;issued&quot;:{&quot;date-parts&quot;:[[2026,3,10]]},&quot;container-title-short&quot;:&quot;&quot;},&quot;isTemporary&quot;:false}]},{&quot;citationID&quot;:&quot;MENDELEY_CITATION_2043320a-e264-46d1-9572-c3a0b026ebe7&quot;,&quot;properties&quot;:{&quot;noteIndex&quot;:0,&quot;mode&quot;:&quot;suppress-author&quot;},&quot;isEdited&quot;:false,&quot;manualOverride&quot;:{&quot;isManuallyOverridden&quot;:false,&quot;citeprocText&quot;:&quot;(2023)&quot;,&quot;manualOverrideText&quot;:&quot;&quot;},&quot;citationTag&quot;:&quot;MENDELEY_CITATION_v3_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&quot;,&quot;citationItems&quot;:[{&quot;displayAs&quot;:&quot;suppress-author&quot;,&quot;label&quot;:&quot;page&quot;,&quot;id&quot;:&quot;d8a07602-732c-3779-8765-3aa9988b737e&quot;,&quot;itemData&quot;:{&quot;type&quot;:&quot;webpage&quot;,&quot;id&quot;:&quot;d8a07602-732c-3779-8765-3aa9988b737e&quot;,&quot;title&quot;:&quot;Catat, 190.000 Lembaga Pendidikan Al-Quran Sudah Dapat Tanda Daftar &quot;,&quot;author&quot;:[{&quot;family&quot;:&quot;Kementrian Agama&quot;,&quot;given&quot;:&quot;&quot;,&quot;parse-names&quot;:false,&quot;dropping-particle&quot;:&quot;&quot;,&quot;non-dropping-particle&quot;:&quot;&quot;}],&quot;accessed&quot;:{&quot;date-parts&quot;:[[2026,5,25]]},&quot;URL&quot;:&quot;https://kemenag.go.id/nasional/catat-190000-lembaga-pendidikan-al-quran-sudah-dapat-tanda-daftar-hanp03&quot;,&quot;issued&quot;:{&quot;date-parts&quot;:[[2023,3,15]]},&quot;container-title-short&quot;:&quot;&quot;},&quot;isTemporary&quot;:false,&quot;suppress-author&quot;:true,&quot;composite&quot;:false,&quot;author-only&quot;:false}]},{&quot;citationID&quot;:&quot;MENDELEY_CITATION_1c652747-0d66-4613-a224-534bce422943&quot;,&quot;properties&quot;:{&quot;noteIndex&quot;:0,&quot;mode&quot;:&quot;composite&quot;},&quot;isEdited&quot;:false,&quot;manualOverride&quot;:{&quot;isManuallyOverridden&quot;:false,&quot;citeprocText&quot;:&quot;Sujjada et al. (2024)&quot;,&quot;manualOverrideText&quot;:&quot;&quot;},&quot;citationTag&quot;:&quot;MENDELEY_CITATION_v3_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&quot;,&quot;citationItems&quot;:[{&quot;displayAs&quot;:&quot;composite&quot;,&quot;label&quot;:&quot;page&quot;,&quot;id&quot;:&quot;aaac5f55-7414-3162-98a2-5a3ad7b72cb4&quot;,&quot;itemData&quot;:{&quot;type&quot;:&quot;article-journal&quot;,&quot;id&quot;:&quot;aaac5f55-7414-3162-98a2-5a3ad7b72cb4&quot;,&quot;title&quot;:&quot;Implementasi Automatic Speech Recognition Pada Penilaian Hafalan Al-Quran Dengan Metode Murojaâ€™ah Berbasis Android&quot;,&quot;author&quot;:[{&quot;family&quot;:&quot;Sujjada&quot;,&quot;given&quot;:&quot;Alun&quot;,&quot;parse-names&quot;:false,&quot;dropping-particle&quot;:&quot;&quot;,&quot;non-dropping-particle&quot;:&quot;&quot;},{&quot;family&quot;:&quot;Insany&quot;,&quot;given&quot;:&quot;Gina Purnama&quot;,&quot;parse-names&quot;:false,&quot;dropping-particle&quot;:&quot;&quot;,&quot;non-dropping-particle&quot;:&quot;&quot;},{&quot;family&quot;:&quot;Nugraha&quot;,&quot;given&quot;:&quot;Muhamad Fajar&quot;,&quot;parse-names&quot;:false,&quot;dropping-particle&quot;:&quot;&quot;,&quot;non-dropping-particle&quot;:&quot;&quot;}],&quot;container-title&quot;:&quot;CICES&quot;,&quot;DOI&quot;:&quot;10.33050/cices.v10i2.3247&quot;,&quot;ISSN&quot;:&quot;2356-5209&quot;,&quot;issued&quot;:{&quot;date-parts&quot;:[[2024,8,8]]},&quot;page&quot;:&quot;216-228&quot;,&quot;abstract&quot;:&quot;This research implements Automatic Speech Recognition (ASR) technology in the process of assessing Al-Qur'an memorization to overcome the problem of the increasing number of people who cannot read the Al-Qur'an fluently. With ASR, computers can recognize and transcribe human speech accurately, thereby improving the quality and accuracy of pronunciation and providing constructive feedback to learners. An Android-based application that uses the ASR service from the Google Speech API allows users to recite verses from the Koran and automatically recognize and evaluate what they have memorized. The hope is that the use of ASR technology can improve the ability to memorize the Al-Qur'an more effectively and flexibly without requiring direct teacher assistance. This system was developed using the Rapid Application Development (RAD) method with Blackbox Testing.&quot;,&quot;publisher&quot;:&quot;Pandawan Sejahtera Indonesia&quot;,&quot;issue&quot;:&quot;2&quot;,&quot;volume&quot;:&quot;10&quot;,&quot;container-title-short&quot;:&quot;&quot;},&quot;isTemporary&quot;:false,&quot;suppress-author&quot;:false,&quot;composite&quot;:true,&quot;author-only&quot;:false}]},{&quot;citationID&quot;:&quot;MENDELEY_CITATION_d3408173-36dc-496d-9343-4bb0f3a84efe&quot;,&quot;properties&quot;:{&quot;noteIndex&quot;:0,&quot;mode&quot;:&quot;composite&quot;},&quot;isEdited&quot;:false,&quot;manualOverride&quot;:{&quot;isManuallyOverridden&quot;:false,&quot;citeprocText&quot;:&quot;Ihsanudin Syaifullah &amp;#38; Ghufron (2024)&quot;,&quot;manualOverrideText&quot;:&quot;&quot;},&quot;citationTag&quot;:&quot;MENDELEY_CITATION_v3_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&quot;,&quot;citationItems&quot;:[{&quot;displayAs&quot;:&quot;composite&quot;,&quot;label&quot;:&quot;page&quot;,&quot;id&quot;:&quot;c666ff2c-c259-3061-8b00-d61a4b02d9c4&quot;,&quot;itemData&quot;:{&quot;type&quot;:&quot;article-journal&quot;,&quot;id&quot;:&quot;c666ff2c-c259-3061-8b00-d61a4b02d9c4&quot;,&quot;title&quot;:&quot;Penerapan Teknologi Automatic Speech Recognition Menggunakan Model Wav2vec2.0 Sebagai Alat Bantu Untuk Mendeteksi Kesalahan Dalam Membaca Al-Qur'an Berbasis Mobile&quot;,&quot;author&quot;:[{&quot;family&quot;:&quot;Ihsanudin Syaifullah&quot;,&quot;given&quot;:&quot;Muhammad&quot;,&quot;parse-names&quot;:false,&quot;dropping-particle&quot;:&quot;&quot;,&quot;non-dropping-particle&quot;:&quot;&quot;},{&quot;family&quot;:&quot;Ghufron&quot;,&quot;given&quot;:&quot;&quot;,&quot;parse-names&quot;:false,&quot;dropping-particle&quot;:&quot;&quot;,&quot;non-dropping-particle&quot;:&quot;&quot;}],&quot;container-title&quot;:&quot;JSI : Jurnal Sistem Informasi (E-Journal&quot;,&quot;accessed&quot;:{&quot;date-parts&quot;:[[2026,5,25]]},&quot;ISSN&quot;:&quot;2355-4614&quot;,&quot;issued&quot;:{&quot;date-parts&quot;:[[2024]]},&quot;page&quot;:&quot;2024&quot;,&quot;abstract&quot;:&quot;Reading the Qur'an correctly is an obligation for Muslims. However, in practice, there are often errors in the recitation of the Qur'an that can change the meaning of the holy verses and most people do not realize if there are errors in their reading. This research aims to develop a mobile application that utilizes Automatic Speech Recognition (ASR) technology to help users check their recitation. The Wav2vec2.0 model is a self-supervised learning model specifically designed for speech understanding tasks, chosen for its strong ability to capture deep audio representations without requiring large amounts of labeled data. The Wav2vec2.0 model is used to automatically generate transcriptions of Qur'anic recitations. By comparing the transcription with a reference text, the system can identify types of reading errors, such as errors in harakat and letters. The results showed that the model was able to achieve a Word Error Rate of 0.367483 in recognizing words and harakat in the Qur'an. This indicates great potential in the development of a good Qur'an reading error detection tool.&quot;,&quot;issue&quot;:&quot;2&quot;,&quot;volume&quot;:&quot;16&quot;,&quot;container-title-short&quot;:&quot;&quot;},&quot;isTemporary&quot;:false,&quot;suppress-author&quot;:false,&quot;composite&quot;:true,&quot;author-only&quot;:false}]},{&quot;citationID&quot;:&quot;MENDELEY_CITATION_2379b781-a0fa-49b1-a0e0-956a0921a121&quot;,&quot;properties&quot;:{&quot;noteIndex&quot;:0,&quot;mode&quot;:&quot;composite&quot;},&quot;isEdited&quot;:false,&quot;manualOverride&quot;:{&quot;isManuallyOverridden&quot;:false,&quot;citeprocText&quot;:&quot;Ferdiansyah et al. (2024)&quot;,&quot;manualOverrideText&quot;:&quot;&quot;},&quot;citationTag&quot;:&quot;MENDELEY_CITATION_v3_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&quot;,&quot;citationItems&quot;:[{&quot;displayAs&quot;:&quot;composite&quot;,&quot;label&quot;:&quot;page&quot;,&quot;id&quot;:&quot;d81bb3f1-e325-3fa1-9748-77d55b4a456a&quot;,&quot;itemData&quot;:{&quot;type&quot;:&quot;report&quot;,&quot;id&quot;:&quot;d81bb3f1-e325-3fa1-9748-77d55b4a456a&quot;,&quot;title&quot;:&quot;Implementasi Automatic Speech Recognition Bacaan Al-Qur'an Menggunakan Metode Wav2Vec 2.0 dan OpenAI-Whisper&quot;,&quot;author&quot;:[{&quot;family&quot;:&quot;Ferdiansyah&quot;,&quot;given&quot;:&quot;Danny&quot;,&quot;parse-names&quot;:false,&quot;dropping-particle&quot;:&quot;&quot;,&quot;non-dropping-particle&quot;:&quot;&quot;},{&quot;family&quot;:&quot;Sri Kusuma Aditya&quot;,&quot;given&quot;:&quot;Christian&quot;,&quot;parse-names&quot;:false,&quot;dropping-particle&quot;:&quot;&quot;,&quot;non-dropping-particle&quot;:&quot;&quot;},{&quot;family&quot;:&quot;Raya Tlogomas No&quot;,&quot;given&quot;:&quot;Jl&quot;,&quot;parse-names&quot;:false,&quot;dropping-particle&quot;:&quot;&quot;,&quot;non-dropping-particle&quot;:&quot;&quot;},{&quot;family&quot;:&quot;Lowokwaru&quot;,&quot;given&quot;:&quot;Kec&quot;,&quot;parse-names&quot;:false,&quot;dropping-particle&quot;:&quot;&quot;,&quot;non-dropping-particle&quot;:&quot;&quot;},{&quot;family&quot;:&quot;Malang&quot;,&quot;given&quot;:&quot;Kota&quot;,&quot;parse-names&quot;:false,&quot;dropping-particle&quot;:&quot;&quot;,&quot;non-dropping-particle&quot;:&quot;&quot;},{&quot;family&quot;:&quot;Timur&quot;,&quot;given&quot;:&quot;Jawa&quot;,&quot;parse-names&quot;:false,&quot;dropping-particle&quot;:&quot;&quot;,&quot;non-dropping-particle&quot;:&quot;&quot;}],&quot;URL&quot;:&quot;https://journal.trunojoyo.ac.id/triac&quot;,&quot;issued&quot;:{&quot;date-parts&quot;:[[2024]]},&quot;number-of-pages&quot;:&quot;2615-7764&quot;,&quot;issue&quot;:&quot;1&quot;,&quot;volume&quot;:&quot;11&quot;,&quot;container-title-short&quot;:&quot;&quot;},&quot;isTemporary&quot;:false,&quot;suppress-author&quot;:false,&quot;composite&quot;:true,&quot;author-only&quot;:false}]}]"/>
     <we:property name="MENDELEY_CITATIONS_STYLE" value="{&quot;id&quot;:&quot;https://www.zotero.org/styles/apa&quot;,&quot;title&quot;:&quot;APA Style 7th edition&quot;,&quot;format&quot;:&quot;author-date&quot;,&quot;defaultLocale&quot;:null,&quot;isLocaleCodeValid&quot;:true}"/>
   </we:properties>
   <we:bindings/>

--- a/penulisan bab/01 Laporan/laporan_v2.0.docx
+++ b/penulisan bab/01 Laporan/laporan_v2.0.docx
@@ -10,6 +10,7 @@
           <w:rFonts w:ascii="Times New Roman" w:hAnsi="Times New Roman" w:cs="Times New Roman"/>
           <w:b/>
           <w:bCs/>
+          <w:color w:val="000000" w:themeColor="text1"/>
         </w:rPr>
       </w:pPr>
       <w:r>
@@ -17,6 +18,7 @@
           <w:rFonts w:ascii="Times New Roman" w:hAnsi="Times New Roman" w:cs="Times New Roman"/>
           <w:b/>
           <w:bCs/>
+          <w:color w:val="000000" w:themeColor="text1"/>
           <w:sz w:val="28"/>
           <w:szCs w:val="28"/>
         </w:rPr>
@@ -27,6 +29,7 @@
           <w:rFonts w:ascii="Times New Roman" w:hAnsi="Times New Roman" w:cs="Times New Roman"/>
           <w:b/>
           <w:bCs/>
+          <w:color w:val="000000" w:themeColor="text1"/>
         </w:rPr>
         <w:br/>
       </w:r>
@@ -21313,7 +21316,6 @@
           <w:rFonts w:ascii="Times New Roman" w:hAnsi="Times New Roman" w:cs="Times New Roman"/>
           <w:sz w:val="24"/>
           <w:szCs w:val="24"/>
-          <w:highlight w:val="yellow"/>
         </w:rPr>
         <w:t>api.alquran</w:t>
       </w:r>
@@ -21323,7 +21325,6 @@
           <w:rFonts w:ascii="Times New Roman" w:hAnsi="Times New Roman" w:cs="Times New Roman"/>
           <w:sz w:val="24"/>
           <w:szCs w:val="24"/>
-          <w:highlight w:val="yellow"/>
         </w:rPr>
         <w:t>.cloud</w:t>
       </w:r>
@@ -21341,7 +21342,6 @@
           <w:rFonts w:ascii="Times New Roman" w:hAnsi="Times New Roman" w:cs="Times New Roman"/>
           <w:sz w:val="24"/>
           <w:szCs w:val="24"/>
-          <w:highlight w:val="yellow"/>
         </w:rPr>
         <w:t>quran.kemenag.go.id</w:t>
       </w:r>
@@ -21595,7 +21595,6 @@
           <w:rFonts w:ascii="Times New Roman" w:hAnsi="Times New Roman" w:cs="Times New Roman"/>
           <w:sz w:val="24"/>
           <w:szCs w:val="24"/>
-          <w:highlight w:val="yellow"/>
         </w:rPr>
         <w:t>startRecording</w:t>
       </w:r>
@@ -21605,7 +21604,6 @@
           <w:rFonts w:ascii="Times New Roman" w:hAnsi="Times New Roman" w:cs="Times New Roman"/>
           <w:sz w:val="24"/>
           <w:szCs w:val="24"/>
-          <w:highlight w:val="yellow"/>
         </w:rPr>
         <w:t>(</w:t>
       </w:r>
@@ -21615,7 +21613,6 @@
           <w:rFonts w:ascii="Times New Roman" w:hAnsi="Times New Roman" w:cs="Times New Roman"/>
           <w:sz w:val="24"/>
           <w:szCs w:val="24"/>
-          <w:highlight w:val="yellow"/>
         </w:rPr>
         <w:t>)</w:t>
       </w:r>
@@ -21633,7 +21630,6 @@
           <w:rFonts w:ascii="Times New Roman" w:hAnsi="Times New Roman" w:cs="Times New Roman"/>
           <w:sz w:val="24"/>
           <w:szCs w:val="24"/>
-          <w:highlight w:val="yellow"/>
         </w:rPr>
         <w:t>stopRecording</w:t>
       </w:r>
@@ -21643,7 +21639,6 @@
           <w:rFonts w:ascii="Times New Roman" w:hAnsi="Times New Roman" w:cs="Times New Roman"/>
           <w:sz w:val="24"/>
           <w:szCs w:val="24"/>
-          <w:highlight w:val="yellow"/>
         </w:rPr>
         <w:t>()</w:t>
       </w:r>
@@ -24075,7 +24070,6 @@
           <w:rFonts w:ascii="Times New Roman" w:hAnsi="Times New Roman" w:cs="Times New Roman"/>
           <w:sz w:val="24"/>
           <w:szCs w:val="24"/>
-          <w:highlight w:val="yellow"/>
         </w:rPr>
         <w:t>jonatasgrosman</w:t>
       </w:r>
@@ -24085,7 +24079,6 @@
           <w:rFonts w:ascii="Times New Roman" w:hAnsi="Times New Roman" w:cs="Times New Roman"/>
           <w:sz w:val="24"/>
           <w:szCs w:val="24"/>
-          <w:highlight w:val="yellow"/>
         </w:rPr>
         <w:t>/wav2vec2-large-xlsr-53-arabic</w:t>
       </w:r>
@@ -32316,13 +32309,29 @@
         <w:t>(</w:t>
       </w:r>
       <w:proofErr w:type="spellStart"/>
-      <w:r>
-        <w:rPr>
-          <w:rFonts w:ascii="Times New Roman" w:hAnsi="Times New Roman" w:cs="Times New Roman"/>
-        </w:rPr>
-        <w:t>Tahfidz</w:t>
-      </w:r>
-      <w:proofErr w:type="spellEnd"/>
+      <w:proofErr w:type="gramStart"/>
+      <w:r>
+        <w:rPr>
+          <w:rFonts w:ascii="Times New Roman" w:hAnsi="Times New Roman" w:cs="Times New Roman"/>
+        </w:rPr>
+        <w:t>Tah</w:t>
+      </w:r>
+      <w:proofErr w:type="spellEnd"/>
+      <w:r>
+        <w:rPr>
+          <w:rFonts w:ascii="Times New Roman" w:hAnsi="Times New Roman" w:cs="Times New Roman"/>
+        </w:rPr>
+        <w:t xml:space="preserve">  </w:t>
+      </w:r>
+      <w:proofErr w:type="spellStart"/>
+      <w:r>
+        <w:rPr>
+          <w:rFonts w:ascii="Times New Roman" w:hAnsi="Times New Roman" w:cs="Times New Roman"/>
+        </w:rPr>
+        <w:t>fidz</w:t>
+      </w:r>
+      <w:proofErr w:type="spellEnd"/>
+      <w:proofErr w:type="gramEnd"/>
       <w:r>
         <w:rPr>
           <w:rFonts w:ascii="Times New Roman" w:hAnsi="Times New Roman" w:cs="Times New Roman"/>
@@ -32376,10 +32385,7 @@
       </w:r>
       <w:proofErr w:type="spellEnd"/>
       <w:r>
-        <w:t xml:space="preserve"> </w:t>
-      </w:r>
-      <w:r>
-        <w:t xml:space="preserve">Al-Qur'an </w:t>
+        <w:t xml:space="preserve"> Al-Qur'an </w:t>
       </w:r>
       <w:proofErr w:type="spellStart"/>
       <w:r>
@@ -32673,6 +32679,7 @@
             <w:docPart w:val="DefaultPlaceholder_-1854013440"/>
           </w:placeholder>
         </w:sdtPr>
+        <w:sdtEndPr/>
         <w:sdtContent>
           <w:r>
             <w:rPr>
@@ -32897,6 +32904,7 @@
             <w:docPart w:val="DefaultPlaceholder_-1854013440"/>
           </w:placeholder>
         </w:sdtPr>
+        <w:sdtEndPr/>
         <w:sdtContent>
           <w:r>
             <w:rPr>
@@ -33166,6 +33174,7 @@
             <w:docPart w:val="DefaultPlaceholder_-1854013440"/>
           </w:placeholder>
         </w:sdtPr>
+        <w:sdtEndPr/>
         <w:sdtContent>
           <w:r>
             <w:rPr>
@@ -33443,6 +33452,7 @@
             <w:docPart w:val="DefaultPlaceholder_-1854013440"/>
           </w:placeholder>
         </w:sdtPr>
+        <w:sdtEndPr/>
         <w:sdtContent>
           <w:r>
             <w:rPr>
@@ -33595,6 +33605,7 @@
             <w:docPart w:val="DefaultPlaceholder_-1854013440"/>
           </w:placeholder>
         </w:sdtPr>
+        <w:sdtEndPr/>
         <w:sdtContent>
           <w:proofErr w:type="spellStart"/>
           <w:r>
@@ -33931,6 +33942,7 @@
             <w:docPart w:val="DefaultPlaceholder_-1854013440"/>
           </w:placeholder>
         </w:sdtPr>
+        <w:sdtEndPr/>
         <w:sdtContent>
           <w:proofErr w:type="spellStart"/>
           <w:r>
@@ -34370,6 +34382,7 @@
             <w:docPart w:val="DefaultPlaceholder_-1854013440"/>
           </w:placeholder>
         </w:sdtPr>
+        <w:sdtEndPr/>
         <w:sdtContent>
           <w:r>
             <w:rPr>
@@ -34397,7 +34410,7 @@
     <w:p>
       <w:pPr>
         <w:pStyle w:val="Heading3"/>
-        <w:spacing w:before="0"/>
+        <w:spacing w:before="0" w:line="360" w:lineRule="auto"/>
         <w:ind w:left="360"/>
         <w:rPr>
           <w:rFonts w:ascii="Times New Roman" w:hAnsi="Times New Roman" w:cs="Times New Roman"/>
@@ -34570,6 +34583,7 @@
             <w:docPart w:val="DefaultPlaceholder_-1854013440"/>
           </w:placeholder>
         </w:sdtPr>
+        <w:sdtEndPr/>
         <w:sdtContent>
           <w:r>
             <w:rPr>
@@ -35020,7 +35034,11 @@
       </w:r>
       <w:proofErr w:type="spellEnd"/>
       <w:r>
-        <w:t xml:space="preserve"> Al-Qur'an </w:t>
+        <w:t xml:space="preserve"> </w:t>
+      </w:r>
+      <w:r>
+        <w:lastRenderedPageBreak/>
+        <w:t xml:space="preserve">Al-Qur'an </w:t>
       </w:r>
       <w:proofErr w:type="spellStart"/>
       <w:r>
@@ -35132,7 +35150,6 @@
       </w:pPr>
       <w:proofErr w:type="spellStart"/>
       <w:r>
-        <w:lastRenderedPageBreak/>
         <w:t>Arsitektur</w:t>
       </w:r>
       <w:proofErr w:type="spellEnd"/>
@@ -35155,17 +35172,137 @@
         <w:ind w:firstLine="720"/>
         <w:jc w:val="both"/>
       </w:pPr>
-      <w:proofErr w:type="spellStart"/>
-      <w:r>
-        <w:t>Secara</w:t>
-      </w:r>
-      <w:proofErr w:type="spellEnd"/>
-      <w:r>
-        <w:t xml:space="preserve"> </w:t>
-      </w:r>
-      <w:proofErr w:type="spellStart"/>
-      <w:r>
-        <w:t>arsitektur</w:t>
+      <w:sdt>
+        <w:sdtPr>
+          <w:rPr>
+            <w:color w:val="000000"/>
+          </w:rPr>
+          <w:tag w:val="MENDELEY_CITATION_v3_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"/>
+          <w:id w:val="366649179"/>
+          <w:placeholder>
+            <w:docPart w:val="DefaultPlaceholder_-1854013440"/>
+          </w:placeholder>
+        </w:sdtPr>
+        <w:sdtEndPr/>
+        <w:sdtContent>
+          <w:r>
+            <w:rPr>
+              <w:color w:val="000000"/>
+            </w:rPr>
+            <w:t>Malik et al. (2021)</w:t>
+          </w:r>
+        </w:sdtContent>
+      </w:sdt>
+      <w:r>
+        <w:t xml:space="preserve"> </w:t>
+      </w:r>
+      <w:proofErr w:type="spellStart"/>
+      <w:r>
+        <w:t>menjelaskan</w:t>
+      </w:r>
+      <w:proofErr w:type="spellEnd"/>
+      <w:r>
+        <w:t xml:space="preserve"> </w:t>
+      </w:r>
+      <w:proofErr w:type="spellStart"/>
+      <w:r>
+        <w:t>bahwa</w:t>
+      </w:r>
+      <w:proofErr w:type="spellEnd"/>
+      <w:r>
+        <w:t xml:space="preserve"> </w:t>
+      </w:r>
+      <w:proofErr w:type="spellStart"/>
+      <w:r>
+        <w:t>struktur</w:t>
+      </w:r>
+      <w:proofErr w:type="spellEnd"/>
+      <w:r>
+        <w:t xml:space="preserve"> </w:t>
+      </w:r>
+      <w:proofErr w:type="spellStart"/>
+      <w:r>
+        <w:t>dasar</w:t>
+      </w:r>
+      <w:proofErr w:type="spellEnd"/>
+      <w:r>
+        <w:t xml:space="preserve"> </w:t>
+      </w:r>
+      <w:proofErr w:type="spellStart"/>
+      <w:r>
+        <w:t>sebuah</w:t>
+      </w:r>
+      <w:proofErr w:type="spellEnd"/>
+      <w:r>
+        <w:t xml:space="preserve"> </w:t>
+      </w:r>
+      <w:proofErr w:type="spellStart"/>
+      <w:r>
+        <w:t>sistem</w:t>
+      </w:r>
+      <w:proofErr w:type="spellEnd"/>
+      <w:r>
+        <w:t xml:space="preserve"> ASR </w:t>
+      </w:r>
+      <w:proofErr w:type="spellStart"/>
+      <w:r>
+        <w:t>terdiri</w:t>
+      </w:r>
+      <w:proofErr w:type="spellEnd"/>
+      <w:r>
+        <w:t xml:space="preserve"> </w:t>
+      </w:r>
+      <w:proofErr w:type="spellStart"/>
+      <w:r>
+        <w:t>dari</w:t>
+      </w:r>
+      <w:proofErr w:type="spellEnd"/>
+      <w:r>
+        <w:t xml:space="preserve"> </w:t>
+      </w:r>
+      <w:proofErr w:type="spellStart"/>
+      <w:r>
+        <w:t>beberapa</w:t>
+      </w:r>
+      <w:proofErr w:type="spellEnd"/>
+      <w:r>
+        <w:t xml:space="preserve"> </w:t>
+      </w:r>
+      <w:proofErr w:type="spellStart"/>
+      <w:r>
+        <w:t>komponen</w:t>
+      </w:r>
+      <w:proofErr w:type="spellEnd"/>
+      <w:r>
+        <w:t xml:space="preserve"> </w:t>
+      </w:r>
+      <w:proofErr w:type="spellStart"/>
+      <w:r>
+        <w:t>utama</w:t>
+      </w:r>
+      <w:proofErr w:type="spellEnd"/>
+      <w:r>
+        <w:t xml:space="preserve"> yang </w:t>
+      </w:r>
+      <w:proofErr w:type="spellStart"/>
+      <w:r>
+        <w:t>bekerja</w:t>
+      </w:r>
+      <w:proofErr w:type="spellEnd"/>
+      <w:r>
+        <w:t xml:space="preserve"> </w:t>
+      </w:r>
+      <w:proofErr w:type="spellStart"/>
+      <w:r>
+        <w:t>secara</w:t>
+      </w:r>
+      <w:proofErr w:type="spellEnd"/>
+      <w:r>
+        <w:t xml:space="preserve"> </w:t>
+      </w:r>
+      <w:proofErr w:type="spellStart"/>
+      <w:r>
+        <w:t>berurutan</w:t>
       </w:r>
       <w:proofErr w:type="spellEnd"/>
       <w:r>
@@ -35173,135 +35310,7 @@
       </w:r>
       <w:proofErr w:type="spellStart"/>
       <w:r>
-        <w:t>sistem</w:t>
-      </w:r>
-      <w:proofErr w:type="spellEnd"/>
-      <w:r>
-        <w:t xml:space="preserve"> ASR </w:t>
-      </w:r>
-      <w:proofErr w:type="spellStart"/>
-      <w:r>
-        <w:t>konvensional</w:t>
-      </w:r>
-      <w:proofErr w:type="spellEnd"/>
-      <w:r>
-        <w:t xml:space="preserve"> </w:t>
-      </w:r>
-      <w:proofErr w:type="spellStart"/>
-      <w:r>
-        <w:t>terdiri</w:t>
-      </w:r>
-      <w:proofErr w:type="spellEnd"/>
-      <w:r>
-        <w:t xml:space="preserve"> </w:t>
-      </w:r>
-      <w:proofErr w:type="spellStart"/>
-      <w:r>
-        <w:t>dari</w:t>
-      </w:r>
-      <w:proofErr w:type="spellEnd"/>
-      <w:r>
-        <w:t xml:space="preserve"> </w:t>
-      </w:r>
-      <w:proofErr w:type="spellStart"/>
-      <w:r>
-        <w:t>beberapa</w:t>
-      </w:r>
-      <w:proofErr w:type="spellEnd"/>
-      <w:r>
-        <w:t xml:space="preserve"> </w:t>
-      </w:r>
-      <w:proofErr w:type="spellStart"/>
-      <w:r>
-        <w:t>komponen</w:t>
-      </w:r>
-      <w:proofErr w:type="spellEnd"/>
-      <w:r>
-        <w:t xml:space="preserve"> </w:t>
-      </w:r>
-      <w:proofErr w:type="spellStart"/>
-      <w:r>
-        <w:t>utama</w:t>
-      </w:r>
-      <w:proofErr w:type="spellEnd"/>
-      <w:r>
-        <w:t xml:space="preserve"> yang </w:t>
-      </w:r>
-      <w:proofErr w:type="spellStart"/>
-      <w:r>
-        <w:t>bekerja</w:t>
-      </w:r>
-      <w:proofErr w:type="spellEnd"/>
-      <w:r>
-        <w:t xml:space="preserve"> </w:t>
-      </w:r>
-      <w:proofErr w:type="spellStart"/>
-      <w:r>
-        <w:t>secara</w:t>
-      </w:r>
-      <w:proofErr w:type="spellEnd"/>
-      <w:r>
-        <w:t xml:space="preserve"> </w:t>
-      </w:r>
-      <w:proofErr w:type="spellStart"/>
-      <w:r>
-        <w:t>terintegrasi</w:t>
-      </w:r>
-      <w:proofErr w:type="spellEnd"/>
-      <w:r>
-        <w:t xml:space="preserve">. Malik et al. (2021) </w:t>
-      </w:r>
-      <w:proofErr w:type="spellStart"/>
-      <w:r>
-        <w:t>menjelaskan</w:t>
-      </w:r>
-      <w:proofErr w:type="spellEnd"/>
-      <w:r>
-        <w:t xml:space="preserve"> </w:t>
-      </w:r>
-      <w:proofErr w:type="spellStart"/>
-      <w:r>
-        <w:t>bahwa</w:t>
-      </w:r>
-      <w:proofErr w:type="spellEnd"/>
-      <w:r>
-        <w:t xml:space="preserve"> </w:t>
-      </w:r>
-      <w:proofErr w:type="spellStart"/>
-      <w:r>
-        <w:t>struktur</w:t>
-      </w:r>
-      <w:proofErr w:type="spellEnd"/>
-      <w:r>
-        <w:t xml:space="preserve"> </w:t>
-      </w:r>
-      <w:proofErr w:type="spellStart"/>
-      <w:r>
-        <w:t>dasar</w:t>
-      </w:r>
-      <w:proofErr w:type="spellEnd"/>
-      <w:r>
-        <w:t xml:space="preserve"> </w:t>
-      </w:r>
-      <w:proofErr w:type="spellStart"/>
-      <w:r>
-        <w:t>sebuah</w:t>
-      </w:r>
-      <w:proofErr w:type="spellEnd"/>
-      <w:r>
-        <w:t xml:space="preserve"> </w:t>
-      </w:r>
-      <w:proofErr w:type="spellStart"/>
-      <w:r>
-        <w:t>sistem</w:t>
-      </w:r>
-      <w:proofErr w:type="spellEnd"/>
-      <w:r>
-        <w:t xml:space="preserve"> ASR </w:t>
-      </w:r>
-      <w:proofErr w:type="spellStart"/>
-      <w:r>
-        <w:t>mencakup</w:t>
+        <w:t>yaitu</w:t>
       </w:r>
       <w:proofErr w:type="spellEnd"/>
       <w:r>
@@ -35332,117 +35341,65 @@
         <w:t xml:space="preserve">, </w:t>
       </w:r>
       <w:r>
+        <w:rPr>
+          <w:rStyle w:val="Emphasis"/>
+          <w:rFonts w:eastAsiaTheme="majorEastAsia"/>
+        </w:rPr>
         <w:t>acoustic model</w:t>
       </w:r>
       <w:r>
         <w:t xml:space="preserve">, </w:t>
       </w:r>
       <w:r>
+        <w:rPr>
+          <w:rStyle w:val="Emphasis"/>
+          <w:rFonts w:eastAsiaTheme="majorEastAsia"/>
+        </w:rPr>
         <w:t>language model</w:t>
       </w:r>
       <w:r>
         <w:t xml:space="preserve">, dan </w:t>
       </w:r>
       <w:r>
+        <w:rPr>
+          <w:rStyle w:val="Emphasis"/>
+          <w:rFonts w:eastAsiaTheme="majorEastAsia"/>
+        </w:rPr>
         <w:t>decoder</w:t>
       </w:r>
       <w:r>
-        <w:t xml:space="preserve"> yang masing-masing </w:t>
-      </w:r>
-      <w:proofErr w:type="spellStart"/>
-      <w:r>
-        <w:t>memiliki</w:t>
-      </w:r>
-      <w:proofErr w:type="spellEnd"/>
-      <w:r>
-        <w:t xml:space="preserve"> </w:t>
-      </w:r>
-      <w:proofErr w:type="spellStart"/>
-      <w:r>
-        <w:t>peran</w:t>
-      </w:r>
-      <w:proofErr w:type="spellEnd"/>
-      <w:r>
-        <w:t xml:space="preserve"> </w:t>
-      </w:r>
-      <w:proofErr w:type="spellStart"/>
-      <w:r>
-        <w:t>tersendiri</w:t>
-      </w:r>
-      <w:proofErr w:type="spellEnd"/>
-      <w:r>
-        <w:t xml:space="preserve"> </w:t>
-      </w:r>
-      <w:proofErr w:type="spellStart"/>
-      <w:r>
-        <w:t>dalam</w:t>
-      </w:r>
-      <w:proofErr w:type="spellEnd"/>
-      <w:r>
-        <w:t xml:space="preserve"> </w:t>
-      </w:r>
-      <w:proofErr w:type="spellStart"/>
-      <w:r>
-        <w:t>menghasilkan</w:t>
-      </w:r>
-      <w:proofErr w:type="spellEnd"/>
-      <w:r>
-        <w:t xml:space="preserve"> </w:t>
-      </w:r>
-      <w:proofErr w:type="spellStart"/>
-      <w:r>
-        <w:t>transkripsi</w:t>
-      </w:r>
-      <w:proofErr w:type="spellEnd"/>
-      <w:r>
-        <w:t xml:space="preserve"> </w:t>
-      </w:r>
-      <w:proofErr w:type="spellStart"/>
-      <w:r>
-        <w:t>teks</w:t>
-      </w:r>
-      <w:proofErr w:type="spellEnd"/>
-      <w:r>
-        <w:t xml:space="preserve"> </w:t>
-      </w:r>
-      <w:proofErr w:type="spellStart"/>
-      <w:r>
-        <w:t>dari</w:t>
-      </w:r>
-      <w:proofErr w:type="spellEnd"/>
-      <w:r>
-        <w:t xml:space="preserve"> </w:t>
-      </w:r>
-      <w:proofErr w:type="spellStart"/>
-      <w:r>
-        <w:t>sinyal</w:t>
-      </w:r>
-      <w:proofErr w:type="spellEnd"/>
-      <w:r>
-        <w:t xml:space="preserve"> </w:t>
-      </w:r>
-      <w:proofErr w:type="spellStart"/>
-      <w:r>
-        <w:t>suara</w:t>
-      </w:r>
-      <w:proofErr w:type="spellEnd"/>
-      <w:r>
-        <w:t xml:space="preserve"> </w:t>
-      </w:r>
-      <w:proofErr w:type="spellStart"/>
-      <w:r>
-        <w:t>masukan</w:t>
-      </w:r>
-      <w:proofErr w:type="spellEnd"/>
-      <w:r>
-        <w:t>.</w:t>
+        <w:t xml:space="preserve">, </w:t>
+      </w:r>
+      <w:proofErr w:type="spellStart"/>
+      <w:r>
+        <w:t>sebagaimana</w:t>
+      </w:r>
+      <w:proofErr w:type="spellEnd"/>
+      <w:r>
+        <w:t xml:space="preserve"> </w:t>
+      </w:r>
+      <w:proofErr w:type="spellStart"/>
+      <w:r>
+        <w:t>ditunjukkan</w:t>
+      </w:r>
+      <w:proofErr w:type="spellEnd"/>
+      <w:r>
+        <w:t xml:space="preserve"> pada Gambar 2.1.</w:t>
       </w:r>
     </w:p>
     <w:p>
       <w:pPr>
         <w:pStyle w:val="NormalWeb"/>
-        <w:spacing w:before="0" w:beforeAutospacing="0" w:line="360" w:lineRule="auto"/>
-        <w:jc w:val="center"/>
+        <w:spacing w:before="0" w:beforeAutospacing="0" w:after="0" w:afterAutospacing="0" w:line="360" w:lineRule="auto"/>
+        <w:ind w:firstLine="720"/>
+        <w:jc w:val="both"/>
+      </w:pPr>
+    </w:p>
+    <w:p>
+      <w:pPr>
+        <w:pStyle w:val="NormalWeb"/>
+        <w:spacing w:before="0" w:beforeAutospacing="0" w:after="0" w:afterAutospacing="0" w:line="360" w:lineRule="auto"/>
+        <w:jc w:val="both"/>
       </w:pPr>
       <w:r>
         <w:rPr>
@@ -35554,6 +35511,7 @@
             <w:docPart w:val="DefaultPlaceholder_-1854013440"/>
           </w:placeholder>
         </w:sdtPr>
+        <w:sdtEndPr/>
         <w:sdtContent>
           <w:r>
             <w:rPr>
@@ -35577,51 +35535,43 @@
         <w:tab/>
       </w:r>
       <w:r>
-        <w:t xml:space="preserve">Modul </w:t>
-      </w:r>
-      <w:proofErr w:type="spellStart"/>
-      <w:r>
-        <w:t>pemrosesan</w:t>
-      </w:r>
-      <w:proofErr w:type="spellEnd"/>
-      <w:r>
-        <w:t xml:space="preserve"> </w:t>
-      </w:r>
-      <w:proofErr w:type="spellStart"/>
-      <w:r>
-        <w:t>sinyal</w:t>
-      </w:r>
-      <w:proofErr w:type="spellEnd"/>
-      <w:r>
-        <w:t xml:space="preserve"> </w:t>
-      </w:r>
-      <w:proofErr w:type="spellStart"/>
-      <w:r>
-        <w:t>bertugas</w:t>
-      </w:r>
-      <w:proofErr w:type="spellEnd"/>
-      <w:r>
-        <w:t xml:space="preserve"> </w:t>
-      </w:r>
-      <w:proofErr w:type="spellStart"/>
-      <w:r>
-        <w:t>mengekstraksi</w:t>
-      </w:r>
-      <w:proofErr w:type="spellEnd"/>
-      <w:r>
-        <w:t xml:space="preserve"> </w:t>
-      </w:r>
-      <w:proofErr w:type="spellStart"/>
-      <w:r>
-        <w:t>fitur</w:t>
-      </w:r>
-      <w:proofErr w:type="spellEnd"/>
-      <w:r>
-        <w:t xml:space="preserve"> </w:t>
-      </w:r>
-      <w:proofErr w:type="spellStart"/>
-      <w:r>
-        <w:t>spektral</w:t>
+        <w:t xml:space="preserve">Gambar 2.1 </w:t>
+      </w:r>
+      <w:proofErr w:type="spellStart"/>
+      <w:r>
+        <w:t>mengilustrasikan</w:t>
+      </w:r>
+      <w:proofErr w:type="spellEnd"/>
+      <w:r>
+        <w:t xml:space="preserve"> </w:t>
+      </w:r>
+      <w:proofErr w:type="spellStart"/>
+      <w:r>
+        <w:t>alur</w:t>
+      </w:r>
+      <w:proofErr w:type="spellEnd"/>
+      <w:r>
+        <w:t xml:space="preserve"> </w:t>
+      </w:r>
+      <w:proofErr w:type="spellStart"/>
+      <w:r>
+        <w:t>kerja</w:t>
+      </w:r>
+      <w:proofErr w:type="spellEnd"/>
+      <w:r>
+        <w:t xml:space="preserve"> </w:t>
+      </w:r>
+      <w:proofErr w:type="spellStart"/>
+      <w:r>
+        <w:t>sistem</w:t>
+      </w:r>
+      <w:proofErr w:type="spellEnd"/>
+      <w:r>
+        <w:t xml:space="preserve"> ASR yang </w:t>
+      </w:r>
+      <w:proofErr w:type="spellStart"/>
+      <w:r>
+        <w:t>terdiri</w:t>
       </w:r>
       <w:proofErr w:type="spellEnd"/>
       <w:r>
@@ -35637,63 +35587,79 @@
       </w:r>
       <w:proofErr w:type="spellStart"/>
       <w:r>
-        <w:t>gelombang</w:t>
-      </w:r>
-      <w:proofErr w:type="spellEnd"/>
-      <w:r>
-        <w:t xml:space="preserve"> </w:t>
-      </w:r>
-      <w:proofErr w:type="spellStart"/>
-      <w:r>
-        <w:t>suara</w:t>
-      </w:r>
-      <w:proofErr w:type="spellEnd"/>
-      <w:r>
-        <w:t xml:space="preserve"> </w:t>
-      </w:r>
-      <w:proofErr w:type="spellStart"/>
-      <w:r>
-        <w:t>masukan</w:t>
-      </w:r>
-      <w:proofErr w:type="spellEnd"/>
-      <w:r>
-        <w:t xml:space="preserve"> </w:t>
-      </w:r>
-      <w:proofErr w:type="spellStart"/>
-      <w:r>
-        <w:t>dengan</w:t>
-      </w:r>
-      <w:proofErr w:type="spellEnd"/>
-      <w:r>
-        <w:t xml:space="preserve"> </w:t>
-      </w:r>
-      <w:proofErr w:type="spellStart"/>
-      <w:r>
-        <w:t>memotong</w:t>
-      </w:r>
-      <w:proofErr w:type="spellEnd"/>
-      <w:r>
-        <w:t xml:space="preserve"> </w:t>
-      </w:r>
-      <w:proofErr w:type="spellStart"/>
-      <w:r>
-        <w:t>sinyal</w:t>
-      </w:r>
-      <w:proofErr w:type="spellEnd"/>
-      <w:r>
-        <w:t xml:space="preserve"> </w:t>
-      </w:r>
-      <w:proofErr w:type="spellStart"/>
-      <w:r>
-        <w:t>ke</w:t>
-      </w:r>
-      <w:proofErr w:type="spellEnd"/>
-      <w:r>
-        <w:t xml:space="preserve"> </w:t>
-      </w:r>
-      <w:proofErr w:type="spellStart"/>
-      <w:r>
-        <w:t>dalam</w:t>
+        <w:t>empat</w:t>
+      </w:r>
+      <w:proofErr w:type="spellEnd"/>
+      <w:r>
+        <w:t xml:space="preserve"> </w:t>
+      </w:r>
+      <w:proofErr w:type="spellStart"/>
+      <w:r>
+        <w:t>tahapan</w:t>
+      </w:r>
+      <w:proofErr w:type="spellEnd"/>
+      <w:r>
+        <w:t xml:space="preserve"> </w:t>
+      </w:r>
+      <w:proofErr w:type="spellStart"/>
+      <w:r>
+        <w:t>utama</w:t>
+      </w:r>
+      <w:proofErr w:type="spellEnd"/>
+      <w:r>
+        <w:t xml:space="preserve"> yang </w:t>
+      </w:r>
+      <w:proofErr w:type="spellStart"/>
+      <w:r>
+        <w:t>bekerja</w:t>
+      </w:r>
+      <w:proofErr w:type="spellEnd"/>
+      <w:r>
+        <w:t xml:space="preserve"> </w:t>
+      </w:r>
+      <w:proofErr w:type="spellStart"/>
+      <w:r>
+        <w:t>secara</w:t>
+      </w:r>
+      <w:proofErr w:type="spellEnd"/>
+      <w:r>
+        <w:t xml:space="preserve"> </w:t>
+      </w:r>
+      <w:proofErr w:type="spellStart"/>
+      <w:r>
+        <w:t>berurutan</w:t>
+      </w:r>
+      <w:proofErr w:type="spellEnd"/>
+      <w:r>
+        <w:t xml:space="preserve">. </w:t>
+      </w:r>
+      <w:proofErr w:type="spellStart"/>
+      <w:r>
+        <w:t>Tahap</w:t>
+      </w:r>
+      <w:proofErr w:type="spellEnd"/>
+      <w:r>
+        <w:t xml:space="preserve"> </w:t>
+      </w:r>
+      <w:proofErr w:type="spellStart"/>
+      <w:r>
+        <w:t>pertama</w:t>
+      </w:r>
+      <w:proofErr w:type="spellEnd"/>
+      <w:r>
+        <w:t xml:space="preserve"> </w:t>
+      </w:r>
+      <w:proofErr w:type="spellStart"/>
+      <w:r>
+        <w:t>dimulai</w:t>
+      </w:r>
+      <w:proofErr w:type="spellEnd"/>
+      <w:r>
+        <w:t xml:space="preserve"> </w:t>
+      </w:r>
+      <w:proofErr w:type="spellStart"/>
+      <w:r>
+        <w:t>dari</w:t>
       </w:r>
       <w:proofErr w:type="spellEnd"/>
       <w:r>
@@ -35704,117 +35670,38 @@
           <w:rStyle w:val="Emphasis"/>
           <w:rFonts w:eastAsiaTheme="majorEastAsia"/>
         </w:rPr>
-        <w:t>frame-frame</w:t>
-      </w:r>
-      <w:r>
-        <w:t xml:space="preserve"> </w:t>
-      </w:r>
-      <w:proofErr w:type="spellStart"/>
-      <w:r>
-        <w:t>kecil</w:t>
-      </w:r>
-      <w:proofErr w:type="spellEnd"/>
-      <w:r>
-        <w:t xml:space="preserve"> </w:t>
-      </w:r>
-      <w:proofErr w:type="spellStart"/>
-      <w:r>
-        <w:t>berdurasi</w:t>
-      </w:r>
-      <w:proofErr w:type="spellEnd"/>
-      <w:r>
-        <w:t xml:space="preserve"> </w:t>
-      </w:r>
-      <w:proofErr w:type="spellStart"/>
-      <w:r>
-        <w:t>sekitar</w:t>
-      </w:r>
-      <w:proofErr w:type="spellEnd"/>
-      <w:r>
-        <w:t xml:space="preserve"> 20 </w:t>
-      </w:r>
-      <w:proofErr w:type="spellStart"/>
-      <w:r>
-        <w:t>milidetik</w:t>
-      </w:r>
-      <w:proofErr w:type="spellEnd"/>
-      <w:r>
-        <w:t xml:space="preserve"> </w:t>
-      </w:r>
-      <w:proofErr w:type="spellStart"/>
-      <w:r>
-        <w:t>untuk</w:t>
-      </w:r>
-      <w:proofErr w:type="spellEnd"/>
-      <w:r>
-        <w:t xml:space="preserve"> </w:t>
-      </w:r>
-      <w:proofErr w:type="spellStart"/>
-      <w:r>
-        <w:t>menangkap</w:t>
-      </w:r>
-      <w:proofErr w:type="spellEnd"/>
-      <w:r>
-        <w:t xml:space="preserve"> </w:t>
-      </w:r>
-      <w:proofErr w:type="spellStart"/>
-      <w:r>
-        <w:t>transisi</w:t>
-      </w:r>
-      <w:proofErr w:type="spellEnd"/>
-      <w:r>
-        <w:t xml:space="preserve"> </w:t>
-      </w:r>
-      <w:proofErr w:type="spellStart"/>
-      <w:r>
-        <w:t>bunyi</w:t>
-      </w:r>
-      <w:proofErr w:type="spellEnd"/>
-      <w:r>
-        <w:t xml:space="preserve"> </w:t>
-      </w:r>
-      <w:proofErr w:type="spellStart"/>
-      <w:r>
-        <w:t>secara</w:t>
-      </w:r>
-      <w:proofErr w:type="spellEnd"/>
-      <w:r>
-        <w:t xml:space="preserve"> detail </w:t>
-      </w:r>
-      <w:sdt>
-        <w:sdtPr>
-          <w:rPr>
-            <w:color w:val="000000"/>
-          </w:rPr>
-          <w:tag w:val="MENDELEY_CITATION_v3_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"/>
-          <w:id w:val="1929615245"/>
-          <w:placeholder>
-            <w:docPart w:val="DefaultPlaceholder_-1854013440"/>
-          </w:placeholder>
-        </w:sdtPr>
-        <w:sdtContent>
-          <w:r>
-            <w:rPr>
-              <w:color w:val="000000"/>
-            </w:rPr>
-            <w:t>(Malik et al., 2021)</w:t>
-          </w:r>
-        </w:sdtContent>
-      </w:sdt>
-      <w:r>
-        <w:t>. Fitur-</w:t>
-      </w:r>
-      <w:proofErr w:type="spellStart"/>
-      <w:r>
-        <w:t>fitur</w:t>
-      </w:r>
-      <w:proofErr w:type="spellEnd"/>
-      <w:r>
-        <w:t xml:space="preserve"> </w:t>
-      </w:r>
-      <w:proofErr w:type="spellStart"/>
-      <w:r>
-        <w:t>spektral</w:t>
+        <w:t>Input Sound Wave</w:t>
+      </w:r>
+      <w:r>
+        <w:t xml:space="preserve">, </w:t>
+      </w:r>
+      <w:proofErr w:type="spellStart"/>
+      <w:r>
+        <w:t>yaitu</w:t>
+      </w:r>
+      <w:proofErr w:type="spellEnd"/>
+      <w:r>
+        <w:t xml:space="preserve"> </w:t>
+      </w:r>
+      <w:proofErr w:type="spellStart"/>
+      <w:r>
+        <w:t>gelombang</w:t>
+      </w:r>
+      <w:proofErr w:type="spellEnd"/>
+      <w:r>
+        <w:t xml:space="preserve"> </w:t>
+      </w:r>
+      <w:proofErr w:type="spellStart"/>
+      <w:r>
+        <w:t>suara</w:t>
+      </w:r>
+      <w:proofErr w:type="spellEnd"/>
+      <w:r>
+        <w:t xml:space="preserve"> </w:t>
+      </w:r>
+      <w:proofErr w:type="spellStart"/>
+      <w:r>
+        <w:t>mentah</w:t>
       </w:r>
       <w:proofErr w:type="spellEnd"/>
       <w:r>
@@ -35822,65 +35709,201 @@
       </w:r>
       <w:proofErr w:type="spellStart"/>
       <w:r>
-        <w:t>diekstraksi</w:t>
-      </w:r>
-      <w:proofErr w:type="spellEnd"/>
-      <w:r>
-        <w:t xml:space="preserve">, </w:t>
-      </w:r>
-      <w:proofErr w:type="spellStart"/>
-      <w:r>
-        <w:t>umumnya</w:t>
-      </w:r>
-      <w:proofErr w:type="spellEnd"/>
-      <w:r>
-        <w:t xml:space="preserve"> </w:t>
-      </w:r>
-      <w:proofErr w:type="spellStart"/>
-      <w:r>
-        <w:t>dalam</w:t>
-      </w:r>
-      <w:proofErr w:type="spellEnd"/>
-      <w:r>
-        <w:t xml:space="preserve"> </w:t>
-      </w:r>
-      <w:proofErr w:type="spellStart"/>
-      <w:r>
-        <w:t>bentuk</w:t>
-      </w:r>
-      <w:proofErr w:type="spellEnd"/>
-      <w:r>
-        <w:t xml:space="preserve"> </w:t>
+        <w:t>direkam</w:t>
+      </w:r>
+      <w:proofErr w:type="spellEnd"/>
+      <w:r>
+        <w:t xml:space="preserve"> </w:t>
+      </w:r>
+      <w:proofErr w:type="spellStart"/>
+      <w:r>
+        <w:t>melalui</w:t>
+      </w:r>
+      <w:proofErr w:type="spellEnd"/>
+      <w:r>
+        <w:t xml:space="preserve"> </w:t>
+      </w:r>
+      <w:proofErr w:type="spellStart"/>
+      <w:r>
+        <w:t>mikrofon</w:t>
+      </w:r>
+      <w:proofErr w:type="spellEnd"/>
+      <w:r>
+        <w:t xml:space="preserve"> dan </w:t>
+      </w:r>
+      <w:proofErr w:type="spellStart"/>
+      <w:r>
+        <w:t>menjadi</w:t>
+      </w:r>
+      <w:proofErr w:type="spellEnd"/>
+      <w:r>
+        <w:t xml:space="preserve"> </w:t>
+      </w:r>
+      <w:proofErr w:type="spellStart"/>
+      <w:r>
+        <w:t>masukan</w:t>
+      </w:r>
+      <w:proofErr w:type="spellEnd"/>
+      <w:r>
+        <w:t xml:space="preserve"> </w:t>
+      </w:r>
+      <w:proofErr w:type="spellStart"/>
+      <w:r>
+        <w:t>awal</w:t>
+      </w:r>
+      <w:proofErr w:type="spellEnd"/>
+      <w:r>
+        <w:t xml:space="preserve"> </w:t>
+      </w:r>
+      <w:proofErr w:type="spellStart"/>
+      <w:r>
+        <w:t>bagi</w:t>
+      </w:r>
+      <w:proofErr w:type="spellEnd"/>
+      <w:r>
+        <w:t xml:space="preserve"> </w:t>
+      </w:r>
+      <w:proofErr w:type="spellStart"/>
+      <w:r>
+        <w:t>sistem</w:t>
+      </w:r>
+      <w:proofErr w:type="spellEnd"/>
+      <w:r>
+        <w:t xml:space="preserve">. </w:t>
+      </w:r>
+      <w:proofErr w:type="spellStart"/>
+      <w:r>
+        <w:t>Gelombang</w:t>
+      </w:r>
+      <w:proofErr w:type="spellEnd"/>
+      <w:r>
+        <w:t xml:space="preserve"> </w:t>
+      </w:r>
+      <w:proofErr w:type="spellStart"/>
+      <w:r>
+        <w:t>suara</w:t>
+      </w:r>
+      <w:proofErr w:type="spellEnd"/>
+      <w:r>
+        <w:t xml:space="preserve"> </w:t>
+      </w:r>
+      <w:proofErr w:type="spellStart"/>
+      <w:r>
+        <w:t>tersebut</w:t>
+      </w:r>
+      <w:proofErr w:type="spellEnd"/>
+      <w:r>
+        <w:t xml:space="preserve"> </w:t>
+      </w:r>
+      <w:proofErr w:type="spellStart"/>
+      <w:r>
+        <w:t>kemudian</w:t>
+      </w:r>
+      <w:proofErr w:type="spellEnd"/>
+      <w:r>
+        <w:t xml:space="preserve"> </w:t>
+      </w:r>
+      <w:proofErr w:type="spellStart"/>
+      <w:r>
+        <w:t>diproses</w:t>
+      </w:r>
+      <w:proofErr w:type="spellEnd"/>
+      <w:r>
+        <w:t xml:space="preserve"> oleh </w:t>
       </w:r>
       <w:r>
         <w:rPr>
           <w:rStyle w:val="Emphasis"/>
           <w:rFonts w:eastAsiaTheme="majorEastAsia"/>
         </w:rPr>
-        <w:t>Mel-Frequency Cepstral Coefficients</w:t>
-      </w:r>
-      <w:r>
-        <w:t xml:space="preserve"> (MFCC), </w:t>
-      </w:r>
-      <w:proofErr w:type="spellStart"/>
-      <w:r>
-        <w:t>kemudian</w:t>
-      </w:r>
-      <w:proofErr w:type="spellEnd"/>
-      <w:r>
-        <w:t xml:space="preserve"> </w:t>
-      </w:r>
-      <w:proofErr w:type="spellStart"/>
-      <w:r>
-        <w:t>diteruskan</w:t>
-      </w:r>
-      <w:proofErr w:type="spellEnd"/>
-      <w:r>
-        <w:t xml:space="preserve"> </w:t>
-      </w:r>
-      <w:proofErr w:type="spellStart"/>
-      <w:r>
-        <w:t>ke</w:t>
+        <w:t>Pre-Processing Module</w:t>
+      </w:r>
+      <w:r>
+        <w:t xml:space="preserve"> yang </w:t>
+      </w:r>
+      <w:proofErr w:type="spellStart"/>
+      <w:r>
+        <w:t>bertugas</w:t>
+      </w:r>
+      <w:proofErr w:type="spellEnd"/>
+      <w:r>
+        <w:t xml:space="preserve"> </w:t>
+      </w:r>
+      <w:proofErr w:type="spellStart"/>
+      <w:r>
+        <w:t>membersihkan</w:t>
+      </w:r>
+      <w:proofErr w:type="spellEnd"/>
+      <w:r>
+        <w:t xml:space="preserve"> </w:t>
+      </w:r>
+      <w:proofErr w:type="spellStart"/>
+      <w:r>
+        <w:t>sinyal</w:t>
+      </w:r>
+      <w:proofErr w:type="spellEnd"/>
+      <w:r>
+        <w:t xml:space="preserve"> </w:t>
+      </w:r>
+      <w:proofErr w:type="spellStart"/>
+      <w:r>
+        <w:t>dari</w:t>
+      </w:r>
+      <w:proofErr w:type="spellEnd"/>
+      <w:r>
+        <w:t xml:space="preserve"> </w:t>
+      </w:r>
+      <w:proofErr w:type="spellStart"/>
+      <w:r>
+        <w:t>gangguan</w:t>
+      </w:r>
+      <w:proofErr w:type="spellEnd"/>
+      <w:r>
+        <w:t xml:space="preserve"> </w:t>
+      </w:r>
+      <w:proofErr w:type="spellStart"/>
+      <w:r>
+        <w:t>seperti</w:t>
+      </w:r>
+      <w:proofErr w:type="spellEnd"/>
+      <w:r>
+        <w:t xml:space="preserve"> </w:t>
+      </w:r>
+      <w:proofErr w:type="spellStart"/>
+      <w:r>
+        <w:t>kebisingan</w:t>
+      </w:r>
+      <w:proofErr w:type="spellEnd"/>
+      <w:r>
+        <w:t xml:space="preserve"> </w:t>
+      </w:r>
+      <w:proofErr w:type="spellStart"/>
+      <w:r>
+        <w:t>latar</w:t>
+      </w:r>
+      <w:proofErr w:type="spellEnd"/>
+      <w:r>
+        <w:t xml:space="preserve"> </w:t>
+      </w:r>
+      <w:proofErr w:type="spellStart"/>
+      <w:r>
+        <w:t>belakang</w:t>
+      </w:r>
+      <w:proofErr w:type="spellEnd"/>
+      <w:r>
+        <w:t xml:space="preserve"> </w:t>
+      </w:r>
+      <w:proofErr w:type="spellStart"/>
+      <w:r>
+        <w:t>sehingga</w:t>
+      </w:r>
+      <w:proofErr w:type="spellEnd"/>
+      <w:r>
+        <w:t xml:space="preserve"> </w:t>
+      </w:r>
+      <w:proofErr w:type="spellStart"/>
+      <w:r>
+        <w:t>menghasilkan</w:t>
       </w:r>
       <w:proofErr w:type="spellEnd"/>
       <w:r>
@@ -35891,70 +35914,38 @@
           <w:rStyle w:val="Emphasis"/>
           <w:rFonts w:eastAsiaTheme="majorEastAsia"/>
         </w:rPr>
-        <w:t>acoustic model</w:t>
-      </w:r>
+        <w:t>Clean Sound Wave</w:t>
+      </w:r>
+      <w:r>
+        <w:t xml:space="preserve"> </w:t>
+      </w:r>
+      <w:proofErr w:type="spellStart"/>
+      <w:r>
+        <w:t>dengan</w:t>
+      </w:r>
+      <w:proofErr w:type="spellEnd"/>
+      <w:r>
+        <w:t xml:space="preserve"> </w:t>
+      </w:r>
+      <w:proofErr w:type="spellStart"/>
+      <w:r>
+        <w:t>kualitas</w:t>
+      </w:r>
+      <w:proofErr w:type="spellEnd"/>
       <w:r>
         <w:t xml:space="preserve"> yang </w:t>
       </w:r>
       <w:proofErr w:type="spellStart"/>
       <w:r>
-        <w:t>memetakan</w:t>
-      </w:r>
-      <w:proofErr w:type="spellEnd"/>
-      <w:r>
-        <w:t xml:space="preserve"> </w:t>
-      </w:r>
-      <w:proofErr w:type="spellStart"/>
-      <w:r>
-        <w:t>fitur</w:t>
-      </w:r>
-      <w:proofErr w:type="spellEnd"/>
-      <w:r>
-        <w:t xml:space="preserve"> </w:t>
-      </w:r>
-      <w:proofErr w:type="spellStart"/>
-      <w:r>
-        <w:t>tersebut</w:t>
-      </w:r>
-      <w:proofErr w:type="spellEnd"/>
-      <w:r>
-        <w:t xml:space="preserve"> </w:t>
-      </w:r>
-      <w:proofErr w:type="spellStart"/>
-      <w:r>
-        <w:t>ke</w:t>
-      </w:r>
-      <w:proofErr w:type="spellEnd"/>
-      <w:r>
-        <w:t xml:space="preserve"> </w:t>
-      </w:r>
-      <w:proofErr w:type="spellStart"/>
-      <w:r>
-        <w:t>satuan</w:t>
-      </w:r>
-      <w:proofErr w:type="spellEnd"/>
-      <w:r>
-        <w:t xml:space="preserve"> </w:t>
-      </w:r>
-      <w:proofErr w:type="spellStart"/>
-      <w:r>
-        <w:t>linguistik</w:t>
-      </w:r>
-      <w:proofErr w:type="spellEnd"/>
-      <w:r>
-        <w:t xml:space="preserve"> </w:t>
-      </w:r>
-      <w:proofErr w:type="spellStart"/>
-      <w:r>
-        <w:t>seperti</w:t>
-      </w:r>
-      <w:proofErr w:type="spellEnd"/>
-      <w:r>
-        <w:t xml:space="preserve"> </w:t>
-      </w:r>
-      <w:proofErr w:type="spellStart"/>
-      <w:r>
-        <w:t>fonem</w:t>
+        <w:t>lebih</w:t>
+      </w:r>
+      <w:proofErr w:type="spellEnd"/>
+      <w:r>
+        <w:t xml:space="preserve"> </w:t>
+      </w:r>
+      <w:proofErr w:type="spellStart"/>
+      <w:r>
+        <w:t>baik</w:t>
       </w:r>
       <w:proofErr w:type="spellEnd"/>
       <w:r>
@@ -35965,8 +35956,24 @@
           <w:rStyle w:val="Emphasis"/>
           <w:rFonts w:eastAsiaTheme="majorEastAsia"/>
         </w:rPr>
-        <w:t>Language model</w:t>
-      </w:r>
+        <w:t>Clean Sound Wave</w:t>
+      </w:r>
+      <w:r>
+        <w:t xml:space="preserve"> yang </w:t>
+      </w:r>
+      <w:proofErr w:type="spellStart"/>
+      <w:r>
+        <w:t>telah</w:t>
+      </w:r>
+      <w:proofErr w:type="spellEnd"/>
+      <w:r>
+        <w:t xml:space="preserve"> </w:t>
+      </w:r>
+      <w:proofErr w:type="spellStart"/>
+      <w:r>
+        <w:t>bersih</w:t>
+      </w:r>
+      <w:proofErr w:type="spellEnd"/>
       <w:r>
         <w:t xml:space="preserve"> </w:t>
       </w:r>
@@ -35980,55 +35987,15 @@
       </w:r>
       <w:proofErr w:type="spellStart"/>
       <w:r>
-        <w:t>menghitung</w:t>
-      </w:r>
-      <w:proofErr w:type="spellEnd"/>
-      <w:r>
-        <w:t xml:space="preserve"> </w:t>
-      </w:r>
-      <w:proofErr w:type="spellStart"/>
-      <w:r>
-        <w:t>probabilitas</w:t>
-      </w:r>
-      <w:proofErr w:type="spellEnd"/>
-      <w:r>
-        <w:t xml:space="preserve"> </w:t>
-      </w:r>
-      <w:proofErr w:type="spellStart"/>
-      <w:r>
-        <w:t>kemunculan</w:t>
-      </w:r>
-      <w:proofErr w:type="spellEnd"/>
-      <w:r>
-        <w:t xml:space="preserve"> </w:t>
-      </w:r>
-      <w:proofErr w:type="spellStart"/>
-      <w:r>
-        <w:t>rangkaian</w:t>
-      </w:r>
-      <w:proofErr w:type="spellEnd"/>
-      <w:r>
-        <w:t xml:space="preserve"> kata </w:t>
-      </w:r>
-      <w:proofErr w:type="spellStart"/>
-      <w:r>
-        <w:t>dalam</w:t>
-      </w:r>
-      <w:proofErr w:type="spellEnd"/>
-      <w:r>
-        <w:t xml:space="preserve"> </w:t>
-      </w:r>
-      <w:proofErr w:type="spellStart"/>
-      <w:r>
-        <w:t>bahasa</w:t>
-      </w:r>
-      <w:proofErr w:type="spellEnd"/>
-      <w:r>
-        <w:t xml:space="preserve"> target, </w:t>
-      </w:r>
-      <w:proofErr w:type="spellStart"/>
-      <w:r>
-        <w:t>sedangkan</w:t>
+        <w:t>diteruskan</w:t>
+      </w:r>
+      <w:proofErr w:type="spellEnd"/>
+      <w:r>
+        <w:t xml:space="preserve"> </w:t>
+      </w:r>
+      <w:proofErr w:type="spellStart"/>
+      <w:r>
+        <w:t>ke</w:t>
       </w:r>
       <w:proofErr w:type="spellEnd"/>
       <w:r>
@@ -36039,6 +36006,977 @@
           <w:rStyle w:val="Emphasis"/>
           <w:rFonts w:eastAsiaTheme="majorEastAsia"/>
         </w:rPr>
+        <w:t>Feature Extraction Module</w:t>
+      </w:r>
+      <w:r>
+        <w:t xml:space="preserve"> yang </w:t>
+      </w:r>
+      <w:proofErr w:type="spellStart"/>
+      <w:r>
+        <w:t>bertugas</w:t>
+      </w:r>
+      <w:proofErr w:type="spellEnd"/>
+      <w:r>
+        <w:t xml:space="preserve"> </w:t>
+      </w:r>
+      <w:proofErr w:type="spellStart"/>
+      <w:r>
+        <w:t>mengubah</w:t>
+      </w:r>
+      <w:proofErr w:type="spellEnd"/>
+      <w:r>
+        <w:t xml:space="preserve"> </w:t>
+      </w:r>
+      <w:proofErr w:type="spellStart"/>
+      <w:r>
+        <w:t>sinyal</w:t>
+      </w:r>
+      <w:proofErr w:type="spellEnd"/>
+      <w:r>
+        <w:t xml:space="preserve"> </w:t>
+      </w:r>
+      <w:proofErr w:type="spellStart"/>
+      <w:r>
+        <w:t>suara</w:t>
+      </w:r>
+      <w:proofErr w:type="spellEnd"/>
+      <w:r>
+        <w:t xml:space="preserve"> </w:t>
+      </w:r>
+      <w:proofErr w:type="spellStart"/>
+      <w:r>
+        <w:lastRenderedPageBreak/>
+        <w:t>menjadi</w:t>
+      </w:r>
+      <w:proofErr w:type="spellEnd"/>
+      <w:r>
+        <w:t xml:space="preserve"> </w:t>
+      </w:r>
+      <w:proofErr w:type="spellStart"/>
+      <w:r>
+        <w:t>representasi</w:t>
+      </w:r>
+      <w:proofErr w:type="spellEnd"/>
+      <w:r>
+        <w:t xml:space="preserve"> </w:t>
+      </w:r>
+      <w:proofErr w:type="spellStart"/>
+      <w:r>
+        <w:t>numerik</w:t>
+      </w:r>
+      <w:proofErr w:type="spellEnd"/>
+      <w:r>
+        <w:t xml:space="preserve"> </w:t>
+      </w:r>
+      <w:proofErr w:type="spellStart"/>
+      <w:r>
+        <w:t>berupa</w:t>
+      </w:r>
+      <w:proofErr w:type="spellEnd"/>
+      <w:r>
+        <w:t xml:space="preserve"> </w:t>
+      </w:r>
+      <w:r>
+        <w:rPr>
+          <w:rStyle w:val="Emphasis"/>
+          <w:rFonts w:eastAsiaTheme="majorEastAsia"/>
+        </w:rPr>
+        <w:t>Extracted Features</w:t>
+      </w:r>
+      <w:r>
+        <w:t xml:space="preserve"> yang </w:t>
+      </w:r>
+      <w:proofErr w:type="spellStart"/>
+      <w:r>
+        <w:t>merangkum</w:t>
+      </w:r>
+      <w:proofErr w:type="spellEnd"/>
+      <w:r>
+        <w:t xml:space="preserve"> </w:t>
+      </w:r>
+      <w:proofErr w:type="spellStart"/>
+      <w:r>
+        <w:t>karakteristik</w:t>
+      </w:r>
+      <w:proofErr w:type="spellEnd"/>
+      <w:r>
+        <w:t xml:space="preserve"> </w:t>
+      </w:r>
+      <w:proofErr w:type="spellStart"/>
+      <w:r>
+        <w:t>akustik</w:t>
+      </w:r>
+      <w:proofErr w:type="spellEnd"/>
+      <w:r>
+        <w:t xml:space="preserve"> </w:t>
+      </w:r>
+      <w:proofErr w:type="spellStart"/>
+      <w:r>
+        <w:t>penting</w:t>
+      </w:r>
+      <w:proofErr w:type="spellEnd"/>
+      <w:r>
+        <w:t xml:space="preserve"> </w:t>
+      </w:r>
+      <w:proofErr w:type="spellStart"/>
+      <w:r>
+        <w:t>dari</w:t>
+      </w:r>
+      <w:proofErr w:type="spellEnd"/>
+      <w:r>
+        <w:t xml:space="preserve"> </w:t>
+      </w:r>
+      <w:proofErr w:type="spellStart"/>
+      <w:r>
+        <w:t>suara</w:t>
+      </w:r>
+      <w:proofErr w:type="spellEnd"/>
+      <w:r>
+        <w:t xml:space="preserve"> </w:t>
+      </w:r>
+      <w:proofErr w:type="spellStart"/>
+      <w:r>
+        <w:t>masukan</w:t>
+      </w:r>
+      <w:proofErr w:type="spellEnd"/>
+      <w:r>
+        <w:t>. Fitur-</w:t>
+      </w:r>
+      <w:proofErr w:type="spellStart"/>
+      <w:r>
+        <w:t>fitur</w:t>
+      </w:r>
+      <w:proofErr w:type="spellEnd"/>
+      <w:r>
+        <w:t xml:space="preserve"> yang </w:t>
+      </w:r>
+      <w:proofErr w:type="spellStart"/>
+      <w:r>
+        <w:t>telah</w:t>
+      </w:r>
+      <w:proofErr w:type="spellEnd"/>
+      <w:r>
+        <w:t xml:space="preserve"> </w:t>
+      </w:r>
+      <w:proofErr w:type="spellStart"/>
+      <w:r>
+        <w:t>diekstraksi</w:t>
+      </w:r>
+      <w:proofErr w:type="spellEnd"/>
+      <w:r>
+        <w:t xml:space="preserve"> </w:t>
+      </w:r>
+      <w:proofErr w:type="spellStart"/>
+      <w:r>
+        <w:t>tersebut</w:t>
+      </w:r>
+      <w:proofErr w:type="spellEnd"/>
+      <w:r>
+        <w:t xml:space="preserve"> </w:t>
+      </w:r>
+      <w:proofErr w:type="spellStart"/>
+      <w:r>
+        <w:t>kemudian</w:t>
+      </w:r>
+      <w:proofErr w:type="spellEnd"/>
+      <w:r>
+        <w:t xml:space="preserve"> </w:t>
+      </w:r>
+      <w:proofErr w:type="spellStart"/>
+      <w:r>
+        <w:t>dimasukkan</w:t>
+      </w:r>
+      <w:proofErr w:type="spellEnd"/>
+      <w:r>
+        <w:t xml:space="preserve"> </w:t>
+      </w:r>
+      <w:proofErr w:type="spellStart"/>
+      <w:r>
+        <w:t>ke</w:t>
+      </w:r>
+      <w:proofErr w:type="spellEnd"/>
+      <w:r>
+        <w:t xml:space="preserve"> </w:t>
+      </w:r>
+      <w:proofErr w:type="spellStart"/>
+      <w:r>
+        <w:t>dalam</w:t>
+      </w:r>
+      <w:proofErr w:type="spellEnd"/>
+      <w:r>
+        <w:t xml:space="preserve"> </w:t>
+      </w:r>
+      <w:r>
+        <w:rPr>
+          <w:rStyle w:val="Emphasis"/>
+          <w:rFonts w:eastAsiaTheme="majorEastAsia"/>
+        </w:rPr>
+        <w:t>Classification Model</w:t>
+      </w:r>
+      <w:r>
+        <w:t xml:space="preserve"> </w:t>
+      </w:r>
+      <w:proofErr w:type="spellStart"/>
+      <w:r>
+        <w:t>untuk</w:t>
+      </w:r>
+      <w:proofErr w:type="spellEnd"/>
+      <w:r>
+        <w:t xml:space="preserve"> </w:t>
+      </w:r>
+      <w:proofErr w:type="spellStart"/>
+      <w:r>
+        <w:t>dicocokkan</w:t>
+      </w:r>
+      <w:proofErr w:type="spellEnd"/>
+      <w:r>
+        <w:t xml:space="preserve"> </w:t>
+      </w:r>
+      <w:proofErr w:type="spellStart"/>
+      <w:r>
+        <w:t>dengan</w:t>
+      </w:r>
+      <w:proofErr w:type="spellEnd"/>
+      <w:r>
+        <w:t xml:space="preserve"> </w:t>
+      </w:r>
+      <w:proofErr w:type="spellStart"/>
+      <w:r>
+        <w:t>pola</w:t>
+      </w:r>
+      <w:proofErr w:type="spellEnd"/>
+      <w:r>
+        <w:t xml:space="preserve"> kata yang paling </w:t>
+      </w:r>
+      <w:proofErr w:type="spellStart"/>
+      <w:r>
+        <w:t>mungkin</w:t>
+      </w:r>
+      <w:proofErr w:type="spellEnd"/>
+      <w:r>
+        <w:t xml:space="preserve"> </w:t>
+      </w:r>
+      <w:proofErr w:type="spellStart"/>
+      <w:r>
+        <w:t>dalam</w:t>
+      </w:r>
+      <w:proofErr w:type="spellEnd"/>
+      <w:r>
+        <w:t xml:space="preserve"> </w:t>
+      </w:r>
+      <w:proofErr w:type="spellStart"/>
+      <w:r>
+        <w:t>bahasa</w:t>
+      </w:r>
+      <w:proofErr w:type="spellEnd"/>
+      <w:r>
+        <w:t xml:space="preserve"> target. Proses </w:t>
+      </w:r>
+      <w:proofErr w:type="spellStart"/>
+      <w:r>
+        <w:t>pencocokan</w:t>
+      </w:r>
+      <w:proofErr w:type="spellEnd"/>
+      <w:r>
+        <w:t xml:space="preserve"> </w:t>
+      </w:r>
+      <w:proofErr w:type="spellStart"/>
+      <w:r>
+        <w:t>ini</w:t>
+      </w:r>
+      <w:proofErr w:type="spellEnd"/>
+      <w:r>
+        <w:t xml:space="preserve"> </w:t>
+      </w:r>
+      <w:proofErr w:type="spellStart"/>
+      <w:r>
+        <w:t>didukung</w:t>
+      </w:r>
+      <w:proofErr w:type="spellEnd"/>
+      <w:r>
+        <w:t xml:space="preserve"> oleh </w:t>
+      </w:r>
+      <w:r>
+        <w:rPr>
+          <w:rStyle w:val="Emphasis"/>
+          <w:rFonts w:eastAsiaTheme="majorEastAsia"/>
+        </w:rPr>
+        <w:t>Language Model</w:t>
+      </w:r>
+      <w:r>
+        <w:t xml:space="preserve"> yang </w:t>
+      </w:r>
+      <w:proofErr w:type="spellStart"/>
+      <w:r>
+        <w:t>memberikan</w:t>
+      </w:r>
+      <w:proofErr w:type="spellEnd"/>
+      <w:r>
+        <w:t xml:space="preserve"> </w:t>
+      </w:r>
+      <w:proofErr w:type="spellStart"/>
+      <w:r>
+        <w:t>informasi</w:t>
+      </w:r>
+      <w:proofErr w:type="spellEnd"/>
+      <w:r>
+        <w:t xml:space="preserve"> </w:t>
+      </w:r>
+      <w:proofErr w:type="spellStart"/>
+      <w:r>
+        <w:t>probabilitas</w:t>
+      </w:r>
+      <w:proofErr w:type="spellEnd"/>
+      <w:r>
+        <w:t xml:space="preserve"> </w:t>
+      </w:r>
+      <w:proofErr w:type="spellStart"/>
+      <w:r>
+        <w:t>kemunculan</w:t>
+      </w:r>
+      <w:proofErr w:type="spellEnd"/>
+      <w:r>
+        <w:t xml:space="preserve"> </w:t>
+      </w:r>
+      <w:proofErr w:type="spellStart"/>
+      <w:r>
+        <w:t>suatu</w:t>
+      </w:r>
+      <w:proofErr w:type="spellEnd"/>
+      <w:r>
+        <w:t xml:space="preserve"> </w:t>
+      </w:r>
+      <w:proofErr w:type="spellStart"/>
+      <w:r>
+        <w:t>rangkaian</w:t>
+      </w:r>
+      <w:proofErr w:type="spellEnd"/>
+      <w:r>
+        <w:t xml:space="preserve"> kata </w:t>
+      </w:r>
+      <w:proofErr w:type="spellStart"/>
+      <w:r>
+        <w:t>dalam</w:t>
+      </w:r>
+      <w:proofErr w:type="spellEnd"/>
+      <w:r>
+        <w:t xml:space="preserve"> </w:t>
+      </w:r>
+      <w:proofErr w:type="spellStart"/>
+      <w:r>
+        <w:t>bahasa</w:t>
+      </w:r>
+      <w:proofErr w:type="spellEnd"/>
+      <w:r>
+        <w:t xml:space="preserve"> yang </w:t>
+      </w:r>
+      <w:proofErr w:type="spellStart"/>
+      <w:r>
+        <w:t>bersangkutan</w:t>
+      </w:r>
+      <w:proofErr w:type="spellEnd"/>
+      <w:r>
+        <w:t xml:space="preserve">, </w:t>
+      </w:r>
+      <w:proofErr w:type="spellStart"/>
+      <w:r>
+        <w:t>sehingga</w:t>
+      </w:r>
+      <w:proofErr w:type="spellEnd"/>
+      <w:r>
+        <w:t xml:space="preserve"> </w:t>
+      </w:r>
+      <w:proofErr w:type="spellStart"/>
+      <w:r>
+        <w:t>sistem</w:t>
+      </w:r>
+      <w:proofErr w:type="spellEnd"/>
+      <w:r>
+        <w:t xml:space="preserve"> </w:t>
+      </w:r>
+      <w:proofErr w:type="spellStart"/>
+      <w:r>
+        <w:t>dapat</w:t>
+      </w:r>
+      <w:proofErr w:type="spellEnd"/>
+      <w:r>
+        <w:t xml:space="preserve"> </w:t>
+      </w:r>
+      <w:proofErr w:type="spellStart"/>
+      <w:r>
+        <w:t>menghasilkan</w:t>
+      </w:r>
+      <w:proofErr w:type="spellEnd"/>
+      <w:r>
+        <w:t xml:space="preserve"> </w:t>
+      </w:r>
+      <w:proofErr w:type="spellStart"/>
+      <w:r>
+        <w:t>transkripsi</w:t>
+      </w:r>
+      <w:proofErr w:type="spellEnd"/>
+      <w:r>
+        <w:t xml:space="preserve"> yang </w:t>
+      </w:r>
+      <w:proofErr w:type="spellStart"/>
+      <w:r>
+        <w:t>lebih</w:t>
+      </w:r>
+      <w:proofErr w:type="spellEnd"/>
+      <w:r>
+        <w:t xml:space="preserve"> </w:t>
+      </w:r>
+      <w:proofErr w:type="spellStart"/>
+      <w:r>
+        <w:t>akurat</w:t>
+      </w:r>
+      <w:proofErr w:type="spellEnd"/>
+      <w:r>
+        <w:t xml:space="preserve"> dan </w:t>
+      </w:r>
+      <w:proofErr w:type="spellStart"/>
+      <w:r>
+        <w:t>kontekstual</w:t>
+      </w:r>
+      <w:proofErr w:type="spellEnd"/>
+      <w:r>
+        <w:t xml:space="preserve">. Hasil </w:t>
+      </w:r>
+      <w:proofErr w:type="spellStart"/>
+      <w:r>
+        <w:t>akhir</w:t>
+      </w:r>
+      <w:proofErr w:type="spellEnd"/>
+      <w:r>
+        <w:t xml:space="preserve"> </w:t>
+      </w:r>
+      <w:proofErr w:type="spellStart"/>
+      <w:r>
+        <w:t>dari</w:t>
+      </w:r>
+      <w:proofErr w:type="spellEnd"/>
+      <w:r>
+        <w:t xml:space="preserve"> </w:t>
+      </w:r>
+      <w:proofErr w:type="spellStart"/>
+      <w:r>
+        <w:t>keseluruhan</w:t>
+      </w:r>
+      <w:proofErr w:type="spellEnd"/>
+      <w:r>
+        <w:t xml:space="preserve"> proses </w:t>
+      </w:r>
+      <w:proofErr w:type="spellStart"/>
+      <w:r>
+        <w:t>tersebut</w:t>
+      </w:r>
+      <w:proofErr w:type="spellEnd"/>
+      <w:r>
+        <w:t xml:space="preserve"> </w:t>
+      </w:r>
+      <w:proofErr w:type="spellStart"/>
+      <w:r>
+        <w:t>adalah</w:t>
+      </w:r>
+      <w:proofErr w:type="spellEnd"/>
+      <w:r>
+        <w:t xml:space="preserve"> </w:t>
+      </w:r>
+      <w:r>
+        <w:rPr>
+          <w:rStyle w:val="Emphasis"/>
+          <w:rFonts w:eastAsiaTheme="majorEastAsia"/>
+        </w:rPr>
+        <w:t>Predicted Text</w:t>
+      </w:r>
+      <w:r>
+        <w:t xml:space="preserve">, </w:t>
+      </w:r>
+      <w:proofErr w:type="spellStart"/>
+      <w:r>
+        <w:t>yaitu</w:t>
+      </w:r>
+      <w:proofErr w:type="spellEnd"/>
+      <w:r>
+        <w:t xml:space="preserve"> </w:t>
+      </w:r>
+      <w:proofErr w:type="spellStart"/>
+      <w:r>
+        <w:t>teks</w:t>
+      </w:r>
+      <w:proofErr w:type="spellEnd"/>
+      <w:r>
+        <w:t xml:space="preserve"> </w:t>
+      </w:r>
+      <w:proofErr w:type="spellStart"/>
+      <w:r>
+        <w:t>transkripsi</w:t>
+      </w:r>
+      <w:proofErr w:type="spellEnd"/>
+      <w:r>
+        <w:t xml:space="preserve"> yang </w:t>
+      </w:r>
+      <w:proofErr w:type="spellStart"/>
+      <w:r>
+        <w:t>merepresentasikan</w:t>
+      </w:r>
+      <w:proofErr w:type="spellEnd"/>
+      <w:r>
+        <w:t xml:space="preserve"> </w:t>
+      </w:r>
+      <w:proofErr w:type="spellStart"/>
+      <w:r>
+        <w:t>ucapan</w:t>
+      </w:r>
+      <w:proofErr w:type="spellEnd"/>
+      <w:r>
+        <w:t xml:space="preserve"> yang </w:t>
+      </w:r>
+      <w:proofErr w:type="spellStart"/>
+      <w:r>
+        <w:t>berhasil</w:t>
+      </w:r>
+      <w:proofErr w:type="spellEnd"/>
+      <w:r>
+        <w:t xml:space="preserve"> </w:t>
+      </w:r>
+      <w:proofErr w:type="spellStart"/>
+      <w:r>
+        <w:t>dikenali</w:t>
+      </w:r>
+      <w:proofErr w:type="spellEnd"/>
+      <w:r>
+        <w:t xml:space="preserve"> oleh </w:t>
+      </w:r>
+      <w:proofErr w:type="spellStart"/>
+      <w:r>
+        <w:t>sistem</w:t>
+      </w:r>
+      <w:proofErr w:type="spellEnd"/>
+    </w:p>
+    <w:p>
+      <w:pPr>
+        <w:pStyle w:val="NormalWeb"/>
+        <w:spacing w:before="0" w:beforeAutospacing="0" w:after="0" w:afterAutospacing="0" w:line="360" w:lineRule="auto"/>
+        <w:ind w:firstLine="720"/>
+        <w:jc w:val="both"/>
+      </w:pPr>
+      <w:r>
+        <w:t>Modul p</w:t>
+      </w:r>
+      <w:proofErr w:type="spellStart"/>
+      <w:r>
+        <w:t>emrosesan</w:t>
+      </w:r>
+      <w:proofErr w:type="spellEnd"/>
+      <w:r>
+        <w:t xml:space="preserve"> </w:t>
+      </w:r>
+      <w:proofErr w:type="spellStart"/>
+      <w:r>
+        <w:t>sinyal</w:t>
+      </w:r>
+      <w:proofErr w:type="spellEnd"/>
+      <w:r>
+        <w:t xml:space="preserve"> </w:t>
+      </w:r>
+      <w:proofErr w:type="spellStart"/>
+      <w:r>
+        <w:t>bertugas</w:t>
+      </w:r>
+      <w:proofErr w:type="spellEnd"/>
+      <w:r>
+        <w:t xml:space="preserve"> </w:t>
+      </w:r>
+      <w:proofErr w:type="spellStart"/>
+      <w:r>
+        <w:t>mengekstraksi</w:t>
+      </w:r>
+      <w:proofErr w:type="spellEnd"/>
+      <w:r>
+        <w:t xml:space="preserve"> </w:t>
+      </w:r>
+      <w:proofErr w:type="spellStart"/>
+      <w:r>
+        <w:t>fitur</w:t>
+      </w:r>
+      <w:proofErr w:type="spellEnd"/>
+      <w:r>
+        <w:t xml:space="preserve"> </w:t>
+      </w:r>
+      <w:proofErr w:type="spellStart"/>
+      <w:r>
+        <w:t>spektral</w:t>
+      </w:r>
+      <w:proofErr w:type="spellEnd"/>
+      <w:r>
+        <w:t xml:space="preserve"> </w:t>
+      </w:r>
+      <w:proofErr w:type="spellStart"/>
+      <w:r>
+        <w:t>dari</w:t>
+      </w:r>
+      <w:proofErr w:type="spellEnd"/>
+      <w:r>
+        <w:t xml:space="preserve"> </w:t>
+      </w:r>
+      <w:proofErr w:type="spellStart"/>
+      <w:r>
+        <w:t>gelombang</w:t>
+      </w:r>
+      <w:proofErr w:type="spellEnd"/>
+      <w:r>
+        <w:t xml:space="preserve"> </w:t>
+      </w:r>
+      <w:proofErr w:type="spellStart"/>
+      <w:r>
+        <w:t>suara</w:t>
+      </w:r>
+      <w:proofErr w:type="spellEnd"/>
+      <w:r>
+        <w:t xml:space="preserve"> </w:t>
+      </w:r>
+      <w:proofErr w:type="spellStart"/>
+      <w:r>
+        <w:t>masukan</w:t>
+      </w:r>
+      <w:proofErr w:type="spellEnd"/>
+      <w:r>
+        <w:t xml:space="preserve"> </w:t>
+      </w:r>
+      <w:proofErr w:type="spellStart"/>
+      <w:r>
+        <w:t>dengan</w:t>
+      </w:r>
+      <w:proofErr w:type="spellEnd"/>
+      <w:r>
+        <w:t xml:space="preserve"> </w:t>
+      </w:r>
+      <w:proofErr w:type="spellStart"/>
+      <w:r>
+        <w:t>memotong</w:t>
+      </w:r>
+      <w:proofErr w:type="spellEnd"/>
+      <w:r>
+        <w:t xml:space="preserve"> </w:t>
+      </w:r>
+      <w:proofErr w:type="spellStart"/>
+      <w:r>
+        <w:t>sinyal</w:t>
+      </w:r>
+      <w:proofErr w:type="spellEnd"/>
+      <w:r>
+        <w:t xml:space="preserve"> </w:t>
+      </w:r>
+      <w:proofErr w:type="spellStart"/>
+      <w:r>
+        <w:t>ke</w:t>
+      </w:r>
+      <w:proofErr w:type="spellEnd"/>
+      <w:r>
+        <w:t xml:space="preserve"> </w:t>
+      </w:r>
+      <w:proofErr w:type="spellStart"/>
+      <w:r>
+        <w:t>dalam</w:t>
+      </w:r>
+      <w:proofErr w:type="spellEnd"/>
+      <w:r>
+        <w:t xml:space="preserve"> </w:t>
+      </w:r>
+      <w:r>
+        <w:rPr>
+          <w:rStyle w:val="Emphasis"/>
+          <w:rFonts w:eastAsiaTheme="majorEastAsia"/>
+        </w:rPr>
+        <w:t>frame-frame</w:t>
+      </w:r>
+      <w:r>
+        <w:t xml:space="preserve"> </w:t>
+      </w:r>
+      <w:proofErr w:type="spellStart"/>
+      <w:r>
+        <w:t>kecil</w:t>
+      </w:r>
+      <w:proofErr w:type="spellEnd"/>
+      <w:r>
+        <w:t xml:space="preserve"> </w:t>
+      </w:r>
+      <w:proofErr w:type="spellStart"/>
+      <w:r>
+        <w:t>berdurasi</w:t>
+      </w:r>
+      <w:proofErr w:type="spellEnd"/>
+      <w:r>
+        <w:t xml:space="preserve"> </w:t>
+      </w:r>
+      <w:proofErr w:type="spellStart"/>
+      <w:r>
+        <w:t>sekitar</w:t>
+      </w:r>
+      <w:proofErr w:type="spellEnd"/>
+      <w:r>
+        <w:t xml:space="preserve"> 20 </w:t>
+      </w:r>
+      <w:proofErr w:type="spellStart"/>
+      <w:r>
+        <w:t>milidetik</w:t>
+      </w:r>
+      <w:proofErr w:type="spellEnd"/>
+      <w:r>
+        <w:t xml:space="preserve">. Fitur yang </w:t>
+      </w:r>
+      <w:proofErr w:type="spellStart"/>
+      <w:r>
+        <w:t>diekstraksi</w:t>
+      </w:r>
+      <w:proofErr w:type="spellEnd"/>
+      <w:r>
+        <w:t xml:space="preserve">, </w:t>
+      </w:r>
+      <w:proofErr w:type="spellStart"/>
+      <w:r>
+        <w:t>umumnya</w:t>
+      </w:r>
+      <w:proofErr w:type="spellEnd"/>
+      <w:r>
+        <w:t xml:space="preserve"> </w:t>
+      </w:r>
+      <w:proofErr w:type="spellStart"/>
+      <w:r>
+        <w:t>dalam</w:t>
+      </w:r>
+      <w:proofErr w:type="spellEnd"/>
+      <w:r>
+        <w:t xml:space="preserve"> </w:t>
+      </w:r>
+      <w:proofErr w:type="spellStart"/>
+      <w:r>
+        <w:t>bentuk</w:t>
+      </w:r>
+      <w:proofErr w:type="spellEnd"/>
+      <w:r>
+        <w:t xml:space="preserve"> </w:t>
+      </w:r>
+      <w:r>
+        <w:rPr>
+          <w:rStyle w:val="Emphasis"/>
+          <w:rFonts w:eastAsiaTheme="majorEastAsia"/>
+        </w:rPr>
+        <w:t>Mel-Frequency Cepstral Coefficients</w:t>
+      </w:r>
+      <w:r>
+        <w:t xml:space="preserve"> (MFCC), </w:t>
+      </w:r>
+      <w:proofErr w:type="spellStart"/>
+      <w:r>
+        <w:t>kemudian</w:t>
+      </w:r>
+      <w:proofErr w:type="spellEnd"/>
+      <w:r>
+        <w:t xml:space="preserve"> </w:t>
+      </w:r>
+      <w:proofErr w:type="spellStart"/>
+      <w:r>
+        <w:t>diteruskan</w:t>
+      </w:r>
+      <w:proofErr w:type="spellEnd"/>
+      <w:r>
+        <w:t xml:space="preserve"> </w:t>
+      </w:r>
+      <w:proofErr w:type="spellStart"/>
+      <w:r>
+        <w:t>ke</w:t>
+      </w:r>
+      <w:proofErr w:type="spellEnd"/>
+      <w:r>
+        <w:t xml:space="preserve"> </w:t>
+      </w:r>
+      <w:r>
+        <w:rPr>
+          <w:rStyle w:val="Emphasis"/>
+          <w:rFonts w:eastAsiaTheme="majorEastAsia"/>
+        </w:rPr>
+        <w:t>acoustic model</w:t>
+      </w:r>
+      <w:r>
+        <w:t xml:space="preserve"> yang </w:t>
+      </w:r>
+      <w:proofErr w:type="spellStart"/>
+      <w:r>
+        <w:t>memetakan</w:t>
+      </w:r>
+      <w:proofErr w:type="spellEnd"/>
+      <w:r>
+        <w:t xml:space="preserve"> </w:t>
+      </w:r>
+      <w:proofErr w:type="spellStart"/>
+      <w:r>
+        <w:t>fitur</w:t>
+      </w:r>
+      <w:proofErr w:type="spellEnd"/>
+      <w:r>
+        <w:t xml:space="preserve"> </w:t>
+      </w:r>
+      <w:proofErr w:type="spellStart"/>
+      <w:r>
+        <w:t>tersebut</w:t>
+      </w:r>
+      <w:proofErr w:type="spellEnd"/>
+      <w:r>
+        <w:t xml:space="preserve"> </w:t>
+      </w:r>
+      <w:proofErr w:type="spellStart"/>
+      <w:r>
+        <w:t>ke</w:t>
+      </w:r>
+      <w:proofErr w:type="spellEnd"/>
+      <w:r>
+        <w:t xml:space="preserve"> </w:t>
+      </w:r>
+      <w:proofErr w:type="spellStart"/>
+      <w:r>
+        <w:t>satuan</w:t>
+      </w:r>
+      <w:proofErr w:type="spellEnd"/>
+      <w:r>
+        <w:t xml:space="preserve"> </w:t>
+      </w:r>
+      <w:proofErr w:type="spellStart"/>
+      <w:r>
+        <w:t>linguistik</w:t>
+      </w:r>
+      <w:proofErr w:type="spellEnd"/>
+      <w:r>
+        <w:t xml:space="preserve"> </w:t>
+      </w:r>
+      <w:proofErr w:type="spellStart"/>
+      <w:r>
+        <w:t>terkecil</w:t>
+      </w:r>
+      <w:proofErr w:type="spellEnd"/>
+      <w:r>
+        <w:t xml:space="preserve"> </w:t>
+      </w:r>
+      <w:proofErr w:type="spellStart"/>
+      <w:r>
+        <w:t>seperti</w:t>
+      </w:r>
+      <w:proofErr w:type="spellEnd"/>
+      <w:r>
+        <w:t xml:space="preserve"> </w:t>
+      </w:r>
+      <w:proofErr w:type="spellStart"/>
+      <w:r>
+        <w:t>fonem</w:t>
+      </w:r>
+      <w:proofErr w:type="spellEnd"/>
+      <w:r>
+        <w:t xml:space="preserve">. </w:t>
+      </w:r>
+      <w:proofErr w:type="spellStart"/>
+      <w:r>
+        <w:t>Selanjutnya</w:t>
+      </w:r>
+      <w:proofErr w:type="spellEnd"/>
+      <w:r>
+        <w:t xml:space="preserve">, </w:t>
+      </w:r>
+      <w:r>
+        <w:rPr>
+          <w:rStyle w:val="Emphasis"/>
+          <w:rFonts w:eastAsiaTheme="majorEastAsia"/>
+        </w:rPr>
+        <w:t>language model</w:t>
+      </w:r>
+      <w:r>
+        <w:t xml:space="preserve"> </w:t>
+      </w:r>
+      <w:proofErr w:type="spellStart"/>
+      <w:r>
+        <w:t>bertugas</w:t>
+      </w:r>
+      <w:proofErr w:type="spellEnd"/>
+      <w:r>
+        <w:t xml:space="preserve"> </w:t>
+      </w:r>
+      <w:proofErr w:type="spellStart"/>
+      <w:r>
+        <w:t>menghitung</w:t>
+      </w:r>
+      <w:proofErr w:type="spellEnd"/>
+      <w:r>
+        <w:t xml:space="preserve"> </w:t>
+      </w:r>
+      <w:proofErr w:type="spellStart"/>
+      <w:r>
+        <w:t>seberapa</w:t>
+      </w:r>
+      <w:proofErr w:type="spellEnd"/>
+      <w:r>
+        <w:t xml:space="preserve"> </w:t>
+      </w:r>
+      <w:proofErr w:type="spellStart"/>
+      <w:r>
+        <w:t>wajar</w:t>
+      </w:r>
+      <w:proofErr w:type="spellEnd"/>
+      <w:r>
+        <w:t xml:space="preserve"> </w:t>
+      </w:r>
+      <w:proofErr w:type="spellStart"/>
+      <w:r>
+        <w:t>suatu</w:t>
+      </w:r>
+      <w:proofErr w:type="spellEnd"/>
+      <w:r>
+        <w:t xml:space="preserve"> </w:t>
+      </w:r>
+      <w:proofErr w:type="spellStart"/>
+      <w:r>
+        <w:t>rangkaian</w:t>
+      </w:r>
+      <w:proofErr w:type="spellEnd"/>
+      <w:r>
+        <w:t xml:space="preserve"> kata </w:t>
+      </w:r>
+      <w:proofErr w:type="spellStart"/>
+      <w:r>
+        <w:t>muncul</w:t>
+      </w:r>
+      <w:proofErr w:type="spellEnd"/>
+      <w:r>
+        <w:t xml:space="preserve"> </w:t>
+      </w:r>
+      <w:proofErr w:type="spellStart"/>
+      <w:r>
+        <w:t>dalam</w:t>
+      </w:r>
+      <w:proofErr w:type="spellEnd"/>
+      <w:r>
+        <w:t xml:space="preserve"> </w:t>
+      </w:r>
+      <w:proofErr w:type="spellStart"/>
+      <w:r>
+        <w:t>bahasa</w:t>
+      </w:r>
+      <w:proofErr w:type="spellEnd"/>
+      <w:r>
+        <w:t xml:space="preserve"> target, </w:t>
+      </w:r>
+      <w:proofErr w:type="spellStart"/>
+      <w:r>
+        <w:t>sedangkan</w:t>
+      </w:r>
+      <w:proofErr w:type="spellEnd"/>
+      <w:r>
+        <w:t xml:space="preserve"> </w:t>
+      </w:r>
+      <w:r>
+        <w:rPr>
+          <w:rStyle w:val="Emphasis"/>
+          <w:rFonts w:eastAsiaTheme="majorEastAsia"/>
+        </w:rPr>
         <w:t>decoder</w:t>
       </w:r>
       <w:r>
@@ -36046,6 +36984,14 @@
       </w:r>
       <w:proofErr w:type="spellStart"/>
       <w:r>
+        <w:t>bertugas</w:t>
+      </w:r>
+      <w:proofErr w:type="spellEnd"/>
+      <w:r>
+        <w:t xml:space="preserve"> </w:t>
+      </w:r>
+      <w:proofErr w:type="spellStart"/>
+      <w:r>
         <w:t>menggabungkan</w:t>
       </w:r>
       <w:proofErr w:type="spellEnd"/>
@@ -36054,6 +37000,14 @@
       </w:r>
       <w:proofErr w:type="spellStart"/>
       <w:r>
+        <w:t>seluruh</w:t>
+      </w:r>
+      <w:proofErr w:type="spellEnd"/>
+      <w:r>
+        <w:t xml:space="preserve"> </w:t>
+      </w:r>
+      <w:proofErr w:type="spellStart"/>
+      <w:r>
         <w:t>informasi</w:t>
       </w:r>
       <w:proofErr w:type="spellEnd"/>
@@ -36062,22 +37016,6 @@
       </w:r>
       <w:proofErr w:type="spellStart"/>
       <w:r>
-        <w:t>dari</w:t>
-      </w:r>
-      <w:proofErr w:type="spellEnd"/>
-      <w:r>
-        <w:t xml:space="preserve"> </w:t>
-      </w:r>
-      <w:proofErr w:type="spellStart"/>
-      <w:r>
-        <w:t>kedua</w:t>
-      </w:r>
-      <w:proofErr w:type="spellEnd"/>
-      <w:r>
-        <w:t xml:space="preserve"> model </w:t>
-      </w:r>
-      <w:proofErr w:type="spellStart"/>
-      <w:r>
         <w:t>tersebut</w:t>
       </w:r>
       <w:proofErr w:type="spellEnd"/>
@@ -36086,7 +37024,6 @@
       </w:r>
       <w:proofErr w:type="spellStart"/>
       <w:r>
-        <w:lastRenderedPageBreak/>
         <w:t>untuk</w:t>
       </w:r>
       <w:proofErr w:type="spellEnd"/>
@@ -36119,7 +37056,7 @@
       </w:r>
       <w:proofErr w:type="spellStart"/>
       <w:r>
-        <w:t>probabilitas</w:t>
+        <w:t>kemungkinan</w:t>
       </w:r>
       <w:proofErr w:type="spellEnd"/>
       <w:r>
@@ -36154,29 +37091,6 @@
         <w:t>akhir</w:t>
       </w:r>
       <w:proofErr w:type="spellEnd"/>
-      <w:r>
-        <w:t xml:space="preserve"> </w:t>
-      </w:r>
-      <w:sdt>
-        <w:sdtPr>
-          <w:rPr>
-            <w:color w:val="000000"/>
-          </w:rPr>
-          <w:tag w:val="MENDELEY_CITATION_v3_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"/>
-          <w:id w:val="-1535880206"/>
-          <w:placeholder>
-            <w:docPart w:val="DefaultPlaceholder_-1854013440"/>
-          </w:placeholder>
-        </w:sdtPr>
-        <w:sdtContent>
-          <w:r>
-            <w:rPr>
-              <w:color w:val="000000"/>
-            </w:rPr>
-            <w:t>(Malik et al., 2021)</w:t>
-          </w:r>
-        </w:sdtContent>
-      </w:sdt>
       <w:r>
         <w:t>.</w:t>
       </w:r>
@@ -36201,10 +37115,7 @@
       </w:pPr>
       <w:proofErr w:type="spellStart"/>
       <w:r>
-        <w:t>P</w:t>
-      </w:r>
-      <w:r>
-        <w:t>erkembangan</w:t>
+        <w:t>Perkembangan</w:t>
       </w:r>
       <w:proofErr w:type="spellEnd"/>
       <w:r>
@@ -36780,6 +37691,7 @@
             <w:docPart w:val="DefaultPlaceholder_-1854013440"/>
           </w:placeholder>
         </w:sdtPr>
+        <w:sdtEndPr/>
         <w:sdtContent>
           <w:proofErr w:type="spellStart"/>
           <w:r>
@@ -36866,6 +37778,7 @@
       </w:r>
       <w:proofErr w:type="spellStart"/>
       <w:r>
+        <w:lastRenderedPageBreak/>
         <w:t>berhasil</w:t>
       </w:r>
       <w:proofErr w:type="spellEnd"/>
@@ -37253,6 +38166,7 @@
             <w:docPart w:val="DefaultPlaceholder_-1854013440"/>
           </w:placeholder>
         </w:sdtPr>
+        <w:sdtEndPr/>
         <w:sdtContent>
           <w:r>
             <w:rPr>
@@ -37490,6 +38404,7 @@
             <w:docPart w:val="DefaultPlaceholder_-1854013440"/>
           </w:placeholder>
         </w:sdtPr>
+        <w:sdtEndPr/>
         <w:sdtContent>
           <w:r>
             <w:rPr>
@@ -37734,7 +38649,6 @@
       </w:r>
       <w:proofErr w:type="spellStart"/>
       <w:r>
-        <w:lastRenderedPageBreak/>
         <w:t>yaitu</w:t>
       </w:r>
       <w:proofErr w:type="spellEnd"/>
@@ -37810,9 +38724,9 @@
           <w14:ligatures w14:val="standardContextual"/>
         </w:rPr>
         <w:drawing>
-          <wp:inline distT="0" distB="0" distL="0" distR="0" wp14:anchorId="69FEA329" wp14:editId="471749D7">
-            <wp:extent cx="3663387" cy="2984134"/>
-            <wp:effectExtent l="0" t="0" r="0" b="6985"/>
+          <wp:inline distT="0" distB="0" distL="0" distR="0" wp14:anchorId="69FEA329" wp14:editId="4CB1D381">
+            <wp:extent cx="3935895" cy="3206113"/>
+            <wp:effectExtent l="0" t="0" r="7620" b="0"/>
             <wp:docPr id="3" name="Picture 3"/>
             <wp:cNvGraphicFramePr>
               <a:graphicFrameLocks xmlns:a="http://schemas.openxmlformats.org/drawingml/2006/main" noChangeAspect="1"/>
@@ -37839,7 +38753,7 @@
                   <pic:spPr>
                     <a:xfrm>
                       <a:off x="0" y="0"/>
-                      <a:ext cx="3669853" cy="2989401"/>
+                      <a:ext cx="3986133" cy="3247036"/>
                     </a:xfrm>
                     <a:prstGeom prst="rect">
                       <a:avLst/>
@@ -37906,6 +38820,11 @@
             <w:docPart w:val="DefaultPlaceholder_-1854013440"/>
           </w:placeholder>
         </w:sdtPr>
+        <w:sdtEndPr>
+          <w:rPr>
+            <w:rStyle w:val="Emphasis"/>
+          </w:rPr>
+        </w:sdtEndPr>
         <w:sdtContent>
           <w:r>
             <w:rPr>
@@ -37922,19 +38841,1970 @@
       <w:pPr>
         <w:pStyle w:val="NormalWeb"/>
         <w:spacing w:before="0" w:beforeAutospacing="0" w:after="0" w:afterAutospacing="0" w:line="360" w:lineRule="auto"/>
-        <w:jc w:val="center"/>
+        <w:ind w:firstLine="720"/>
+        <w:jc w:val="both"/>
+      </w:pPr>
+      <w:proofErr w:type="spellStart"/>
+      <w:r>
+        <w:lastRenderedPageBreak/>
+        <w:t>Arsitektur</w:t>
+      </w:r>
+      <w:proofErr w:type="spellEnd"/>
+      <w:r>
+        <w:t xml:space="preserve"> encoder-decoder </w:t>
+      </w:r>
+      <w:proofErr w:type="spellStart"/>
+      <w:r>
+        <w:t>berbasis</w:t>
+      </w:r>
+      <w:proofErr w:type="spellEnd"/>
+      <w:r>
+        <w:t xml:space="preserve"> </w:t>
+      </w:r>
+      <w:proofErr w:type="spellStart"/>
+      <w:r>
+        <w:t>atensi</w:t>
+      </w:r>
+      <w:proofErr w:type="spellEnd"/>
+      <w:r>
+        <w:t xml:space="preserve"> yang </w:t>
+      </w:r>
+      <w:proofErr w:type="spellStart"/>
+      <w:r>
+        <w:t>merupakan</w:t>
+      </w:r>
+      <w:proofErr w:type="spellEnd"/>
+      <w:r>
+        <w:t xml:space="preserve"> salah </w:t>
+      </w:r>
+      <w:proofErr w:type="spellStart"/>
+      <w:r>
+        <w:t>satu</w:t>
+      </w:r>
+      <w:proofErr w:type="spellEnd"/>
+      <w:r>
+        <w:t xml:space="preserve"> </w:t>
+      </w:r>
+      <w:proofErr w:type="spellStart"/>
+      <w:r>
+        <w:t>dari</w:t>
+      </w:r>
+      <w:proofErr w:type="spellEnd"/>
+      <w:r>
+        <w:t xml:space="preserve"> </w:t>
+      </w:r>
+      <w:proofErr w:type="spellStart"/>
+      <w:r>
+        <w:t>ketiga</w:t>
+      </w:r>
+      <w:proofErr w:type="spellEnd"/>
+      <w:r>
+        <w:t xml:space="preserve"> </w:t>
+      </w:r>
+      <w:proofErr w:type="spellStart"/>
+      <w:r>
+        <w:t>pendekatan</w:t>
+      </w:r>
+      <w:proofErr w:type="spellEnd"/>
+      <w:r>
+        <w:t xml:space="preserve"> </w:t>
+      </w:r>
+      <w:proofErr w:type="spellStart"/>
+      <w:r>
+        <w:t>tersebut</w:t>
+      </w:r>
+      <w:proofErr w:type="spellEnd"/>
+      <w:r>
+        <w:t xml:space="preserve"> </w:t>
+      </w:r>
+      <w:proofErr w:type="spellStart"/>
+      <w:r>
+        <w:t>kemudian</w:t>
+      </w:r>
+      <w:proofErr w:type="spellEnd"/>
+      <w:r>
+        <w:t xml:space="preserve"> </w:t>
+      </w:r>
+      <w:proofErr w:type="spellStart"/>
+      <w:r>
+        <w:t>berkembang</w:t>
+      </w:r>
+      <w:proofErr w:type="spellEnd"/>
+      <w:r>
+        <w:t xml:space="preserve"> </w:t>
+      </w:r>
+      <w:proofErr w:type="spellStart"/>
+      <w:r>
+        <w:t>lebih</w:t>
+      </w:r>
+      <w:proofErr w:type="spellEnd"/>
+      <w:r>
+        <w:t xml:space="preserve"> </w:t>
+      </w:r>
+      <w:proofErr w:type="spellStart"/>
+      <w:r>
+        <w:t>lanjut</w:t>
+      </w:r>
+      <w:proofErr w:type="spellEnd"/>
+      <w:r>
+        <w:t xml:space="preserve"> </w:t>
+      </w:r>
+      <w:proofErr w:type="spellStart"/>
+      <w:r>
+        <w:t>menjadi</w:t>
+      </w:r>
+      <w:proofErr w:type="spellEnd"/>
+      <w:r>
+        <w:t xml:space="preserve"> model </w:t>
+      </w:r>
+      <w:proofErr w:type="spellStart"/>
+      <w:r>
+        <w:t>berbasis</w:t>
+      </w:r>
+      <w:proofErr w:type="spellEnd"/>
+      <w:r>
+        <w:t xml:space="preserve"> transformer yang </w:t>
+      </w:r>
+      <w:proofErr w:type="spellStart"/>
+      <w:r>
+        <w:t>menjadi</w:t>
+      </w:r>
+      <w:proofErr w:type="spellEnd"/>
+      <w:r>
+        <w:t xml:space="preserve"> </w:t>
+      </w:r>
+      <w:proofErr w:type="spellStart"/>
+      <w:r>
+        <w:t>landasan</w:t>
+      </w:r>
+      <w:proofErr w:type="spellEnd"/>
+      <w:r>
+        <w:t xml:space="preserve"> </w:t>
+      </w:r>
+      <w:proofErr w:type="spellStart"/>
+      <w:r>
+        <w:t>dari</w:t>
+      </w:r>
+      <w:proofErr w:type="spellEnd"/>
+      <w:r>
+        <w:t xml:space="preserve"> model </w:t>
+      </w:r>
+      <w:proofErr w:type="spellStart"/>
+      <w:r>
+        <w:t>OpenAI</w:t>
+      </w:r>
+      <w:proofErr w:type="spellEnd"/>
+      <w:r>
+        <w:t xml:space="preserve">-Whisper, </w:t>
+      </w:r>
+      <w:proofErr w:type="spellStart"/>
+      <w:r>
+        <w:t>sebagaimana</w:t>
+      </w:r>
+      <w:proofErr w:type="spellEnd"/>
+      <w:r>
+        <w:t xml:space="preserve"> </w:t>
+      </w:r>
+      <w:proofErr w:type="spellStart"/>
+      <w:r>
+        <w:t>akan</w:t>
+      </w:r>
+      <w:proofErr w:type="spellEnd"/>
+      <w:r>
+        <w:t xml:space="preserve"> </w:t>
+      </w:r>
+      <w:proofErr w:type="spellStart"/>
+      <w:r>
+        <w:t>dijelaskan</w:t>
+      </w:r>
+      <w:proofErr w:type="spellEnd"/>
+      <w:r>
+        <w:t xml:space="preserve"> </w:t>
+      </w:r>
+      <w:proofErr w:type="spellStart"/>
+      <w:r>
+        <w:t>lebih</w:t>
+      </w:r>
+      <w:proofErr w:type="spellEnd"/>
+      <w:r>
+        <w:t xml:space="preserve"> </w:t>
+      </w:r>
+      <w:proofErr w:type="spellStart"/>
+      <w:r>
+        <w:t>lanjut</w:t>
+      </w:r>
+      <w:proofErr w:type="spellEnd"/>
+      <w:r>
+        <w:t xml:space="preserve"> pada </w:t>
+      </w:r>
+      <w:proofErr w:type="spellStart"/>
+      <w:r>
+        <w:t>subbab</w:t>
+      </w:r>
+      <w:proofErr w:type="spellEnd"/>
+      <w:r>
+        <w:t xml:space="preserve"> 2.2.3.</w:t>
+      </w:r>
+    </w:p>
+    <w:p>
+      <w:pPr>
+        <w:pStyle w:val="NormalWeb"/>
+        <w:spacing w:before="0" w:beforeAutospacing="0" w:after="0" w:afterAutospacing="0" w:line="360" w:lineRule="auto"/>
+        <w:jc w:val="both"/>
+      </w:pPr>
+    </w:p>
+    <w:p>
+      <w:pPr>
+        <w:pStyle w:val="Heading3"/>
+        <w:spacing w:before="0" w:line="360" w:lineRule="auto"/>
+        <w:ind w:left="360"/>
+        <w:rPr>
+          <w:rFonts w:ascii="Times New Roman" w:hAnsi="Times New Roman" w:cs="Times New Roman"/>
+        </w:rPr>
+      </w:pPr>
+      <w:proofErr w:type="spellStart"/>
+      <w:r>
+        <w:rPr>
+          <w:rFonts w:ascii="Times New Roman" w:hAnsi="Times New Roman" w:cs="Times New Roman"/>
+        </w:rPr>
+        <w:t>OpenAI</w:t>
+      </w:r>
+      <w:proofErr w:type="spellEnd"/>
+      <w:r>
+        <w:rPr>
+          <w:rFonts w:ascii="Times New Roman" w:hAnsi="Times New Roman" w:cs="Times New Roman"/>
+        </w:rPr>
+        <w:t>-Whisper</w:t>
+      </w:r>
+    </w:p>
+    <w:p>
+      <w:pPr>
+        <w:pStyle w:val="NormalWeb"/>
+        <w:spacing w:before="0" w:beforeAutospacing="0" w:after="0" w:afterAutospacing="0" w:line="360" w:lineRule="auto"/>
+        <w:ind w:firstLine="720"/>
+        <w:jc w:val="both"/>
+      </w:pPr>
+      <w:proofErr w:type="spellStart"/>
+      <w:r>
+        <w:t>OpenAI</w:t>
+      </w:r>
+      <w:proofErr w:type="spellEnd"/>
+      <w:r>
+        <w:t xml:space="preserve">-Whisper </w:t>
+      </w:r>
+      <w:proofErr w:type="spellStart"/>
+      <w:r>
+        <w:t>adalah</w:t>
+      </w:r>
+      <w:proofErr w:type="spellEnd"/>
+      <w:r>
+        <w:t xml:space="preserve"> model </w:t>
+      </w:r>
+      <w:r>
         <w:rPr>
           <w:rStyle w:val="Emphasis"/>
           <w:rFonts w:eastAsiaTheme="majorEastAsia"/>
+        </w:rPr>
+        <w:t>Automatic Speech Recognition</w:t>
+      </w:r>
+      <w:r>
+        <w:t xml:space="preserve"> (ASR) yang </w:t>
+      </w:r>
+      <w:proofErr w:type="spellStart"/>
+      <w:r>
+        <w:t>dikembangkan</w:t>
+      </w:r>
+      <w:proofErr w:type="spellEnd"/>
+      <w:r>
+        <w:t xml:space="preserve"> oleh </w:t>
+      </w:r>
+      <w:proofErr w:type="spellStart"/>
+      <w:r>
+        <w:t>OpenAI</w:t>
+      </w:r>
+      <w:proofErr w:type="spellEnd"/>
+      <w:r>
+        <w:t xml:space="preserve"> dan </w:t>
+      </w:r>
+      <w:proofErr w:type="spellStart"/>
+      <w:r>
+        <w:t>diperkenalkan</w:t>
+      </w:r>
+      <w:proofErr w:type="spellEnd"/>
+      <w:r>
+        <w:t xml:space="preserve"> </w:t>
+      </w:r>
+      <w:proofErr w:type="spellStart"/>
+      <w:r>
+        <w:t>melalui</w:t>
+      </w:r>
+      <w:proofErr w:type="spellEnd"/>
+      <w:r>
+        <w:t xml:space="preserve"> paper </w:t>
+      </w:r>
+      <w:proofErr w:type="spellStart"/>
+      <w:r>
+        <w:t>berjudul</w:t>
+      </w:r>
+      <w:proofErr w:type="spellEnd"/>
+      <w:r>
+        <w:t xml:space="preserve"> </w:t>
+      </w:r>
+      <w:r>
+        <w:rPr>
+          <w:rStyle w:val="Emphasis"/>
+          <w:rFonts w:eastAsiaTheme="majorEastAsia"/>
+        </w:rPr>
+        <w:t>"Robust Speech Recognition via Large-Scale Weak Supervision"</w:t>
+      </w:r>
+      <w:r>
+        <w:t xml:space="preserve">. Radford et al. (2023) </w:t>
+      </w:r>
+      <w:proofErr w:type="spellStart"/>
+      <w:r>
+        <w:t>mendefinisikan</w:t>
+      </w:r>
+      <w:proofErr w:type="spellEnd"/>
+      <w:r>
+        <w:t xml:space="preserve"> Whisper </w:t>
+      </w:r>
+      <w:proofErr w:type="spellStart"/>
+      <w:r>
+        <w:t>sebagai</w:t>
+      </w:r>
+      <w:proofErr w:type="spellEnd"/>
+      <w:r>
+        <w:t xml:space="preserve"> </w:t>
+      </w:r>
+      <w:proofErr w:type="spellStart"/>
+      <w:r>
+        <w:t>sistem</w:t>
+      </w:r>
+      <w:proofErr w:type="spellEnd"/>
+      <w:r>
+        <w:t xml:space="preserve"> </w:t>
+      </w:r>
+      <w:proofErr w:type="spellStart"/>
+      <w:r>
+        <w:t>pengenalan</w:t>
+      </w:r>
+      <w:proofErr w:type="spellEnd"/>
+      <w:r>
+        <w:t xml:space="preserve"> </w:t>
+      </w:r>
+      <w:proofErr w:type="spellStart"/>
+      <w:r>
+        <w:t>suara</w:t>
+      </w:r>
+      <w:proofErr w:type="spellEnd"/>
+      <w:r>
+        <w:t xml:space="preserve"> yang </w:t>
+      </w:r>
+      <w:proofErr w:type="spellStart"/>
+      <w:r>
+        <w:t>dilatih</w:t>
+      </w:r>
+      <w:proofErr w:type="spellEnd"/>
+      <w:r>
+        <w:t xml:space="preserve"> </w:t>
+      </w:r>
+      <w:proofErr w:type="spellStart"/>
+      <w:r>
+        <w:t>menggunakan</w:t>
+      </w:r>
+      <w:proofErr w:type="spellEnd"/>
+      <w:r>
+        <w:t xml:space="preserve"> </w:t>
+      </w:r>
+      <w:proofErr w:type="spellStart"/>
+      <w:r>
+        <w:t>pendekatan</w:t>
+      </w:r>
+      <w:proofErr w:type="spellEnd"/>
+      <w:r>
+        <w:t xml:space="preserve"> </w:t>
+      </w:r>
+      <w:r>
+        <w:rPr>
+          <w:rStyle w:val="Emphasis"/>
+          <w:rFonts w:eastAsiaTheme="majorEastAsia"/>
+        </w:rPr>
+        <w:t>weak supervision</w:t>
+      </w:r>
+      <w:r>
+        <w:t xml:space="preserve"> </w:t>
+      </w:r>
+      <w:proofErr w:type="spellStart"/>
+      <w:r>
+        <w:t>berskala</w:t>
+      </w:r>
+      <w:proofErr w:type="spellEnd"/>
+      <w:r>
+        <w:t xml:space="preserve"> </w:t>
+      </w:r>
+      <w:proofErr w:type="spellStart"/>
+      <w:r>
+        <w:t>besar</w:t>
+      </w:r>
+      <w:proofErr w:type="spellEnd"/>
+      <w:r>
+        <w:t xml:space="preserve">, </w:t>
+      </w:r>
+      <w:proofErr w:type="spellStart"/>
+      <w:r>
+        <w:t>yaitu</w:t>
+      </w:r>
+      <w:proofErr w:type="spellEnd"/>
+      <w:r>
+        <w:t xml:space="preserve"> </w:t>
+      </w:r>
+      <w:proofErr w:type="spellStart"/>
+      <w:r>
+        <w:t>dengan</w:t>
+      </w:r>
+      <w:proofErr w:type="spellEnd"/>
+      <w:r>
+        <w:t xml:space="preserve"> </w:t>
+      </w:r>
+      <w:proofErr w:type="spellStart"/>
+      <w:r>
+        <w:t>mempelajari</w:t>
+      </w:r>
+      <w:proofErr w:type="spellEnd"/>
+      <w:r>
+        <w:t xml:space="preserve"> </w:t>
+      </w:r>
+      <w:proofErr w:type="spellStart"/>
+      <w:r>
+        <w:t>pola</w:t>
+      </w:r>
+      <w:proofErr w:type="spellEnd"/>
+      <w:r>
+        <w:t xml:space="preserve"> </w:t>
+      </w:r>
+      <w:proofErr w:type="spellStart"/>
+      <w:r>
+        <w:t>transkripsi</w:t>
+      </w:r>
+      <w:proofErr w:type="spellEnd"/>
+      <w:r>
+        <w:t xml:space="preserve"> </w:t>
+      </w:r>
+      <w:proofErr w:type="spellStart"/>
+      <w:r>
+        <w:t>dari</w:t>
+      </w:r>
+      <w:proofErr w:type="spellEnd"/>
+      <w:r>
+        <w:t xml:space="preserve"> data audio yang </w:t>
+      </w:r>
+      <w:proofErr w:type="spellStart"/>
+      <w:r>
+        <w:t>dikumpulkan</w:t>
+      </w:r>
+      <w:proofErr w:type="spellEnd"/>
+      <w:r>
+        <w:t xml:space="preserve"> </w:t>
+      </w:r>
+      <w:proofErr w:type="spellStart"/>
+      <w:r>
+        <w:t>secara</w:t>
+      </w:r>
+      <w:proofErr w:type="spellEnd"/>
+      <w:r>
+        <w:t xml:space="preserve"> </w:t>
+      </w:r>
+      <w:proofErr w:type="spellStart"/>
+      <w:r>
+        <w:t>otomatis</w:t>
+      </w:r>
+      <w:proofErr w:type="spellEnd"/>
+      <w:r>
+        <w:t xml:space="preserve"> </w:t>
+      </w:r>
+      <w:proofErr w:type="spellStart"/>
+      <w:r>
+        <w:t>dari</w:t>
+      </w:r>
+      <w:proofErr w:type="spellEnd"/>
+      <w:r>
+        <w:t xml:space="preserve"> internet </w:t>
+      </w:r>
+      <w:proofErr w:type="spellStart"/>
+      <w:r>
+        <w:t>tanpa</w:t>
+      </w:r>
+      <w:proofErr w:type="spellEnd"/>
+      <w:r>
+        <w:t xml:space="preserve"> </w:t>
+      </w:r>
+      <w:proofErr w:type="spellStart"/>
+      <w:r>
+        <w:t>memerlukan</w:t>
+      </w:r>
+      <w:proofErr w:type="spellEnd"/>
+      <w:r>
+        <w:t xml:space="preserve"> </w:t>
+      </w:r>
+      <w:proofErr w:type="spellStart"/>
+      <w:r>
+        <w:t>anotasi</w:t>
+      </w:r>
+      <w:proofErr w:type="spellEnd"/>
+      <w:r>
+        <w:t xml:space="preserve"> </w:t>
+      </w:r>
+      <w:proofErr w:type="spellStart"/>
+      <w:r>
+        <w:t>buatan</w:t>
+      </w:r>
+      <w:proofErr w:type="spellEnd"/>
+      <w:r>
+        <w:t xml:space="preserve"> </w:t>
+      </w:r>
+      <w:proofErr w:type="spellStart"/>
+      <w:r>
+        <w:t>manusia</w:t>
+      </w:r>
+      <w:proofErr w:type="spellEnd"/>
+      <w:r>
+        <w:t xml:space="preserve"> yang </w:t>
+      </w:r>
+      <w:proofErr w:type="spellStart"/>
+      <w:r>
+        <w:t>sempurna</w:t>
+      </w:r>
+      <w:proofErr w:type="spellEnd"/>
+      <w:r>
+        <w:t xml:space="preserve">. Data </w:t>
+      </w:r>
+      <w:proofErr w:type="spellStart"/>
+      <w:r>
+        <w:t>pelatihan</w:t>
+      </w:r>
+      <w:proofErr w:type="spellEnd"/>
+      <w:r>
+        <w:t xml:space="preserve"> yang </w:t>
+      </w:r>
+      <w:proofErr w:type="spellStart"/>
+      <w:r>
+        <w:t>digunakan</w:t>
+      </w:r>
+      <w:proofErr w:type="spellEnd"/>
+      <w:r>
+        <w:t xml:space="preserve"> </w:t>
+      </w:r>
+      <w:proofErr w:type="spellStart"/>
+      <w:r>
+        <w:t>mencakup</w:t>
+      </w:r>
+      <w:proofErr w:type="spellEnd"/>
+      <w:r>
+        <w:t xml:space="preserve"> 680.000 jam audio </w:t>
+      </w:r>
+      <w:proofErr w:type="spellStart"/>
+      <w:r>
+        <w:t>multibahasa</w:t>
+      </w:r>
+      <w:proofErr w:type="spellEnd"/>
+      <w:r>
+        <w:t xml:space="preserve"> dan </w:t>
+      </w:r>
+      <w:proofErr w:type="spellStart"/>
+      <w:r>
+        <w:t>multitugas</w:t>
+      </w:r>
+      <w:proofErr w:type="spellEnd"/>
+      <w:r>
+        <w:t xml:space="preserve"> </w:t>
+      </w:r>
+      <w:proofErr w:type="spellStart"/>
+      <w:r>
+        <w:t>dari</w:t>
+      </w:r>
+      <w:proofErr w:type="spellEnd"/>
+      <w:r>
+        <w:t xml:space="preserve"> 96 </w:t>
+      </w:r>
+      <w:proofErr w:type="spellStart"/>
+      <w:r>
+        <w:t>bahasa</w:t>
+      </w:r>
+      <w:proofErr w:type="spellEnd"/>
+      <w:r>
+        <w:t xml:space="preserve"> di </w:t>
+      </w:r>
+      <w:proofErr w:type="spellStart"/>
+      <w:r>
+        <w:t>seluruh</w:t>
+      </w:r>
+      <w:proofErr w:type="spellEnd"/>
+      <w:r>
+        <w:t xml:space="preserve"> dunia, </w:t>
+      </w:r>
+      <w:proofErr w:type="spellStart"/>
+      <w:r>
+        <w:t>termasuk</w:t>
+      </w:r>
+      <w:proofErr w:type="spellEnd"/>
+      <w:r>
+        <w:t xml:space="preserve"> </w:t>
+      </w:r>
+      <w:proofErr w:type="spellStart"/>
+      <w:r>
+        <w:t>bahasa</w:t>
+      </w:r>
+      <w:proofErr w:type="spellEnd"/>
+      <w:r>
+        <w:t xml:space="preserve"> Arab. </w:t>
+      </w:r>
+      <w:proofErr w:type="spellStart"/>
+      <w:r>
+        <w:t>Pendekatan</w:t>
+      </w:r>
+      <w:proofErr w:type="spellEnd"/>
+      <w:r>
+        <w:t xml:space="preserve"> </w:t>
+      </w:r>
+      <w:proofErr w:type="spellStart"/>
+      <w:r>
+        <w:t>ini</w:t>
+      </w:r>
+      <w:proofErr w:type="spellEnd"/>
+      <w:r>
+        <w:t xml:space="preserve"> </w:t>
+      </w:r>
+      <w:proofErr w:type="spellStart"/>
+      <w:r>
+        <w:t>memungkinkan</w:t>
+      </w:r>
+      <w:proofErr w:type="spellEnd"/>
+      <w:r>
+        <w:t xml:space="preserve"> Whisper </w:t>
+      </w:r>
+      <w:proofErr w:type="spellStart"/>
+      <w:r>
+        <w:t>menghasilkan</w:t>
+      </w:r>
+      <w:proofErr w:type="spellEnd"/>
+      <w:r>
+        <w:t xml:space="preserve"> </w:t>
+      </w:r>
+      <w:proofErr w:type="spellStart"/>
+      <w:r>
+        <w:t>transkripsi</w:t>
+      </w:r>
+      <w:proofErr w:type="spellEnd"/>
+      <w:r>
+        <w:t xml:space="preserve"> yang </w:t>
+      </w:r>
+      <w:proofErr w:type="spellStart"/>
+      <w:r>
+        <w:t>akurat</w:t>
+      </w:r>
+      <w:proofErr w:type="spellEnd"/>
+      <w:r>
+        <w:t xml:space="preserve"> dan </w:t>
+      </w:r>
+      <w:proofErr w:type="spellStart"/>
+      <w:r>
+        <w:t>andal</w:t>
+      </w:r>
+      <w:proofErr w:type="spellEnd"/>
+      <w:r>
+        <w:t xml:space="preserve"> </w:t>
+      </w:r>
+      <w:proofErr w:type="spellStart"/>
+      <w:r>
+        <w:t>dalam</w:t>
+      </w:r>
+      <w:proofErr w:type="spellEnd"/>
+      <w:r>
+        <w:t xml:space="preserve"> </w:t>
+      </w:r>
+      <w:proofErr w:type="spellStart"/>
+      <w:r>
+        <w:t>berbagai</w:t>
+      </w:r>
+      <w:proofErr w:type="spellEnd"/>
+      <w:r>
+        <w:t xml:space="preserve"> </w:t>
+      </w:r>
+      <w:proofErr w:type="spellStart"/>
+      <w:r>
+        <w:t>kondisi</w:t>
+      </w:r>
+      <w:proofErr w:type="spellEnd"/>
+      <w:r>
+        <w:t xml:space="preserve"> </w:t>
+      </w:r>
+      <w:proofErr w:type="spellStart"/>
+      <w:r>
+        <w:t>akustik</w:t>
+      </w:r>
+      <w:proofErr w:type="spellEnd"/>
+      <w:r>
+        <w:t xml:space="preserve"> </w:t>
+      </w:r>
+      <w:proofErr w:type="spellStart"/>
+      <w:r>
+        <w:t>tanpa</w:t>
+      </w:r>
+      <w:proofErr w:type="spellEnd"/>
+      <w:r>
+        <w:t xml:space="preserve"> </w:t>
+      </w:r>
+      <w:proofErr w:type="spellStart"/>
+      <w:r>
+        <w:t>memerlukan</w:t>
+      </w:r>
+      <w:proofErr w:type="spellEnd"/>
+      <w:r>
+        <w:t xml:space="preserve"> proses </w:t>
+      </w:r>
+      <w:r>
+        <w:rPr>
+          <w:rStyle w:val="Emphasis"/>
+          <w:rFonts w:eastAsiaTheme="majorEastAsia"/>
+        </w:rPr>
+        <w:t>fine-tuning</w:t>
+      </w:r>
+      <w:r>
+        <w:t xml:space="preserve"> </w:t>
+      </w:r>
+      <w:proofErr w:type="spellStart"/>
+      <w:r>
+        <w:t>tambahan</w:t>
+      </w:r>
+      <w:proofErr w:type="spellEnd"/>
+      <w:r>
+        <w:t xml:space="preserve"> </w:t>
+      </w:r>
+      <w:proofErr w:type="spellStart"/>
+      <w:r>
+        <w:t>untuk</w:t>
+      </w:r>
+      <w:proofErr w:type="spellEnd"/>
+      <w:r>
+        <w:t xml:space="preserve"> </w:t>
+      </w:r>
+      <w:proofErr w:type="spellStart"/>
+      <w:r>
+        <w:t>setiap</w:t>
+      </w:r>
+      <w:proofErr w:type="spellEnd"/>
+      <w:r>
+        <w:t xml:space="preserve"> domain </w:t>
+      </w:r>
+      <w:proofErr w:type="spellStart"/>
+      <w:r>
+        <w:t>baru</w:t>
+      </w:r>
+      <w:proofErr w:type="spellEnd"/>
+    </w:p>
+    <w:p>
+      <w:pPr>
+        <w:pStyle w:val="NormalWeb"/>
+        <w:spacing w:before="0" w:beforeAutospacing="0" w:after="0" w:afterAutospacing="0" w:line="360" w:lineRule="auto"/>
+        <w:ind w:firstLine="720"/>
+        <w:jc w:val="both"/>
+      </w:pPr>
+      <w:sdt>
+        <w:sdtPr>
+          <w:rPr>
+            <w:color w:val="000000"/>
+          </w:rPr>
+          <w:tag w:val="MENDELEY_CITATION_v3_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"/>
+          <w:id w:val="-1237860331"/>
+          <w:placeholder>
+            <w:docPart w:val="DefaultPlaceholder_-1854013440"/>
+          </w:placeholder>
+        </w:sdtPr>
+        <w:sdtContent>
+          <w:r>
+            <w:rPr>
+              <w:color w:val="000000"/>
+            </w:rPr>
+            <w:t>Radford et al. (2022)</w:t>
+          </w:r>
+        </w:sdtContent>
+      </w:sdt>
+      <w:r>
+        <w:rPr>
           <w:color w:val="000000"/>
         </w:rPr>
+        <w:t xml:space="preserve"> </w:t>
+      </w:r>
+      <w:proofErr w:type="spellStart"/>
+      <w:r>
+        <w:t>menjelaskan</w:t>
+      </w:r>
+      <w:proofErr w:type="spellEnd"/>
+      <w:r>
+        <w:t xml:space="preserve"> </w:t>
+      </w:r>
+      <w:proofErr w:type="spellStart"/>
+      <w:r>
+        <w:t>bahwa</w:t>
+      </w:r>
+      <w:proofErr w:type="spellEnd"/>
+      <w:r>
+        <w:t xml:space="preserve"> Whisper </w:t>
+      </w:r>
+      <w:proofErr w:type="spellStart"/>
+      <w:r>
+        <w:t>menggunakan</w:t>
+      </w:r>
+      <w:proofErr w:type="spellEnd"/>
+      <w:r>
+        <w:t xml:space="preserve"> </w:t>
+      </w:r>
+      <w:proofErr w:type="spellStart"/>
+      <w:r>
+        <w:t>arsitektur</w:t>
+      </w:r>
+      <w:proofErr w:type="spellEnd"/>
+      <w:r>
+        <w:t xml:space="preserve"> </w:t>
+      </w:r>
+      <w:r>
+        <w:rPr>
+          <w:rStyle w:val="Emphasis"/>
+          <w:rFonts w:eastAsiaTheme="majorEastAsia"/>
+        </w:rPr>
+        <w:t>encoder-decoder Transformer</w:t>
+      </w:r>
+      <w:r>
+        <w:t xml:space="preserve"> </w:t>
+      </w:r>
+      <w:proofErr w:type="spellStart"/>
+      <w:r>
+        <w:t>sebagai</w:t>
+      </w:r>
+      <w:proofErr w:type="spellEnd"/>
+      <w:r>
+        <w:t xml:space="preserve"> </w:t>
+      </w:r>
+      <w:proofErr w:type="spellStart"/>
+      <w:r>
+        <w:t>fondasi</w:t>
+      </w:r>
+      <w:proofErr w:type="spellEnd"/>
+      <w:r>
+        <w:t xml:space="preserve"> </w:t>
+      </w:r>
+      <w:proofErr w:type="spellStart"/>
+      <w:r>
+        <w:t>utamanya</w:t>
+      </w:r>
+      <w:proofErr w:type="spellEnd"/>
+      <w:r>
+        <w:t xml:space="preserve">, </w:t>
+      </w:r>
+      <w:proofErr w:type="spellStart"/>
+      <w:r>
+        <w:t>sebagaimana</w:t>
+      </w:r>
+      <w:proofErr w:type="spellEnd"/>
+      <w:r>
+        <w:t xml:space="preserve"> </w:t>
+      </w:r>
+      <w:proofErr w:type="spellStart"/>
+      <w:r>
+        <w:t>ditunjukkan</w:t>
+      </w:r>
+      <w:proofErr w:type="spellEnd"/>
+      <w:r>
+        <w:t xml:space="preserve"> pada Gambar 2.3. </w:t>
+      </w:r>
+      <w:proofErr w:type="spellStart"/>
+      <w:r>
+        <w:t>Arsitektur</w:t>
+      </w:r>
+      <w:proofErr w:type="spellEnd"/>
+      <w:r>
+        <w:t xml:space="preserve"> </w:t>
+      </w:r>
+      <w:proofErr w:type="spellStart"/>
+      <w:r>
+        <w:t>ini</w:t>
+      </w:r>
+      <w:proofErr w:type="spellEnd"/>
+      <w:r>
+        <w:t xml:space="preserve"> </w:t>
+      </w:r>
+      <w:proofErr w:type="spellStart"/>
+      <w:r>
+        <w:t>dipilih</w:t>
+      </w:r>
+      <w:proofErr w:type="spellEnd"/>
+      <w:r>
+        <w:t xml:space="preserve"> </w:t>
+      </w:r>
+      <w:proofErr w:type="spellStart"/>
+      <w:r>
+        <w:t>karena</w:t>
+      </w:r>
+      <w:proofErr w:type="spellEnd"/>
+      <w:r>
+        <w:t xml:space="preserve"> </w:t>
+      </w:r>
+      <w:proofErr w:type="spellStart"/>
+      <w:r>
+        <w:t>kemampuannya</w:t>
+      </w:r>
+      <w:proofErr w:type="spellEnd"/>
+      <w:r>
+        <w:t xml:space="preserve"> </w:t>
+      </w:r>
+      <w:proofErr w:type="spellStart"/>
+      <w:r>
+        <w:t>dalam</w:t>
+      </w:r>
+      <w:proofErr w:type="spellEnd"/>
+      <w:r>
+        <w:t xml:space="preserve"> </w:t>
+      </w:r>
+      <w:proofErr w:type="spellStart"/>
+      <w:r>
+        <w:t>menangani</w:t>
+      </w:r>
+      <w:proofErr w:type="spellEnd"/>
+      <w:r>
+        <w:t xml:space="preserve"> </w:t>
+      </w:r>
+      <w:proofErr w:type="spellStart"/>
+      <w:r>
+        <w:t>urutan</w:t>
+      </w:r>
+      <w:proofErr w:type="spellEnd"/>
+      <w:r>
+        <w:t xml:space="preserve"> data yang </w:t>
+      </w:r>
+      <w:proofErr w:type="spellStart"/>
+      <w:r>
+        <w:t>panjang</w:t>
+      </w:r>
+      <w:proofErr w:type="spellEnd"/>
+      <w:r>
+        <w:t xml:space="preserve"> </w:t>
+      </w:r>
+      <w:proofErr w:type="spellStart"/>
+      <w:r>
+        <w:t>secara</w:t>
+      </w:r>
+      <w:proofErr w:type="spellEnd"/>
+      <w:r>
+        <w:t xml:space="preserve"> </w:t>
+      </w:r>
+      <w:proofErr w:type="spellStart"/>
+      <w:r>
+        <w:t>paralel</w:t>
+      </w:r>
+      <w:proofErr w:type="spellEnd"/>
+      <w:r>
+        <w:t xml:space="preserve"> </w:t>
+      </w:r>
+      <w:proofErr w:type="spellStart"/>
+      <w:r>
+        <w:t>dengan</w:t>
+      </w:r>
+      <w:proofErr w:type="spellEnd"/>
+      <w:r>
+        <w:t xml:space="preserve"> </w:t>
+      </w:r>
+      <w:proofErr w:type="spellStart"/>
+      <w:r>
+        <w:t>mekanisme</w:t>
+      </w:r>
+      <w:proofErr w:type="spellEnd"/>
+      <w:r>
+        <w:t xml:space="preserve"> </w:t>
+      </w:r>
+      <w:r>
+        <w:rPr>
+          <w:rStyle w:val="Emphasis"/>
+          <w:rFonts w:eastAsiaTheme="majorEastAsia"/>
+        </w:rPr>
+        <w:t>self-attention</w:t>
+      </w:r>
+      <w:r>
+        <w:t xml:space="preserve"> yang </w:t>
+      </w:r>
+      <w:proofErr w:type="spellStart"/>
+      <w:r>
+        <w:t>memungkinkan</w:t>
+      </w:r>
+      <w:proofErr w:type="spellEnd"/>
+      <w:r>
+        <w:t xml:space="preserve"> model </w:t>
+      </w:r>
+      <w:proofErr w:type="spellStart"/>
+      <w:r>
+        <w:t>memahami</w:t>
+      </w:r>
+      <w:proofErr w:type="spellEnd"/>
+      <w:r>
+        <w:t xml:space="preserve"> </w:t>
+      </w:r>
+      <w:proofErr w:type="spellStart"/>
+      <w:r>
+        <w:t>konteks</w:t>
+      </w:r>
+      <w:proofErr w:type="spellEnd"/>
+      <w:r>
+        <w:t xml:space="preserve"> </w:t>
+      </w:r>
+      <w:proofErr w:type="spellStart"/>
+      <w:r>
+        <w:t>secara</w:t>
+      </w:r>
+      <w:proofErr w:type="spellEnd"/>
+      <w:r>
+        <w:t xml:space="preserve"> </w:t>
+      </w:r>
+      <w:proofErr w:type="spellStart"/>
+      <w:r>
+        <w:t>menyeluruh</w:t>
+      </w:r>
+      <w:proofErr w:type="spellEnd"/>
+      <w:r>
+        <w:t xml:space="preserve">, </w:t>
+      </w:r>
+      <w:proofErr w:type="spellStart"/>
+      <w:r>
+        <w:t>baik</w:t>
+      </w:r>
+      <w:proofErr w:type="spellEnd"/>
+      <w:r>
+        <w:t xml:space="preserve"> pada </w:t>
+      </w:r>
+      <w:proofErr w:type="spellStart"/>
+      <w:r>
+        <w:t>sisi</w:t>
+      </w:r>
+      <w:proofErr w:type="spellEnd"/>
+      <w:r>
+        <w:t xml:space="preserve"> </w:t>
+      </w:r>
+      <w:proofErr w:type="spellStart"/>
+      <w:r>
+        <w:t>masukan</w:t>
+      </w:r>
+      <w:proofErr w:type="spellEnd"/>
+      <w:r>
+        <w:t xml:space="preserve"> audio </w:t>
+      </w:r>
+      <w:proofErr w:type="spellStart"/>
+      <w:r>
+        <w:t>maupun</w:t>
+      </w:r>
+      <w:proofErr w:type="spellEnd"/>
+      <w:r>
+        <w:t xml:space="preserve"> pada </w:t>
+      </w:r>
+      <w:proofErr w:type="spellStart"/>
+      <w:r>
+        <w:t>sisi</w:t>
+      </w:r>
+      <w:proofErr w:type="spellEnd"/>
+      <w:r>
+        <w:t xml:space="preserve"> </w:t>
+      </w:r>
+      <w:proofErr w:type="spellStart"/>
+      <w:r>
+        <w:t>keluaran</w:t>
+      </w:r>
+      <w:proofErr w:type="spellEnd"/>
+      <w:r>
+        <w:t xml:space="preserve"> </w:t>
+      </w:r>
+      <w:proofErr w:type="spellStart"/>
+      <w:r>
+        <w:t>teks</w:t>
+      </w:r>
+      <w:proofErr w:type="spellEnd"/>
+      <w:r>
+        <w:t xml:space="preserve">. </w:t>
+      </w:r>
+      <w:proofErr w:type="spellStart"/>
+      <w:r>
+        <w:t>Sebelum</w:t>
+      </w:r>
+      <w:proofErr w:type="spellEnd"/>
+      <w:r>
+        <w:t xml:space="preserve"> </w:t>
+      </w:r>
+      <w:proofErr w:type="spellStart"/>
+      <w:r>
+        <w:t>diproses</w:t>
+      </w:r>
+      <w:proofErr w:type="spellEnd"/>
+      <w:r>
+        <w:t xml:space="preserve"> oleh model, </w:t>
+      </w:r>
+      <w:proofErr w:type="spellStart"/>
+      <w:r>
+        <w:t>seluruh</w:t>
+      </w:r>
+      <w:proofErr w:type="spellEnd"/>
+      <w:r>
+        <w:t xml:space="preserve"> data audio </w:t>
+      </w:r>
+      <w:proofErr w:type="spellStart"/>
+      <w:r>
+        <w:t>terlebih</w:t>
+      </w:r>
+      <w:proofErr w:type="spellEnd"/>
+      <w:r>
+        <w:t xml:space="preserve"> </w:t>
+      </w:r>
+      <w:proofErr w:type="spellStart"/>
+      <w:r>
+        <w:t>dahulu</w:t>
+      </w:r>
+      <w:proofErr w:type="spellEnd"/>
+      <w:r>
+        <w:t xml:space="preserve"> </w:t>
+      </w:r>
+      <w:proofErr w:type="spellStart"/>
+      <w:r>
+        <w:t>disampling</w:t>
+      </w:r>
+      <w:proofErr w:type="spellEnd"/>
+      <w:r>
+        <w:t xml:space="preserve"> </w:t>
+      </w:r>
+      <w:proofErr w:type="spellStart"/>
+      <w:r>
+        <w:t>ulang</w:t>
+      </w:r>
+      <w:proofErr w:type="spellEnd"/>
+      <w:r>
+        <w:t xml:space="preserve"> </w:t>
+      </w:r>
+      <w:proofErr w:type="spellStart"/>
+      <w:r>
+        <w:t>ke</w:t>
+      </w:r>
+      <w:proofErr w:type="spellEnd"/>
+      <w:r>
+        <w:t xml:space="preserve"> </w:t>
+      </w:r>
+      <w:proofErr w:type="spellStart"/>
+      <w:r>
+        <w:t>frekuensi</w:t>
+      </w:r>
+      <w:proofErr w:type="spellEnd"/>
+      <w:r>
+        <w:t xml:space="preserve"> 16.000 Hz </w:t>
+      </w:r>
+      <w:proofErr w:type="spellStart"/>
+      <w:r>
+        <w:t>untuk</w:t>
+      </w:r>
+      <w:proofErr w:type="spellEnd"/>
+      <w:r>
+        <w:t xml:space="preserve"> </w:t>
+      </w:r>
+      <w:proofErr w:type="spellStart"/>
+      <w:r>
+        <w:t>memastikan</w:t>
+      </w:r>
+      <w:proofErr w:type="spellEnd"/>
+      <w:r>
+        <w:t xml:space="preserve"> </w:t>
+      </w:r>
+      <w:proofErr w:type="spellStart"/>
+      <w:r>
+        <w:t>keseragaman</w:t>
+      </w:r>
+      <w:proofErr w:type="spellEnd"/>
+      <w:r>
+        <w:t xml:space="preserve"> </w:t>
+      </w:r>
+      <w:proofErr w:type="spellStart"/>
+      <w:r>
+        <w:t>kualitas</w:t>
+      </w:r>
+      <w:proofErr w:type="spellEnd"/>
+      <w:r>
+        <w:t xml:space="preserve"> </w:t>
+      </w:r>
+      <w:proofErr w:type="spellStart"/>
+      <w:r>
+        <w:t>sinyal</w:t>
+      </w:r>
+      <w:proofErr w:type="spellEnd"/>
+      <w:r>
+        <w:t xml:space="preserve"> </w:t>
+      </w:r>
+      <w:proofErr w:type="spellStart"/>
+      <w:r>
+        <w:t>masukan</w:t>
+      </w:r>
+      <w:proofErr w:type="spellEnd"/>
+      <w:r>
+        <w:t xml:space="preserve"> </w:t>
+      </w:r>
+      <w:proofErr w:type="spellStart"/>
+      <w:r>
+        <w:t>dari</w:t>
+      </w:r>
+      <w:proofErr w:type="spellEnd"/>
+      <w:r>
+        <w:t xml:space="preserve"> </w:t>
+      </w:r>
+      <w:proofErr w:type="spellStart"/>
+      <w:r>
+        <w:t>berbagai</w:t>
+      </w:r>
+      <w:proofErr w:type="spellEnd"/>
+      <w:r>
+        <w:t xml:space="preserve"> </w:t>
+      </w:r>
+      <w:proofErr w:type="spellStart"/>
+      <w:r>
+        <w:t>sumber</w:t>
+      </w:r>
+      <w:proofErr w:type="spellEnd"/>
+      <w:r>
+        <w:t xml:space="preserve"> </w:t>
+      </w:r>
+      <w:proofErr w:type="spellStart"/>
+      <w:r>
+        <w:t>rekaman</w:t>
+      </w:r>
+      <w:proofErr w:type="spellEnd"/>
+      <w:r>
+        <w:t xml:space="preserve"> yang </w:t>
+      </w:r>
+      <w:proofErr w:type="spellStart"/>
+      <w:r>
+        <w:t>berbeda</w:t>
+      </w:r>
+      <w:proofErr w:type="spellEnd"/>
+      <w:r>
+        <w:t xml:space="preserve">. </w:t>
+      </w:r>
+      <w:proofErr w:type="spellStart"/>
+      <w:r>
+        <w:t>Sinyal</w:t>
+      </w:r>
+      <w:proofErr w:type="spellEnd"/>
+      <w:r>
+        <w:t xml:space="preserve"> audio yang </w:t>
+      </w:r>
+      <w:proofErr w:type="spellStart"/>
+      <w:r>
+        <w:t>telah</w:t>
+      </w:r>
+      <w:proofErr w:type="spellEnd"/>
+      <w:r>
+        <w:t xml:space="preserve"> </w:t>
+      </w:r>
+      <w:proofErr w:type="spellStart"/>
+      <w:r>
+        <w:t>disampling</w:t>
+      </w:r>
+      <w:proofErr w:type="spellEnd"/>
+      <w:r>
+        <w:t xml:space="preserve"> </w:t>
+      </w:r>
+      <w:proofErr w:type="spellStart"/>
+      <w:r>
+        <w:t>ulang</w:t>
+      </w:r>
+      <w:proofErr w:type="spellEnd"/>
+      <w:r>
+        <w:t xml:space="preserve"> </w:t>
+      </w:r>
+      <w:proofErr w:type="spellStart"/>
+      <w:r>
+        <w:t>tersebut</w:t>
+      </w:r>
+      <w:proofErr w:type="spellEnd"/>
+      <w:r>
+        <w:t xml:space="preserve"> </w:t>
+      </w:r>
+      <w:proofErr w:type="spellStart"/>
+      <w:r>
+        <w:t>kemudian</w:t>
+      </w:r>
+      <w:proofErr w:type="spellEnd"/>
+      <w:r>
+        <w:t xml:space="preserve"> </w:t>
+      </w:r>
+      <w:proofErr w:type="spellStart"/>
+      <w:r>
+        <w:t>diubah</w:t>
+      </w:r>
+      <w:proofErr w:type="spellEnd"/>
+      <w:r>
+        <w:t xml:space="preserve"> </w:t>
+      </w:r>
+      <w:proofErr w:type="spellStart"/>
+      <w:r>
+        <w:t>menjadi</w:t>
+      </w:r>
+      <w:proofErr w:type="spellEnd"/>
+      <w:r>
+        <w:t xml:space="preserve"> </w:t>
+      </w:r>
+      <w:proofErr w:type="spellStart"/>
+      <w:r>
+        <w:t>representasi</w:t>
+      </w:r>
+      <w:proofErr w:type="spellEnd"/>
+      <w:r>
+        <w:t xml:space="preserve"> </w:t>
+      </w:r>
+      <w:r>
+        <w:rPr>
+          <w:rStyle w:val="Emphasis"/>
+          <w:rFonts w:eastAsiaTheme="majorEastAsia"/>
+        </w:rPr>
+        <w:t>log-magnitude Mel spectrogram</w:t>
+      </w:r>
+      <w:r>
+        <w:t xml:space="preserve"> </w:t>
+      </w:r>
+      <w:proofErr w:type="spellStart"/>
+      <w:r>
+        <w:t>dengan</w:t>
+      </w:r>
+      <w:proofErr w:type="spellEnd"/>
+      <w:r>
+        <w:t xml:space="preserve"> 80 </w:t>
+      </w:r>
+      <w:proofErr w:type="spellStart"/>
+      <w:r>
+        <w:t>saluran</w:t>
+      </w:r>
+      <w:proofErr w:type="spellEnd"/>
+      <w:r>
+        <w:t xml:space="preserve"> </w:t>
+      </w:r>
+      <w:proofErr w:type="spellStart"/>
+      <w:r>
+        <w:t>menggunakan</w:t>
+      </w:r>
+      <w:proofErr w:type="spellEnd"/>
+      <w:r>
+        <w:t xml:space="preserve"> </w:t>
+      </w:r>
+      <w:proofErr w:type="spellStart"/>
+      <w:r>
+        <w:t>jendela</w:t>
+      </w:r>
+      <w:proofErr w:type="spellEnd"/>
+      <w:r>
+        <w:t xml:space="preserve"> </w:t>
+      </w:r>
+      <w:proofErr w:type="spellStart"/>
+      <w:r>
+        <w:t>analisis</w:t>
+      </w:r>
+      <w:proofErr w:type="spellEnd"/>
+      <w:r>
+        <w:t xml:space="preserve"> </w:t>
+      </w:r>
+      <w:proofErr w:type="spellStart"/>
+      <w:r>
+        <w:t>selebar</w:t>
+      </w:r>
+      <w:proofErr w:type="spellEnd"/>
+      <w:r>
+        <w:t xml:space="preserve"> 25 </w:t>
+      </w:r>
+      <w:proofErr w:type="spellStart"/>
+      <w:r>
+        <w:t>milidetik</w:t>
+      </w:r>
+      <w:proofErr w:type="spellEnd"/>
+      <w:r>
+        <w:t xml:space="preserve"> dan </w:t>
+      </w:r>
+      <w:proofErr w:type="spellStart"/>
+      <w:r>
+        <w:t>langkah</w:t>
+      </w:r>
+      <w:proofErr w:type="spellEnd"/>
+      <w:r>
+        <w:t xml:space="preserve"> </w:t>
+      </w:r>
+      <w:proofErr w:type="spellStart"/>
+      <w:r>
+        <w:t>perpindahan</w:t>
+      </w:r>
+      <w:proofErr w:type="spellEnd"/>
+      <w:r>
+        <w:t xml:space="preserve"> </w:t>
+      </w:r>
+      <w:proofErr w:type="spellStart"/>
+      <w:r>
+        <w:t>jendela</w:t>
+      </w:r>
+      <w:proofErr w:type="spellEnd"/>
+      <w:r>
+        <w:t xml:space="preserve"> </w:t>
+      </w:r>
+      <w:proofErr w:type="spellStart"/>
+      <w:r>
+        <w:t>sebesar</w:t>
+      </w:r>
+      <w:proofErr w:type="spellEnd"/>
+      <w:r>
+        <w:t xml:space="preserve"> 10 </w:t>
+      </w:r>
+      <w:proofErr w:type="spellStart"/>
+      <w:r>
+        <w:t>milidetik</w:t>
+      </w:r>
+      <w:proofErr w:type="spellEnd"/>
+      <w:r>
+        <w:t xml:space="preserve">. </w:t>
+      </w:r>
+      <w:proofErr w:type="spellStart"/>
+      <w:r>
+        <w:t>Representasi</w:t>
+      </w:r>
+      <w:proofErr w:type="spellEnd"/>
+      <w:r>
+        <w:t xml:space="preserve"> </w:t>
+      </w:r>
+      <w:r>
+        <w:rPr>
+          <w:rStyle w:val="Emphasis"/>
+          <w:rFonts w:eastAsiaTheme="majorEastAsia"/>
+        </w:rPr>
+        <w:t>Mel spectrogram</w:t>
+      </w:r>
+      <w:r>
+        <w:t xml:space="preserve"> </w:t>
+      </w:r>
+      <w:proofErr w:type="spellStart"/>
+      <w:r>
+        <w:t>dipilih</w:t>
+      </w:r>
+      <w:proofErr w:type="spellEnd"/>
+      <w:r>
+        <w:t xml:space="preserve"> </w:t>
+      </w:r>
+      <w:proofErr w:type="spellStart"/>
+      <w:r>
+        <w:t>karena</w:t>
+      </w:r>
+      <w:proofErr w:type="spellEnd"/>
+      <w:r>
+        <w:t xml:space="preserve"> </w:t>
+      </w:r>
+      <w:proofErr w:type="spellStart"/>
+      <w:r>
+        <w:t>skalanya</w:t>
+      </w:r>
+      <w:proofErr w:type="spellEnd"/>
+      <w:r>
+        <w:t xml:space="preserve"> </w:t>
+      </w:r>
+      <w:proofErr w:type="spellStart"/>
+      <w:r>
+        <w:t>dirancang</w:t>
+      </w:r>
+      <w:proofErr w:type="spellEnd"/>
+      <w:r>
+        <w:t xml:space="preserve"> </w:t>
+      </w:r>
+      <w:proofErr w:type="spellStart"/>
+      <w:r>
+        <w:t>untuk</w:t>
+      </w:r>
+      <w:proofErr w:type="spellEnd"/>
+      <w:r>
+        <w:t xml:space="preserve"> </w:t>
+      </w:r>
+      <w:proofErr w:type="spellStart"/>
+      <w:r>
+        <w:t>meniru</w:t>
+      </w:r>
+      <w:proofErr w:type="spellEnd"/>
+      <w:r>
+        <w:t xml:space="preserve"> </w:t>
+      </w:r>
+      <w:proofErr w:type="spellStart"/>
+      <w:r>
+        <w:t>cara</w:t>
+      </w:r>
+      <w:proofErr w:type="spellEnd"/>
+      <w:r>
+        <w:t xml:space="preserve"> </w:t>
+      </w:r>
+      <w:proofErr w:type="spellStart"/>
+      <w:r>
+        <w:t>kerja</w:t>
+      </w:r>
+      <w:proofErr w:type="spellEnd"/>
+      <w:r>
+        <w:t xml:space="preserve"> </w:t>
+      </w:r>
+      <w:proofErr w:type="spellStart"/>
+      <w:r>
+        <w:t>sistem</w:t>
+      </w:r>
+      <w:proofErr w:type="spellEnd"/>
+      <w:r>
+        <w:t xml:space="preserve"> </w:t>
+      </w:r>
+      <w:proofErr w:type="spellStart"/>
+      <w:r>
+        <w:t>pendengaran</w:t>
+      </w:r>
+      <w:proofErr w:type="spellEnd"/>
+      <w:r>
+        <w:t xml:space="preserve"> </w:t>
+      </w:r>
+      <w:proofErr w:type="spellStart"/>
+      <w:r>
+        <w:t>manusia</w:t>
+      </w:r>
+      <w:proofErr w:type="spellEnd"/>
+      <w:r>
+        <w:t xml:space="preserve"> </w:t>
+      </w:r>
+      <w:proofErr w:type="spellStart"/>
+      <w:r>
+        <w:t>dalam</w:t>
+      </w:r>
+      <w:proofErr w:type="spellEnd"/>
+      <w:r>
+        <w:t xml:space="preserve"> </w:t>
+      </w:r>
+      <w:proofErr w:type="spellStart"/>
+      <w:r>
+        <w:t>memproses</w:t>
+      </w:r>
+      <w:proofErr w:type="spellEnd"/>
+      <w:r>
+        <w:t xml:space="preserve"> </w:t>
+      </w:r>
+      <w:proofErr w:type="spellStart"/>
+      <w:r>
+        <w:t>frekuensi</w:t>
+      </w:r>
+      <w:proofErr w:type="spellEnd"/>
+      <w:r>
+        <w:t xml:space="preserve"> </w:t>
+      </w:r>
+      <w:proofErr w:type="spellStart"/>
+      <w:r>
+        <w:t>suara</w:t>
+      </w:r>
+      <w:proofErr w:type="spellEnd"/>
+      <w:r>
+        <w:t xml:space="preserve">, </w:t>
+      </w:r>
+      <w:proofErr w:type="spellStart"/>
+      <w:r>
+        <w:t>sehingga</w:t>
+      </w:r>
+      <w:proofErr w:type="spellEnd"/>
+      <w:r>
+        <w:t xml:space="preserve"> </w:t>
+      </w:r>
+      <w:proofErr w:type="spellStart"/>
+      <w:r>
+        <w:t>fitur</w:t>
+      </w:r>
+      <w:proofErr w:type="spellEnd"/>
+      <w:r>
+        <w:t xml:space="preserve"> yang </w:t>
+      </w:r>
+      <w:proofErr w:type="spellStart"/>
+      <w:r>
+        <w:t>dihasilkan</w:t>
+      </w:r>
+      <w:proofErr w:type="spellEnd"/>
+      <w:r>
+        <w:t xml:space="preserve"> </w:t>
+      </w:r>
+      <w:proofErr w:type="spellStart"/>
+      <w:r>
+        <w:t>lebih</w:t>
+      </w:r>
+      <w:proofErr w:type="spellEnd"/>
+      <w:r>
+        <w:t xml:space="preserve"> </w:t>
+      </w:r>
+      <w:proofErr w:type="spellStart"/>
+      <w:r>
+        <w:t>relevan</w:t>
+      </w:r>
+      <w:proofErr w:type="spellEnd"/>
+      <w:r>
+        <w:t xml:space="preserve"> </w:t>
+      </w:r>
+      <w:proofErr w:type="spellStart"/>
+      <w:r>
+        <w:t>secara</w:t>
+      </w:r>
+      <w:proofErr w:type="spellEnd"/>
+      <w:r>
+        <w:t xml:space="preserve"> </w:t>
+      </w:r>
+      <w:proofErr w:type="spellStart"/>
+      <w:r>
+        <w:t>akustik</w:t>
+      </w:r>
+      <w:proofErr w:type="spellEnd"/>
+      <w:r>
+        <w:t xml:space="preserve"> </w:t>
+      </w:r>
+      <w:proofErr w:type="spellStart"/>
+      <w:r>
+        <w:t>dibandingkan</w:t>
+      </w:r>
+      <w:proofErr w:type="spellEnd"/>
+      <w:r>
+        <w:t xml:space="preserve"> </w:t>
+      </w:r>
+      <w:proofErr w:type="spellStart"/>
+      <w:r>
+        <w:t>representasi</w:t>
+      </w:r>
+      <w:proofErr w:type="spellEnd"/>
+      <w:r>
+        <w:t xml:space="preserve"> </w:t>
+      </w:r>
+      <w:proofErr w:type="spellStart"/>
+      <w:r>
+        <w:t>frekuensi</w:t>
+      </w:r>
+      <w:proofErr w:type="spellEnd"/>
+      <w:r>
+        <w:t xml:space="preserve"> linear </w:t>
+      </w:r>
+      <w:proofErr w:type="spellStart"/>
+      <w:r>
+        <w:t>biasa</w:t>
+      </w:r>
+      <w:proofErr w:type="spellEnd"/>
+      <w:r>
+        <w:t xml:space="preserve">. Hasil </w:t>
+      </w:r>
+      <w:proofErr w:type="spellStart"/>
+      <w:r>
+        <w:t>dari</w:t>
+      </w:r>
+      <w:proofErr w:type="spellEnd"/>
+      <w:r>
+        <w:t xml:space="preserve"> proses </w:t>
+      </w:r>
+      <w:proofErr w:type="spellStart"/>
+      <w:r>
+        <w:t>konversi</w:t>
+      </w:r>
+      <w:proofErr w:type="spellEnd"/>
+      <w:r>
+        <w:t xml:space="preserve"> </w:t>
+      </w:r>
+      <w:proofErr w:type="spellStart"/>
+      <w:r>
+        <w:t>tersebut</w:t>
+      </w:r>
+      <w:proofErr w:type="spellEnd"/>
+      <w:r>
+        <w:t xml:space="preserve"> </w:t>
+      </w:r>
+      <w:proofErr w:type="spellStart"/>
+      <w:r>
+        <w:lastRenderedPageBreak/>
+        <w:t>kemudian</w:t>
+      </w:r>
+      <w:proofErr w:type="spellEnd"/>
+      <w:r>
+        <w:t xml:space="preserve"> </w:t>
+      </w:r>
+      <w:proofErr w:type="spellStart"/>
+      <w:r>
+        <w:t>dimasukkan</w:t>
+      </w:r>
+      <w:proofErr w:type="spellEnd"/>
+      <w:r>
+        <w:t xml:space="preserve"> </w:t>
+      </w:r>
+      <w:proofErr w:type="spellStart"/>
+      <w:r>
+        <w:t>ke</w:t>
+      </w:r>
+      <w:proofErr w:type="spellEnd"/>
+      <w:r>
+        <w:t xml:space="preserve"> </w:t>
+      </w:r>
+      <w:proofErr w:type="spellStart"/>
+      <w:r>
+        <w:t>dalam</w:t>
+      </w:r>
+      <w:proofErr w:type="spellEnd"/>
+      <w:r>
+        <w:t xml:space="preserve"> model </w:t>
+      </w:r>
+      <w:proofErr w:type="spellStart"/>
+      <w:r>
+        <w:t>sebagai</w:t>
+      </w:r>
+      <w:proofErr w:type="spellEnd"/>
+      <w:r>
+        <w:t xml:space="preserve"> </w:t>
+      </w:r>
+      <w:proofErr w:type="spellStart"/>
+      <w:r>
+        <w:t>representasi</w:t>
+      </w:r>
+      <w:proofErr w:type="spellEnd"/>
+      <w:r>
+        <w:t xml:space="preserve"> </w:t>
+      </w:r>
+      <w:proofErr w:type="spellStart"/>
+      <w:r>
+        <w:t>fitur</w:t>
+      </w:r>
+      <w:proofErr w:type="spellEnd"/>
+      <w:r>
+        <w:t xml:space="preserve"> </w:t>
+      </w:r>
+      <w:proofErr w:type="spellStart"/>
+      <w:r>
+        <w:t>dua</w:t>
+      </w:r>
+      <w:proofErr w:type="spellEnd"/>
+      <w:r>
+        <w:t xml:space="preserve"> </w:t>
+      </w:r>
+      <w:proofErr w:type="spellStart"/>
+      <w:r>
+        <w:t>dimensi</w:t>
+      </w:r>
+      <w:proofErr w:type="spellEnd"/>
+      <w:r>
+        <w:t xml:space="preserve"> yang </w:t>
+      </w:r>
+      <w:proofErr w:type="spellStart"/>
+      <w:r>
+        <w:t>siap</w:t>
+      </w:r>
+      <w:proofErr w:type="spellEnd"/>
+      <w:r>
+        <w:t xml:space="preserve"> </w:t>
+      </w:r>
+      <w:proofErr w:type="spellStart"/>
+      <w:r>
+        <w:t>diproses</w:t>
+      </w:r>
+      <w:proofErr w:type="spellEnd"/>
+      <w:r>
+        <w:t xml:space="preserve"> </w:t>
+      </w:r>
+      <w:proofErr w:type="spellStart"/>
+      <w:r>
+        <w:t>lebih</w:t>
+      </w:r>
+      <w:proofErr w:type="spellEnd"/>
+      <w:r>
+        <w:t xml:space="preserve"> </w:t>
+      </w:r>
+      <w:proofErr w:type="spellStart"/>
+      <w:r>
+        <w:t>lanjut</w:t>
+      </w:r>
+      <w:proofErr w:type="spellEnd"/>
+      <w:r>
+        <w:t xml:space="preserve"> oleh </w:t>
+      </w:r>
+      <w:proofErr w:type="spellStart"/>
+      <w:r>
+        <w:t>komponen</w:t>
+      </w:r>
+      <w:proofErr w:type="spellEnd"/>
+      <w:r>
+        <w:t xml:space="preserve"> </w:t>
+      </w:r>
+      <w:r>
+        <w:rPr>
+          <w:rStyle w:val="Emphasis"/>
+          <w:rFonts w:eastAsiaTheme="majorEastAsia"/>
+        </w:rPr>
+        <w:t>encoder</w:t>
+      </w:r>
+      <w:r>
+        <w:t>.</w:t>
+      </w:r>
+    </w:p>
+    <w:p>
+      <w:pPr>
+        <w:pStyle w:val="NormalWeb"/>
+        <w:spacing w:before="0" w:beforeAutospacing="0" w:after="0" w:afterAutospacing="0" w:line="360" w:lineRule="auto"/>
+        <w:ind w:firstLine="720"/>
+        <w:jc w:val="both"/>
+        <w:rPr>
+          <w:noProof/>
+        </w:rPr>
       </w:pPr>
+    </w:p>
+    <w:p>
+      <w:pPr>
+        <w:pStyle w:val="NormalWeb"/>
+        <w:tabs>
+          <w:tab w:val="left" w:pos="142"/>
+        </w:tabs>
+        <w:spacing w:before="0" w:beforeAutospacing="0" w:after="0" w:afterAutospacing="0" w:line="360" w:lineRule="auto"/>
+        <w:jc w:val="center"/>
+      </w:pPr>
+      <w:r>
+        <w:drawing>
+          <wp:inline distT="0" distB="0" distL="0" distR="0" wp14:anchorId="5728DA82" wp14:editId="4B251809">
+            <wp:extent cx="4787900" cy="3486113"/>
+            <wp:effectExtent l="0" t="0" r="0" b="635"/>
+            <wp:docPr id="4" name="Picture 4"/>
+            <wp:cNvGraphicFramePr>
+              <a:graphicFrameLocks xmlns:a="http://schemas.openxmlformats.org/drawingml/2006/main" noChangeAspect="1"/>
+            </wp:cNvGraphicFramePr>
+            <a:graphic xmlns:a="http://schemas.openxmlformats.org/drawingml/2006/main">
+              <a:graphicData uri="http://schemas.openxmlformats.org/drawingml/2006/picture">
+                <pic:pic xmlns:pic="http://schemas.openxmlformats.org/drawingml/2006/picture">
+                  <pic:nvPicPr>
+                    <pic:cNvPr id="1" name=""/>
+                    <pic:cNvPicPr/>
+                  </pic:nvPicPr>
+                  <pic:blipFill>
+                    <a:blip r:embed="rId16"/>
+                    <a:stretch>
+                      <a:fillRect/>
+                    </a:stretch>
+                  </pic:blipFill>
+                  <pic:spPr>
+                    <a:xfrm>
+                      <a:off x="0" y="0"/>
+                      <a:ext cx="4807799" cy="3500601"/>
+                    </a:xfrm>
+                    <a:prstGeom prst="rect">
+                      <a:avLst/>
+                    </a:prstGeom>
+                  </pic:spPr>
+                </pic:pic>
+              </a:graphicData>
+            </a:graphic>
+          </wp:inline>
+        </w:drawing>
+      </w:r>
     </w:p>
     <w:p>
       <w:pPr>
         <w:pStyle w:val="NormalWeb"/>
         <w:spacing w:before="0" w:beforeAutospacing="0" w:after="0" w:afterAutospacing="0" w:line="360" w:lineRule="auto"/>
         <w:jc w:val="center"/>
+      </w:pPr>
+      <w:r>
+        <w:rPr>
+          <w:rStyle w:val="Emphasis"/>
+          <w:rFonts w:eastAsiaTheme="majorEastAsia"/>
+        </w:rPr>
+        <w:t xml:space="preserve">Gambar 2.2 </w:t>
+      </w:r>
+      <w:proofErr w:type="spellStart"/>
+      <w:r>
+        <w:rPr>
+          <w:rStyle w:val="Emphasis"/>
+          <w:rFonts w:eastAsiaTheme="majorEastAsia"/>
+        </w:rPr>
+        <w:t>Arsitektur</w:t>
+      </w:r>
+      <w:proofErr w:type="spellEnd"/>
+      <w:r>
+        <w:rPr>
+          <w:rStyle w:val="Emphasis"/>
+          <w:rFonts w:eastAsiaTheme="majorEastAsia"/>
+        </w:rPr>
+        <w:t xml:space="preserve"> encoder-decode </w:t>
+      </w:r>
+      <w:proofErr w:type="spellStart"/>
+      <w:r>
+        <w:rPr>
+          <w:rStyle w:val="Emphasis"/>
+          <w:rFonts w:eastAsiaTheme="majorEastAsia"/>
+        </w:rPr>
+        <w:t>OpenAI</w:t>
+      </w:r>
+      <w:proofErr w:type="spellEnd"/>
+      <w:r>
+        <w:rPr>
+          <w:rStyle w:val="Emphasis"/>
+          <w:rFonts w:eastAsiaTheme="majorEastAsia"/>
+        </w:rPr>
+        <w:t>-Whisper</w:t>
+      </w:r>
+    </w:p>
+    <w:p>
+      <w:pPr>
+        <w:pStyle w:val="NormalWeb"/>
+        <w:tabs>
+          <w:tab w:val="left" w:pos="142"/>
+        </w:tabs>
+        <w:spacing w:before="0" w:beforeAutospacing="0" w:after="0" w:afterAutospacing="0" w:line="360" w:lineRule="auto"/>
+        <w:jc w:val="center"/>
+        <w:rPr>
+          <w:rStyle w:val="Emphasis"/>
+          <w:rFonts w:eastAsiaTheme="majorEastAsia"/>
+          <w:color w:val="000000"/>
+        </w:rPr>
+      </w:pPr>
+      <w:proofErr w:type="spellStart"/>
+      <w:r>
+        <w:rPr>
+          <w:rStyle w:val="Emphasis"/>
+          <w:rFonts w:eastAsiaTheme="majorEastAsia"/>
+        </w:rPr>
+        <w:t>Sumber</w:t>
+      </w:r>
+      <w:proofErr w:type="spellEnd"/>
+      <w:r>
+        <w:rPr>
+          <w:rStyle w:val="Emphasis"/>
+          <w:rFonts w:eastAsiaTheme="majorEastAsia"/>
+        </w:rPr>
+        <w:t xml:space="preserve">: </w:t>
+      </w:r>
+      <w:sdt>
+        <w:sdtPr>
+          <w:rPr>
+            <w:rStyle w:val="Emphasis"/>
+            <w:rFonts w:eastAsiaTheme="majorEastAsia"/>
+            <w:color w:val="000000"/>
+          </w:rPr>
+          <w:tag w:val="MENDELEY_CITATION_v3_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"/>
+          <w:id w:val="-1600796939"/>
+          <w:placeholder>
+            <w:docPart w:val="DefaultPlaceholder_-1854013440"/>
+          </w:placeholder>
+        </w:sdtPr>
+        <w:sdtContent>
+          <w:r>
+            <w:rPr>
+              <w:rStyle w:val="Emphasis"/>
+              <w:rFonts w:eastAsiaTheme="majorEastAsia"/>
+              <w:color w:val="000000"/>
+            </w:rPr>
+            <w:t>(Radford et al., 2022)</w:t>
+          </w:r>
+        </w:sdtContent>
+      </w:sdt>
+    </w:p>
+    <w:p>
+      <w:pPr>
+        <w:pStyle w:val="NormalWeb"/>
+        <w:tabs>
+          <w:tab w:val="left" w:pos="142"/>
+        </w:tabs>
+        <w:spacing w:before="0" w:beforeAutospacing="0" w:after="0" w:afterAutospacing="0" w:line="360" w:lineRule="auto"/>
         <w:rPr>
           <w:rStyle w:val="Emphasis"/>
           <w:rFonts w:eastAsiaTheme="majorEastAsia"/>
@@ -37948,33 +40818,687 @@
         <w:spacing w:before="0" w:beforeAutospacing="0" w:after="0" w:afterAutospacing="0" w:line="360" w:lineRule="auto"/>
         <w:ind w:firstLine="720"/>
         <w:jc w:val="both"/>
-        <w:sectPr>
-          <w:pgSz w:w="11906" w:h="16838"/>
-          <w:pgMar w:top="1701" w:right="1701" w:bottom="1701" w:left="2268" w:header="709" w:footer="709" w:gutter="0"/>
-          <w:cols w:space="708"/>
-          <w:titlePg/>
-          <w:docGrid w:linePitch="360"/>
-        </w:sectPr>
       </w:pPr>
+      <w:r>
+        <w:t xml:space="preserve">Gambar 2.3 </w:t>
+      </w:r>
+      <w:proofErr w:type="spellStart"/>
+      <w:r>
+        <w:t>mengilustrasikan</w:t>
+      </w:r>
+      <w:proofErr w:type="spellEnd"/>
+      <w:r>
+        <w:t xml:space="preserve"> </w:t>
+      </w:r>
+      <w:proofErr w:type="spellStart"/>
+      <w:r>
+        <w:t>arsitektur</w:t>
+      </w:r>
+      <w:proofErr w:type="spellEnd"/>
+      <w:r>
+        <w:t xml:space="preserve"> Whisper yang </w:t>
+      </w:r>
+      <w:proofErr w:type="spellStart"/>
+      <w:r>
+        <w:t>terdiri</w:t>
+      </w:r>
+      <w:proofErr w:type="spellEnd"/>
+      <w:r>
+        <w:t xml:space="preserve"> </w:t>
+      </w:r>
+      <w:proofErr w:type="spellStart"/>
+      <w:r>
+        <w:t>dari</w:t>
+      </w:r>
+      <w:proofErr w:type="spellEnd"/>
+      <w:r>
+        <w:t xml:space="preserve"> </w:t>
+      </w:r>
+      <w:proofErr w:type="spellStart"/>
+      <w:r>
+        <w:t>dua</w:t>
+      </w:r>
+      <w:proofErr w:type="spellEnd"/>
+      <w:r>
+        <w:t xml:space="preserve"> </w:t>
+      </w:r>
+      <w:proofErr w:type="spellStart"/>
+      <w:r>
+        <w:t>komponen</w:t>
+      </w:r>
+      <w:proofErr w:type="spellEnd"/>
+      <w:r>
+        <w:t xml:space="preserve"> </w:t>
+      </w:r>
+      <w:proofErr w:type="spellStart"/>
+      <w:r>
+        <w:t>utama</w:t>
+      </w:r>
+      <w:proofErr w:type="spellEnd"/>
+      <w:r>
+        <w:t xml:space="preserve"> </w:t>
+      </w:r>
+      <w:proofErr w:type="spellStart"/>
+      <w:r>
+        <w:t>yaitu</w:t>
+      </w:r>
+      <w:proofErr w:type="spellEnd"/>
+      <w:r>
+        <w:t xml:space="preserve"> </w:t>
+      </w:r>
+      <w:r>
+        <w:rPr>
+          <w:i/>
+          <w:iCs/>
+        </w:rPr>
+        <w:t>encoder</w:t>
+      </w:r>
+      <w:r>
+        <w:t xml:space="preserve"> dan </w:t>
+      </w:r>
+      <w:r>
+        <w:rPr>
+          <w:i/>
+          <w:iCs/>
+        </w:rPr>
+        <w:t>decoder</w:t>
+      </w:r>
+      <w:r>
+        <w:t xml:space="preserve">. </w:t>
+      </w:r>
+      <w:proofErr w:type="spellStart"/>
+      <w:r>
+        <w:t>Komponen</w:t>
+      </w:r>
+      <w:proofErr w:type="spellEnd"/>
+      <w:r>
+        <w:t xml:space="preserve"> </w:t>
+      </w:r>
+      <w:r>
+        <w:rPr>
+          <w:i/>
+          <w:iCs/>
+        </w:rPr>
+        <w:t>encoder</w:t>
+      </w:r>
+      <w:r>
+        <w:t xml:space="preserve"> </w:t>
+      </w:r>
+      <w:proofErr w:type="spellStart"/>
+      <w:r>
+        <w:t>memproses</w:t>
+      </w:r>
+      <w:proofErr w:type="spellEnd"/>
+      <w:r>
+        <w:t xml:space="preserve"> </w:t>
+      </w:r>
+      <w:proofErr w:type="spellStart"/>
+      <w:r>
+        <w:t>representasi</w:t>
+      </w:r>
+      <w:proofErr w:type="spellEnd"/>
+      <w:r>
+        <w:t xml:space="preserve"> </w:t>
+      </w:r>
+      <w:r>
+        <w:rPr>
+          <w:i/>
+          <w:iCs/>
+        </w:rPr>
+        <w:t>Mel spectrogram</w:t>
+      </w:r>
+      <w:r>
+        <w:t xml:space="preserve"> </w:t>
+      </w:r>
+      <w:proofErr w:type="spellStart"/>
+      <w:r>
+        <w:t>dari</w:t>
+      </w:r>
+      <w:proofErr w:type="spellEnd"/>
+      <w:r>
+        <w:t xml:space="preserve"> </w:t>
+      </w:r>
+      <w:proofErr w:type="spellStart"/>
+      <w:r>
+        <w:t>sinyal</w:t>
+      </w:r>
+      <w:proofErr w:type="spellEnd"/>
+      <w:r>
+        <w:t xml:space="preserve"> audio </w:t>
+      </w:r>
+      <w:proofErr w:type="spellStart"/>
+      <w:r>
+        <w:t>melalui</w:t>
+      </w:r>
+      <w:proofErr w:type="spellEnd"/>
+      <w:r>
+        <w:t xml:space="preserve"> </w:t>
+      </w:r>
+      <w:proofErr w:type="spellStart"/>
+      <w:r>
+        <w:t>dua</w:t>
+      </w:r>
+      <w:proofErr w:type="spellEnd"/>
+      <w:r>
+        <w:t xml:space="preserve"> </w:t>
+      </w:r>
+      <w:proofErr w:type="spellStart"/>
+      <w:r>
+        <w:t>lapisan</w:t>
+      </w:r>
+      <w:proofErr w:type="spellEnd"/>
+      <w:r>
+        <w:t xml:space="preserve"> </w:t>
+      </w:r>
+      <w:proofErr w:type="spellStart"/>
+      <w:r>
+        <w:t>konvolusi</w:t>
+      </w:r>
+      <w:proofErr w:type="spellEnd"/>
+      <w:r>
+        <w:t xml:space="preserve"> </w:t>
+      </w:r>
+      <w:proofErr w:type="spellStart"/>
+      <w:r>
+        <w:t>satu</w:t>
+      </w:r>
+      <w:proofErr w:type="spellEnd"/>
+      <w:r>
+        <w:t xml:space="preserve"> </w:t>
+      </w:r>
+      <w:proofErr w:type="spellStart"/>
+      <w:r>
+        <w:t>dimensi</w:t>
+      </w:r>
+      <w:proofErr w:type="spellEnd"/>
+      <w:r>
+        <w:t xml:space="preserve"> yang </w:t>
+      </w:r>
+      <w:proofErr w:type="spellStart"/>
+      <w:r>
+        <w:t>diikuti</w:t>
+      </w:r>
+      <w:proofErr w:type="spellEnd"/>
+      <w:r>
+        <w:t xml:space="preserve"> oleh </w:t>
+      </w:r>
+      <w:proofErr w:type="spellStart"/>
+      <w:r>
+        <w:t>serangkaian</w:t>
+      </w:r>
+      <w:proofErr w:type="spellEnd"/>
+      <w:r>
+        <w:t xml:space="preserve"> </w:t>
+      </w:r>
+      <w:proofErr w:type="spellStart"/>
+      <w:r>
+        <w:t>blok</w:t>
+      </w:r>
+      <w:proofErr w:type="spellEnd"/>
+      <w:r>
+        <w:t xml:space="preserve"> </w:t>
+      </w:r>
+      <w:r>
+        <w:rPr>
+          <w:i/>
+          <w:iCs/>
+        </w:rPr>
+        <w:t>Transformer</w:t>
+      </w:r>
+      <w:r>
+        <w:t xml:space="preserve"> </w:t>
+      </w:r>
+      <w:proofErr w:type="spellStart"/>
+      <w:r>
+        <w:t>untuk</w:t>
+      </w:r>
+      <w:proofErr w:type="spellEnd"/>
+      <w:r>
+        <w:t xml:space="preserve"> </w:t>
+      </w:r>
+      <w:proofErr w:type="spellStart"/>
+      <w:r>
+        <w:t>menghasilkan</w:t>
+      </w:r>
+      <w:proofErr w:type="spellEnd"/>
+      <w:r>
+        <w:t xml:space="preserve"> </w:t>
+      </w:r>
+      <w:proofErr w:type="spellStart"/>
+      <w:r>
+        <w:t>representasi</w:t>
+      </w:r>
+      <w:proofErr w:type="spellEnd"/>
+      <w:r>
+        <w:t xml:space="preserve"> </w:t>
+      </w:r>
+      <w:proofErr w:type="spellStart"/>
+      <w:r>
+        <w:t>kontekstual</w:t>
+      </w:r>
+      <w:proofErr w:type="spellEnd"/>
+      <w:r>
+        <w:t xml:space="preserve"> </w:t>
+      </w:r>
+      <w:proofErr w:type="spellStart"/>
+      <w:r>
+        <w:t>dari</w:t>
+      </w:r>
+      <w:proofErr w:type="spellEnd"/>
+      <w:r>
+        <w:t xml:space="preserve"> </w:t>
+      </w:r>
+      <w:proofErr w:type="spellStart"/>
+      <w:r>
+        <w:t>sinyal</w:t>
+      </w:r>
+      <w:proofErr w:type="spellEnd"/>
+      <w:r>
+        <w:t xml:space="preserve"> </w:t>
+      </w:r>
+      <w:proofErr w:type="spellStart"/>
+      <w:r>
+        <w:t>suara</w:t>
+      </w:r>
+      <w:proofErr w:type="spellEnd"/>
+      <w:r>
+        <w:t xml:space="preserve"> </w:t>
+      </w:r>
+      <w:proofErr w:type="spellStart"/>
+      <w:r>
+        <w:t>masukan</w:t>
+      </w:r>
+      <w:proofErr w:type="spellEnd"/>
+      <w:r>
+        <w:t xml:space="preserve">. </w:t>
+      </w:r>
+      <w:proofErr w:type="spellStart"/>
+      <w:r>
+        <w:t>Representasi</w:t>
+      </w:r>
+      <w:proofErr w:type="spellEnd"/>
+      <w:r>
+        <w:t xml:space="preserve"> </w:t>
+      </w:r>
+      <w:proofErr w:type="spellStart"/>
+      <w:r>
+        <w:t>tersebut</w:t>
+      </w:r>
+      <w:proofErr w:type="spellEnd"/>
+      <w:r>
+        <w:t xml:space="preserve"> </w:t>
+      </w:r>
+      <w:proofErr w:type="spellStart"/>
+      <w:r>
+        <w:t>kemudian</w:t>
+      </w:r>
+      <w:proofErr w:type="spellEnd"/>
+      <w:r>
+        <w:t xml:space="preserve"> </w:t>
+      </w:r>
+      <w:proofErr w:type="spellStart"/>
+      <w:r>
+        <w:t>diteruskan</w:t>
+      </w:r>
+      <w:proofErr w:type="spellEnd"/>
+      <w:r>
+        <w:t xml:space="preserve"> </w:t>
+      </w:r>
+      <w:proofErr w:type="spellStart"/>
+      <w:r>
+        <w:t>ke</w:t>
+      </w:r>
+      <w:proofErr w:type="spellEnd"/>
+      <w:r>
+        <w:t xml:space="preserve"> </w:t>
+      </w:r>
+      <w:proofErr w:type="spellStart"/>
+      <w:r>
+        <w:t>komponen</w:t>
+      </w:r>
+      <w:proofErr w:type="spellEnd"/>
+      <w:r>
+        <w:t xml:space="preserve"> </w:t>
+      </w:r>
+      <w:r>
+        <w:rPr>
+          <w:i/>
+          <w:iCs/>
+        </w:rPr>
+        <w:t>decoder</w:t>
+      </w:r>
+      <w:r>
+        <w:t xml:space="preserve"> yang </w:t>
+      </w:r>
+      <w:proofErr w:type="spellStart"/>
+      <w:r>
+        <w:t>menghasilkan</w:t>
+      </w:r>
+      <w:proofErr w:type="spellEnd"/>
+      <w:r>
+        <w:t xml:space="preserve"> token </w:t>
+      </w:r>
+      <w:proofErr w:type="spellStart"/>
+      <w:r>
+        <w:t>teks</w:t>
+      </w:r>
+      <w:proofErr w:type="spellEnd"/>
+      <w:r>
+        <w:t xml:space="preserve"> </w:t>
+      </w:r>
+      <w:proofErr w:type="spellStart"/>
+      <w:r>
+        <w:t>secara</w:t>
+      </w:r>
+      <w:proofErr w:type="spellEnd"/>
+      <w:r>
+        <w:t xml:space="preserve"> </w:t>
+      </w:r>
+      <w:proofErr w:type="spellStart"/>
+      <w:r>
+        <w:t>sekuensial</w:t>
+      </w:r>
+      <w:proofErr w:type="spellEnd"/>
+      <w:r>
+        <w:t xml:space="preserve"> </w:t>
+      </w:r>
+      <w:proofErr w:type="spellStart"/>
+      <w:r>
+        <w:t>menggunakan</w:t>
+      </w:r>
+      <w:proofErr w:type="spellEnd"/>
+      <w:r>
+        <w:t xml:space="preserve"> </w:t>
+      </w:r>
+      <w:proofErr w:type="spellStart"/>
+      <w:r>
+        <w:t>mekanisme</w:t>
+      </w:r>
+      <w:proofErr w:type="spellEnd"/>
+      <w:r>
+        <w:t xml:space="preserve"> </w:t>
+      </w:r>
+      <w:r>
+        <w:rPr>
+          <w:i/>
+          <w:iCs/>
+        </w:rPr>
+        <w:t>cross-attention</w:t>
+      </w:r>
+      <w:r>
+        <w:t xml:space="preserve"> </w:t>
+      </w:r>
+      <w:proofErr w:type="spellStart"/>
+      <w:r>
+        <w:t>untuk</w:t>
+      </w:r>
+      <w:proofErr w:type="spellEnd"/>
+      <w:r>
+        <w:t xml:space="preserve"> </w:t>
+      </w:r>
+      <w:proofErr w:type="spellStart"/>
+      <w:r>
+        <w:t>memperhatikan</w:t>
+      </w:r>
+      <w:proofErr w:type="spellEnd"/>
+      <w:r>
+        <w:t xml:space="preserve"> </w:t>
+      </w:r>
+      <w:proofErr w:type="spellStart"/>
+      <w:r>
+        <w:t>keluaran</w:t>
+      </w:r>
+      <w:proofErr w:type="spellEnd"/>
+      <w:r>
+        <w:t xml:space="preserve"> </w:t>
+      </w:r>
+      <w:r>
+        <w:rPr>
+          <w:i/>
+          <w:iCs/>
+        </w:rPr>
+        <w:t>encoder</w:t>
+      </w:r>
+      <w:r>
+        <w:t xml:space="preserve"> </w:t>
+      </w:r>
+      <w:proofErr w:type="spellStart"/>
+      <w:r>
+        <w:t>sekaligus</w:t>
+      </w:r>
+      <w:proofErr w:type="spellEnd"/>
+      <w:r>
+        <w:t xml:space="preserve"> </w:t>
+      </w:r>
+      <w:r>
+        <w:rPr>
+          <w:i/>
+          <w:iCs/>
+        </w:rPr>
+        <w:t>self-attention</w:t>
+      </w:r>
+      <w:r>
+        <w:t xml:space="preserve"> </w:t>
+      </w:r>
+      <w:proofErr w:type="spellStart"/>
+      <w:r>
+        <w:t>untuk</w:t>
+      </w:r>
+      <w:proofErr w:type="spellEnd"/>
+      <w:r>
+        <w:t xml:space="preserve"> </w:t>
+      </w:r>
+      <w:proofErr w:type="spellStart"/>
+      <w:r>
+        <w:t>mempertimbangkan</w:t>
+      </w:r>
+      <w:proofErr w:type="spellEnd"/>
+      <w:r>
+        <w:t xml:space="preserve"> </w:t>
+      </w:r>
+      <w:proofErr w:type="spellStart"/>
+      <w:r>
+        <w:t>konteks</w:t>
+      </w:r>
+      <w:proofErr w:type="spellEnd"/>
+      <w:r>
+        <w:t xml:space="preserve"> token yang </w:t>
+      </w:r>
+      <w:proofErr w:type="spellStart"/>
+      <w:r>
+        <w:t>sudah</w:t>
+      </w:r>
+      <w:proofErr w:type="spellEnd"/>
+      <w:r>
+        <w:t xml:space="preserve"> </w:t>
+      </w:r>
+      <w:proofErr w:type="spellStart"/>
+      <w:r>
+        <w:t>dihasilkan</w:t>
+      </w:r>
+      <w:proofErr w:type="spellEnd"/>
+      <w:r>
+        <w:t xml:space="preserve"> </w:t>
+      </w:r>
+      <w:proofErr w:type="spellStart"/>
+      <w:r>
+        <w:t>sebelumnya</w:t>
+      </w:r>
+      <w:proofErr w:type="spellEnd"/>
+      <w:r>
+        <w:t xml:space="preserve">. </w:t>
+      </w:r>
       <w:proofErr w:type="spellStart"/>
       <w:r>
         <w:t>Arsitektur</w:t>
       </w:r>
       <w:proofErr w:type="spellEnd"/>
       <w:r>
-        <w:t xml:space="preserve"> encoder-decoder </w:t>
-      </w:r>
-      <w:proofErr w:type="spellStart"/>
-      <w:r>
-        <w:t>berbasis</w:t>
-      </w:r>
-      <w:proofErr w:type="spellEnd"/>
-      <w:r>
-        <w:t xml:space="preserve"> </w:t>
-      </w:r>
-      <w:proofErr w:type="spellStart"/>
-      <w:r>
-        <w:t>atensi</w:t>
+        <w:t xml:space="preserve"> </w:t>
+      </w:r>
+      <w:proofErr w:type="spellStart"/>
+      <w:r>
+        <w:t>ini</w:t>
+      </w:r>
+      <w:proofErr w:type="spellEnd"/>
+      <w:r>
+        <w:t xml:space="preserve"> </w:t>
+      </w:r>
+      <w:proofErr w:type="spellStart"/>
+      <w:r>
+        <w:t>memungkinkan</w:t>
+      </w:r>
+      <w:proofErr w:type="spellEnd"/>
+      <w:r>
+        <w:t xml:space="preserve"> Whisper </w:t>
+      </w:r>
+      <w:proofErr w:type="spellStart"/>
+      <w:r>
+        <w:t>untuk</w:t>
+      </w:r>
+      <w:proofErr w:type="spellEnd"/>
+      <w:r>
+        <w:t xml:space="preserve"> </w:t>
+      </w:r>
+      <w:proofErr w:type="spellStart"/>
+      <w:r>
+        <w:t>menangani</w:t>
+      </w:r>
+      <w:proofErr w:type="spellEnd"/>
+      <w:r>
+        <w:t xml:space="preserve"> </w:t>
+      </w:r>
+      <w:proofErr w:type="spellStart"/>
+      <w:r>
+        <w:t>berbagai</w:t>
+      </w:r>
+      <w:proofErr w:type="spellEnd"/>
+      <w:r>
+        <w:t xml:space="preserve"> </w:t>
+      </w:r>
+      <w:proofErr w:type="spellStart"/>
+      <w:r>
+        <w:t>tugas</w:t>
+      </w:r>
+      <w:proofErr w:type="spellEnd"/>
+      <w:r>
+        <w:t xml:space="preserve"> </w:t>
+      </w:r>
+      <w:proofErr w:type="spellStart"/>
+      <w:r>
+        <w:t>dalam</w:t>
+      </w:r>
+      <w:proofErr w:type="spellEnd"/>
+      <w:r>
+        <w:t xml:space="preserve"> </w:t>
+      </w:r>
+      <w:proofErr w:type="spellStart"/>
+      <w:r>
+        <w:t>satu</w:t>
+      </w:r>
+      <w:proofErr w:type="spellEnd"/>
+      <w:r>
+        <w:t xml:space="preserve"> model </w:t>
+      </w:r>
+      <w:proofErr w:type="spellStart"/>
+      <w:r>
+        <w:t>sekaligus</w:t>
+      </w:r>
+      <w:proofErr w:type="spellEnd"/>
+      <w:r>
+        <w:t xml:space="preserve">, </w:t>
+      </w:r>
+      <w:proofErr w:type="spellStart"/>
+      <w:r>
+        <w:t>seperti</w:t>
+      </w:r>
+      <w:proofErr w:type="spellEnd"/>
+      <w:r>
+        <w:t xml:space="preserve"> </w:t>
+      </w:r>
+      <w:proofErr w:type="spellStart"/>
+      <w:r>
+        <w:t>transkripsi</w:t>
+      </w:r>
+      <w:proofErr w:type="spellEnd"/>
+      <w:r>
+        <w:t xml:space="preserve"> </w:t>
+      </w:r>
+      <w:proofErr w:type="spellStart"/>
+      <w:r>
+        <w:t>suara</w:t>
+      </w:r>
+      <w:proofErr w:type="spellEnd"/>
+      <w:r>
+        <w:t xml:space="preserve">, </w:t>
+      </w:r>
+      <w:proofErr w:type="spellStart"/>
+      <w:r>
+        <w:t>deteksi</w:t>
+      </w:r>
+      <w:proofErr w:type="spellEnd"/>
+      <w:r>
+        <w:t xml:space="preserve"> </w:t>
+      </w:r>
+      <w:proofErr w:type="spellStart"/>
+      <w:r>
+        <w:t>bahasa</w:t>
+      </w:r>
+      <w:proofErr w:type="spellEnd"/>
+      <w:r>
+        <w:t xml:space="preserve">, </w:t>
+      </w:r>
+      <w:proofErr w:type="spellStart"/>
+      <w:r>
+        <w:t>penerjemahan</w:t>
+      </w:r>
+      <w:proofErr w:type="spellEnd"/>
+      <w:r>
+        <w:t xml:space="preserve">, dan </w:t>
+      </w:r>
+      <w:proofErr w:type="spellStart"/>
+      <w:r>
+        <w:t>deteksi</w:t>
+      </w:r>
+      <w:proofErr w:type="spellEnd"/>
+      <w:r>
+        <w:t xml:space="preserve"> </w:t>
+      </w:r>
+      <w:proofErr w:type="spellStart"/>
+      <w:r>
+        <w:t>aktivitas</w:t>
+      </w:r>
+      <w:proofErr w:type="spellEnd"/>
+      <w:r>
+        <w:t xml:space="preserve"> </w:t>
+      </w:r>
+      <w:proofErr w:type="spellStart"/>
+      <w:r>
+        <w:t>suara</w:t>
+      </w:r>
+      <w:proofErr w:type="spellEnd"/>
+      <w:r>
+        <w:t xml:space="preserve">, yang </w:t>
+      </w:r>
+      <w:proofErr w:type="spellStart"/>
+      <w:r>
+        <w:t>dikontrol</w:t>
+      </w:r>
+      <w:proofErr w:type="spellEnd"/>
+      <w:r>
+        <w:t xml:space="preserve"> </w:t>
+      </w:r>
+      <w:proofErr w:type="spellStart"/>
+      <w:r>
+        <w:t>melalui</w:t>
+      </w:r>
+      <w:proofErr w:type="spellEnd"/>
+      <w:r>
+        <w:t xml:space="preserve"> token-token </w:t>
+      </w:r>
+      <w:proofErr w:type="spellStart"/>
+      <w:r>
+        <w:t>khusus</w:t>
       </w:r>
       <w:proofErr w:type="spellEnd"/>
       <w:r>
@@ -37982,179 +41506,45 @@
       </w:r>
       <w:proofErr w:type="spellStart"/>
       <w:r>
-        <w:t>merupakan</w:t>
-      </w:r>
-      <w:proofErr w:type="spellEnd"/>
-      <w:r>
-        <w:t xml:space="preserve"> salah </w:t>
-      </w:r>
-      <w:proofErr w:type="spellStart"/>
-      <w:r>
-        <w:t>satu</w:t>
-      </w:r>
-      <w:proofErr w:type="spellEnd"/>
-      <w:r>
-        <w:t xml:space="preserve"> </w:t>
-      </w:r>
-      <w:proofErr w:type="spellStart"/>
-      <w:r>
-        <w:t>dari</w:t>
-      </w:r>
-      <w:proofErr w:type="spellEnd"/>
-      <w:r>
-        <w:t xml:space="preserve"> </w:t>
-      </w:r>
-      <w:proofErr w:type="spellStart"/>
-      <w:r>
-        <w:t>ketiga</w:t>
-      </w:r>
-      <w:proofErr w:type="spellEnd"/>
-      <w:r>
-        <w:t xml:space="preserve"> </w:t>
-      </w:r>
-      <w:proofErr w:type="spellStart"/>
-      <w:r>
-        <w:t>pendekatan</w:t>
-      </w:r>
-      <w:proofErr w:type="spellEnd"/>
-      <w:r>
-        <w:t xml:space="preserve"> </w:t>
-      </w:r>
-      <w:proofErr w:type="spellStart"/>
-      <w:r>
-        <w:t>tersebut</w:t>
-      </w:r>
-      <w:proofErr w:type="spellEnd"/>
-      <w:r>
-        <w:t xml:space="preserve"> </w:t>
-      </w:r>
-      <w:proofErr w:type="spellStart"/>
-      <w:r>
-        <w:t>kemudian</w:t>
-      </w:r>
-      <w:proofErr w:type="spellEnd"/>
-      <w:r>
-        <w:t xml:space="preserve"> </w:t>
-      </w:r>
-      <w:proofErr w:type="spellStart"/>
-      <w:r>
-        <w:t>berkembang</w:t>
-      </w:r>
-      <w:proofErr w:type="spellEnd"/>
-      <w:r>
-        <w:t xml:space="preserve"> </w:t>
-      </w:r>
-      <w:proofErr w:type="spellStart"/>
-      <w:r>
-        <w:t>lebih</w:t>
-      </w:r>
-      <w:proofErr w:type="spellEnd"/>
-      <w:r>
-        <w:t xml:space="preserve"> </w:t>
-      </w:r>
-      <w:proofErr w:type="spellStart"/>
-      <w:r>
-        <w:t>lanjut</w:t>
-      </w:r>
-      <w:proofErr w:type="spellEnd"/>
-      <w:r>
-        <w:t xml:space="preserve"> </w:t>
-      </w:r>
-      <w:proofErr w:type="spellStart"/>
-      <w:r>
-        <w:t>menjadi</w:t>
-      </w:r>
-      <w:proofErr w:type="spellEnd"/>
-      <w:r>
-        <w:t xml:space="preserve"> model </w:t>
-      </w:r>
-      <w:proofErr w:type="spellStart"/>
-      <w:r>
-        <w:t>berbasis</w:t>
-      </w:r>
-      <w:proofErr w:type="spellEnd"/>
-      <w:r>
-        <w:t xml:space="preserve"> transformer yang </w:t>
-      </w:r>
-      <w:proofErr w:type="spellStart"/>
-      <w:r>
-        <w:t>menjadi</w:t>
-      </w:r>
-      <w:proofErr w:type="spellEnd"/>
-      <w:r>
-        <w:t xml:space="preserve"> </w:t>
-      </w:r>
-      <w:proofErr w:type="spellStart"/>
-      <w:r>
-        <w:t>landasan</w:t>
-      </w:r>
-      <w:proofErr w:type="spellEnd"/>
-      <w:r>
-        <w:t xml:space="preserve"> </w:t>
-      </w:r>
-      <w:proofErr w:type="spellStart"/>
-      <w:r>
-        <w:t>dari</w:t>
-      </w:r>
-      <w:proofErr w:type="spellEnd"/>
-      <w:r>
-        <w:t xml:space="preserve"> model </w:t>
-      </w:r>
-      <w:proofErr w:type="spellStart"/>
-      <w:r>
-        <w:t>OpenAI</w:t>
-      </w:r>
-      <w:proofErr w:type="spellEnd"/>
-      <w:r>
-        <w:t xml:space="preserve">-Whisper, </w:t>
-      </w:r>
-      <w:proofErr w:type="spellStart"/>
-      <w:r>
-        <w:t>sebagaimana</w:t>
-      </w:r>
-      <w:proofErr w:type="spellEnd"/>
-      <w:r>
-        <w:t xml:space="preserve"> </w:t>
-      </w:r>
-      <w:proofErr w:type="spellStart"/>
-      <w:r>
-        <w:t>akan</w:t>
-      </w:r>
-      <w:proofErr w:type="spellEnd"/>
-      <w:r>
-        <w:t xml:space="preserve"> </w:t>
-      </w:r>
-      <w:proofErr w:type="spellStart"/>
-      <w:r>
-        <w:t>dijelaskan</w:t>
-      </w:r>
-      <w:proofErr w:type="spellEnd"/>
-      <w:r>
-        <w:t xml:space="preserve"> </w:t>
-      </w:r>
-      <w:proofErr w:type="spellStart"/>
-      <w:r>
-        <w:t>lebih</w:t>
-      </w:r>
-      <w:proofErr w:type="spellEnd"/>
-      <w:r>
-        <w:t xml:space="preserve"> </w:t>
-      </w:r>
-      <w:proofErr w:type="spellStart"/>
-      <w:r>
-        <w:t>lanjut</w:t>
-      </w:r>
-      <w:proofErr w:type="spellEnd"/>
-      <w:r>
-        <w:t xml:space="preserve"> pada </w:t>
-      </w:r>
-      <w:proofErr w:type="spellStart"/>
-      <w:r>
-        <w:t>subbab</w:t>
-      </w:r>
-      <w:proofErr w:type="spellEnd"/>
-      <w:r>
-        <w:t xml:space="preserve"> 2.2.3.</w:t>
+        <w:t>disisipkan</w:t>
+      </w:r>
+      <w:proofErr w:type="spellEnd"/>
+      <w:r>
+        <w:t xml:space="preserve"> </w:t>
+      </w:r>
+      <w:proofErr w:type="spellStart"/>
+      <w:r>
+        <w:t>sebagai</w:t>
+      </w:r>
+      <w:proofErr w:type="spellEnd"/>
+      <w:r>
+        <w:t xml:space="preserve"> </w:t>
+      </w:r>
+      <w:proofErr w:type="spellStart"/>
+      <w:r>
+        <w:t>instruksi</w:t>
+      </w:r>
+      <w:proofErr w:type="spellEnd"/>
+      <w:r>
+        <w:t xml:space="preserve"> </w:t>
+      </w:r>
+      <w:proofErr w:type="spellStart"/>
+      <w:r>
+        <w:t>kepada</w:t>
+      </w:r>
+      <w:proofErr w:type="spellEnd"/>
+      <w:r>
+        <w:t xml:space="preserve"> </w:t>
+      </w:r>
+      <w:r>
+        <w:rPr>
+          <w:i/>
+          <w:iCs/>
+        </w:rPr>
+        <w:t>decoder</w:t>
+      </w:r>
+      <w:r>
+        <w:t>.</w:t>
       </w:r>
     </w:p>
     <w:p>
@@ -39214,7 +42604,6 @@
           <w:sz w:val="24"/>
           <w:szCs w:val="24"/>
         </w:rPr>
-        <w:lastRenderedPageBreak/>
         <w:t xml:space="preserve">3. </w:t>
       </w:r>
       <w:proofErr w:type="spellStart"/>
@@ -39245,6 +42634,7 @@
           <w:sz w:val="24"/>
           <w:szCs w:val="24"/>
         </w:rPr>
+        <w:lastRenderedPageBreak/>
         <w:t xml:space="preserve">4. </w:t>
       </w:r>
       <w:proofErr w:type="spellStart"/>
@@ -40090,7 +43480,6 @@
         <w:jc w:val="center"/>
       </w:pPr>
       <w:r>
-        <w:lastRenderedPageBreak/>
         <w:t>Analisis Durasi (Librosa) → Skor Mad (panjang-pendek)</w:t>
       </w:r>
     </w:p>
@@ -40102,6 +43491,7 @@
         <w:jc w:val="center"/>
       </w:pPr>
       <w:r>
+        <w:lastRenderedPageBreak/>
         <w:t>↓</w:t>
       </w:r>
     </w:p>
@@ -42904,6 +46294,95 @@
     </w:lvl>
   </w:abstractNum>
   <w:abstractNum w:abstractNumId="12" w15:restartNumberingAfterBreak="0">
+    <w:nsid w:val="6DC855EB"/>
+    <w:multiLevelType w:val="hybridMultilevel"/>
+    <w:tmpl w:val="9E6AD7AC"/>
+    <w:lvl w:ilvl="0" w:tplc="38090015">
+      <w:start w:val="1"/>
+      <w:numFmt w:val="upperLetter"/>
+      <w:lvlText w:val="%1."/>
+      <w:lvlJc w:val="left"/>
+      <w:pPr>
+        <w:ind w:left="720" w:hanging="360"/>
+      </w:pPr>
+      <w:rPr>
+        <w:rFonts w:hint="default"/>
+      </w:rPr>
+    </w:lvl>
+    <w:lvl w:ilvl="1" w:tplc="38090019" w:tentative="1">
+      <w:start w:val="1"/>
+      <w:numFmt w:val="lowerLetter"/>
+      <w:lvlText w:val="%2."/>
+      <w:lvlJc w:val="left"/>
+      <w:pPr>
+        <w:ind w:left="1440" w:hanging="360"/>
+      </w:pPr>
+    </w:lvl>
+    <w:lvl w:ilvl="2" w:tplc="3809001B" w:tentative="1">
+      <w:start w:val="1"/>
+      <w:numFmt w:val="lowerRoman"/>
+      <w:lvlText w:val="%3."/>
+      <w:lvlJc w:val="right"/>
+      <w:pPr>
+        <w:ind w:left="2160" w:hanging="180"/>
+      </w:pPr>
+    </w:lvl>
+    <w:lvl w:ilvl="3" w:tplc="3809000F" w:tentative="1">
+      <w:start w:val="1"/>
+      <w:numFmt w:val="decimal"/>
+      <w:lvlText w:val="%4."/>
+      <w:lvlJc w:val="left"/>
+      <w:pPr>
+        <w:ind w:left="2880" w:hanging="360"/>
+      </w:pPr>
+    </w:lvl>
+    <w:lvl w:ilvl="4" w:tplc="38090019" w:tentative="1">
+      <w:start w:val="1"/>
+      <w:numFmt w:val="lowerLetter"/>
+      <w:lvlText w:val="%5."/>
+      <w:lvlJc w:val="left"/>
+      <w:pPr>
+        <w:ind w:left="3600" w:hanging="360"/>
+      </w:pPr>
+    </w:lvl>
+    <w:lvl w:ilvl="5" w:tplc="3809001B" w:tentative="1">
+      <w:start w:val="1"/>
+      <w:numFmt w:val="lowerRoman"/>
+      <w:lvlText w:val="%6."/>
+      <w:lvlJc w:val="right"/>
+      <w:pPr>
+        <w:ind w:left="4320" w:hanging="180"/>
+      </w:pPr>
+    </w:lvl>
+    <w:lvl w:ilvl="6" w:tplc="3809000F" w:tentative="1">
+      <w:start w:val="1"/>
+      <w:numFmt w:val="decimal"/>
+      <w:lvlText w:val="%7."/>
+      <w:lvlJc w:val="left"/>
+      <w:pPr>
+        <w:ind w:left="5040" w:hanging="360"/>
+      </w:pPr>
+    </w:lvl>
+    <w:lvl w:ilvl="7" w:tplc="38090019" w:tentative="1">
+      <w:start w:val="1"/>
+      <w:numFmt w:val="lowerLetter"/>
+      <w:lvlText w:val="%8."/>
+      <w:lvlJc w:val="left"/>
+      <w:pPr>
+        <w:ind w:left="5760" w:hanging="360"/>
+      </w:pPr>
+    </w:lvl>
+    <w:lvl w:ilvl="8" w:tplc="3809001B" w:tentative="1">
+      <w:start w:val="1"/>
+      <w:numFmt w:val="lowerRoman"/>
+      <w:lvlText w:val="%9."/>
+      <w:lvlJc w:val="right"/>
+      <w:pPr>
+        <w:ind w:left="6480" w:hanging="180"/>
+      </w:pPr>
+    </w:lvl>
+  </w:abstractNum>
+  <w:abstractNum w:abstractNumId="13" w15:restartNumberingAfterBreak="0">
     <w:nsid w:val="7B1F1E5F"/>
     <w:multiLevelType w:val="multilevel"/>
     <w:tmpl w:val="ACB62C8C"/>
@@ -43016,7 +46495,7 @@
       </w:pPr>
     </w:lvl>
   </w:abstractNum>
-  <w:abstractNum w:abstractNumId="13" w15:restartNumberingAfterBreak="0">
+  <w:abstractNum w:abstractNumId="14" w15:restartNumberingAfterBreak="0">
     <w:nsid w:val="7C9417B8"/>
     <w:multiLevelType w:val="multilevel"/>
     <w:tmpl w:val="68085B4C"/>
@@ -43142,13 +46621,13 @@
     <w:abstractNumId w:val="1"/>
   </w:num>
   <w:num w:numId="5">
-    <w:abstractNumId w:val="12"/>
+    <w:abstractNumId w:val="13"/>
   </w:num>
   <w:num w:numId="6">
     <w:abstractNumId w:val="6"/>
   </w:num>
   <w:num w:numId="7">
-    <w:abstractNumId w:val="13"/>
+    <w:abstractNumId w:val="14"/>
   </w:num>
   <w:num w:numId="8">
     <w:abstractNumId w:val="3"/>
@@ -43203,6 +46682,12 @@
   </w:num>
   <w:num w:numId="16">
     <w:abstractNumId w:val="9"/>
+  </w:num>
+  <w:num w:numId="17">
+    <w:abstractNumId w:val="4"/>
+  </w:num>
+  <w:num w:numId="18">
+    <w:abstractNumId w:val="12"/>
   </w:num>
 </w:numbering>
 </file>
@@ -43822,6 +47307,7 @@
   <w:style w:type="character" w:default="1" w:styleId="DefaultParagraphFont">
     <w:name w:val="Default Paragraph Font"/>
     <w:uiPriority w:val="1"/>
+    <w:semiHidden/>
     <w:unhideWhenUsed/>
   </w:style>
   <w:style w:type="table" w:default="1" w:styleId="TableNormal">
@@ -44542,21 +48028,21 @@
     <w:charset w:val="00"/>
     <w:family w:val="roman"/>
     <w:pitch w:val="variable"/>
-    <w:sig w:usb0="E0002EFF" w:usb1="C000785B" w:usb2="00000009" w:usb3="00000000" w:csb0="000001FF" w:csb1="00000000"/>
+    <w:sig w:usb0="E0002AFF" w:usb1="C0007843" w:usb2="00000009" w:usb3="00000000" w:csb0="000001FF" w:csb1="00000000"/>
   </w:font>
   <w:font w:name="Calibri">
     <w:panose1 w:val="020F0502020204030204"/>
     <w:charset w:val="00"/>
     <w:family w:val="swiss"/>
     <w:pitch w:val="variable"/>
-    <w:sig w:usb0="E4002EFF" w:usb1="C200247B" w:usb2="00000009" w:usb3="00000000" w:csb0="000001FF" w:csb1="00000000"/>
+    <w:sig w:usb0="E0002AFF" w:usb1="4000ACFF" w:usb2="00000001" w:usb3="00000000" w:csb0="000001FF" w:csb1="00000000"/>
   </w:font>
   <w:font w:name="Arial">
     <w:panose1 w:val="020B0604020202020204"/>
     <w:charset w:val="00"/>
     <w:family w:val="swiss"/>
     <w:pitch w:val="variable"/>
-    <w:sig w:usb0="E0002EFF" w:usb1="C000785B" w:usb2="00000009" w:usb3="00000000" w:csb0="000001FF" w:csb1="00000000"/>
+    <w:sig w:usb0="E0002AFF" w:usb1="C0007843" w:usb2="00000009" w:usb3="00000000" w:csb0="000001FF" w:csb1="00000000"/>
   </w:font>
   <w:font w:name="Calibri Light">
     <w:panose1 w:val="020F0302020204030204"/>
@@ -44585,6 +48071,7 @@
   <w:rsids>
     <w:rsidRoot w:val="002429E9"/>
     <w:rsid w:val="00035BBE"/>
+    <w:rsid w:val="00070FCE"/>
     <w:rsid w:val="000B4EDC"/>
     <w:rsid w:val="002429E9"/>
     <w:rsid w:val="002E5476"/>
@@ -44592,6 +48079,7 @@
     <w:rsid w:val="00407941"/>
     <w:rsid w:val="00457399"/>
     <w:rsid w:val="004942A1"/>
+    <w:rsid w:val="007032BB"/>
     <w:rsid w:val="0074751B"/>
     <w:rsid w:val="008512DB"/>
     <w:rsid w:val="008A30BA"/>
@@ -45383,7 +48871,7 @@
   <we:properties>
     <we:property name="MENDELEY_BIBLIOGRAPHY_IS_DIRTY" value="true"/>
     <we:property name="MENDELEY_BIBLIOGRAPHY_LAST_MODIFIED" value="1779697922338"/>
-    <we:property name="MENDELEY_CITATIONS" value="[{&quot;citationID&quot;:&quot;MENDELEY_CITATION_7aea97f7-eb5e-4b5f-b5b9-2005dfc930df&quot;,&quot;properties&quot;:{&quot;noteIndex&quot;:0},&quot;isEdited&quot;:false,&quot;manualOverride&quot;:{&quot;isManuallyOverridden&quot;:false,&quot;citeprocText&quot;:&quot;(KH M Cholil Nafis, 2026)&quot;,&quot;manualOverrideText&quot;:&quot;&quot;},&quot;citationTag&quot;:&quot;MENDELEY_CITATION_v3_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&quot;,&quot;citationItems&quot;:[{&quot;id&quot;:&quot;50348d3c-ed7d-34e4-a349-8f7de9d63132&quot;,&quot;itemData&quot;:{&quot;type&quot;:&quot;webpage&quot;,&quot;id&quot;:&quot;50348d3c-ed7d-34e4-a349-8f7de9d63132&quot;,&quot;title&quot;:&quot;Mengukur Masa Depan Peradaban dalam Literasi Alquran&quot;,&quot;author&quot;:[{&quot;family&quot;:&quot;KH M Cholil Nafis&quot;,&quot;given&quot;:&quot;Ph.D&quot;,&quot;parse-names&quot;:false,&quot;dropping-particle&quot;:&quot;&quot;,&quot;non-dropping-particle&quot;:&quot;&quot;}],&quot;container-title&quot;:&quot;MUI Digital&quot;,&quot;accessed&quot;:{&quot;date-parts&quot;:[[2026,5,12]]},&quot;URL&quot;:&quot;https://mui.or.id/baca/opini/mengukur-masa-depan-peradaban-dalam-literasi-alquran?&quot;,&quot;issued&quot;:{&quot;date-parts&quot;:[[2026,3,10]]},&quot;container-title-short&quot;:&quot;&quot;},&quot;isTemporary&quot;:false}]},{&quot;citationID&quot;:&quot;MENDELEY_CITATION_2043320a-e264-46d1-9572-c3a0b026ebe7&quot;,&quot;properties&quot;:{&quot;noteIndex&quot;:0,&quot;mode&quot;:&quot;suppress-author&quot;},&quot;isEdited&quot;:false,&quot;manualOverride&quot;:{&quot;isManuallyOverridden&quot;:false,&quot;citeprocText&quot;:&quot;(2023)&quot;,&quot;manualOverrideText&quot;:&quot;&quot;},&quot;citationTag&quot;:&quot;MENDELEY_CITATION_v3_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&quot;,&quot;citationItems&quot;:[{&quot;displayAs&quot;:&quot;suppress-author&quot;,&quot;label&quot;:&quot;page&quot;,&quot;id&quot;:&quot;d8a07602-732c-3779-8765-3aa9988b737e&quot;,&quot;itemData&quot;:{&quot;type&quot;:&quot;webpage&quot;,&quot;id&quot;:&quot;d8a07602-732c-3779-8765-3aa9988b737e&quot;,&quot;title&quot;:&quot;Catat, 190.000 Lembaga Pendidikan Al-Quran Sudah Dapat Tanda Daftar &quot;,&quot;author&quot;:[{&quot;family&quot;:&quot;Kementrian Agama&quot;,&quot;given&quot;:&quot;&quot;,&quot;parse-names&quot;:false,&quot;dropping-particle&quot;:&quot;&quot;,&quot;non-dropping-particle&quot;:&quot;&quot;}],&quot;accessed&quot;:{&quot;date-parts&quot;:[[2026,5,25]]},&quot;URL&quot;:&quot;https://kemenag.go.id/nasional/catat-190000-lembaga-pendidikan-al-quran-sudah-dapat-tanda-daftar-hanp03&quot;,&quot;issued&quot;:{&quot;date-parts&quot;:[[2023,3,15]]},&quot;container-title-short&quot;:&quot;&quot;},&quot;isTemporary&quot;:false,&quot;suppress-author&quot;:true,&quot;composite&quot;:false,&quot;author-only&quot;:false}]},{&quot;citationID&quot;:&quot;MENDELEY_CITATION_1c652747-0d66-4613-a224-534bce422943&quot;,&quot;properties&quot;:{&quot;noteIndex&quot;:0,&quot;mode&quot;:&quot;composite&quot;},&quot;isEdited&quot;:false,&quot;manualOverride&quot;:{&quot;isManuallyOverridden&quot;:false,&quot;citeprocText&quot;:&quot;Sujjada et al. (2024)&quot;,&quot;manualOverrideText&quot;:&quot;&quot;},&quot;citationTag&quot;:&quot;MENDELEY_CITATION_v3_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&quot;,&quot;citationItems&quot;:[{&quot;displayAs&quot;:&quot;composite&quot;,&quot;label&quot;:&quot;page&quot;,&quot;id&quot;:&quot;aaac5f55-7414-3162-98a2-5a3ad7b72cb4&quot;,&quot;itemData&quot;:{&quot;type&quot;:&quot;article-journal&quot;,&quot;id&quot;:&quot;aaac5f55-7414-3162-98a2-5a3ad7b72cb4&quot;,&quot;title&quot;:&quot;Implementasi Automatic Speech Recognition Pada Penilaian Hafalan Al-Quran Dengan Metode Murojaâ€™ah Berbasis Android&quot;,&quot;author&quot;:[{&quot;family&quot;:&quot;Sujjada&quot;,&quot;given&quot;:&quot;Alun&quot;,&quot;parse-names&quot;:false,&quot;dropping-particle&quot;:&quot;&quot;,&quot;non-dropping-particle&quot;:&quot;&quot;},{&quot;family&quot;:&quot;Insany&quot;,&quot;given&quot;:&quot;Gina Purnama&quot;,&quot;parse-names&quot;:false,&quot;dropping-particle&quot;:&quot;&quot;,&quot;non-dropping-particle&quot;:&quot;&quot;},{&quot;family&quot;:&quot;Nugraha&quot;,&quot;given&quot;:&quot;Muhamad Fajar&quot;,&quot;parse-names&quot;:false,&quot;dropping-particle&quot;:&quot;&quot;,&quot;non-dropping-particle&quot;:&quot;&quot;}],&quot;container-title&quot;:&quot;CICES&quot;,&quot;DOI&quot;:&quot;10.33050/cices.v10i2.3247&quot;,&quot;ISSN&quot;:&quot;2356-5209&quot;,&quot;issued&quot;:{&quot;date-parts&quot;:[[2024,8,8]]},&quot;page&quot;:&quot;216-228&quot;,&quot;abstract&quot;:&quot;This research implements Automatic Speech Recognition (ASR) technology in the process of assessing Al-Qur'an memorization to overcome the problem of the increasing number of people who cannot read the Al-Qur'an fluently. With ASR, computers can recognize and transcribe human speech accurately, thereby improving the quality and accuracy of pronunciation and providing constructive feedback to learners. An Android-based application that uses the ASR service from the Google Speech API allows users to recite verses from the Koran and automatically recognize and evaluate what they have memorized. The hope is that the use of ASR technology can improve the ability to memorize the Al-Qur'an more effectively and flexibly without requiring direct teacher assistance. This system was developed using the Rapid Application Development (RAD) method with Blackbox Testing.&quot;,&quot;publisher&quot;:&quot;Pandawan Sejahtera Indonesia&quot;,&quot;issue&quot;:&quot;2&quot;,&quot;volume&quot;:&quot;10&quot;,&quot;container-title-short&quot;:&quot;&quot;},&quot;isTemporary&quot;:false,&quot;suppress-author&quot;:false,&quot;composite&quot;:true,&quot;author-only&quot;:false}]},{&quot;citationID&quot;:&quot;MENDELEY_CITATION_d3408173-36dc-496d-9343-4bb0f3a84efe&quot;,&quot;properties&quot;:{&quot;noteIndex&quot;:0,&quot;mode&quot;:&quot;composite&quot;},&quot;isEdited&quot;:false,&quot;manualOverride&quot;:{&quot;isManuallyOverridden&quot;:false,&quot;citeprocText&quot;:&quot;Ihsanudin Syaifullah &amp;#38; Ghufron (2024)&quot;,&quot;manualOverrideText&quot;:&quot;&quot;},&quot;citationTag&quot;:&quot;MENDELEY_CITATION_v3_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&quot;,&quot;citationItems&quot;:[{&quot;displayAs&quot;:&quot;composite&quot;,&quot;label&quot;:&quot;page&quot;,&quot;id&quot;:&quot;c666ff2c-c259-3061-8b00-d61a4b02d9c4&quot;,&quot;itemData&quot;:{&quot;type&quot;:&quot;article-journal&quot;,&quot;id&quot;:&quot;c666ff2c-c259-3061-8b00-d61a4b02d9c4&quot;,&quot;title&quot;:&quot;Penerapan Teknologi Automatic Speech Recognition Menggunakan Model Wav2vec2.0 Sebagai Alat Bantu Untuk Mendeteksi Kesalahan Dalam Membaca Al-Qur'an Berbasis Mobile&quot;,&quot;author&quot;:[{&quot;family&quot;:&quot;Ihsanudin Syaifullah&quot;,&quot;given&quot;:&quot;Muhammad&quot;,&quot;parse-names&quot;:false,&quot;dropping-particle&quot;:&quot;&quot;,&quot;non-dropping-particle&quot;:&quot;&quot;},{&quot;family&quot;:&quot;Ghufron&quot;,&quot;given&quot;:&quot;&quot;,&quot;parse-names&quot;:false,&quot;dropping-particle&quot;:&quot;&quot;,&quot;non-dropping-particle&quot;:&quot;&quot;}],&quot;container-title&quot;:&quot;JSI : Jurnal Sistem Informasi (E-Journal&quot;,&quot;accessed&quot;:{&quot;date-parts&quot;:[[2026,5,25]]},&quot;ISSN&quot;:&quot;2355-4614&quot;,&quot;issued&quot;:{&quot;date-parts&quot;:[[2024]]},&quot;page&quot;:&quot;2024&quot;,&quot;abstract&quot;:&quot;Reading the Qur'an correctly is an obligation for Muslims. However, in practice, there are often errors in the recitation of the Qur'an that can change the meaning of the holy verses and most people do not realize if there are errors in their reading. This research aims to develop a mobile application that utilizes Automatic Speech Recognition (ASR) technology to help users check their recitation. The Wav2vec2.0 model is a self-supervised learning model specifically designed for speech understanding tasks, chosen for its strong ability to capture deep audio representations without requiring large amounts of labeled data. The Wav2vec2.0 model is used to automatically generate transcriptions of Qur'anic recitations. By comparing the transcription with a reference text, the system can identify types of reading errors, such as errors in harakat and letters. The results showed that the model was able to achieve a Word Error Rate of 0.367483 in recognizing words and harakat in the Qur'an. This indicates great potential in the development of a good Qur'an reading error detection tool.&quot;,&quot;issue&quot;:&quot;2&quot;,&quot;volume&quot;:&quot;16&quot;,&quot;container-title-short&quot;:&quot;&quot;},&quot;isTemporary&quot;:false,&quot;suppress-author&quot;:false,&quot;composite&quot;:true,&quot;author-only&quot;:false}]},{&quot;citationID&quot;:&quot;MENDELEY_CITATION_2379b781-a0fa-49b1-a0e0-956a0921a121&quot;,&quot;properties&quot;:{&quot;noteIndex&quot;:0,&quot;mode&quot;:&quot;composite&quot;},&quot;isEdited&quot;:false,&quot;manualOverride&quot;:{&quot;isManuallyOverridden&quot;:false,&quot;citeprocText&quot;:&quot;Ferdiansyah et al. (2024)&quot;,&quot;manualOverrideText&quot;:&quot;&quot;},&quot;citationTag&quot;:&quot;MENDELEY_CITATION_v3_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&quot;,&quot;citationItems&quot;:[{&quot;displayAs&quot;:&quot;composite&quot;,&quot;label&quot;:&quot;page&quot;,&quot;id&quot;:&quot;d81bb3f1-e325-3fa1-9748-77d55b4a456a&quot;,&quot;itemData&quot;:{&quot;type&quot;:&quot;report&quot;,&quot;id&quot;:&quot;d81bb3f1-e325-3fa1-9748-77d55b4a456a&quot;,&quot;title&quot;:&quot;Implementasi Automatic Speech Recognition Bacaan Al-Qur'an Menggunakan Metode Wav2Vec 2.0 dan OpenAI-Whisper&quot;,&quot;author&quot;:[{&quot;family&quot;:&quot;Ferdiansyah&quot;,&quot;given&quot;:&quot;Danny&quot;,&quot;parse-names&quot;:false,&quot;dropping-particle&quot;:&quot;&quot;,&quot;non-dropping-particle&quot;:&quot;&quot;},{&quot;family&quot;:&quot;Sri Kusuma Aditya&quot;,&quot;given&quot;:&quot;Christian&quot;,&quot;parse-names&quot;:false,&quot;dropping-particle&quot;:&quot;&quot;,&quot;non-dropping-particle&quot;:&quot;&quot;},{&quot;family&quot;:&quot;Raya Tlogomas No&quot;,&quot;given&quot;:&quot;Jl&quot;,&quot;parse-names&quot;:false,&quot;dropping-particle&quot;:&quot;&quot;,&quot;non-dropping-particle&quot;:&quot;&quot;},{&quot;family&quot;:&quot;Lowokwaru&quot;,&quot;given&quot;:&quot;Kec&quot;,&quot;parse-names&quot;:false,&quot;dropping-particle&quot;:&quot;&quot;,&quot;non-dropping-particle&quot;:&quot;&quot;},{&quot;family&quot;:&quot;Malang&quot;,&quot;given&quot;:&quot;Kota&quot;,&quot;parse-names&quot;:false,&quot;dropping-particle&quot;:&quot;&quot;,&quot;non-dropping-particle&quot;:&quot;&quot;},{&quot;family&quot;:&quot;Timur&quot;,&quot;given&quot;:&quot;Jawa&quot;,&quot;parse-names&quot;:false,&quot;dropping-particle&quot;:&quot;&quot;,&quot;non-dropping-particle&quot;:&quot;&quot;}],&quot;URL&quot;:&quot;https://journal.trunojoyo.ac.id/triac&quot;,&quot;issued&quot;:{&quot;date-parts&quot;:[[2024]]},&quot;number-of-pages&quot;:&quot;2615-7764&quot;,&quot;issue&quot;:&quot;1&quot;,&quot;volume&quot;:&quot;11&quot;,&quot;container-title-short&quot;:&quot;&quot;},&quot;isTemporary&quot;:false,&quot;suppress-author&quot;:false,&quot;composite&quot;:true,&quot;author-only&quot;:false}]},{&quot;citationID&quot;:&quot;MENDELEY_CITATION_a058f302-d460-458b-a2d7-fb4881807a2d&quot;,&quot;properties&quot;:{&quot;noteIndex&quot;:0},&quot;isEdited&quot;:false,&quot;manualOverride&quot;:{&quot;isManuallyOverridden&quot;:false,&quot;citeprocText&quot;:&quot;(Daulay et al., 2023)&quot;,&quot;manualOverrideText&quot;:&quot;&quot;},&quot;citationItems&quot;:[{&quot;id&quot;:&quot;3273c195-a2d4-3745-a74c-ee60c370e5c7&quot;,&quot;itemData&quot;:{&quot;type&quot;:&quot;article-journal&quot;,&quot;id&quot;:&quot;3273c195-a2d4-3745-a74c-ee60c370e5c7&quot;,&quot;title&quot;:&quot;3995-Article Text-10293-2-10-20230321&quot;,&quot;author&quot;:[{&quot;family&quot;:&quot;Daulay&quot;,&quot;given&quot;:&quot;Salim Said&quot;,&quot;parse-names&quot;:false,&quot;dropping-particle&quot;:&quot;&quot;,&quot;non-dropping-particle&quot;:&quot;&quot;},{&quot;family&quot;:&quot;Suciyandhani&quot;,&quot;given&quot;:&quot;Adinda&quot;,&quot;parse-names&quot;:false,&quot;dropping-particle&quot;:&quot;&quot;,&quot;non-dropping-particle&quot;:&quot;&quot;},{&quot;family&quot;:&quot;Sofian&quot;,&quot;given&quot;:&quot;Sopan&quot;,&quot;parse-names&quot;:false,&quot;dropping-particle&quot;:&quot;&quot;,&quot;non-dropping-particle&quot;:&quot;&quot;},{&quot;family&quot;:&quot;Julaiha&quot;,&quot;given&quot;:&quot;Juli&quot;,&quot;parse-names&quot;:false,&quot;dropping-particle&quot;:&quot;&quot;,&quot;non-dropping-particle&quot;:&quot;&quot;},{&quot;family&quot;:&quot;Ardiansyah&quot;,&quot;given&quot;:&quot;&quot;,&quot;parse-names&quot;:false,&quot;dropping-particle&quot;:&quot;&quot;,&quot;non-dropping-particle&quot;:&quot;&quot;}],&quot;issued&quot;:{&quot;date-parts&quot;:[[2023]]},&quot;container-title-short&quot;:&quot;&quot;},&quot;isTemporary&quot;:false}],&quot;citationTag&quot;:&quot;MENDELEY_CITATION_v3_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&quot;},{&quot;citationID&quot;:&quot;MENDELEY_CITATION_3cdb8c31-9750-4f73-a014-4f54da0f993a&quot;,&quot;properties&quot;:{&quot;noteIndex&quot;:0},&quot;isEdited&quot;:false,&quot;manualOverride&quot;:{&quot;isManuallyOverridden&quot;:false,&quot;citeprocText&quot;:&quot;(Wassalwa et al., 2025)&quot;,&quot;manualOverrideText&quot;:&quot;&quot;},&quot;citationItems&quot;:[{&quot;id&quot;:&quot;110aa877-11c0-3ef0-924b-d91b820af2be&quot;,&quot;itemData&quot;:{&quot;type&quot;:&quot;article-journal&quot;,&quot;id&quot;:&quot;110aa877-11c0-3ef0-924b-d91b820af2be&quot;,&quot;title&quot;:&quot;KORELASI HAFALAN AL-QUR’AN TERHADAP KEMAMPUAN MEMBACA TEKS BAHASA ARAB&quot;,&quot;author&quot;:[{&quot;family&quot;:&quot;Wassalwa&quot;,&quot;given&quot;:&quot;Almannah&quot;,&quot;parse-names&quot;:false,&quot;dropping-particle&quot;:&quot;&quot;,&quot;non-dropping-particle&quot;:&quot;&quot;},{&quot;family&quot;:&quot;Khoiroh&quot;,&quot;given&quot;:&quot;Hani'atul&quot;,&quot;parse-names&quot;:false,&quot;dropping-particle&quot;:&quot;&quot;,&quot;non-dropping-particle&quot;:&quot;&quot;},{&quot;family&quot;:&quot;Fu'adah&quot;,&quot;given&quot;:&quot;Shofwatul&quot;,&quot;parse-names&quot;:false,&quot;dropping-particle&quot;:&quot;&quot;,&quot;non-dropping-particle&quot;:&quot;&quot;},{&quot;family&quot;:&quot;Amirul Mukminin&quot;,&quot;given&quot;:&quot;&quot;,&quot;parse-names&quot;:false,&quot;dropping-particle&quot;:&quot;&quot;,&quot;non-dropping-particle&quot;:&quot;&quot;}],&quot;container-title&quot;:&quot;Lahjah Arabiyah: Jurnal Bahasa Arab dan Pendidikan Bahasa Arab&quot;,&quot;DOI&quot;:&quot;10.35316/lahjah.v6i1.116-132&quot;,&quot;ISSN&quot;:&quot;2716-2028&quot;,&quot;issued&quot;:{&quot;date-parts&quot;:[[2025,2,5]]},&quot;page&quot;:&quot;116-132&quot;,&quot;abstract&quot;:&quot;Al-Qur’an is the holy book of Muslims in Arabic. A growing phenomenon in society shows that learning Arabic is still considered difficult and complicated. However, then there is an assumption or paradigm that students who memorize the Al-Qur'an definitely have Arabic language skills, especially in reading Arabic texts and the results are guaranteed to be good, this is in accordance with data obtained from observations of Tahfidz students at Sirojul Ulum Islamic Boarding School Jember. The aim of this research is to ascertain the connection between students' memorization of the Al-Qur'an and their proficiency in reading Arabic literature. The form of this research is correlational research, which is quantitative in nature and the subjects used in this research were students of the Sirojul Ulum Islamic boarding school, especially students of tahfidz Al-Qur’an. Tests were used to acquire the data. Information regarding the pupils' memorizing of the Qur'an was gathered through the tests. The results of this research show that the correlation coefficient between the ability of Sirojul Ulum Tegal Waru Mayang Jember students in reading Arabic texts and memorizing the Al-Qur'an has a significance level of &gt;0.05 with a calculated r-count of 0.912. This means that there is a positive correlation between the two objects studied or Ha is accepted because the r count is close to 1. This research category has a strong level of correlation, so it can be concluded that if memorization of the Al-Qur'an increases, the quality of Arabic text reading skills will improve.&quot;,&quot;publisher&quot;:&quot;LP2M Universitas Ibrahimy&quot;,&quot;issue&quot;:&quot;1&quot;,&quot;volume&quot;:&quot;6&quot;,&quot;container-title-short&quot;:&quot;&quot;},&quot;isTemporary&quot;:false}],&quot;citationTag&quot;:&quot;MENDELEY_CITATION_v3_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&quot;},{&quot;citationID&quot;:&quot;MENDELEY_CITATION_371f3bf3-a29f-4c1a-91ca-25785c0cf0f5&quot;,&quot;properties&quot;:{&quot;noteIndex&quot;:0},&quot;isEdited&quot;:false,&quot;manualOverride&quot;:{&quot;isManuallyOverridden&quot;:false,&quot;citeprocText&quot;:&quot;(Wassalwa et al., 2025)&quot;,&quot;manualOverrideText&quot;:&quot;&quot;},&quot;citationItems&quot;:[{&quot;id&quot;:&quot;110aa877-11c0-3ef0-924b-d91b820af2be&quot;,&quot;itemData&quot;:{&quot;type&quot;:&quot;article-journal&quot;,&quot;id&quot;:&quot;110aa877-11c0-3ef0-924b-d91b820af2be&quot;,&quot;title&quot;:&quot;KORELASI HAFALAN AL-QUR’AN TERHADAP KEMAMPUAN MEMBACA TEKS BAHASA ARAB&quot;,&quot;author&quot;:[{&quot;family&quot;:&quot;Wassalwa&quot;,&quot;given&quot;:&quot;Almannah&quot;,&quot;parse-names&quot;:false,&quot;dropping-particle&quot;:&quot;&quot;,&quot;non-dropping-particle&quot;:&quot;&quot;},{&quot;family&quot;:&quot;Khoiroh&quot;,&quot;given&quot;:&quot;Hani'atul&quot;,&quot;parse-names&quot;:false,&quot;dropping-particle&quot;:&quot;&quot;,&quot;non-dropping-particle&quot;:&quot;&quot;},{&quot;family&quot;:&quot;Fu'adah&quot;,&quot;given&quot;:&quot;Shofwatul&quot;,&quot;parse-names&quot;:false,&quot;dropping-particle&quot;:&quot;&quot;,&quot;non-dropping-particle&quot;:&quot;&quot;},{&quot;family&quot;:&quot;Amirul Mukminin&quot;,&quot;given&quot;:&quot;&quot;,&quot;parse-names&quot;:false,&quot;dropping-particle&quot;:&quot;&quot;,&quot;non-dropping-particle&quot;:&quot;&quot;}],&quot;container-title&quot;:&quot;Lahjah Arabiyah: Jurnal Bahasa Arab dan Pendidikan Bahasa Arab&quot;,&quot;DOI&quot;:&quot;10.35316/lahjah.v6i1.116-132&quot;,&quot;ISSN&quot;:&quot;2716-2028&quot;,&quot;issued&quot;:{&quot;date-parts&quot;:[[2025,2,5]]},&quot;page&quot;:&quot;116-132&quot;,&quot;abstract&quot;:&quot;Al-Qur’an is the holy book of Muslims in Arabic. A growing phenomenon in society shows that learning Arabic is still considered difficult and complicated. However, then there is an assumption or paradigm that students who memorize the Al-Qur'an definitely have Arabic language skills, especially in reading Arabic texts and the results are guaranteed to be good, this is in accordance with data obtained from observations of Tahfidz students at Sirojul Ulum Islamic Boarding School Jember. The aim of this research is to ascertain the connection between students' memorization of the Al-Qur'an and their proficiency in reading Arabic literature. The form of this research is correlational research, which is quantitative in nature and the subjects used in this research were students of the Sirojul Ulum Islamic boarding school, especially students of tahfidz Al-Qur’an. Tests were used to acquire the data. Information regarding the pupils' memorizing of the Qur'an was gathered through the tests. The results of this research show that the correlation coefficient between the ability of Sirojul Ulum Tegal Waru Mayang Jember students in reading Arabic texts and memorizing the Al-Qur'an has a significance level of &gt;0.05 with a calculated r-count of 0.912. This means that there is a positive correlation between the two objects studied or Ha is accepted because the r count is close to 1. This research category has a strong level of correlation, so it can be concluded that if memorization of the Al-Qur'an increases, the quality of Arabic text reading skills will improve.&quot;,&quot;publisher&quot;:&quot;LP2M Universitas Ibrahimy&quot;,&quot;issue&quot;:&quot;1&quot;,&quot;volume&quot;:&quot;6&quot;,&quot;container-title-short&quot;:&quot;&quot;},&quot;isTemporary&quot;:false}],&quot;citationTag&quot;:&quot;MENDELEY_CITATION_v3_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&quot;},{&quot;citationID&quot;:&quot;MENDELEY_CITATION_4f3dc2ad-82dc-4c73-9b76-bfd382981ed3&quot;,&quot;properties&quot;:{&quot;noteIndex&quot;:0},&quot;isEdited&quot;:false,&quot;manualOverride&quot;:{&quot;isManuallyOverridden&quot;:false,&quot;citeprocText&quot;:&quot;(Wassalwa et al., 2025)&quot;,&quot;manualOverrideText&quot;:&quot;&quot;},&quot;citationItems&quot;:[{&quot;id&quot;:&quot;110aa877-11c0-3ef0-924b-d91b820af2be&quot;,&quot;itemData&quot;:{&quot;type&quot;:&quot;article-journal&quot;,&quot;id&quot;:&quot;110aa877-11c0-3ef0-924b-d91b820af2be&quot;,&quot;title&quot;:&quot;KORELASI HAFALAN AL-QUR’AN TERHADAP KEMAMPUAN MEMBACA TEKS BAHASA ARAB&quot;,&quot;author&quot;:[{&quot;family&quot;:&quot;Wassalwa&quot;,&quot;given&quot;:&quot;Almannah&quot;,&quot;parse-names&quot;:false,&quot;dropping-particle&quot;:&quot;&quot;,&quot;non-dropping-particle&quot;:&quot;&quot;},{&quot;family&quot;:&quot;Khoiroh&quot;,&quot;given&quot;:&quot;Hani'atul&quot;,&quot;parse-names&quot;:false,&quot;dropping-particle&quot;:&quot;&quot;,&quot;non-dropping-particle&quot;:&quot;&quot;},{&quot;family&quot;:&quot;Fu'adah&quot;,&quot;given&quot;:&quot;Shofwatul&quot;,&quot;parse-names&quot;:false,&quot;dropping-particle&quot;:&quot;&quot;,&quot;non-dropping-particle&quot;:&quot;&quot;},{&quot;family&quot;:&quot;Amirul Mukminin&quot;,&quot;given&quot;:&quot;&quot;,&quot;parse-names&quot;:false,&quot;dropping-particle&quot;:&quot;&quot;,&quot;non-dropping-particle&quot;:&quot;&quot;}],&quot;container-title&quot;:&quot;Lahjah Arabiyah: Jurnal Bahasa Arab dan Pendidikan Bahasa Arab&quot;,&quot;DOI&quot;:&quot;10.35316/lahjah.v6i1.116-132&quot;,&quot;ISSN&quot;:&quot;2716-2028&quot;,&quot;issued&quot;:{&quot;date-parts&quot;:[[2025,2,5]]},&quot;page&quot;:&quot;116-132&quot;,&quot;abstract&quot;:&quot;Al-Qur’an is the holy book of Muslims in Arabic. A growing phenomenon in society shows that learning Arabic is still considered difficult and complicated. However, then there is an assumption or paradigm that students who memorize the Al-Qur'an definitely have Arabic language skills, especially in reading Arabic texts and the results are guaranteed to be good, this is in accordance with data obtained from observations of Tahfidz students at Sirojul Ulum Islamic Boarding School Jember. The aim of this research is to ascertain the connection between students' memorization of the Al-Qur'an and their proficiency in reading Arabic literature. The form of this research is correlational research, which is quantitative in nature and the subjects used in this research were students of the Sirojul Ulum Islamic boarding school, especially students of tahfidz Al-Qur’an. Tests were used to acquire the data. Information regarding the pupils' memorizing of the Qur'an was gathered through the tests. The results of this research show that the correlation coefficient between the ability of Sirojul Ulum Tegal Waru Mayang Jember students in reading Arabic texts and memorizing the Al-Qur'an has a significance level of &gt;0.05 with a calculated r-count of 0.912. This means that there is a positive correlation between the two objects studied or Ha is accepted because the r count is close to 1. This research category has a strong level of correlation, so it can be concluded that if memorization of the Al-Qur'an increases, the quality of Arabic text reading skills will improve.&quot;,&quot;publisher&quot;:&quot;LP2M Universitas Ibrahimy&quot;,&quot;issue&quot;:&quot;1&quot;,&quot;volume&quot;:&quot;6&quot;,&quot;container-title-short&quot;:&quot;&quot;},&quot;isTemporary&quot;:false}],&quot;citationTag&quot;:&quot;MENDELEY_CITATION_v3_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&quot;},{&quot;citationID&quot;:&quot;MENDELEY_CITATION_0300edc5-92aa-4081-bf21-9a200ddc68b1&quot;,&quot;properties&quot;:{&quot;noteIndex&quot;:0,&quot;mode&quot;:&quot;composite&quot;},&quot;isEdited&quot;:false,&quot;manualOverride&quot;:{&quot;isManuallyOverridden&quot;:false,&quot;citeprocText&quot;:&quot;Ramadhani &amp;#38; Aprison (2022)&quot;,&quot;manualOverrideText&quot;:&quot;&quot;},&quot;citationItems&quot;:[{&quot;displayAs&quot;:&quot;composite&quot;,&quot;label&quot;:&quot;page&quot;,&quot;id&quot;:&quot;16cb1903-2668-3978-8c98-19e003df9f7d&quot;,&quot;itemData&quot;:{&quot;type&quot;:&quot;report&quot;,&quot;id&quot;:&quot;16cb1903-2668-3978-8c98-19e003df9f7d&quot;,&quot;title&quot;:&quot;Urgensi Pembelajaran Tahfidz Al-Qur'an di Era 4.0&quot;,&quot;author&quot;:[{&quot;family&quot;:&quot;Ramadhani&quot;,&quot;given&quot;:&quot;Wahyuni&quot;,&quot;parse-names&quot;:false,&quot;dropping-particle&quot;:&quot;&quot;,&quot;non-dropping-particle&quot;:&quot;&quot;},{&quot;family&quot;:&quot;Aprison&quot;,&quot;given&quot;:&quot;Wedra&quot;,&quot;parse-names&quot;:false,&quot;dropping-particle&quot;:&quot;&quot;,&quot;non-dropping-particle&quot;:&quot;&quot;}],&quot;issued&quot;:{&quot;date-parts&quot;:[[2022]]},&quot;container-title-short&quot;:&quot;&quot;},&quot;isTemporary&quot;:false,&quot;suppress-author&quot;:false,&quot;composite&quot;:true,&quot;author-only&quot;:false}],&quot;citationTag&quot;:&quot;MENDELEY_CITATION_v3_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&quot;},{&quot;citationID&quot;:&quot;MENDELEY_CITATION_953bc006-4c5b-4789-9e34-6fccafb3b794&quot;,&quot;properties&quot;:{&quot;noteIndex&quot;:0},&quot;isEdited&quot;:false,&quot;manualOverride&quot;:{&quot;isManuallyOverridden&quot;:true,&quot;citeprocText&quot;:&quot;(Wassalwa et al., 2025)&quot;,&quot;manualOverrideText&quot;:&quot;Wassalwa et al., 2025&quot;},&quot;citationItems&quot;:[{&quot;id&quot;:&quot;110aa877-11c0-3ef0-924b-d91b820af2be&quot;,&quot;itemData&quot;:{&quot;type&quot;:&quot;article-journal&quot;,&quot;id&quot;:&quot;110aa877-11c0-3ef0-924b-d91b820af2be&quot;,&quot;title&quot;:&quot;KORELASI HAFALAN AL-QUR’AN TERHADAP KEMAMPUAN MEMBACA TEKS BAHASA ARAB&quot;,&quot;author&quot;:[{&quot;family&quot;:&quot;Wassalwa&quot;,&quot;given&quot;:&quot;Almannah&quot;,&quot;parse-names&quot;:false,&quot;dropping-particle&quot;:&quot;&quot;,&quot;non-dropping-particle&quot;:&quot;&quot;},{&quot;family&quot;:&quot;Khoiroh&quot;,&quot;given&quot;:&quot;Hani'atul&quot;,&quot;parse-names&quot;:false,&quot;dropping-particle&quot;:&quot;&quot;,&quot;non-dropping-particle&quot;:&quot;&quot;},{&quot;family&quot;:&quot;Fu'adah&quot;,&quot;given&quot;:&quot;Shofwatul&quot;,&quot;parse-names&quot;:false,&quot;dropping-particle&quot;:&quot;&quot;,&quot;non-dropping-particle&quot;:&quot;&quot;},{&quot;family&quot;:&quot;Amirul Mukminin&quot;,&quot;given&quot;:&quot;&quot;,&quot;parse-names&quot;:false,&quot;dropping-particle&quot;:&quot;&quot;,&quot;non-dropping-particle&quot;:&quot;&quot;}],&quot;container-title&quot;:&quot;Lahjah Arabiyah: Jurnal Bahasa Arab dan Pendidikan Bahasa Arab&quot;,&quot;DOI&quot;:&quot;10.35316/lahjah.v6i1.116-132&quot;,&quot;ISSN&quot;:&quot;2716-2028&quot;,&quot;issued&quot;:{&quot;date-parts&quot;:[[2025,2,5]]},&quot;page&quot;:&quot;116-132&quot;,&quot;abstract&quot;:&quot;Al-Qur’an is the holy book of Muslims in Arabic. A growing phenomenon in society shows that learning Arabic is still considered difficult and complicated. However, then there is an assumption or paradigm that students who memorize the Al-Qur'an definitely have Arabic language skills, especially in reading Arabic texts and the results are guaranteed to be good, this is in accordance with data obtained from observations of Tahfidz students at Sirojul Ulum Islamic Boarding School Jember. The aim of this research is to ascertain the connection between students' memorization of the Al-Qur'an and their proficiency in reading Arabic literature. The form of this research is correlational research, which is quantitative in nature and the subjects used in this research were students of the Sirojul Ulum Islamic boarding school, especially students of tahfidz Al-Qur’an. Tests were used to acquire the data. Information regarding the pupils' memorizing of the Qur'an was gathered through the tests. The results of this research show that the correlation coefficient between the ability of Sirojul Ulum Tegal Waru Mayang Jember students in reading Arabic texts and memorizing the Al-Qur'an has a significance level of &gt;0.05 with a calculated r-count of 0.912. This means that there is a positive correlation between the two objects studied or Ha is accepted because the r count is close to 1. This research category has a strong level of correlation, so it can be concluded that if memorization of the Al-Qur'an increases, the quality of Arabic text reading skills will improve.&quot;,&quot;publisher&quot;:&quot;LP2M Universitas Ibrahimy&quot;,&quot;issue&quot;:&quot;1&quot;,&quot;volume&quot;:&quot;6&quot;,&quot;container-title-short&quot;:&quot;&quot;},&quot;isTemporary&quot;:false}],&quot;citationTag&quot;:&quot;MENDELEY_CITATION_v3_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&quot;},{&quot;citationID&quot;:&quot;MENDELEY_CITATION_b39fa7aa-0b88-41e9-afcf-82ecca930089&quot;,&quot;properties&quot;:{&quot;noteIndex&quot;:0},&quot;isEdited&quot;:false,&quot;manualOverride&quot;:{&quot;isManuallyOverridden&quot;:true,&quot;citeprocText&quot;:&quot;(Wassalwa et al., 2025)&quot;,&quot;manualOverrideText&quot;:&quot;(Wassalwa et al., 2025).&quot;},&quot;citationItems&quot;:[{&quot;id&quot;:&quot;110aa877-11c0-3ef0-924b-d91b820af2be&quot;,&quot;itemData&quot;:{&quot;type&quot;:&quot;article-journal&quot;,&quot;id&quot;:&quot;110aa877-11c0-3ef0-924b-d91b820af2be&quot;,&quot;title&quot;:&quot;KORELASI HAFALAN AL-QUR’AN TERHADAP KEMAMPUAN MEMBACA TEKS BAHASA ARAB&quot;,&quot;author&quot;:[{&quot;family&quot;:&quot;Wassalwa&quot;,&quot;given&quot;:&quot;Almannah&quot;,&quot;parse-names&quot;:false,&quot;dropping-particle&quot;:&quot;&quot;,&quot;non-dropping-particle&quot;:&quot;&quot;},{&quot;family&quot;:&quot;Khoiroh&quot;,&quot;given&quot;:&quot;Hani'atul&quot;,&quot;parse-names&quot;:false,&quot;dropping-particle&quot;:&quot;&quot;,&quot;non-dropping-particle&quot;:&quot;&quot;},{&quot;family&quot;:&quot;Fu'adah&quot;,&quot;given&quot;:&quot;Shofwatul&quot;,&quot;parse-names&quot;:false,&quot;dropping-particle&quot;:&quot;&quot;,&quot;non-dropping-particle&quot;:&quot;&quot;},{&quot;family&quot;:&quot;Amirul Mukminin&quot;,&quot;given&quot;:&quot;&quot;,&quot;parse-names&quot;:false,&quot;dropping-particle&quot;:&quot;&quot;,&quot;non-dropping-particle&quot;:&quot;&quot;}],&quot;container-title&quot;:&quot;Lahjah Arabiyah: Jurnal Bahasa Arab dan Pendidikan Bahasa Arab&quot;,&quot;DOI&quot;:&quot;10.35316/lahjah.v6i1.116-132&quot;,&quot;ISSN&quot;:&quot;2716-2028&quot;,&quot;issued&quot;:{&quot;date-parts&quot;:[[2025,2,5]]},&quot;page&quot;:&quot;116-132&quot;,&quot;abstract&quot;:&quot;Al-Qur’an is the holy book of Muslims in Arabic. A growing phenomenon in society shows that learning Arabic is still considered difficult and complicated. However, then there is an assumption or paradigm that students who memorize the Al-Qur'an definitely have Arabic language skills, especially in reading Arabic texts and the results are guaranteed to be good, this is in accordance with data obtained from observations of Tahfidz students at Sirojul Ulum Islamic Boarding School Jember. The aim of this research is to ascertain the connection between students' memorization of the Al-Qur'an and their proficiency in reading Arabic literature. The form of this research is correlational research, which is quantitative in nature and the subjects used in this research were students of the Sirojul Ulum Islamic boarding school, especially students of tahfidz Al-Qur’an. Tests were used to acquire the data. Information regarding the pupils' memorizing of the Qur'an was gathered through the tests. The results of this research show that the correlation coefficient between the ability of Sirojul Ulum Tegal Waru Mayang Jember students in reading Arabic texts and memorizing the Al-Qur'an has a significance level of &gt;0.05 with a calculated r-count of 0.912. This means that there is a positive correlation between the two objects studied or Ha is accepted because the r count is close to 1. This research category has a strong level of correlation, so it can be concluded that if memorization of the Al-Qur'an increases, the quality of Arabic text reading skills will improve.&quot;,&quot;publisher&quot;:&quot;LP2M Universitas Ibrahimy&quot;,&quot;issue&quot;:&quot;1&quot;,&quot;volume&quot;:&quot;6&quot;,&quot;container-title-short&quot;:&quot;&quot;},&quot;isTemporary&quot;:false}],&quot;citationTag&quot;:&quot;MENDELEY_CITATION_v3_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&quot;},{&quot;citationID&quot;:&quot;MENDELEY_CITATION_69b250a4-695e-4ea7-944e-57907dcb1264&quot;,&quot;properties&quot;:{&quot;noteIndex&quot;:0,&quot;mode&quot;:&quot;composite&quot;},&quot;isEdited&quot;:false,&quot;manualOverride&quot;:{&quot;isManuallyOverridden&quot;:false,&quot;citeprocText&quot;:&quot;Malik et al. (2021)&quot;,&quot;manualOverrideText&quot;:&quot;&quot;},&quot;citationItems&quot;:[{&quot;displayAs&quot;:&quot;composite&quot;,&quot;label&quot;:&quot;page&quot;,&quot;id&quot;:&quot;d7dc5884-9081-354c-86f9-2f5064e3fc5f&quot;,&quot;itemData&quot;:{&quot;type&quot;:&quot;article-journal&quot;,&quot;id&quot;:&quot;d7dc5884-9081-354c-86f9-2f5064e3fc5f&quot;,&quot;title&quot;:&quot;Automatic speech recognition: a survey&quot;,&quot;author&quot;:[{&quot;family&quot;:&quot;Malik&quot;,&quot;given&quot;:&quot;Mishaim&quot;,&quot;parse-names&quot;:false,&quot;dropping-particle&quot;:&quot;&quot;,&quot;non-dropping-particle&quot;:&quot;&quot;},{&quot;family&quot;:&quot;Malik&quot;,&quot;given&quot;:&quot;Muhammad Kamran&quot;,&quot;parse-names&quot;:false,&quot;dropping-particle&quot;:&quot;&quot;,&quot;non-dropping-particle&quot;:&quot;&quot;},{&quot;family&quot;:&quot;Mehmood&quot;,&quot;given&quot;:&quot;Khawar&quot;,&quot;parse-names&quot;:false,&quot;dropping-particle&quot;:&quot;&quot;,&quot;non-dropping-particle&quot;:&quot;&quot;},{&quot;family&quot;:&quot;Makhdoom&quot;,&quot;given&quot;:&quot;Imran&quot;,&quot;parse-names&quot;:false,&quot;dropping-particle&quot;:&quot;&quot;,&quot;non-dropping-particle&quot;:&quot;&quot;}],&quot;container-title&quot;:&quot;Multimedia Tools and Applications&quot;,&quot;container-title-short&quot;:&quot;Multimed. Tools Appl.&quot;,&quot;DOI&quot;:&quot;10.1007/s11042-020-10073-7&quot;,&quot;ISSN&quot;:&quot;15737721&quot;,&quot;issued&quot;:{&quot;date-parts&quot;:[[2021,3,1]]},&quot;page&quot;:&quot;9411-9457&quot;,&quot;abstract&quot;:&quot;Recently great strides have been made in the field of automatic speech recognition (ASR) by using various deep learning techniques. In this study, we present a thorough comparison between cutting-edged techniques currently being used in this area, with a special focus on the various deep learning methods. This study explores different feature extraction methods, state-of-the-art classification models, and vis-a-vis their impact on an ASR. As deep learning techniques are very data-dependent different speech datasets that are available online are also discussed in detail. In the end, the various online toolkits, resources, and language models that can be helpful in the formulation of an ASR are also proffered. In this study, we captured every aspect that can impact the performance of an ASR. Hence, we speculate that this work is a good starting point for academics interested in ASR research.&quot;,&quot;publisher&quot;:&quot;Springer&quot;,&quot;issue&quot;:&quot;6&quot;,&quot;volume&quot;:&quot;80&quot;},&quot;isTemporary&quot;:false,&quot;suppress-author&quot;:false,&quot;composite&quot;:true,&quot;author-only&quot;:false}],&quot;citationTag&quot;:&quot;MENDELEY_CITATION_v3_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&quot;},{&quot;citationID&quot;:&quot;MENDELEY_CITATION_aab7512a-c1a2-42b9-8f4a-34c746d6d479&quot;,&quot;properties&quot;:{&quot;noteIndex&quot;:0},&quot;isEdited&quot;:false,&quot;manualOverride&quot;:{&quot;isManuallyOverridden&quot;:false,&quot;citeprocText&quot;:&quot;(Malik et al., 2021)&quot;,&quot;manualOverrideText&quot;:&quot;&quot;},&quot;citationItems&quot;:[{&quot;id&quot;:&quot;d7dc5884-9081-354c-86f9-2f5064e3fc5f&quot;,&quot;itemData&quot;:{&quot;type&quot;:&quot;article-journal&quot;,&quot;id&quot;:&quot;d7dc5884-9081-354c-86f9-2f5064e3fc5f&quot;,&quot;title&quot;:&quot;Automatic speech recognition: a survey&quot;,&quot;author&quot;:[{&quot;family&quot;:&quot;Malik&quot;,&quot;given&quot;:&quot;Mishaim&quot;,&quot;parse-names&quot;:false,&quot;dropping-particle&quot;:&quot;&quot;,&quot;non-dropping-particle&quot;:&quot;&quot;},{&quot;family&quot;:&quot;Malik&quot;,&quot;given&quot;:&quot;Muhammad Kamran&quot;,&quot;parse-names&quot;:false,&quot;dropping-particle&quot;:&quot;&quot;,&quot;non-dropping-particle&quot;:&quot;&quot;},{&quot;family&quot;:&quot;Mehmood&quot;,&quot;given&quot;:&quot;Khawar&quot;,&quot;parse-names&quot;:false,&quot;dropping-particle&quot;:&quot;&quot;,&quot;non-dropping-particle&quot;:&quot;&quot;},{&quot;family&quot;:&quot;Makhdoom&quot;,&quot;given&quot;:&quot;Imran&quot;,&quot;parse-names&quot;:false,&quot;dropping-particle&quot;:&quot;&quot;,&quot;non-dropping-particle&quot;:&quot;&quot;}],&quot;container-title&quot;:&quot;Multimedia Tools and Applications&quot;,&quot;container-title-short&quot;:&quot;Multimed. Tools Appl.&quot;,&quot;DOI&quot;:&quot;10.1007/s11042-020-10073-7&quot;,&quot;ISSN&quot;:&quot;15737721&quot;,&quot;issued&quot;:{&quot;date-parts&quot;:[[2021,3,1]]},&quot;page&quot;:&quot;9411-9457&quot;,&quot;abstract&quot;:&quot;Recently great strides have been made in the field of automatic speech recognition (ASR) by using various deep learning techniques. In this study, we present a thorough comparison between cutting-edged techniques currently being used in this area, with a special focus on the various deep learning methods. This study explores different feature extraction methods, state-of-the-art classification models, and vis-a-vis their impact on an ASR. As deep learning techniques are very data-dependent different speech datasets that are available online are also discussed in detail. In the end, the various online toolkits, resources, and language models that can be helpful in the formulation of an ASR are also proffered. In this study, we captured every aspect that can impact the performance of an ASR. Hence, we speculate that this work is a good starting point for academics interested in ASR research.&quot;,&quot;publisher&quot;:&quot;Springer&quot;,&quot;issue&quot;:&quot;6&quot;,&quot;volume&quot;:&quot;80&quot;},&quot;isTemporary&quot;:false}],&quot;citationTag&quot;:&quot;MENDELEY_CITATION_v3_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&quot;},{&quot;citationID&quot;:&quot;MENDELEY_CITATION_e49794a1-da9d-4d00-8e50-db0d599671da&quot;,&quot;properties&quot;:{&quot;noteIndex&quot;:0},&quot;isEdited&quot;:false,&quot;manualOverride&quot;:{&quot;isManuallyOverridden&quot;:false,&quot;citeprocText&quot;:&quot;(Malik et al., 2021)&quot;,&quot;manualOverrideText&quot;:&quot;&quot;},&quot;citationTag&quot;:&quot;MENDELEY_CITATION_v3_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&quot;,&quot;citationItems&quot;:[{&quot;id&quot;:&quot;d7dc5884-9081-354c-86f9-2f5064e3fc5f&quot;,&quot;itemData&quot;:{&quot;type&quot;:&quot;article-journal&quot;,&quot;id&quot;:&quot;d7dc5884-9081-354c-86f9-2f5064e3fc5f&quot;,&quot;title&quot;:&quot;Automatic speech recognition: a survey&quot;,&quot;author&quot;:[{&quot;family&quot;:&quot;Malik&quot;,&quot;given&quot;:&quot;Mishaim&quot;,&quot;parse-names&quot;:false,&quot;dropping-particle&quot;:&quot;&quot;,&quot;non-dropping-particle&quot;:&quot;&quot;},{&quot;family&quot;:&quot;Malik&quot;,&quot;given&quot;:&quot;Muhammad Kamran&quot;,&quot;parse-names&quot;:false,&quot;dropping-particle&quot;:&quot;&quot;,&quot;non-dropping-particle&quot;:&quot;&quot;},{&quot;family&quot;:&quot;Mehmood&quot;,&quot;given&quot;:&quot;Khawar&quot;,&quot;parse-names&quot;:false,&quot;dropping-particle&quot;:&quot;&quot;,&quot;non-dropping-particle&quot;:&quot;&quot;},{&quot;family&quot;:&quot;Makhdoom&quot;,&quot;given&quot;:&quot;Imran&quot;,&quot;parse-names&quot;:false,&quot;dropping-particle&quot;:&quot;&quot;,&quot;non-dropping-particle&quot;:&quot;&quot;}],&quot;container-title&quot;:&quot;Multimedia Tools and Applications&quot;,&quot;container-title-short&quot;:&quot;Multimed. Tools Appl.&quot;,&quot;DOI&quot;:&quot;10.1007/s11042-020-10073-7&quot;,&quot;ISSN&quot;:&quot;15737721&quot;,&quot;issued&quot;:{&quot;date-parts&quot;:[[2021,3,1]]},&quot;page&quot;:&quot;9411-9457&quot;,&quot;abstract&quot;:&quot;Recently great strides have been made in the field of automatic speech recognition (ASR) by using various deep learning techniques. In this study, we present a thorough comparison between cutting-edged techniques currently being used in this area, with a special focus on the various deep learning methods. This study explores different feature extraction methods, state-of-the-art classification models, and vis-a-vis their impact on an ASR. As deep learning techniques are very data-dependent different speech datasets that are available online are also discussed in detail. In the end, the various online toolkits, resources, and language models that can be helpful in the formulation of an ASR are also proffered. In this study, we captured every aspect that can impact the performance of an ASR. Hence, we speculate that this work is a good starting point for academics interested in ASR research.&quot;,&quot;publisher&quot;:&quot;Springer&quot;,&quot;issue&quot;:&quot;6&quot;,&quot;volume&quot;:&quot;80&quot;},&quot;isTemporary&quot;:false}]},{&quot;citationID&quot;:&quot;MENDELEY_CITATION_7f8c0ffa-4b5e-4136-accb-79c3d1920efb&quot;,&quot;properties&quot;:{&quot;noteIndex&quot;:0},&quot;isEdited&quot;:false,&quot;manualOverride&quot;:{&quot;isManuallyOverridden&quot;:false,&quot;citeprocText&quot;:&quot;(Malik et al., 2021)&quot;,&quot;manualOverrideText&quot;:&quot;&quot;},&quot;citationTag&quot;:&quot;MENDELEY_CITATION_v3_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&quot;,&quot;citationItems&quot;:[{&quot;id&quot;:&quot;d7dc5884-9081-354c-86f9-2f5064e3fc5f&quot;,&quot;itemData&quot;:{&quot;type&quot;:&quot;article-journal&quot;,&quot;id&quot;:&quot;d7dc5884-9081-354c-86f9-2f5064e3fc5f&quot;,&quot;title&quot;:&quot;Automatic speech recognition: a survey&quot;,&quot;author&quot;:[{&quot;family&quot;:&quot;Malik&quot;,&quot;given&quot;:&quot;Mishaim&quot;,&quot;parse-names&quot;:false,&quot;dropping-particle&quot;:&quot;&quot;,&quot;non-dropping-particle&quot;:&quot;&quot;},{&quot;family&quot;:&quot;Malik&quot;,&quot;given&quot;:&quot;Muhammad Kamran&quot;,&quot;parse-names&quot;:false,&quot;dropping-particle&quot;:&quot;&quot;,&quot;non-dropping-particle&quot;:&quot;&quot;},{&quot;family&quot;:&quot;Mehmood&quot;,&quot;given&quot;:&quot;Khawar&quot;,&quot;parse-names&quot;:false,&quot;dropping-particle&quot;:&quot;&quot;,&quot;non-dropping-particle&quot;:&quot;&quot;},{&quot;family&quot;:&quot;Makhdoom&quot;,&quot;given&quot;:&quot;Imran&quot;,&quot;parse-names&quot;:false,&quot;dropping-particle&quot;:&quot;&quot;,&quot;non-dropping-particle&quot;:&quot;&quot;}],&quot;container-title&quot;:&quot;Multimedia Tools and Applications&quot;,&quot;container-title-short&quot;:&quot;Multimed. Tools Appl.&quot;,&quot;DOI&quot;:&quot;10.1007/s11042-020-10073-7&quot;,&quot;ISSN&quot;:&quot;15737721&quot;,&quot;issued&quot;:{&quot;date-parts&quot;:[[2021,3,1]]},&quot;page&quot;:&quot;9411-9457&quot;,&quot;abstract&quot;:&quot;Recently great strides have been made in the field of automatic speech recognition (ASR) by using various deep learning techniques. In this study, we present a thorough comparison between cutting-edged techniques currently being used in this area, with a special focus on the various deep learning methods. This study explores different feature extraction methods, state-of-the-art classification models, and vis-a-vis their impact on an ASR. As deep learning techniques are very data-dependent different speech datasets that are available online are also discussed in detail. In the end, the various online toolkits, resources, and language models that can be helpful in the formulation of an ASR are also proffered. In this study, we captured every aspect that can impact the performance of an ASR. Hence, we speculate that this work is a good starting point for academics interested in ASR research.&quot;,&quot;publisher&quot;:&quot;Springer&quot;,&quot;issue&quot;:&quot;6&quot;,&quot;volume&quot;:&quot;80&quot;},&quot;isTemporary&quot;:false}]},{&quot;citationID&quot;:&quot;MENDELEY_CITATION_79c65f88-db1f-498f-a54c-2604ac7631a0&quot;,&quot;properties&quot;:{&quot;noteIndex&quot;:0,&quot;mode&quot;:&quot;composite&quot;},&quot;isEdited&quot;:false,&quot;manualOverride&quot;:{&quot;isManuallyOverridden&quot;:false,&quot;citeprocText&quot;:&quot;Prabhavalkar et al. (2024)&quot;,&quot;manualOverrideText&quot;:&quot;&quot;},&quot;citationTag&quot;:&quot;MENDELEY_CITATION_v3_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&quot;,&quot;citationItems&quot;:[{&quot;displayAs&quot;:&quot;composite&quot;,&quot;label&quot;:&quot;page&quot;,&quot;id&quot;:&quot;5d6ff4f2-4d68-3531-9bd0-d39a20f28525&quot;,&quot;itemData&quot;:{&quot;type&quot;:&quot;article-journal&quot;,&quot;id&quot;:&quot;5d6ff4f2-4d68-3531-9bd0-d39a20f28525&quot;,&quot;title&quot;:&quot;End-to-End Speech Recognition: A Survey&quot;,&quot;author&quot;:[{&quot;family&quot;:&quot;Prabhavalkar&quot;,&quot;given&quot;:&quot;Rohit&quot;,&quot;parse-names&quot;:false,&quot;dropping-particle&quot;:&quot;&quot;,&quot;non-dropping-particle&quot;:&quot;&quot;},{&quot;family&quot;:&quot;Hori&quot;,&quot;given&quot;:&quot;Takaaki&quot;,&quot;parse-names&quot;:false,&quot;dropping-particle&quot;:&quot;&quot;,&quot;non-dropping-particle&quot;:&quot;&quot;},{&quot;family&quot;:&quot;Sainath&quot;,&quot;given&quot;:&quot;Tara N.&quot;,&quot;parse-names&quot;:false,&quot;dropping-particle&quot;:&quot;&quot;,&quot;non-dropping-particle&quot;:&quot;&quot;},{&quot;family&quot;:&quot;Schluter&quot;,&quot;given&quot;:&quot;Ralf&quot;,&quot;parse-names&quot;:false,&quot;dropping-particle&quot;:&quot;&quot;,&quot;non-dropping-particle&quot;:&quot;&quot;},{&quot;family&quot;:&quot;Watanabe&quot;,&quot;given&quot;:&quot;Shinji&quot;,&quot;parse-names&quot;:false,&quot;dropping-particle&quot;:&quot;&quot;,&quot;non-dropping-particle&quot;:&quot;&quot;}],&quot;container-title&quot;:&quot;IEEE/ACM Transactions on Audio Speech and Language Processing&quot;,&quot;container-title-short&quot;:&quot;IEEE/ACM Trans. Audio Speech Lang. Process.&quot;,&quot;DOI&quot;:&quot;10.1109/TASLP.2023.3328283&quot;,&quot;ISSN&quot;:&quot;23299304&quot;,&quot;issued&quot;:{&quot;date-parts&quot;:[[2024]]},&quot;page&quot;:&quot;325-351&quot;,&quot;abstract&quot;:&quot;In the last decade of automatic speech recognition (ASR) research, the introduction of deep learning has brought considerable reductions in word error rate of more than 50% relative, compared to modeling without deep learning. In the wake of this transition, a number of all-neural ASR architectures have been introduced. These so-called end-to-end (E2E) models provide highly integrated, completely neural ASR models, which rely strongly on general machine learning knowledge, learn more consistently from data, with lower dependence on ASR domain-specific experience. The success and enthusiastic adoption of deep learning, accompanied by more generic model architectures has led to E2E models now becoming the prominent ASR approach. The goal of this survey is to provide a taxonomy of E2E ASR models and corresponding improvements, and to discuss their properties and their relationship to classical hidden Markov model (HMM) based ASR architectures. All relevant aspects of E2E ASR are covered in this work: modeling, training, decoding, and external language model integration, discussions of performance and deployment opportunities, as well as an outlook into potential future developments.&quot;,&quot;publisher&quot;:&quot;Institute of Electrical and Electronics Engineers Inc.&quot;,&quot;volume&quot;:&quot;32&quot;},&quot;isTemporary&quot;:false,&quot;suppress-author&quot;:false,&quot;composite&quot;:true,&quot;author-only&quot;:false}]},{&quot;citationID&quot;:&quot;MENDELEY_CITATION_a7231034-740b-41e3-8376-ded2586c8e4c&quot;,&quot;properties&quot;:{&quot;noteIndex&quot;:0},&quot;isEdited&quot;:false,&quot;manualOverride&quot;:{&quot;isManuallyOverridden&quot;:false,&quot;citeprocText&quot;:&quot;(Prabhavalkar et al., 2024)&quot;,&quot;manualOverrideText&quot;:&quot;&quot;},&quot;citationTag&quot;:&quot;MENDELEY_CITATION_v3_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&quot;,&quot;citationItems&quot;:[{&quot;id&quot;:&quot;5d6ff4f2-4d68-3531-9bd0-d39a20f28525&quot;,&quot;itemData&quot;:{&quot;type&quot;:&quot;article-journal&quot;,&quot;id&quot;:&quot;5d6ff4f2-4d68-3531-9bd0-d39a20f28525&quot;,&quot;title&quot;:&quot;End-to-End Speech Recognition: A Survey&quot;,&quot;author&quot;:[{&quot;family&quot;:&quot;Prabhavalkar&quot;,&quot;given&quot;:&quot;Rohit&quot;,&quot;parse-names&quot;:false,&quot;dropping-particle&quot;:&quot;&quot;,&quot;non-dropping-particle&quot;:&quot;&quot;},{&quot;family&quot;:&quot;Hori&quot;,&quot;given&quot;:&quot;Takaaki&quot;,&quot;parse-names&quot;:false,&quot;dropping-particle&quot;:&quot;&quot;,&quot;non-dropping-particle&quot;:&quot;&quot;},{&quot;family&quot;:&quot;Sainath&quot;,&quot;given&quot;:&quot;Tara N.&quot;,&quot;parse-names&quot;:false,&quot;dropping-particle&quot;:&quot;&quot;,&quot;non-dropping-particle&quot;:&quot;&quot;},{&quot;family&quot;:&quot;Schluter&quot;,&quot;given&quot;:&quot;Ralf&quot;,&quot;parse-names&quot;:false,&quot;dropping-particle&quot;:&quot;&quot;,&quot;non-dropping-particle&quot;:&quot;&quot;},{&quot;family&quot;:&quot;Watanabe&quot;,&quot;given&quot;:&quot;Shinji&quot;,&quot;parse-names&quot;:false,&quot;dropping-particle&quot;:&quot;&quot;,&quot;non-dropping-particle&quot;:&quot;&quot;}],&quot;container-title&quot;:&quot;IEEE/ACM Transactions on Audio Speech and Language Processing&quot;,&quot;container-title-short&quot;:&quot;IEEE/ACM Trans. Audio Speech Lang. Process.&quot;,&quot;DOI&quot;:&quot;10.1109/TASLP.2023.3328283&quot;,&quot;ISSN&quot;:&quot;23299304&quot;,&quot;issued&quot;:{&quot;date-parts&quot;:[[2024]]},&quot;page&quot;:&quot;325-351&quot;,&quot;abstract&quot;:&quot;In the last decade of automatic speech recognition (ASR) research, the introduction of deep learning has brought considerable reductions in word error rate of more than 50% relative, compared to modeling without deep learning. In the wake of this transition, a number of all-neural ASR architectures have been introduced. These so-called end-to-end (E2E) models provide highly integrated, completely neural ASR models, which rely strongly on general machine learning knowledge, learn more consistently from data, with lower dependence on ASR domain-specific experience. The success and enthusiastic adoption of deep learning, accompanied by more generic model architectures has led to E2E models now becoming the prominent ASR approach. The goal of this survey is to provide a taxonomy of E2E ASR models and corresponding improvements, and to discuss their properties and their relationship to classical hidden Markov model (HMM) based ASR architectures. All relevant aspects of E2E ASR are covered in this work: modeling, training, decoding, and external language model integration, discussions of performance and deployment opportunities, as well as an outlook into potential future developments.&quot;,&quot;publisher&quot;:&quot;Institute of Electrical and Electronics Engineers Inc.&quot;,&quot;volume&quot;:&quot;32&quot;},&quot;isTemporary&quot;:false}]},{&quot;citationID&quot;:&quot;MENDELEY_CITATION_ca562bcf-acc4-4ab3-86be-e796264aad95&quot;,&quot;properties&quot;:{&quot;noteIndex&quot;:0},&quot;isEdited&quot;:false,&quot;manualOverride&quot;:{&quot;isManuallyOverridden&quot;:false,&quot;citeprocText&quot;:&quot;(Nayeem et al., 2025)&quot;,&quot;manualOverrideText&quot;:&quot;&quot;},&quot;citationTag&quot;:&quot;MENDELEY_CITATION_v3_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&quot;,&quot;citationItems&quot;:[{&quot;id&quot;:&quot;48218fab-71ce-3807-b1c2-7cdc9ec915de&quot;,&quot;itemData&quot;:{&quot;type&quot;:&quot;article-journal&quot;,&quot;id&quot;:&quot;48218fab-71ce-3807-b1c2-7cdc9ec915de&quot;,&quot;title&quot;:&quot;Automatic Speech Recognition in the Modern Era: Architectures, Training, and Evaluation&quot;,&quot;author&quot;:[{&quot;family&quot;:&quot;Nayeem&quot;,&quot;given&quot;:&quot;Md.&quot;,&quot;parse-names&quot;:false,&quot;dropping-particle&quot;:&quot;&quot;,&quot;non-dropping-particle&quot;:&quot;&quot;},{&quot;family&quot;:&quot;Tabrej&quot;,&quot;given&quot;:&quot;Md Shamse&quot;,&quot;parse-names&quot;:false,&quot;dropping-particle&quot;:&quot;&quot;,&quot;non-dropping-particle&quot;:&quot;&quot;},{&quot;family&quot;:&quot;Deb&quot;,&quot;given&quot;:&quot;Kabbojit Jit&quot;,&quot;parse-names&quot;:false,&quot;dropping-particle&quot;:&quot;&quot;,&quot;non-dropping-particle&quot;:&quot;&quot;},{&quot;family&quot;:&quot;Goswami&quot;,&quot;given&quot;:&quot;Shaonti&quot;,&quot;parse-names&quot;:false,&quot;dropping-particle&quot;:&quot;&quot;,&quot;non-dropping-particle&quot;:&quot;&quot;},{&quot;family&quot;:&quot;Hakim&quot;,&quot;given&quot;:&quot;Md. Azizul&quot;,&quot;parse-names&quot;:false,&quot;dropping-particle&quot;:&quot;&quot;,&quot;non-dropping-particle&quot;:&quot;&quot;}],&quot;URL&quot;:&quot;http://arxiv.org/abs/2510.12827&quot;,&quot;issued&quot;:{&quot;date-parts&quot;:[[2025,10,11]]},&quot;abstract&quot;:&quot;Automatic Speech Recognition (ASR) has undergone a profound transformation over the past decade, driven by advances in deep learning. This survey provides a comprehensive overview of the modern era of ASR, charting its evolution from traditional hybrid systems, such as Gaussian Mixture Model-Hidden Markov Models (GMM-HMMs) and Deep Neural Network-HMMs (DNN-HMMs), to the now-dominant end-to-end neural architectures. We systematically review the foundational end-to-end paradigms: Connectionist Temporal Classification (CTC), attention-based encoder-decoder models, and the Recurrent Neural Network Transducer (RNN-T), which established the groundwork for fully integrated speech-to-text systems. We then detail the subsequent architectural shift towards Transformer and Conformer models, which leverage self-attention to capture long-range dependencies with high computational efficiency. A central theme of this survey is the parallel revolution in training paradigms. We examine the progression from fully supervised learning, augmented by techniques like SpecAugment, to the rise of self-supervised learning (SSL) with foundation models such as wav2vec 2.0, which drastically reduce the reliance on transcribed data. Furthermore, we analyze the impact of largescale, weakly supervised models like Whisper, which achieve unprecedented robustness through massive data diversity. The paper also covers essential ecosystem components, including key datasets and benchmarks (e.g., LibriSpeech, Switchboard, CHiME), standard evaluation metrics (e.g., Word Error Rate), and critical considerations for real-world deployment, such as streaming inference, on-device efficiency, and the ethical imperatives of fairness and robustness. We conclude by outlining open challenges and future research directions.&quot;,&quot;container-title-short&quot;:&quot;&quot;},&quot;isTemporary&quot;:false}]},{&quot;citationID&quot;:&quot;MENDELEY_CITATION_29d6d9d1-3439-4b13-a465-3604e7d9f76c&quot;,&quot;properties&quot;:{&quot;noteIndex&quot;:0},&quot;isEdited&quot;:false,&quot;manualOverride&quot;:{&quot;isManuallyOverridden&quot;:false,&quot;citeprocText&quot;:&quot;(Nayeem et al., 2025)&quot;,&quot;manualOverrideText&quot;:&quot;&quot;},&quot;citationTag&quot;:&quot;MENDELEY_CITATION_v3_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&quot;,&quot;citationItems&quot;:[{&quot;id&quot;:&quot;48218fab-71ce-3807-b1c2-7cdc9ec915de&quot;,&quot;itemData&quot;:{&quot;type&quot;:&quot;article-journal&quot;,&quot;id&quot;:&quot;48218fab-71ce-3807-b1c2-7cdc9ec915de&quot;,&quot;title&quot;:&quot;Automatic Speech Recognition in the Modern Era: Architectures, Training, and Evaluation&quot;,&quot;author&quot;:[{&quot;family&quot;:&quot;Nayeem&quot;,&quot;given&quot;:&quot;Md.&quot;,&quot;parse-names&quot;:false,&quot;dropping-particle&quot;:&quot;&quot;,&quot;non-dropping-particle&quot;:&quot;&quot;},{&quot;family&quot;:&quot;Tabrej&quot;,&quot;given&quot;:&quot;Md Shamse&quot;,&quot;parse-names&quot;:false,&quot;dropping-particle&quot;:&quot;&quot;,&quot;non-dropping-particle&quot;:&quot;&quot;},{&quot;family&quot;:&quot;Deb&quot;,&quot;given&quot;:&quot;Kabbojit Jit&quot;,&quot;parse-names&quot;:false,&quot;dropping-particle&quot;:&quot;&quot;,&quot;non-dropping-particle&quot;:&quot;&quot;},{&quot;family&quot;:&quot;Goswami&quot;,&quot;given&quot;:&quot;Shaonti&quot;,&quot;parse-names&quot;:false,&quot;dropping-particle&quot;:&quot;&quot;,&quot;non-dropping-particle&quot;:&quot;&quot;},{&quot;family&quot;:&quot;Hakim&quot;,&quot;given&quot;:&quot;Md. Azizul&quot;,&quot;parse-names&quot;:false,&quot;dropping-particle&quot;:&quot;&quot;,&quot;non-dropping-particle&quot;:&quot;&quot;}],&quot;URL&quot;:&quot;http://arxiv.org/abs/2510.12827&quot;,&quot;issued&quot;:{&quot;date-parts&quot;:[[2025,10,11]]},&quot;abstract&quot;:&quot;Automatic Speech Recognition (ASR) has undergone a profound transformation over the past decade, driven by advances in deep learning. This survey provides a comprehensive overview of the modern era of ASR, charting its evolution from traditional hybrid systems, such as Gaussian Mixture Model-Hidden Markov Models (GMM-HMMs) and Deep Neural Network-HMMs (DNN-HMMs), to the now-dominant end-to-end neural architectures. We systematically review the foundational end-to-end paradigms: Connectionist Temporal Classification (CTC), attention-based encoder-decoder models, and the Recurrent Neural Network Transducer (RNN-T), which established the groundwork for fully integrated speech-to-text systems. We then detail the subsequent architectural shift towards Transformer and Conformer models, which leverage self-attention to capture long-range dependencies with high computational efficiency. A central theme of this survey is the parallel revolution in training paradigms. We examine the progression from fully supervised learning, augmented by techniques like SpecAugment, to the rise of self-supervised learning (SSL) with foundation models such as wav2vec 2.0, which drastically reduce the reliance on transcribed data. Furthermore, we analyze the impact of largescale, weakly supervised models like Whisper, which achieve unprecedented robustness through massive data diversity. The paper also covers essential ecosystem components, including key datasets and benchmarks (e.g., LibriSpeech, Switchboard, CHiME), standard evaluation metrics (e.g., Word Error Rate), and critical considerations for real-world deployment, such as streaming inference, on-device efficiency, and the ethical imperatives of fairness and robustness. We conclude by outlining open challenges and future research directions.&quot;,&quot;container-title-short&quot;:&quot;&quot;},&quot;isTemporary&quot;:false}]}]"/>
+    <we:property name="MENDELEY_CITATIONS" value="[{&quot;citationID&quot;:&quot;MENDELEY_CITATION_7aea97f7-eb5e-4b5f-b5b9-2005dfc930df&quot;,&quot;properties&quot;:{&quot;noteIndex&quot;:0},&quot;isEdited&quot;:false,&quot;manualOverride&quot;:{&quot;isManuallyOverridden&quot;:false,&quot;citeprocText&quot;:&quot;(KH M Cholil Nafis, 2026)&quot;,&quot;manualOverrideText&quot;:&quot;&quot;},&quot;citationTag&quot;:&quot;MENDELEY_CITATION_v3_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&quot;,&quot;citationItems&quot;:[{&quot;id&quot;:&quot;50348d3c-ed7d-34e4-a349-8f7de9d63132&quot;,&quot;itemData&quot;:{&quot;type&quot;:&quot;webpage&quot;,&quot;id&quot;:&quot;50348d3c-ed7d-34e4-a349-8f7de9d63132&quot;,&quot;title&quot;:&quot;Mengukur Masa Depan Peradaban dalam Literasi Alquran&quot;,&quot;author&quot;:[{&quot;family&quot;:&quot;KH M Cholil Nafis&quot;,&quot;given&quot;:&quot;Ph.D&quot;,&quot;parse-names&quot;:false,&quot;dropping-particle&quot;:&quot;&quot;,&quot;non-dropping-particle&quot;:&quot;&quot;}],&quot;container-title&quot;:&quot;MUI Digital&quot;,&quot;accessed&quot;:{&quot;date-parts&quot;:[[2026,5,12]]},&quot;URL&quot;:&quot;https://mui.or.id/baca/opini/mengukur-masa-depan-peradaban-dalam-literasi-alquran?&quot;,&quot;issued&quot;:{&quot;date-parts&quot;:[[2026,3,10]]},&quot;container-title-short&quot;:&quot;&quot;},&quot;isTemporary&quot;:false}]},{&quot;citationID&quot;:&quot;MENDELEY_CITATION_2043320a-e264-46d1-9572-c3a0b026ebe7&quot;,&quot;properties&quot;:{&quot;noteIndex&quot;:0,&quot;mode&quot;:&quot;suppress-author&quot;},&quot;isEdited&quot;:false,&quot;manualOverride&quot;:{&quot;isManuallyOverridden&quot;:false,&quot;citeprocText&quot;:&quot;(2023)&quot;,&quot;manualOverrideText&quot;:&quot;&quot;},&quot;citationTag&quot;:&quot;MENDELEY_CITATION_v3_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&quot;,&quot;citationItems&quot;:[{&quot;displayAs&quot;:&quot;suppress-author&quot;,&quot;label&quot;:&quot;page&quot;,&quot;id&quot;:&quot;d8a07602-732c-3779-8765-3aa9988b737e&quot;,&quot;itemData&quot;:{&quot;type&quot;:&quot;webpage&quot;,&quot;id&quot;:&quot;d8a07602-732c-3779-8765-3aa9988b737e&quot;,&quot;title&quot;:&quot;Catat, 190.000 Lembaga Pendidikan Al-Quran Sudah Dapat Tanda Daftar &quot;,&quot;author&quot;:[{&quot;family&quot;:&quot;Kementrian Agama&quot;,&quot;given&quot;:&quot;&quot;,&quot;parse-names&quot;:false,&quot;dropping-particle&quot;:&quot;&quot;,&quot;non-dropping-particle&quot;:&quot;&quot;}],&quot;accessed&quot;:{&quot;date-parts&quot;:[[2026,5,25]]},&quot;URL&quot;:&quot;https://kemenag.go.id/nasional/catat-190000-lembaga-pendidikan-al-quran-sudah-dapat-tanda-daftar-hanp03&quot;,&quot;issued&quot;:{&quot;date-parts&quot;:[[2023,3,15]]},&quot;container-title-short&quot;:&quot;&quot;},&quot;isTemporary&quot;:false,&quot;suppress-author&quot;:true,&quot;composite&quot;:false,&quot;author-only&quot;:false}]},{&quot;citationID&quot;:&quot;MENDELEY_CITATION_1c652747-0d66-4613-a224-534bce422943&quot;,&quot;properties&quot;:{&quot;noteIndex&quot;:0,&quot;mode&quot;:&quot;composite&quot;},&quot;isEdited&quot;:false,&quot;manualOverride&quot;:{&quot;isManuallyOverridden&quot;:false,&quot;citeprocText&quot;:&quot;Sujjada et al. (2024)&quot;,&quot;manualOverrideText&quot;:&quot;&quot;},&quot;citationTag&quot;:&quot;MENDELEY_CITATION_v3_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&quot;,&quot;citationItems&quot;:[{&quot;displayAs&quot;:&quot;composite&quot;,&quot;label&quot;:&quot;page&quot;,&quot;id&quot;:&quot;aaac5f55-7414-3162-98a2-5a3ad7b72cb4&quot;,&quot;itemData&quot;:{&quot;type&quot;:&quot;article-journal&quot;,&quot;id&quot;:&quot;aaac5f55-7414-3162-98a2-5a3ad7b72cb4&quot;,&quot;title&quot;:&quot;Implementasi Automatic Speech Recognition Pada Penilaian Hafalan Al-Quran Dengan Metode Murojaâ€™ah Berbasis Android&quot;,&quot;author&quot;:[{&quot;family&quot;:&quot;Sujjada&quot;,&quot;given&quot;:&quot;Alun&quot;,&quot;parse-names&quot;:false,&quot;dropping-particle&quot;:&quot;&quot;,&quot;non-dropping-particle&quot;:&quot;&quot;},{&quot;family&quot;:&quot;Insany&quot;,&quot;given&quot;:&quot;Gina Purnama&quot;,&quot;parse-names&quot;:false,&quot;dropping-particle&quot;:&quot;&quot;,&quot;non-dropping-particle&quot;:&quot;&quot;},{&quot;family&quot;:&quot;Nugraha&quot;,&quot;given&quot;:&quot;Muhamad Fajar&quot;,&quot;parse-names&quot;:false,&quot;dropping-particle&quot;:&quot;&quot;,&quot;non-dropping-particle&quot;:&quot;&quot;}],&quot;container-title&quot;:&quot;CICES&quot;,&quot;DOI&quot;:&quot;10.33050/cices.v10i2.3247&quot;,&quot;ISSN&quot;:&quot;2356-5209&quot;,&quot;issued&quot;:{&quot;date-parts&quot;:[[2024,8,8]]},&quot;page&quot;:&quot;216-228&quot;,&quot;abstract&quot;:&quot;This research implements Automatic Speech Recognition (ASR) technology in the process of assessing Al-Qur'an memorization to overcome the problem of the increasing number of people who cannot read the Al-Qur'an fluently. With ASR, computers can recognize and transcribe human speech accurately, thereby improving the quality and accuracy of pronunciation and providing constructive feedback to learners. An Android-based application that uses the ASR service from the Google Speech API allows users to recite verses from the Koran and automatically recognize and evaluate what they have memorized. The hope is that the use of ASR technology can improve the ability to memorize the Al-Qur'an more effectively and flexibly without requiring direct teacher assistance. This system was developed using the Rapid Application Development (RAD) method with Blackbox Testing.&quot;,&quot;publisher&quot;:&quot;Pandawan Sejahtera Indonesia&quot;,&quot;issue&quot;:&quot;2&quot;,&quot;volume&quot;:&quot;10&quot;,&quot;container-title-short&quot;:&quot;&quot;},&quot;isTemporary&quot;:false,&quot;suppress-author&quot;:false,&quot;composite&quot;:true,&quot;author-only&quot;:false}]},{&quot;citationID&quot;:&quot;MENDELEY_CITATION_d3408173-36dc-496d-9343-4bb0f3a84efe&quot;,&quot;properties&quot;:{&quot;noteIndex&quot;:0,&quot;mode&quot;:&quot;composite&quot;},&quot;isEdited&quot;:false,&quot;manualOverride&quot;:{&quot;isManuallyOverridden&quot;:false,&quot;citeprocText&quot;:&quot;Ihsanudin Syaifullah &amp;#38; Ghufron (2024)&quot;,&quot;manualOverrideText&quot;:&quot;&quot;},&quot;citationTag&quot;:&quot;MENDELEY_CITATION_v3_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&quot;,&quot;citationItems&quot;:[{&quot;displayAs&quot;:&quot;composite&quot;,&quot;label&quot;:&quot;page&quot;,&quot;id&quot;:&quot;c666ff2c-c259-3061-8b00-d61a4b02d9c4&quot;,&quot;itemData&quot;:{&quot;type&quot;:&quot;article-journal&quot;,&quot;id&quot;:&quot;c666ff2c-c259-3061-8b00-d61a4b02d9c4&quot;,&quot;title&quot;:&quot;Penerapan Teknologi Automatic Speech Recognition Menggunakan Model Wav2vec2.0 Sebagai Alat Bantu Untuk Mendeteksi Kesalahan Dalam Membaca Al-Qur'an Berbasis Mobile&quot;,&quot;author&quot;:[{&quot;family&quot;:&quot;Ihsanudin Syaifullah&quot;,&quot;given&quot;:&quot;Muhammad&quot;,&quot;parse-names&quot;:false,&quot;dropping-particle&quot;:&quot;&quot;,&quot;non-dropping-particle&quot;:&quot;&quot;},{&quot;family&quot;:&quot;Ghufron&quot;,&quot;given&quot;:&quot;&quot;,&quot;parse-names&quot;:false,&quot;dropping-particle&quot;:&quot;&quot;,&quot;non-dropping-particle&quot;:&quot;&quot;}],&quot;container-title&quot;:&quot;JSI : Jurnal Sistem Informasi (E-Journal&quot;,&quot;accessed&quot;:{&quot;date-parts&quot;:[[2026,5,25]]},&quot;ISSN&quot;:&quot;2355-4614&quot;,&quot;issued&quot;:{&quot;date-parts&quot;:[[2024]]},&quot;page&quot;:&quot;2024&quot;,&quot;abstract&quot;:&quot;Reading the Qur'an correctly is an obligation for Muslims. However, in practice, there are often errors in the recitation of the Qur'an that can change the meaning of the holy verses and most people do not realize if there are errors in their reading. This research aims to develop a mobile application that utilizes Automatic Speech Recognition (ASR) technology to help users check their recitation. The Wav2vec2.0 model is a self-supervised learning model specifically designed for speech understanding tasks, chosen for its strong ability to capture deep audio representations without requiring large amounts of labeled data. The Wav2vec2.0 model is used to automatically generate transcriptions of Qur'anic recitations. By comparing the transcription with a reference text, the system can identify types of reading errors, such as errors in harakat and letters. The results showed that the model was able to achieve a Word Error Rate of 0.367483 in recognizing words and harakat in the Qur'an. This indicates great potential in the development of a good Qur'an reading error detection tool.&quot;,&quot;issue&quot;:&quot;2&quot;,&quot;volume&quot;:&quot;16&quot;,&quot;container-title-short&quot;:&quot;&quot;},&quot;isTemporary&quot;:false,&quot;suppress-author&quot;:false,&quot;composite&quot;:true,&quot;author-only&quot;:false}]},{&quot;citationID&quot;:&quot;MENDELEY_CITATION_2379b781-a0fa-49b1-a0e0-956a0921a121&quot;,&quot;properties&quot;:{&quot;noteIndex&quot;:0,&quot;mode&quot;:&quot;composite&quot;},&quot;isEdited&quot;:false,&quot;manualOverride&quot;:{&quot;isManuallyOverridden&quot;:false,&quot;citeprocText&quot;:&quot;Ferdiansyah et al. (2024)&quot;,&quot;manualOverrideText&quot;:&quot;&quot;},&quot;citationTag&quot;:&quot;MENDELEY_CITATION_v3_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&quot;,&quot;citationItems&quot;:[{&quot;displayAs&quot;:&quot;composite&quot;,&quot;label&quot;:&quot;page&quot;,&quot;id&quot;:&quot;d81bb3f1-e325-3fa1-9748-77d55b4a456a&quot;,&quot;itemData&quot;:{&quot;type&quot;:&quot;report&quot;,&quot;id&quot;:&quot;d81bb3f1-e325-3fa1-9748-77d55b4a456a&quot;,&quot;title&quot;:&quot;Implementasi Automatic Speech Recognition Bacaan Al-Qur'an Menggunakan Metode Wav2Vec 2.0 dan OpenAI-Whisper&quot;,&quot;author&quot;:[{&quot;family&quot;:&quot;Ferdiansyah&quot;,&quot;given&quot;:&quot;Danny&quot;,&quot;parse-names&quot;:false,&quot;dropping-particle&quot;:&quot;&quot;,&quot;non-dropping-particle&quot;:&quot;&quot;},{&quot;family&quot;:&quot;Sri Kusuma Aditya&quot;,&quot;given&quot;:&quot;Christian&quot;,&quot;parse-names&quot;:false,&quot;dropping-particle&quot;:&quot;&quot;,&quot;non-dropping-particle&quot;:&quot;&quot;},{&quot;family&quot;:&quot;Raya Tlogomas No&quot;,&quot;given&quot;:&quot;Jl&quot;,&quot;parse-names&quot;:false,&quot;dropping-particle&quot;:&quot;&quot;,&quot;non-dropping-particle&quot;:&quot;&quot;},{&quot;family&quot;:&quot;Lowokwaru&quot;,&quot;given&quot;:&quot;Kec&quot;,&quot;parse-names&quot;:false,&quot;dropping-particle&quot;:&quot;&quot;,&quot;non-dropping-particle&quot;:&quot;&quot;},{&quot;family&quot;:&quot;Malang&quot;,&quot;given&quot;:&quot;Kota&quot;,&quot;parse-names&quot;:false,&quot;dropping-particle&quot;:&quot;&quot;,&quot;non-dropping-particle&quot;:&quot;&quot;},{&quot;family&quot;:&quot;Timur&quot;,&quot;given&quot;:&quot;Jawa&quot;,&quot;parse-names&quot;:false,&quot;dropping-particle&quot;:&quot;&quot;,&quot;non-dropping-particle&quot;:&quot;&quot;}],&quot;URL&quot;:&quot;https://journal.trunojoyo.ac.id/triac&quot;,&quot;issued&quot;:{&quot;date-parts&quot;:[[2024]]},&quot;number-of-pages&quot;:&quot;2615-7764&quot;,&quot;issue&quot;:&quot;1&quot;,&quot;volume&quot;:&quot;11&quot;,&quot;container-title-short&quot;:&quot;&quot;},&quot;isTemporary&quot;:false,&quot;suppress-author&quot;:false,&quot;composite&quot;:true,&quot;author-only&quot;:false}]},{&quot;citationID&quot;:&quot;MENDELEY_CITATION_a058f302-d460-458b-a2d7-fb4881807a2d&quot;,&quot;properties&quot;:{&quot;noteIndex&quot;:0},&quot;isEdited&quot;:false,&quot;manualOverride&quot;:{&quot;isManuallyOverridden&quot;:false,&quot;citeprocText&quot;:&quot;(Daulay et al., 2023)&quot;,&quot;manualOverrideText&quot;:&quot;&quot;},&quot;citationTag&quot;:&quot;MENDELEY_CITATION_v3_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&quot;,&quot;citationItems&quot;:[{&quot;id&quot;:&quot;3273c195-a2d4-3745-a74c-ee60c370e5c7&quot;,&quot;itemData&quot;:{&quot;type&quot;:&quot;article-journal&quot;,&quot;id&quot;:&quot;3273c195-a2d4-3745-a74c-ee60c370e5c7&quot;,&quot;title&quot;:&quot;3995-Article Text-10293-2-10-20230321&quot;,&quot;author&quot;:[{&quot;family&quot;:&quot;Daulay&quot;,&quot;given&quot;:&quot;Salim Said&quot;,&quot;parse-names&quot;:false,&quot;dropping-particle&quot;:&quot;&quot;,&quot;non-dropping-particle&quot;:&quot;&quot;},{&quot;family&quot;:&quot;Suciyandhani&quot;,&quot;given&quot;:&quot;Adinda&quot;,&quot;parse-names&quot;:false,&quot;dropping-particle&quot;:&quot;&quot;,&quot;non-dropping-particle&quot;:&quot;&quot;},{&quot;family&quot;:&quot;Sofian&quot;,&quot;given&quot;:&quot;Sopan&quot;,&quot;parse-names&quot;:false,&quot;dropping-particle&quot;:&quot;&quot;,&quot;non-dropping-particle&quot;:&quot;&quot;},{&quot;family&quot;:&quot;Julaiha&quot;,&quot;given&quot;:&quot;Juli&quot;,&quot;parse-names&quot;:false,&quot;dropping-particle&quot;:&quot;&quot;,&quot;non-dropping-particle&quot;:&quot;&quot;},{&quot;family&quot;:&quot;Ardiansyah&quot;,&quot;given&quot;:&quot;&quot;,&quot;parse-names&quot;:false,&quot;dropping-particle&quot;:&quot;&quot;,&quot;non-dropping-particle&quot;:&quot;&quot;}],&quot;issued&quot;:{&quot;date-parts&quot;:[[2023]]},&quot;container-title-short&quot;:&quot;&quot;},&quot;isTemporary&quot;:false}]},{&quot;citationID&quot;:&quot;MENDELEY_CITATION_3cdb8c31-9750-4f73-a014-4f54da0f993a&quot;,&quot;properties&quot;:{&quot;noteIndex&quot;:0},&quot;isEdited&quot;:false,&quot;manualOverride&quot;:{&quot;isManuallyOverridden&quot;:false,&quot;citeprocText&quot;:&quot;(Wassalwa et al., 2025)&quot;,&quot;manualOverrideText&quot;:&quot;&quot;},&quot;citationTag&quot;:&quot;MENDELEY_CITATION_v3_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&quot;,&quot;citationItems&quot;:[{&quot;id&quot;:&quot;110aa877-11c0-3ef0-924b-d91b820af2be&quot;,&quot;itemData&quot;:{&quot;type&quot;:&quot;article-journal&quot;,&quot;id&quot;:&quot;110aa877-11c0-3ef0-924b-d91b820af2be&quot;,&quot;title&quot;:&quot;KORELASI HAFALAN AL-QUR’AN TERHADAP KEMAMPUAN MEMBACA TEKS BAHASA ARAB&quot;,&quot;author&quot;:[{&quot;family&quot;:&quot;Wassalwa&quot;,&quot;given&quot;:&quot;Almannah&quot;,&quot;parse-names&quot;:false,&quot;dropping-particle&quot;:&quot;&quot;,&quot;non-dropping-particle&quot;:&quot;&quot;},{&quot;family&quot;:&quot;Khoiroh&quot;,&quot;given&quot;:&quot;Hani'atul&quot;,&quot;parse-names&quot;:false,&quot;dropping-particle&quot;:&quot;&quot;,&quot;non-dropping-particle&quot;:&quot;&quot;},{&quot;family&quot;:&quot;Fu'adah&quot;,&quot;given&quot;:&quot;Shofwatul&quot;,&quot;parse-names&quot;:false,&quot;dropping-particle&quot;:&quot;&quot;,&quot;non-dropping-particle&quot;:&quot;&quot;},{&quot;family&quot;:&quot;Amirul Mukminin&quot;,&quot;given&quot;:&quot;&quot;,&quot;parse-names&quot;:false,&quot;dropping-particle&quot;:&quot;&quot;,&quot;non-dropping-particle&quot;:&quot;&quot;}],&quot;container-title&quot;:&quot;Lahjah Arabiyah: Jurnal Bahasa Arab dan Pendidikan Bahasa Arab&quot;,&quot;DOI&quot;:&quot;10.35316/lahjah.v6i1.116-132&quot;,&quot;ISSN&quot;:&quot;2716-2028&quot;,&quot;issued&quot;:{&quot;date-parts&quot;:[[2025,2,5]]},&quot;page&quot;:&quot;116-132&quot;,&quot;abstract&quot;:&quot;Al-Qur’an is the holy book of Muslims in Arabic. A growing phenomenon in society shows that learning Arabic is still considered difficult and complicated. However, then there is an assumption or paradigm that students who memorize the Al-Qur'an definitely have Arabic language skills, especially in reading Arabic texts and the results are guaranteed to be good, this is in accordance with data obtained from observations of Tahfidz students at Sirojul Ulum Islamic Boarding School Jember. The aim of this research is to ascertain the connection between students' memorization of the Al-Qur'an and their proficiency in reading Arabic literature. The form of this research is correlational research, which is quantitative in nature and the subjects used in this research were students of the Sirojul Ulum Islamic boarding school, especially students of tahfidz Al-Qur’an. Tests were used to acquire the data. Information regarding the pupils' memorizing of the Qur'an was gathered through the tests. The results of this research show that the correlation coefficient between the ability of Sirojul Ulum Tegal Waru Mayang Jember students in reading Arabic texts and memorizing the Al-Qur'an has a significance level of &gt;0.05 with a calculated r-count of 0.912. This means that there is a positive correlation between the two objects studied or Ha is accepted because the r count is close to 1. This research category has a strong level of correlation, so it can be concluded that if memorization of the Al-Qur'an increases, the quality of Arabic text reading skills will improve.&quot;,&quot;publisher&quot;:&quot;LP2M Universitas Ibrahimy&quot;,&quot;issue&quot;:&quot;1&quot;,&quot;volume&quot;:&quot;6&quot;,&quot;container-title-short&quot;:&quot;&quot;},&quot;isTemporary&quot;:false}]},{&quot;citationID&quot;:&quot;MENDELEY_CITATION_371f3bf3-a29f-4c1a-91ca-25785c0cf0f5&quot;,&quot;properties&quot;:{&quot;noteIndex&quot;:0},&quot;isEdited&quot;:false,&quot;manualOverride&quot;:{&quot;isManuallyOverridden&quot;:false,&quot;citeprocText&quot;:&quot;(Wassalwa et al., 2025)&quot;,&quot;manualOverrideText&quot;:&quot;&quot;},&quot;citationTag&quot;:&quot;MENDELEY_CITATION_v3_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&quot;,&quot;citationItems&quot;:[{&quot;id&quot;:&quot;110aa877-11c0-3ef0-924b-d91b820af2be&quot;,&quot;itemData&quot;:{&quot;type&quot;:&quot;article-journal&quot;,&quot;id&quot;:&quot;110aa877-11c0-3ef0-924b-d91b820af2be&quot;,&quot;title&quot;:&quot;KORELASI HAFALAN AL-QUR’AN TERHADAP KEMAMPUAN MEMBACA TEKS BAHASA ARAB&quot;,&quot;author&quot;:[{&quot;family&quot;:&quot;Wassalwa&quot;,&quot;given&quot;:&quot;Almannah&quot;,&quot;parse-names&quot;:false,&quot;dropping-particle&quot;:&quot;&quot;,&quot;non-dropping-particle&quot;:&quot;&quot;},{&quot;family&quot;:&quot;Khoiroh&quot;,&quot;given&quot;:&quot;Hani'atul&quot;,&quot;parse-names&quot;:false,&quot;dropping-particle&quot;:&quot;&quot;,&quot;non-dropping-particle&quot;:&quot;&quot;},{&quot;family&quot;:&quot;Fu'adah&quot;,&quot;given&quot;:&quot;Shofwatul&quot;,&quot;parse-names&quot;:false,&quot;dropping-particle&quot;:&quot;&quot;,&quot;non-dropping-particle&quot;:&quot;&quot;},{&quot;family&quot;:&quot;Amirul Mukminin&quot;,&quot;given&quot;:&quot;&quot;,&quot;parse-names&quot;:false,&quot;dropping-particle&quot;:&quot;&quot;,&quot;non-dropping-particle&quot;:&quot;&quot;}],&quot;container-title&quot;:&quot;Lahjah Arabiyah: Jurnal Bahasa Arab dan Pendidikan Bahasa Arab&quot;,&quot;DOI&quot;:&quot;10.35316/lahjah.v6i1.116-132&quot;,&quot;ISSN&quot;:&quot;2716-2028&quot;,&quot;issued&quot;:{&quot;date-parts&quot;:[[2025,2,5]]},&quot;page&quot;:&quot;116-132&quot;,&quot;abstract&quot;:&quot;Al-Qur’an is the holy book of Muslims in Arabic. A growing phenomenon in society shows that learning Arabic is still considered difficult and complicated. However, then there is an assumption or paradigm that students who memorize the Al-Qur'an definitely have Arabic language skills, especially in reading Arabic texts and the results are guaranteed to be good, this is in accordance with data obtained from observations of Tahfidz students at Sirojul Ulum Islamic Boarding School Jember. The aim of this research is to ascertain the connection between students' memorization of the Al-Qur'an and their proficiency in reading Arabic literature. The form of this research is correlational research, which is quantitative in nature and the subjects used in this research were students of the Sirojul Ulum Islamic boarding school, especially students of tahfidz Al-Qur’an. Tests were used to acquire the data. Information regarding the pupils' memorizing of the Qur'an was gathered through the tests. The results of this research show that the correlation coefficient between the ability of Sirojul Ulum Tegal Waru Mayang Jember students in reading Arabic texts and memorizing the Al-Qur'an has a significance level of &gt;0.05 with a calculated r-count of 0.912. This means that there is a positive correlation between the two objects studied or Ha is accepted because the r count is close to 1. This research category has a strong level of correlation, so it can be concluded that if memorization of the Al-Qur'an increases, the quality of Arabic text reading skills will improve.&quot;,&quot;publisher&quot;:&quot;LP2M Universitas Ibrahimy&quot;,&quot;issue&quot;:&quot;1&quot;,&quot;volume&quot;:&quot;6&quot;,&quot;container-title-short&quot;:&quot;&quot;},&quot;isTemporary&quot;:false}]},{&quot;citationID&quot;:&quot;MENDELEY_CITATION_4f3dc2ad-82dc-4c73-9b76-bfd382981ed3&quot;,&quot;properties&quot;:{&quot;noteIndex&quot;:0},&quot;isEdited&quot;:false,&quot;manualOverride&quot;:{&quot;isManuallyOverridden&quot;:false,&quot;citeprocText&quot;:&quot;(Wassalwa et al., 2025)&quot;,&quot;manualOverrideText&quot;:&quot;&quot;},&quot;citationTag&quot;:&quot;MENDELEY_CITATION_v3_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&quot;,&quot;citationItems&quot;:[{&quot;id&quot;:&quot;110aa877-11c0-3ef0-924b-d91b820af2be&quot;,&quot;itemData&quot;:{&quot;type&quot;:&quot;article-journal&quot;,&quot;id&quot;:&quot;110aa877-11c0-3ef0-924b-d91b820af2be&quot;,&quot;title&quot;:&quot;KORELASI HAFALAN AL-QUR’AN TERHADAP KEMAMPUAN MEMBACA TEKS BAHASA ARAB&quot;,&quot;author&quot;:[{&quot;family&quot;:&quot;Wassalwa&quot;,&quot;given&quot;:&quot;Almannah&quot;,&quot;parse-names&quot;:false,&quot;dropping-particle&quot;:&quot;&quot;,&quot;non-dropping-particle&quot;:&quot;&quot;},{&quot;family&quot;:&quot;Khoiroh&quot;,&quot;given&quot;:&quot;Hani'atul&quot;,&quot;parse-names&quot;:false,&quot;dropping-particle&quot;:&quot;&quot;,&quot;non-dropping-particle&quot;:&quot;&quot;},{&quot;family&quot;:&quot;Fu'adah&quot;,&quot;given&quot;:&quot;Shofwatul&quot;,&quot;parse-names&quot;:false,&quot;dropping-particle&quot;:&quot;&quot;,&quot;non-dropping-particle&quot;:&quot;&quot;},{&quot;family&quot;:&quot;Amirul Mukminin&quot;,&quot;given&quot;:&quot;&quot;,&quot;parse-names&quot;:false,&quot;dropping-particle&quot;:&quot;&quot;,&quot;non-dropping-particle&quot;:&quot;&quot;}],&quot;container-title&quot;:&quot;Lahjah Arabiyah: Jurnal Bahasa Arab dan Pendidikan Bahasa Arab&quot;,&quot;DOI&quot;:&quot;10.35316/lahjah.v6i1.116-132&quot;,&quot;ISSN&quot;:&quot;2716-2028&quot;,&quot;issued&quot;:{&quot;date-parts&quot;:[[2025,2,5]]},&quot;page&quot;:&quot;116-132&quot;,&quot;abstract&quot;:&quot;Al-Qur’an is the holy book of Muslims in Arabic. A growing phenomenon in society shows that learning Arabic is still considered difficult and complicated. However, then there is an assumption or paradigm that students who memorize the Al-Qur'an definitely have Arabic language skills, especially in reading Arabic texts and the results are guaranteed to be good, this is in accordance with data obtained from observations of Tahfidz students at Sirojul Ulum Islamic Boarding School Jember. The aim of this research is to ascertain the connection between students' memorization of the Al-Qur'an and their proficiency in reading Arabic literature. The form of this research is correlational research, which is quantitative in nature and the subjects used in this research were students of the Sirojul Ulum Islamic boarding school, especially students of tahfidz Al-Qur’an. Tests were used to acquire the data. Information regarding the pupils' memorizing of the Qur'an was gathered through the tests. The results of this research show that the correlation coefficient between the ability of Sirojul Ulum Tegal Waru Mayang Jember students in reading Arabic texts and memorizing the Al-Qur'an has a significance level of &gt;0.05 with a calculated r-count of 0.912. This means that there is a positive correlation between the two objects studied or Ha is accepted because the r count is close to 1. This research category has a strong level of correlation, so it can be concluded that if memorization of the Al-Qur'an increases, the quality of Arabic text reading skills will improve.&quot;,&quot;publisher&quot;:&quot;LP2M Universitas Ibrahimy&quot;,&quot;issue&quot;:&quot;1&quot;,&quot;volume&quot;:&quot;6&quot;,&quot;container-title-short&quot;:&quot;&quot;},&quot;isTemporary&quot;:false}]},{&quot;citationID&quot;:&quot;MENDELEY_CITATION_0300edc5-92aa-4081-bf21-9a200ddc68b1&quot;,&quot;properties&quot;:{&quot;noteIndex&quot;:0,&quot;mode&quot;:&quot;composite&quot;},&quot;isEdited&quot;:false,&quot;manualOverride&quot;:{&quot;isManuallyOverridden&quot;:false,&quot;citeprocText&quot;:&quot;Ramadhani &amp;#38; Aprison (2022)&quot;,&quot;manualOverrideText&quot;:&quot;&quot;},&quot;citationTag&quot;:&quot;MENDELEY_CITATION_v3_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&quot;,&quot;citationItems&quot;:[{&quot;displayAs&quot;:&quot;composite&quot;,&quot;label&quot;:&quot;page&quot;,&quot;id&quot;:&quot;16cb1903-2668-3978-8c98-19e003df9f7d&quot;,&quot;itemData&quot;:{&quot;type&quot;:&quot;report&quot;,&quot;id&quot;:&quot;16cb1903-2668-3978-8c98-19e003df9f7d&quot;,&quot;title&quot;:&quot;Urgensi Pembelajaran Tahfidz Al-Qur'an di Era 4.0&quot;,&quot;author&quot;:[{&quot;family&quot;:&quot;Ramadhani&quot;,&quot;given&quot;:&quot;Wahyuni&quot;,&quot;parse-names&quot;:false,&quot;dropping-particle&quot;:&quot;&quot;,&quot;non-dropping-particle&quot;:&quot;&quot;},{&quot;family&quot;:&quot;Aprison&quot;,&quot;given&quot;:&quot;Wedra&quot;,&quot;parse-names&quot;:false,&quot;dropping-particle&quot;:&quot;&quot;,&quot;non-dropping-particle&quot;:&quot;&quot;}],&quot;issued&quot;:{&quot;date-parts&quot;:[[2022]]},&quot;container-title-short&quot;:&quot;&quot;},&quot;isTemporary&quot;:false,&quot;suppress-author&quot;:false,&quot;composite&quot;:true,&quot;author-only&quot;:false}]},{&quot;citationID&quot;:&quot;MENDELEY_CITATION_953bc006-4c5b-4789-9e34-6fccafb3b794&quot;,&quot;properties&quot;:{&quot;noteIndex&quot;:0},&quot;isEdited&quot;:false,&quot;manualOverride&quot;:{&quot;isManuallyOverridden&quot;:true,&quot;citeprocText&quot;:&quot;(Wassalwa et al., 2025)&quot;,&quot;manualOverrideText&quot;:&quot;Wassalwa et al., 2025&quot;},&quot;citationTag&quot;:&quot;MENDELEY_CITATION_v3_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&quot;,&quot;citationItems&quot;:[{&quot;id&quot;:&quot;110aa877-11c0-3ef0-924b-d91b820af2be&quot;,&quot;itemData&quot;:{&quot;type&quot;:&quot;article-journal&quot;,&quot;id&quot;:&quot;110aa877-11c0-3ef0-924b-d91b820af2be&quot;,&quot;title&quot;:&quot;KORELASI HAFALAN AL-QUR’AN TERHADAP KEMAMPUAN MEMBACA TEKS BAHASA ARAB&quot;,&quot;author&quot;:[{&quot;family&quot;:&quot;Wassalwa&quot;,&quot;given&quot;:&quot;Almannah&quot;,&quot;parse-names&quot;:false,&quot;dropping-particle&quot;:&quot;&quot;,&quot;non-dropping-particle&quot;:&quot;&quot;},{&quot;family&quot;:&quot;Khoiroh&quot;,&quot;given&quot;:&quot;Hani'atul&quot;,&quot;parse-names&quot;:false,&quot;dropping-particle&quot;:&quot;&quot;,&quot;non-dropping-particle&quot;:&quot;&quot;},{&quot;family&quot;:&quot;Fu'adah&quot;,&quot;given&quot;:&quot;Shofwatul&quot;,&quot;parse-names&quot;:false,&quot;dropping-particle&quot;:&quot;&quot;,&quot;non-dropping-particle&quot;:&quot;&quot;},{&quot;family&quot;:&quot;Amirul Mukminin&quot;,&quot;given&quot;:&quot;&quot;,&quot;parse-names&quot;:false,&quot;dropping-particle&quot;:&quot;&quot;,&quot;non-dropping-particle&quot;:&quot;&quot;}],&quot;container-title&quot;:&quot;Lahjah Arabiyah: Jurnal Bahasa Arab dan Pendidikan Bahasa Arab&quot;,&quot;DOI&quot;:&quot;10.35316/lahjah.v6i1.116-132&quot;,&quot;ISSN&quot;:&quot;2716-2028&quot;,&quot;issued&quot;:{&quot;date-parts&quot;:[[2025,2,5]]},&quot;page&quot;:&quot;116-132&quot;,&quot;abstract&quot;:&quot;Al-Qur’an is the holy book of Muslims in Arabic. A growing phenomenon in society shows that learning Arabic is still considered difficult and complicated. However, then there is an assumption or paradigm that students who memorize the Al-Qur'an definitely have Arabic language skills, especially in reading Arabic texts and the results are guaranteed to be good, this is in accordance with data obtained from observations of Tahfidz students at Sirojul Ulum Islamic Boarding School Jember. The aim of this research is to ascertain the connection between students' memorization of the Al-Qur'an and their proficiency in reading Arabic literature. The form of this research is correlational research, which is quantitative in nature and the subjects used in this research were students of the Sirojul Ulum Islamic boarding school, especially students of tahfidz Al-Qur’an. Tests were used to acquire the data. Information regarding the pupils' memorizing of the Qur'an was gathered through the tests. The results of this research show that the correlation coefficient between the ability of Sirojul Ulum Tegal Waru Mayang Jember students in reading Arabic texts and memorizing the Al-Qur'an has a significance level of &gt;0.05 with a calculated r-count of 0.912. This means that there is a positive correlation between the two objects studied or Ha is accepted because the r count is close to 1. This research category has a strong level of correlation, so it can be concluded that if memorization of the Al-Qur'an increases, the quality of Arabic text reading skills will improve.&quot;,&quot;publisher&quot;:&quot;LP2M Universitas Ibrahimy&quot;,&quot;issue&quot;:&quot;1&quot;,&quot;volume&quot;:&quot;6&quot;,&quot;container-title-short&quot;:&quot;&quot;},&quot;isTemporary&quot;:false}]},{&quot;citationID&quot;:&quot;MENDELEY_CITATION_b39fa7aa-0b88-41e9-afcf-82ecca930089&quot;,&quot;properties&quot;:{&quot;noteIndex&quot;:0},&quot;isEdited&quot;:false,&quot;manualOverride&quot;:{&quot;isManuallyOverridden&quot;:true,&quot;citeprocText&quot;:&quot;(Wassalwa et al., 2025)&quot;,&quot;manualOverrideText&quot;:&quot;(Wassalwa et al., 2025).&quot;},&quot;citationTag&quot;:&quot;MENDELEY_CITATION_v3_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&quot;,&quot;citationItems&quot;:[{&quot;id&quot;:&quot;110aa877-11c0-3ef0-924b-d91b820af2be&quot;,&quot;itemData&quot;:{&quot;type&quot;:&quot;article-journal&quot;,&quot;id&quot;:&quot;110aa877-11c0-3ef0-924b-d91b820af2be&quot;,&quot;title&quot;:&quot;KORELASI HAFALAN AL-QUR’AN TERHADAP KEMAMPUAN MEMBACA TEKS BAHASA ARAB&quot;,&quot;author&quot;:[{&quot;family&quot;:&quot;Wassalwa&quot;,&quot;given&quot;:&quot;Almannah&quot;,&quot;parse-names&quot;:false,&quot;dropping-particle&quot;:&quot;&quot;,&quot;non-dropping-particle&quot;:&quot;&quot;},{&quot;family&quot;:&quot;Khoiroh&quot;,&quot;given&quot;:&quot;Hani'atul&quot;,&quot;parse-names&quot;:false,&quot;dropping-particle&quot;:&quot;&quot;,&quot;non-dropping-particle&quot;:&quot;&quot;},{&quot;family&quot;:&quot;Fu'adah&quot;,&quot;given&quot;:&quot;Shofwatul&quot;,&quot;parse-names&quot;:false,&quot;dropping-particle&quot;:&quot;&quot;,&quot;non-dropping-particle&quot;:&quot;&quot;},{&quot;family&quot;:&quot;Amirul Mukminin&quot;,&quot;given&quot;:&quot;&quot;,&quot;parse-names&quot;:false,&quot;dropping-particle&quot;:&quot;&quot;,&quot;non-dropping-particle&quot;:&quot;&quot;}],&quot;container-title&quot;:&quot;Lahjah Arabiyah: Jurnal Bahasa Arab dan Pendidikan Bahasa Arab&quot;,&quot;DOI&quot;:&quot;10.35316/lahjah.v6i1.116-132&quot;,&quot;ISSN&quot;:&quot;2716-2028&quot;,&quot;issued&quot;:{&quot;date-parts&quot;:[[2025,2,5]]},&quot;page&quot;:&quot;116-132&quot;,&quot;abstract&quot;:&quot;Al-Qur’an is the holy book of Muslims in Arabic. A growing phenomenon in society shows that learning Arabic is still considered difficult and complicated. However, then there is an assumption or paradigm that students who memorize the Al-Qur'an definitely have Arabic language skills, especially in reading Arabic texts and the results are guaranteed to be good, this is in accordance with data obtained from observations of Tahfidz students at Sirojul Ulum Islamic Boarding School Jember. The aim of this research is to ascertain the connection between students' memorization of the Al-Qur'an and their proficiency in reading Arabic literature. The form of this research is correlational research, which is quantitative in nature and the subjects used in this research were students of the Sirojul Ulum Islamic boarding school, especially students of tahfidz Al-Qur’an. Tests were used to acquire the data. Information regarding the pupils' memorizing of the Qur'an was gathered through the tests. The results of this research show that the correlation coefficient between the ability of Sirojul Ulum Tegal Waru Mayang Jember students in reading Arabic texts and memorizing the Al-Qur'an has a significance level of &gt;0.05 with a calculated r-count of 0.912. This means that there is a positive correlation between the two objects studied or Ha is accepted because the r count is close to 1. This research category has a strong level of correlation, so it can be concluded that if memorization of the Al-Qur'an increases, the quality of Arabic text reading skills will improve.&quot;,&quot;publisher&quot;:&quot;LP2M Universitas Ibrahimy&quot;,&quot;issue&quot;:&quot;1&quot;,&quot;volume&quot;:&quot;6&quot;,&quot;container-title-short&quot;:&quot;&quot;},&quot;isTemporary&quot;:false}]},{&quot;citationID&quot;:&quot;MENDELEY_CITATION_69b250a4-695e-4ea7-944e-57907dcb1264&quot;,&quot;properties&quot;:{&quot;noteIndex&quot;:0,&quot;mode&quot;:&quot;composite&quot;},&quot;isEdited&quot;:false,&quot;manualOverride&quot;:{&quot;isManuallyOverridden&quot;:false,&quot;citeprocText&quot;:&quot;Malik et al. (2021)&quot;,&quot;manualOverrideText&quot;:&quot;&quot;},&quot;citationTag&quot;:&quot;MENDELEY_CITATION_v3_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&quot;,&quot;citationItems&quot;:[{&quot;displayAs&quot;:&quot;composite&quot;,&quot;label&quot;:&quot;page&quot;,&quot;id&quot;:&quot;d7dc5884-9081-354c-86f9-2f5064e3fc5f&quot;,&quot;itemData&quot;:{&quot;type&quot;:&quot;article-journal&quot;,&quot;id&quot;:&quot;d7dc5884-9081-354c-86f9-2f5064e3fc5f&quot;,&quot;title&quot;:&quot;Automatic speech recognition: a survey&quot;,&quot;author&quot;:[{&quot;family&quot;:&quot;Malik&quot;,&quot;given&quot;:&quot;Mishaim&quot;,&quot;parse-names&quot;:false,&quot;dropping-particle&quot;:&quot;&quot;,&quot;non-dropping-particle&quot;:&quot;&quot;},{&quot;family&quot;:&quot;Malik&quot;,&quot;given&quot;:&quot;Muhammad Kamran&quot;,&quot;parse-names&quot;:false,&quot;dropping-particle&quot;:&quot;&quot;,&quot;non-dropping-particle&quot;:&quot;&quot;},{&quot;family&quot;:&quot;Mehmood&quot;,&quot;given&quot;:&quot;Khawar&quot;,&quot;parse-names&quot;:false,&quot;dropping-particle&quot;:&quot;&quot;,&quot;non-dropping-particle&quot;:&quot;&quot;},{&quot;family&quot;:&quot;Makhdoom&quot;,&quot;given&quot;:&quot;Imran&quot;,&quot;parse-names&quot;:false,&quot;dropping-particle&quot;:&quot;&quot;,&quot;non-dropping-particle&quot;:&quot;&quot;}],&quot;container-title&quot;:&quot;Multimedia Tools and Applications&quot;,&quot;container-title-short&quot;:&quot;Multimed. Tools Appl.&quot;,&quot;DOI&quot;:&quot;10.1007/s11042-020-10073-7&quot;,&quot;ISSN&quot;:&quot;15737721&quot;,&quot;issued&quot;:{&quot;date-parts&quot;:[[2021,3,1]]},&quot;page&quot;:&quot;9411-9457&quot;,&quot;abstract&quot;:&quot;Recently great strides have been made in the field of automatic speech recognition (ASR) by using various deep learning techniques. In this study, we present a thorough comparison between cutting-edged techniques currently being used in this area, with a special focus on the various deep learning methods. This study explores different feature extraction methods, state-of-the-art classification models, and vis-a-vis their impact on an ASR. As deep learning techniques are very data-dependent different speech datasets that are available online are also discussed in detail. In the end, the various online toolkits, resources, and language models that can be helpful in the formulation of an ASR are also proffered. In this study, we captured every aspect that can impact the performance of an ASR. Hence, we speculate that this work is a good starting point for academics interested in ASR research.&quot;,&quot;publisher&quot;:&quot;Springer&quot;,&quot;issue&quot;:&quot;6&quot;,&quot;volume&quot;:&quot;80&quot;},&quot;isTemporary&quot;:false,&quot;suppress-author&quot;:false,&quot;composite&quot;:true,&quot;author-only&quot;:false}]},{&quot;citationID&quot;:&quot;MENDELEY_CITATION_1f76c952-33b5-4f06-a9ca-d606360f190f&quot;,&quot;properties&quot;:{&quot;noteIndex&quot;:0,&quot;mode&quot;:&quot;composite&quot;},&quot;isEdited&quot;:false,&quot;manualOverride&quot;:{&quot;isManuallyOverridden&quot;:false,&quot;citeprocText&quot;:&quot;Malik et al. (2021)&quot;,&quot;manualOverrideText&quot;:&quot;&quot;},&quot;citationTag&quot;:&quot;MENDELEY_CITATION_v3_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&quot;,&quot;citationItems&quot;:[{&quot;displayAs&quot;:&quot;composite&quot;,&quot;label&quot;:&quot;page&quot;,&quot;id&quot;:&quot;d7dc5884-9081-354c-86f9-2f5064e3fc5f&quot;,&quot;itemData&quot;:{&quot;type&quot;:&quot;article-journal&quot;,&quot;id&quot;:&quot;d7dc5884-9081-354c-86f9-2f5064e3fc5f&quot;,&quot;title&quot;:&quot;Automatic speech recognition: a survey&quot;,&quot;author&quot;:[{&quot;family&quot;:&quot;Malik&quot;,&quot;given&quot;:&quot;Mishaim&quot;,&quot;parse-names&quot;:false,&quot;dropping-particle&quot;:&quot;&quot;,&quot;non-dropping-particle&quot;:&quot;&quot;},{&quot;family&quot;:&quot;Malik&quot;,&quot;given&quot;:&quot;Muhammad Kamran&quot;,&quot;parse-names&quot;:false,&quot;dropping-particle&quot;:&quot;&quot;,&quot;non-dropping-particle&quot;:&quot;&quot;},{&quot;family&quot;:&quot;Mehmood&quot;,&quot;given&quot;:&quot;Khawar&quot;,&quot;parse-names&quot;:false,&quot;dropping-particle&quot;:&quot;&quot;,&quot;non-dropping-particle&quot;:&quot;&quot;},{&quot;family&quot;:&quot;Makhdoom&quot;,&quot;given&quot;:&quot;Imran&quot;,&quot;parse-names&quot;:false,&quot;dropping-particle&quot;:&quot;&quot;,&quot;non-dropping-particle&quot;:&quot;&quot;}],&quot;container-title&quot;:&quot;Multimedia Tools and Applications&quot;,&quot;container-title-short&quot;:&quot;Multimed. Tools Appl.&quot;,&quot;DOI&quot;:&quot;10.1007/s11042-020-10073-7&quot;,&quot;ISSN&quot;:&quot;15737721&quot;,&quot;issued&quot;:{&quot;date-parts&quot;:[[2021,3,1]]},&quot;page&quot;:&quot;9411-9457&quot;,&quot;abstract&quot;:&quot;Recently great strides have been made in the field of automatic speech recognition (ASR) by using various deep learning techniques. In this study, we present a thorough comparison between cutting-edged techniques currently being used in this area, with a special focus on the various deep learning methods. This study explores different feature extraction methods, state-of-the-art classification models, and vis-a-vis their impact on an ASR. As deep learning techniques are very data-dependent different speech datasets that are available online are also discussed in detail. In the end, the various online toolkits, resources, and language models that can be helpful in the formulation of an ASR are also proffered. In this study, we captured every aspect that can impact the performance of an ASR. Hence, we speculate that this work is a good starting point for academics interested in ASR research.&quot;,&quot;publisher&quot;:&quot;Springer&quot;,&quot;issue&quot;:&quot;6&quot;,&quot;volume&quot;:&quot;80&quot;},&quot;isTemporary&quot;:false,&quot;suppress-author&quot;:false,&quot;composite&quot;:true,&quot;author-only&quot;:false}]},{&quot;citationID&quot;:&quot;MENDELEY_CITATION_aab7512a-c1a2-42b9-8f4a-34c746d6d479&quot;,&quot;properties&quot;:{&quot;noteIndex&quot;:0},&quot;isEdited&quot;:false,&quot;manualOverride&quot;:{&quot;isManuallyOverridden&quot;:false,&quot;citeprocText&quot;:&quot;(Malik et al., 2021)&quot;,&quot;manualOverrideText&quot;:&quot;&quot;},&quot;citationTag&quot;:&quot;MENDELEY_CITATION_v3_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&quot;,&quot;citationItems&quot;:[{&quot;id&quot;:&quot;d7dc5884-9081-354c-86f9-2f5064e3fc5f&quot;,&quot;itemData&quot;:{&quot;type&quot;:&quot;article-journal&quot;,&quot;id&quot;:&quot;d7dc5884-9081-354c-86f9-2f5064e3fc5f&quot;,&quot;title&quot;:&quot;Automatic speech recognition: a survey&quot;,&quot;author&quot;:[{&quot;family&quot;:&quot;Malik&quot;,&quot;given&quot;:&quot;Mishaim&quot;,&quot;parse-names&quot;:false,&quot;dropping-particle&quot;:&quot;&quot;,&quot;non-dropping-particle&quot;:&quot;&quot;},{&quot;family&quot;:&quot;Malik&quot;,&quot;given&quot;:&quot;Muhammad Kamran&quot;,&quot;parse-names&quot;:false,&quot;dropping-particle&quot;:&quot;&quot;,&quot;non-dropping-particle&quot;:&quot;&quot;},{&quot;family&quot;:&quot;Mehmood&quot;,&quot;given&quot;:&quot;Khawar&quot;,&quot;parse-names&quot;:false,&quot;dropping-particle&quot;:&quot;&quot;,&quot;non-dropping-particle&quot;:&quot;&quot;},{&quot;family&quot;:&quot;Makhdoom&quot;,&quot;given&quot;:&quot;Imran&quot;,&quot;parse-names&quot;:false,&quot;dropping-particle&quot;:&quot;&quot;,&quot;non-dropping-particle&quot;:&quot;&quot;}],&quot;container-title&quot;:&quot;Multimedia Tools and Applications&quot;,&quot;container-title-short&quot;:&quot;Multimed. Tools Appl.&quot;,&quot;DOI&quot;:&quot;10.1007/s11042-020-10073-7&quot;,&quot;ISSN&quot;:&quot;15737721&quot;,&quot;issued&quot;:{&quot;date-parts&quot;:[[2021,3,1]]},&quot;page&quot;:&quot;9411-9457&quot;,&quot;abstract&quot;:&quot;Recently great strides have been made in the field of automatic speech recognition (ASR) by using various deep learning techniques. In this study, we present a thorough comparison between cutting-edged techniques currently being used in this area, with a special focus on the various deep learning methods. This study explores different feature extraction methods, state-of-the-art classification models, and vis-a-vis their impact on an ASR. As deep learning techniques are very data-dependent different speech datasets that are available online are also discussed in detail. In the end, the various online toolkits, resources, and language models that can be helpful in the formulation of an ASR are also proffered. In this study, we captured every aspect that can impact the performance of an ASR. Hence, we speculate that this work is a good starting point for academics interested in ASR research.&quot;,&quot;publisher&quot;:&quot;Springer&quot;,&quot;issue&quot;:&quot;6&quot;,&quot;volume&quot;:&quot;80&quot;},&quot;isTemporary&quot;:false}]},{&quot;citationID&quot;:&quot;MENDELEY_CITATION_79c65f88-db1f-498f-a54c-2604ac7631a0&quot;,&quot;properties&quot;:{&quot;noteIndex&quot;:0,&quot;mode&quot;:&quot;composite&quot;},&quot;isEdited&quot;:false,&quot;manualOverride&quot;:{&quot;isManuallyOverridden&quot;:false,&quot;citeprocText&quot;:&quot;Prabhavalkar et al. (2024)&quot;,&quot;manualOverrideText&quot;:&quot;&quot;},&quot;citationTag&quot;:&quot;MENDELEY_CITATION_v3_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&quot;,&quot;citationItems&quot;:[{&quot;displayAs&quot;:&quot;composite&quot;,&quot;label&quot;:&quot;page&quot;,&quot;id&quot;:&quot;5d6ff4f2-4d68-3531-9bd0-d39a20f28525&quot;,&quot;itemData&quot;:{&quot;type&quot;:&quot;article-journal&quot;,&quot;id&quot;:&quot;5d6ff4f2-4d68-3531-9bd0-d39a20f28525&quot;,&quot;title&quot;:&quot;End-to-End Speech Recognition: A Survey&quot;,&quot;author&quot;:[{&quot;family&quot;:&quot;Prabhavalkar&quot;,&quot;given&quot;:&quot;Rohit&quot;,&quot;parse-names&quot;:false,&quot;dropping-particle&quot;:&quot;&quot;,&quot;non-dropping-particle&quot;:&quot;&quot;},{&quot;family&quot;:&quot;Hori&quot;,&quot;given&quot;:&quot;Takaaki&quot;,&quot;parse-names&quot;:false,&quot;dropping-particle&quot;:&quot;&quot;,&quot;non-dropping-particle&quot;:&quot;&quot;},{&quot;family&quot;:&quot;Sainath&quot;,&quot;given&quot;:&quot;Tara N.&quot;,&quot;parse-names&quot;:false,&quot;dropping-particle&quot;:&quot;&quot;,&quot;non-dropping-particle&quot;:&quot;&quot;},{&quot;family&quot;:&quot;Schluter&quot;,&quot;given&quot;:&quot;Ralf&quot;,&quot;parse-names&quot;:false,&quot;dropping-particle&quot;:&quot;&quot;,&quot;non-dropping-particle&quot;:&quot;&quot;},{&quot;family&quot;:&quot;Watanabe&quot;,&quot;given&quot;:&quot;Shinji&quot;,&quot;parse-names&quot;:false,&quot;dropping-particle&quot;:&quot;&quot;,&quot;non-dropping-particle&quot;:&quot;&quot;}],&quot;container-title&quot;:&quot;IEEE/ACM Transactions on Audio Speech and Language Processing&quot;,&quot;container-title-short&quot;:&quot;IEEE/ACM Trans. Audio Speech Lang. Process.&quot;,&quot;DOI&quot;:&quot;10.1109/TASLP.2023.3328283&quot;,&quot;ISSN&quot;:&quot;23299304&quot;,&quot;issued&quot;:{&quot;date-parts&quot;:[[2024]]},&quot;page&quot;:&quot;325-351&quot;,&quot;abstract&quot;:&quot;In the last decade of automatic speech recognition (ASR) research, the introduction of deep learning has brought considerable reductions in word error rate of more than 50% relative, compared to modeling without deep learning. In the wake of this transition, a number of all-neural ASR architectures have been introduced. These so-called end-to-end (E2E) models provide highly integrated, completely neural ASR models, which rely strongly on general machine learning knowledge, learn more consistently from data, with lower dependence on ASR domain-specific experience. The success and enthusiastic adoption of deep learning, accompanied by more generic model architectures has led to E2E models now becoming the prominent ASR approach. The goal of this survey is to provide a taxonomy of E2E ASR models and corresponding improvements, and to discuss their properties and their relationship to classical hidden Markov model (HMM) based ASR architectures. All relevant aspects of E2E ASR are covered in this work: modeling, training, decoding, and external language model integration, discussions of performance and deployment opportunities, as well as an outlook into potential future developments.&quot;,&quot;publisher&quot;:&quot;Institute of Electrical and Electronics Engineers Inc.&quot;,&quot;volume&quot;:&quot;32&quot;},&quot;isTemporary&quot;:false,&quot;suppress-author&quot;:false,&quot;composite&quot;:true,&quot;author-only&quot;:false}]},{&quot;citationID&quot;:&quot;MENDELEY_CITATION_a7231034-740b-41e3-8376-ded2586c8e4c&quot;,&quot;properties&quot;:{&quot;noteIndex&quot;:0},&quot;isEdited&quot;:false,&quot;manualOverride&quot;:{&quot;isManuallyOverridden&quot;:false,&quot;citeprocText&quot;:&quot;(Prabhavalkar et al., 2024)&quot;,&quot;manualOverrideText&quot;:&quot;&quot;},&quot;citationTag&quot;:&quot;MENDELEY_CITATION_v3_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&quot;,&quot;citationItems&quot;:[{&quot;id&quot;:&quot;5d6ff4f2-4d68-3531-9bd0-d39a20f28525&quot;,&quot;itemData&quot;:{&quot;type&quot;:&quot;article-journal&quot;,&quot;id&quot;:&quot;5d6ff4f2-4d68-3531-9bd0-d39a20f28525&quot;,&quot;title&quot;:&quot;End-to-End Speech Recognition: A Survey&quot;,&quot;author&quot;:[{&quot;family&quot;:&quot;Prabhavalkar&quot;,&quot;given&quot;:&quot;Rohit&quot;,&quot;parse-names&quot;:false,&quot;dropping-particle&quot;:&quot;&quot;,&quot;non-dropping-particle&quot;:&quot;&quot;},{&quot;family&quot;:&quot;Hori&quot;,&quot;given&quot;:&quot;Takaaki&quot;,&quot;parse-names&quot;:false,&quot;dropping-particle&quot;:&quot;&quot;,&quot;non-dropping-particle&quot;:&quot;&quot;},{&quot;family&quot;:&quot;Sainath&quot;,&quot;given&quot;:&quot;Tara N.&quot;,&quot;parse-names&quot;:false,&quot;dropping-particle&quot;:&quot;&quot;,&quot;non-dropping-particle&quot;:&quot;&quot;},{&quot;family&quot;:&quot;Schluter&quot;,&quot;given&quot;:&quot;Ralf&quot;,&quot;parse-names&quot;:false,&quot;dropping-particle&quot;:&quot;&quot;,&quot;non-dropping-particle&quot;:&quot;&quot;},{&quot;family&quot;:&quot;Watanabe&quot;,&quot;given&quot;:&quot;Shinji&quot;,&quot;parse-names&quot;:false,&quot;dropping-particle&quot;:&quot;&quot;,&quot;non-dropping-particle&quot;:&quot;&quot;}],&quot;container-title&quot;:&quot;IEEE/ACM Transactions on Audio Speech and Language Processing&quot;,&quot;container-title-short&quot;:&quot;IEEE/ACM Trans. Audio Speech Lang. Process.&quot;,&quot;DOI&quot;:&quot;10.1109/TASLP.2023.3328283&quot;,&quot;ISSN&quot;:&quot;23299304&quot;,&quot;issued&quot;:{&quot;date-parts&quot;:[[2024]]},&quot;page&quot;:&quot;325-351&quot;,&quot;abstract&quot;:&quot;In the last decade of automatic speech recognition (ASR) research, the introduction of deep learning has brought considerable reductions in word error rate of more than 50% relative, compared to modeling without deep learning. In the wake of this transition, a number of all-neural ASR architectures have been introduced. These so-called end-to-end (E2E) models provide highly integrated, completely neural ASR models, which rely strongly on general machine learning knowledge, learn more consistently from data, with lower dependence on ASR domain-specific experience. The success and enthusiastic adoption of deep learning, accompanied by more generic model architectures has led to E2E models now becoming the prominent ASR approach. The goal of this survey is to provide a taxonomy of E2E ASR models and corresponding improvements, and to discuss their properties and their relationship to classical hidden Markov model (HMM) based ASR architectures. All relevant aspects of E2E ASR are covered in this work: modeling, training, decoding, and external language model integration, discussions of performance and deployment opportunities, as well as an outlook into potential future developments.&quot;,&quot;publisher&quot;:&quot;Institute of Electrical and Electronics Engineers Inc.&quot;,&quot;volume&quot;:&quot;32&quot;},&quot;isTemporary&quot;:false}]},{&quot;citationID&quot;:&quot;MENDELEY_CITATION_ca562bcf-acc4-4ab3-86be-e796264aad95&quot;,&quot;properties&quot;:{&quot;noteIndex&quot;:0},&quot;isEdited&quot;:false,&quot;manualOverride&quot;:{&quot;isManuallyOverridden&quot;:false,&quot;citeprocText&quot;:&quot;(Nayeem et al., 2025)&quot;,&quot;manualOverrideText&quot;:&quot;&quot;},&quot;citationTag&quot;:&quot;MENDELEY_CITATION_v3_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&quot;,&quot;citationItems&quot;:[{&quot;id&quot;:&quot;48218fab-71ce-3807-b1c2-7cdc9ec915de&quot;,&quot;itemData&quot;:{&quot;type&quot;:&quot;article-journal&quot;,&quot;id&quot;:&quot;48218fab-71ce-3807-b1c2-7cdc9ec915de&quot;,&quot;title&quot;:&quot;Automatic Speech Recognition in the Modern Era: Architectures, Training, and Evaluation&quot;,&quot;author&quot;:[{&quot;family&quot;:&quot;Nayeem&quot;,&quot;given&quot;:&quot;Md.&quot;,&quot;parse-names&quot;:false,&quot;dropping-particle&quot;:&quot;&quot;,&quot;non-dropping-particle&quot;:&quot;&quot;},{&quot;family&quot;:&quot;Tabrej&quot;,&quot;given&quot;:&quot;Md Shamse&quot;,&quot;parse-names&quot;:false,&quot;dropping-particle&quot;:&quot;&quot;,&quot;non-dropping-particle&quot;:&quot;&quot;},{&quot;family&quot;:&quot;Deb&quot;,&quot;given&quot;:&quot;Kabbojit Jit&quot;,&quot;parse-names&quot;:false,&quot;dropping-particle&quot;:&quot;&quot;,&quot;non-dropping-particle&quot;:&quot;&quot;},{&quot;family&quot;:&quot;Goswami&quot;,&quot;given&quot;:&quot;Shaonti&quot;,&quot;parse-names&quot;:false,&quot;dropping-particle&quot;:&quot;&quot;,&quot;non-dropping-particle&quot;:&quot;&quot;},{&quot;family&quot;:&quot;Hakim&quot;,&quot;given&quot;:&quot;Md. Azizul&quot;,&quot;parse-names&quot;:false,&quot;dropping-particle&quot;:&quot;&quot;,&quot;non-dropping-particle&quot;:&quot;&quot;}],&quot;URL&quot;:&quot;http://arxiv.org/abs/2510.12827&quot;,&quot;issued&quot;:{&quot;date-parts&quot;:[[2025,10,11]]},&quot;abstract&quot;:&quot;Automatic Speech Recognition (ASR) has undergone a profound transformation over the past decade, driven by advances in deep learning. This survey provides a comprehensive overview of the modern era of ASR, charting its evolution from traditional hybrid systems, such as Gaussian Mixture Model-Hidden Markov Models (GMM-HMMs) and Deep Neural Network-HMMs (DNN-HMMs), to the now-dominant end-to-end neural architectures. We systematically review the foundational end-to-end paradigms: Connectionist Temporal Classification (CTC), attention-based encoder-decoder models, and the Recurrent Neural Network Transducer (RNN-T), which established the groundwork for fully integrated speech-to-text systems. We then detail the subsequent architectural shift towards Transformer and Conformer models, which leverage self-attention to capture long-range dependencies with high computational efficiency. A central theme of this survey is the parallel revolution in training paradigms. We examine the progression from fully supervised learning, augmented by techniques like SpecAugment, to the rise of self-supervised learning (SSL) with foundation models such as wav2vec 2.0, which drastically reduce the reliance on transcribed data. Furthermore, we analyze the impact of largescale, weakly supervised models like Whisper, which achieve unprecedented robustness through massive data diversity. The paper also covers essential ecosystem components, including key datasets and benchmarks (e.g., LibriSpeech, Switchboard, CHiME), standard evaluation metrics (e.g., Word Error Rate), and critical considerations for real-world deployment, such as streaming inference, on-device efficiency, and the ethical imperatives of fairness and robustness. We conclude by outlining open challenges and future research directions.&quot;,&quot;container-title-short&quot;:&quot;&quot;},&quot;isTemporary&quot;:false}]},{&quot;citationID&quot;:&quot;MENDELEY_CITATION_29d6d9d1-3439-4b13-a465-3604e7d9f76c&quot;,&quot;properties&quot;:{&quot;noteIndex&quot;:0},&quot;isEdited&quot;:false,&quot;manualOverride&quot;:{&quot;isManuallyOverridden&quot;:false,&quot;citeprocText&quot;:&quot;(Nayeem et al., 2025)&quot;,&quot;manualOverrideText&quot;:&quot;&quot;},&quot;citationTag&quot;:&quot;MENDELEY_CITATION_v3_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&quot;,&quot;citationItems&quot;:[{&quot;id&quot;:&quot;48218fab-71ce-3807-b1c2-7cdc9ec915de&quot;,&quot;itemData&quot;:{&quot;type&quot;:&quot;article-journal&quot;,&quot;id&quot;:&quot;48218fab-71ce-3807-b1c2-7cdc9ec915de&quot;,&quot;title&quot;:&quot;Automatic Speech Recognition in the Modern Era: Architectures, Training, and Evaluation&quot;,&quot;author&quot;:[{&quot;family&quot;:&quot;Nayeem&quot;,&quot;given&quot;:&quot;Md.&quot;,&quot;parse-names&quot;:false,&quot;dropping-particle&quot;:&quot;&quot;,&quot;non-dropping-particle&quot;:&quot;&quot;},{&quot;family&quot;:&quot;Tabrej&quot;,&quot;given&quot;:&quot;Md Shamse&quot;,&quot;parse-names&quot;:false,&quot;dropping-particle&quot;:&quot;&quot;,&quot;non-dropping-particle&quot;:&quot;&quot;},{&quot;family&quot;:&quot;Deb&quot;,&quot;given&quot;:&quot;Kabbojit Jit&quot;,&quot;parse-names&quot;:false,&quot;dropping-particle&quot;:&quot;&quot;,&quot;non-dropping-particle&quot;:&quot;&quot;},{&quot;family&quot;:&quot;Goswami&quot;,&quot;given&quot;:&quot;Shaonti&quot;,&quot;parse-names&quot;:false,&quot;dropping-particle&quot;:&quot;&quot;,&quot;non-dropping-particle&quot;:&quot;&quot;},{&quot;family&quot;:&quot;Hakim&quot;,&quot;given&quot;:&quot;Md. Azizul&quot;,&quot;parse-names&quot;:false,&quot;dropping-particle&quot;:&quot;&quot;,&quot;non-dropping-particle&quot;:&quot;&quot;}],&quot;URL&quot;:&quot;http://arxiv.org/abs/2510.12827&quot;,&quot;issued&quot;:{&quot;date-parts&quot;:[[2025,10,11]]},&quot;abstract&quot;:&quot;Automatic Speech Recognition (ASR) has undergone a profound transformation over the past decade, driven by advances in deep learning. This survey provides a comprehensive overview of the modern era of ASR, charting its evolution from traditional hybrid systems, such as Gaussian Mixture Model-Hidden Markov Models (GMM-HMMs) and Deep Neural Network-HMMs (DNN-HMMs), to the now-dominant end-to-end neural architectures. We systematically review the foundational end-to-end paradigms: Connectionist Temporal Classification (CTC), attention-based encoder-decoder models, and the Recurrent Neural Network Transducer (RNN-T), which established the groundwork for fully integrated speech-to-text systems. We then detail the subsequent architectural shift towards Transformer and Conformer models, which leverage self-attention to capture long-range dependencies with high computational efficiency. A central theme of this survey is the parallel revolution in training paradigms. We examine the progression from fully supervised learning, augmented by techniques like SpecAugment, to the rise of self-supervised learning (SSL) with foundation models such as wav2vec 2.0, which drastically reduce the reliance on transcribed data. Furthermore, we analyze the impact of largescale, weakly supervised models like Whisper, which achieve unprecedented robustness through massive data diversity. The paper also covers essential ecosystem components, including key datasets and benchmarks (e.g., LibriSpeech, Switchboard, CHiME), standard evaluation metrics (e.g., Word Error Rate), and critical considerations for real-world deployment, such as streaming inference, on-device efficiency, and the ethical imperatives of fairness and robustness. We conclude by outlining open challenges and future research directions.&quot;,&quot;container-title-short&quot;:&quot;&quot;},&quot;isTemporary&quot;:false}]},{&quot;citationID&quot;:&quot;MENDELEY_CITATION_db6fc100-de25-48b4-a18a-86fb26159b5d&quot;,&quot;properties&quot;:{&quot;noteIndex&quot;:0,&quot;mode&quot;:&quot;composite&quot;},&quot;isEdited&quot;:false,&quot;manualOverride&quot;:{&quot;isManuallyOverridden&quot;:false,&quot;citeprocText&quot;:&quot;Radford et al. (2022)&quot;,&quot;manualOverrideText&quot;:&quot;&quot;},&quot;citationTag&quot;:&quot;MENDELEY_CITATION_v3_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&quot;,&quot;citationItems&quot;:[{&quot;displayAs&quot;:&quot;composite&quot;,&quot;label&quot;:&quot;page&quot;,&quot;id&quot;:&quot;24400b57-f0d6-313a-b8e4-e7229294ab95&quot;,&quot;itemData&quot;:{&quot;type&quot;:&quot;article-journal&quot;,&quot;id&quot;:&quot;24400b57-f0d6-313a-b8e4-e7229294ab95&quot;,&quot;title&quot;:&quot;Robust Speech Recognition via Large-Scale Weak Supervision&quot;,&quot;author&quot;:[{&quot;family&quot;:&quot;Radford&quot;,&quot;given&quot;:&quot;Alec&quot;,&quot;parse-names&quot;:false,&quot;dropping-particle&quot;:&quot;&quot;,&quot;non-dropping-particle&quot;:&quot;&quot;},{&quot;family&quot;:&quot;Kim&quot;,&quot;given&quot;:&quot;Jong Wook&quot;,&quot;parse-names&quot;:false,&quot;dropping-particle&quot;:&quot;&quot;,&quot;non-dropping-particle&quot;:&quot;&quot;},{&quot;family&quot;:&quot;Xu&quot;,&quot;given&quot;:&quot;Tao&quot;,&quot;parse-names&quot;:false,&quot;dropping-particle&quot;:&quot;&quot;,&quot;non-dropping-particle&quot;:&quot;&quot;},{&quot;family&quot;:&quot;Brockman&quot;,&quot;given&quot;:&quot;Greg&quot;,&quot;parse-names&quot;:false,&quot;dropping-particle&quot;:&quot;&quot;,&quot;non-dropping-particle&quot;:&quot;&quot;},{&quot;family&quot;:&quot;McLeavey&quot;,&quot;given&quot;:&quot;Christine&quot;,&quot;parse-names&quot;:false,&quot;dropping-particle&quot;:&quot;&quot;,&quot;non-dropping-particle&quot;:&quot;&quot;},{&quot;family&quot;:&quot;Sutskever&quot;,&quot;given&quot;:&quot;Ilya&quot;,&quot;parse-names&quot;:false,&quot;dropping-particle&quot;:&quot;&quot;,&quot;non-dropping-particle&quot;:&quot;&quot;}],&quot;URL&quot;:&quot;http://arxiv.org/abs/2212.04356&quot;,&quot;issued&quot;:{&quot;date-parts&quot;:[[2022,12,6]]},&quot;abstract&quot;:&quot;We study the capabilities of speech processing systems trained simply to predict large amounts of transcripts of audio on the internet. When scaled to 680,000 hours of multilingual and multitask supervision, the resulting models generalize well to standard benchmarks and are often competitive with prior fully supervised results but in a zero-shot transfer setting without the need for any fine-tuning. When compared to humans, the models approach their accuracy and robustness. We are releasing models and inference code to serve as a foundation for further work on robust speech processing.&quot;,&quot;container-title-short&quot;:&quot;&quot;},&quot;isTemporary&quot;:false,&quot;suppress-author&quot;:false,&quot;composite&quot;:true,&quot;author-only&quot;:false}]},{&quot;citationID&quot;:&quot;MENDELEY_CITATION_546b27f2-a413-4958-9636-508d24f98165&quot;,&quot;properties&quot;:{&quot;noteIndex&quot;:0},&quot;isEdited&quot;:false,&quot;manualOverride&quot;:{&quot;isManuallyOverridden&quot;:false,&quot;citeprocText&quot;:&quot;(Radford et al., 2022)&quot;,&quot;manualOverrideText&quot;:&quot;&quot;},&quot;citationTag&quot;:&quot;MENDELEY_CITATION_v3_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&quot;,&quot;citationItems&quot;:[{&quot;id&quot;:&quot;24400b57-f0d6-313a-b8e4-e7229294ab95&quot;,&quot;itemData&quot;:{&quot;type&quot;:&quot;article-journal&quot;,&quot;id&quot;:&quot;24400b57-f0d6-313a-b8e4-e7229294ab95&quot;,&quot;title&quot;:&quot;Robust Speech Recognition via Large-Scale Weak Supervision&quot;,&quot;author&quot;:[{&quot;family&quot;:&quot;Radford&quot;,&quot;given&quot;:&quot;Alec&quot;,&quot;parse-names&quot;:false,&quot;dropping-particle&quot;:&quot;&quot;,&quot;non-dropping-particle&quot;:&quot;&quot;},{&quot;family&quot;:&quot;Kim&quot;,&quot;given&quot;:&quot;Jong Wook&quot;,&quot;parse-names&quot;:false,&quot;dropping-particle&quot;:&quot;&quot;,&quot;non-dropping-particle&quot;:&quot;&quot;},{&quot;family&quot;:&quot;Xu&quot;,&quot;given&quot;:&quot;Tao&quot;,&quot;parse-names&quot;:false,&quot;dropping-particle&quot;:&quot;&quot;,&quot;non-dropping-particle&quot;:&quot;&quot;},{&quot;family&quot;:&quot;Brockman&quot;,&quot;given&quot;:&quot;Greg&quot;,&quot;parse-names&quot;:false,&quot;dropping-particle&quot;:&quot;&quot;,&quot;non-dropping-particle&quot;:&quot;&quot;},{&quot;family&quot;:&quot;McLeavey&quot;,&quot;given&quot;:&quot;Christine&quot;,&quot;parse-names&quot;:false,&quot;dropping-particle&quot;:&quot;&quot;,&quot;non-dropping-particle&quot;:&quot;&quot;},{&quot;family&quot;:&quot;Sutskever&quot;,&quot;given&quot;:&quot;Ilya&quot;,&quot;parse-names&quot;:false,&quot;dropping-particle&quot;:&quot;&quot;,&quot;non-dropping-particle&quot;:&quot;&quot;}],&quot;URL&quot;:&quot;http://arxiv.org/abs/2212.04356&quot;,&quot;issued&quot;:{&quot;date-parts&quot;:[[2022,12,6]]},&quot;abstract&quot;:&quot;We study the capabilities of speech processing systems trained simply to predict large amounts of transcripts of audio on the internet. When scaled to 680,000 hours of multilingual and multitask supervision, the resulting models generalize well to standard benchmarks and are often competitive with prior fully supervised results but in a zero-shot transfer setting without the need for any fine-tuning. When compared to humans, the models approach their accuracy and robustness. We are releasing models and inference code to serve as a foundation for further work on robust speech processing.&quot;,&quot;container-title-short&quot;:&quot;&quot;},&quot;isTemporary&quot;:false}]}]"/>
     <we:property name="MENDELEY_CITATIONS_STYLE" value="{&quot;id&quot;:&quot;https://www.zotero.org/styles/apa&quot;,&quot;title&quot;:&quot;APA Style 7th edition&quot;,&quot;format&quot;:&quot;author-date&quot;,&quot;defaultLocale&quot;:null,&quot;isLocaleCodeValid&quot;:true}"/>
   </we:properties>
   <we:bindings/>
